--- a/تحديد بيئة التشغيل والمنصات وخطة النشر والاستضافة إدارة البيانات والنسخ الاحطياطي.docx
+++ b/تحديد بيئة التشغيل والمنصات وخطة النشر والاستضافة إدارة البيانات والنسخ الاحطياطي.docx
@@ -5,19 +5,28 @@
     <w:p>
       <w:pPr>
         <w:bidi/>
-      </w:pPr>
-    </w:p>
-    <w:p>
-      <w:pPr>
-        <w:bidi/>
-      </w:pPr>
-    </w:p>
-    <w:p>
-      <w:pPr>
-        <w:bidi/>
-        <w:rPr>
-          <w:sz w:val="32"/>
-          <w:szCs w:val="32"/>
+        <w:rPr>
+          <w:sz w:val="24"/>
+          <w:szCs w:val="24"/>
+        </w:rPr>
+      </w:pPr>
+    </w:p>
+    <w:p>
+      <w:pPr>
+        <w:bidi/>
+        <w:rPr>
+          <w:sz w:val="24"/>
+          <w:szCs w:val="24"/>
+        </w:rPr>
+      </w:pPr>
+    </w:p>
+    <w:p>
+      <w:pPr>
+        <w:bidi/>
+        <w:rPr>
+          <w:rFonts w:asciiTheme="minorBidi" w:hAnsiTheme="minorBidi"/>
+          <w:sz w:val="24"/>
+          <w:szCs w:val="24"/>
         </w:rPr>
       </w:pPr>
       <w:r>
@@ -25,676 +34,1517 @@
           <w:rStyle w:val="Strong"/>
           <w:rFonts w:ascii="Segoe UI" w:hAnsi="Segoe UI" w:cs="Segoe UI" w:hint="cs"/>
           <w:color w:val="F0F6FC"/>
-          <w:sz w:val="32"/>
-          <w:szCs w:val="32"/>
+          <w:sz w:val="24"/>
+          <w:szCs w:val="24"/>
           <w:shd w:val="clear" w:color="auto" w:fill="0D1117"/>
           <w:rtl/>
         </w:rPr>
+        <w:t>1</w:t>
+      </w:r>
+      <w:r>
+        <w:rPr>
+          <w:rStyle w:val="Strong"/>
+          <w:rFonts w:asciiTheme="minorBidi" w:hAnsiTheme="minorBidi"/>
+          <w:color w:val="F0F6FC"/>
+          <w:sz w:val="24"/>
+          <w:szCs w:val="24"/>
+          <w:shd w:val="clear" w:color="auto" w:fill="0D1117"/>
+          <w:rtl/>
+        </w:rPr>
+        <w:t xml:space="preserve">.تحديد بيئة التشغيل والمنصات </w:t>
+      </w:r>
+    </w:p>
+    <w:p>
+      <w:pPr>
+        <w:bidi/>
+        <w:rPr>
+          <w:rFonts w:asciiTheme="minorBidi" w:hAnsiTheme="minorBidi"/>
+          <w:sz w:val="24"/>
+          <w:szCs w:val="24"/>
+        </w:rPr>
+      </w:pPr>
+      <w:r>
+        <w:rPr>
+          <w:sz w:val="24"/>
+          <w:szCs w:val="24"/>
+        </w:rPr>
+        <w:t>-</w:t>
+      </w:r>
+      <w:r>
+        <w:rPr>
+          <w:rFonts w:asciiTheme="minorBidi" w:hAnsiTheme="minorBidi"/>
+          <w:sz w:val="24"/>
+          <w:szCs w:val="24"/>
+        </w:rPr>
+        <w:t>1</w:t>
+      </w:r>
+      <w:r>
+        <w:rPr>
+          <w:rFonts w:asciiTheme="minorBidi" w:hAnsiTheme="minorBidi"/>
+          <w:sz w:val="24"/>
+          <w:szCs w:val="24"/>
+          <w:rtl/>
+        </w:rPr>
+        <w:t>المتصفحات المدعومة</w:t>
+      </w:r>
+    </w:p>
+    <w:p>
+      <w:pPr>
+        <w:bidi/>
+        <w:rPr>
+          <w:sz w:val="24"/>
+          <w:szCs w:val="24"/>
+        </w:rPr>
+      </w:pPr>
+      <w:r>
+        <w:rPr>
+          <w:sz w:val="24"/>
+          <w:szCs w:val="24"/>
+          <w:rtl/>
+        </w:rPr>
+        <w:t>يجب أن يعمل النظام بشكل متوافق مع أشهر متصفحات الويب لضمان تجربة مستخدم مستقرة، وتشمل</w:t>
+      </w:r>
+      <w:r>
+        <w:rPr>
+          <w:sz w:val="24"/>
+          <w:szCs w:val="24"/>
+        </w:rPr>
+        <w:t>:</w:t>
+      </w:r>
+    </w:p>
+    <w:p>
+      <w:pPr>
+        <w:bidi/>
+        <w:rPr>
+          <w:sz w:val="24"/>
+          <w:szCs w:val="24"/>
+          <w:rtl/>
+          <w:lang w:bidi="ar-JO"/>
+        </w:rPr>
+      </w:pPr>
+      <w:r>
+        <w:rPr>
+          <w:sz w:val="24"/>
+          <w:szCs w:val="24"/>
+        </w:rPr>
+        <w:t>1</w:t>
+      </w:r>
+      <w:r>
+        <w:rPr>
+          <w:rFonts w:hint="cs"/>
+          <w:sz w:val="24"/>
+          <w:szCs w:val="24"/>
+          <w:rtl/>
+        </w:rPr>
+        <w:t>.</w:t>
+      </w:r>
+      <w:r>
+        <w:rPr>
+          <w:rFonts w:hint="cs"/>
+          <w:sz w:val="24"/>
+          <w:szCs w:val="24"/>
+          <w:rtl/>
+          <w:lang w:bidi="ar-JO"/>
+        </w:rPr>
+        <w:t xml:space="preserve">قوقل كروم </w:t>
+      </w:r>
+    </w:p>
+    <w:p>
+      <w:pPr>
+        <w:bidi/>
+        <w:rPr>
+          <w:sz w:val="24"/>
+          <w:szCs w:val="24"/>
+          <w:rtl/>
+          <w:lang w:bidi="ar-JO"/>
+        </w:rPr>
+      </w:pPr>
+      <w:r>
+        <w:rPr>
+          <w:rFonts w:hint="cs"/>
+          <w:sz w:val="24"/>
+          <w:szCs w:val="24"/>
+          <w:rtl/>
+          <w:lang w:bidi="ar-JO"/>
+        </w:rPr>
+        <w:t xml:space="preserve">2.فير فوكس </w:t>
+      </w:r>
+    </w:p>
+    <w:p>
+      <w:pPr>
+        <w:bidi/>
+        <w:rPr>
+          <w:sz w:val="24"/>
+          <w:szCs w:val="24"/>
+          <w:rtl/>
+          <w:lang w:bidi="ar-JO"/>
+        </w:rPr>
+      </w:pPr>
+      <w:r>
+        <w:rPr>
+          <w:rFonts w:hint="cs"/>
+          <w:sz w:val="24"/>
+          <w:szCs w:val="24"/>
+          <w:rtl/>
+          <w:lang w:bidi="ar-JO"/>
+        </w:rPr>
+        <w:t xml:space="preserve">3.مايكرسوفت </w:t>
+      </w:r>
+      <w:proofErr w:type="spellStart"/>
+      <w:r>
+        <w:rPr>
+          <w:rFonts w:hint="cs"/>
+          <w:sz w:val="24"/>
+          <w:szCs w:val="24"/>
+          <w:rtl/>
+          <w:lang w:bidi="ar-JO"/>
+        </w:rPr>
+        <w:t>ايدج</w:t>
+      </w:r>
+      <w:proofErr w:type="spellEnd"/>
+    </w:p>
+    <w:p>
+      <w:pPr>
+        <w:bidi/>
+        <w:rPr>
+          <w:sz w:val="24"/>
+          <w:szCs w:val="24"/>
+          <w:rtl/>
+          <w:lang w:bidi="ar-JO"/>
+        </w:rPr>
+      </w:pPr>
+    </w:p>
+    <w:p>
+      <w:pPr>
+        <w:bidi/>
+        <w:rPr>
+          <w:rFonts w:asciiTheme="minorBidi" w:hAnsiTheme="minorBidi"/>
+          <w:sz w:val="24"/>
+          <w:szCs w:val="24"/>
+          <w:rtl/>
+          <w:lang w:bidi="ar-JO"/>
+        </w:rPr>
+      </w:pPr>
+      <w:r>
+        <w:rPr>
+          <w:rFonts w:hint="cs"/>
+          <w:sz w:val="24"/>
+          <w:szCs w:val="24"/>
+          <w:rtl/>
+          <w:lang w:bidi="ar-JO"/>
+        </w:rPr>
+        <w:t>2</w:t>
+      </w:r>
+      <w:r>
+        <w:rPr>
+          <w:rFonts w:asciiTheme="minorBidi" w:hAnsiTheme="minorBidi"/>
+          <w:sz w:val="24"/>
+          <w:szCs w:val="24"/>
+          <w:rtl/>
+          <w:lang w:bidi="ar-JO"/>
+        </w:rPr>
+        <w:t>.الانظمه المدعومة</w:t>
+      </w:r>
+    </w:p>
+    <w:p>
+      <w:pPr>
+        <w:bidi/>
+        <w:rPr>
+          <w:sz w:val="24"/>
+          <w:szCs w:val="24"/>
+          <w:rtl/>
+        </w:rPr>
+      </w:pPr>
+      <w:r>
+        <w:rPr>
+          <w:sz w:val="24"/>
+          <w:szCs w:val="24"/>
+          <w:rtl/>
+        </w:rPr>
+        <w:t>يجب أن يعمل النظام على مختلف أنظمة التشغيل لضمان الوصول الواسع</w:t>
+      </w:r>
+      <w:r>
+        <w:rPr>
+          <w:sz w:val="24"/>
+          <w:szCs w:val="24"/>
+        </w:rPr>
+        <w:t>:</w:t>
+      </w:r>
+    </w:p>
+    <w:p>
+      <w:pPr>
+        <w:bidi/>
+        <w:spacing w:after="0" w:line="240" w:lineRule="auto"/>
+        <w:rPr>
+          <w:rFonts w:ascii="Times New Roman" w:eastAsia="Times New Roman" w:hAnsi="Times New Roman" w:cs="Times New Roman"/>
+          <w:sz w:val="24"/>
+          <w:szCs w:val="24"/>
+          <w:rtl/>
+        </w:rPr>
+      </w:pPr>
+      <w:r>
+        <w:rPr>
+          <w:rFonts w:ascii="Times New Roman" w:eastAsia="Times New Roman" w:hAnsi="Times New Roman" w:cs="Times New Roman" w:hint="cs"/>
+          <w:sz w:val="24"/>
+          <w:szCs w:val="24"/>
+          <w:rtl/>
+        </w:rPr>
         <w:t>1.</w:t>
+      </w:r>
+      <w:r>
+        <w:rPr>
+          <w:rFonts w:ascii="Times New Roman" w:eastAsia="Times New Roman" w:hAnsi="Times New Roman" w:cs="Times New Roman"/>
+          <w:sz w:val="24"/>
+          <w:szCs w:val="24"/>
+        </w:rPr>
+        <w:t xml:space="preserve"> </w:t>
+      </w:r>
+      <w:r>
+        <w:rPr>
+          <w:rFonts w:ascii="Times New Roman" w:eastAsia="Times New Roman" w:hAnsi="Times New Roman" w:cs="Times New Roman" w:hint="cs"/>
+          <w:sz w:val="24"/>
+          <w:szCs w:val="24"/>
+          <w:rtl/>
+        </w:rPr>
+        <w:t xml:space="preserve">أجهزة الكمبيوتر </w:t>
+      </w:r>
+    </w:p>
+    <w:p>
+      <w:pPr>
+        <w:bidi/>
+        <w:spacing w:after="0" w:line="240" w:lineRule="auto"/>
+        <w:rPr>
+          <w:rFonts w:ascii="Times New Roman" w:eastAsia="Times New Roman" w:hAnsi="Times New Roman" w:cs="Times New Roman"/>
+          <w:sz w:val="24"/>
+          <w:szCs w:val="24"/>
+          <w:rtl/>
+        </w:rPr>
+      </w:pPr>
+      <w:r>
+        <w:rPr>
+          <w:rFonts w:ascii="Times New Roman" w:eastAsia="Times New Roman" w:hAnsi="Times New Roman" w:cs="Times New Roman"/>
+          <w:sz w:val="24"/>
+          <w:szCs w:val="24"/>
+        </w:rPr>
+        <w:t xml:space="preserve"> </w:t>
+      </w:r>
+    </w:p>
+    <w:p>
+      <w:pPr>
+        <w:bidi/>
+        <w:spacing w:after="0" w:line="240" w:lineRule="auto"/>
+        <w:rPr>
+          <w:rFonts w:ascii="Times New Roman" w:eastAsia="Times New Roman" w:hAnsi="Times New Roman" w:cs="Times New Roman"/>
+          <w:sz w:val="24"/>
+          <w:szCs w:val="24"/>
+        </w:rPr>
+      </w:pPr>
+      <w:r>
+        <w:rPr>
+          <w:rFonts w:ascii="Times New Roman" w:eastAsia="Times New Roman" w:hAnsi="Times New Roman" w:cs="Times New Roman" w:hint="cs"/>
+          <w:sz w:val="24"/>
+          <w:szCs w:val="24"/>
+          <w:rtl/>
+        </w:rPr>
+        <w:t>1.</w:t>
+      </w:r>
+      <w:r>
+        <w:rPr>
+          <w:rFonts w:ascii="Times New Roman" w:eastAsia="Times New Roman" w:hAnsi="Times New Roman" w:cs="Times New Roman"/>
+          <w:sz w:val="24"/>
+          <w:szCs w:val="24"/>
+        </w:rPr>
+        <w:t xml:space="preserve">Windows (10 / 11) </w:t>
+      </w:r>
+    </w:p>
+    <w:p>
+      <w:pPr>
+        <w:bidi/>
+        <w:spacing w:after="0" w:line="240" w:lineRule="auto"/>
+        <w:rPr>
+          <w:rFonts w:ascii="Times New Roman" w:eastAsia="Times New Roman" w:hAnsi="Times New Roman" w:cs="Times New Roman"/>
+          <w:sz w:val="24"/>
+          <w:szCs w:val="24"/>
+        </w:rPr>
+      </w:pPr>
+      <w:r>
+        <w:rPr>
+          <w:rFonts w:ascii="Times New Roman" w:eastAsia="Times New Roman" w:hAnsi="Times New Roman" w:cs="Times New Roman" w:hint="cs"/>
+          <w:sz w:val="24"/>
+          <w:szCs w:val="24"/>
+          <w:rtl/>
+        </w:rPr>
+        <w:t>2.</w:t>
+      </w:r>
+      <w:r>
+        <w:rPr>
+          <w:rFonts w:ascii="Times New Roman" w:eastAsia="Times New Roman" w:hAnsi="Times New Roman" w:cs="Times New Roman"/>
+          <w:sz w:val="24"/>
+          <w:szCs w:val="24"/>
+        </w:rPr>
+        <w:t xml:space="preserve">Linux </w:t>
+      </w:r>
+    </w:p>
+    <w:p>
+      <w:pPr>
+        <w:bidi/>
+        <w:spacing w:after="0" w:line="240" w:lineRule="auto"/>
+        <w:rPr>
+          <w:rFonts w:ascii="Times New Roman" w:eastAsia="Times New Roman" w:hAnsi="Times New Roman" w:cs="Times New Roman"/>
+          <w:sz w:val="24"/>
+          <w:szCs w:val="24"/>
+          <w:rtl/>
+        </w:rPr>
+      </w:pPr>
+      <w:r>
+        <w:rPr>
+          <w:rFonts w:ascii="Times New Roman" w:eastAsia="Times New Roman" w:hAnsi="Times New Roman" w:cs="Times New Roman"/>
+          <w:sz w:val="24"/>
+          <w:szCs w:val="24"/>
+        </w:rPr>
+        <w:t xml:space="preserve">  </w:t>
+      </w:r>
+    </w:p>
+    <w:p>
+      <w:pPr>
+        <w:bidi/>
+        <w:spacing w:after="0" w:line="240" w:lineRule="auto"/>
+        <w:rPr>
+          <w:rFonts w:ascii="Times New Roman" w:eastAsia="Times New Roman" w:hAnsi="Times New Roman" w:cs="Times New Roman"/>
+          <w:sz w:val="24"/>
+          <w:szCs w:val="24"/>
+          <w:rtl/>
+        </w:rPr>
+      </w:pPr>
+      <w:r>
+        <w:rPr>
+          <w:rFonts w:ascii="Times New Roman" w:eastAsia="Times New Roman" w:hAnsi="Times New Roman" w:cs="Times New Roman" w:hint="cs"/>
+          <w:sz w:val="24"/>
+          <w:szCs w:val="24"/>
+          <w:rtl/>
+        </w:rPr>
+        <w:t xml:space="preserve">أجهزة الهاتف </w:t>
+      </w:r>
+    </w:p>
+    <w:p>
+      <w:pPr>
+        <w:bidi/>
+        <w:spacing w:after="0" w:line="240" w:lineRule="auto"/>
+        <w:rPr>
+          <w:rFonts w:ascii="Times New Roman" w:eastAsia="Times New Roman" w:hAnsi="Times New Roman" w:cs="Times New Roman"/>
+          <w:sz w:val="24"/>
+          <w:szCs w:val="24"/>
+          <w:rtl/>
+        </w:rPr>
+      </w:pPr>
+    </w:p>
+    <w:p>
+      <w:pPr>
+        <w:bidi/>
+        <w:spacing w:after="0" w:line="240" w:lineRule="auto"/>
+        <w:rPr>
+          <w:rFonts w:ascii="Times New Roman" w:eastAsia="Times New Roman" w:hAnsi="Times New Roman" w:cs="Times New Roman"/>
+          <w:sz w:val="24"/>
+          <w:szCs w:val="24"/>
+          <w:rtl/>
+        </w:rPr>
+      </w:pPr>
+      <w:r>
+        <w:rPr>
+          <w:rFonts w:ascii="Times New Roman" w:eastAsia="Times New Roman" w:hAnsi="Times New Roman" w:cs="Times New Roman" w:hint="cs"/>
+          <w:sz w:val="24"/>
+          <w:szCs w:val="24"/>
+          <w:rtl/>
+        </w:rPr>
+        <w:t>1.</w:t>
+      </w:r>
+      <w:r>
+        <w:rPr>
+          <w:rFonts w:ascii="Times New Roman" w:eastAsia="Times New Roman" w:hAnsi="Times New Roman" w:cs="Times New Roman"/>
+          <w:sz w:val="24"/>
+          <w:szCs w:val="24"/>
+        </w:rPr>
+        <w:t xml:space="preserve">Android </w:t>
+      </w:r>
+      <w:r>
+        <w:rPr>
+          <w:rFonts w:ascii="Times New Roman" w:eastAsia="Times New Roman" w:hAnsi="Times New Roman" w:cs="Times New Roman"/>
+          <w:sz w:val="24"/>
+          <w:szCs w:val="24"/>
+          <w:rtl/>
+        </w:rPr>
+        <w:t>الإصدار 10 فما فوق</w:t>
+      </w:r>
+      <w:r>
+        <w:rPr>
+          <w:rFonts w:ascii="Times New Roman" w:eastAsia="Times New Roman" w:hAnsi="Times New Roman" w:cs="Times New Roman"/>
+          <w:sz w:val="24"/>
+          <w:szCs w:val="24"/>
+        </w:rPr>
+        <w:t xml:space="preserve"> </w:t>
+      </w:r>
+    </w:p>
+    <w:p>
+      <w:pPr>
+        <w:bidi/>
+        <w:spacing w:after="0" w:line="240" w:lineRule="auto"/>
+        <w:rPr>
+          <w:rFonts w:ascii="Times New Roman" w:eastAsia="Times New Roman" w:hAnsi="Times New Roman" w:cs="Times New Roman"/>
+          <w:sz w:val="24"/>
+          <w:szCs w:val="24"/>
+        </w:rPr>
+      </w:pPr>
+    </w:p>
+    <w:p>
+      <w:pPr>
+        <w:bidi/>
+        <w:rPr>
+          <w:rFonts w:ascii="Times New Roman" w:eastAsia="Times New Roman" w:hAnsi="Times New Roman" w:cs="Times New Roman"/>
+          <w:sz w:val="24"/>
+          <w:szCs w:val="24"/>
+          <w:rtl/>
+        </w:rPr>
+      </w:pPr>
+      <w:r>
+        <w:rPr>
+          <w:rFonts w:ascii="Times New Roman" w:eastAsia="Times New Roman" w:hAnsi="Times New Roman" w:cs="Times New Roman" w:hint="cs"/>
+          <w:sz w:val="24"/>
+          <w:szCs w:val="24"/>
+          <w:rtl/>
+        </w:rPr>
+        <w:t>2.</w:t>
+      </w:r>
+      <w:r>
+        <w:rPr>
+          <w:rFonts w:ascii="Times New Roman" w:eastAsia="Times New Roman" w:hAnsi="Times New Roman" w:cs="Times New Roman"/>
+          <w:sz w:val="24"/>
+          <w:szCs w:val="24"/>
+        </w:rPr>
+        <w:t xml:space="preserve">iOS </w:t>
+      </w:r>
+      <w:r>
+        <w:rPr>
+          <w:rFonts w:ascii="Times New Roman" w:eastAsia="Times New Roman" w:hAnsi="Times New Roman" w:cs="Times New Roman"/>
+          <w:sz w:val="24"/>
+          <w:szCs w:val="24"/>
+          <w:rtl/>
+        </w:rPr>
+        <w:t>الإصدار 14 فما فوق</w:t>
+      </w:r>
+    </w:p>
+    <w:p>
+      <w:pPr>
+        <w:bidi/>
+        <w:rPr>
+          <w:rFonts w:ascii="Times New Roman" w:eastAsia="Times New Roman" w:hAnsi="Times New Roman" w:cs="Times New Roman"/>
+          <w:sz w:val="24"/>
+          <w:szCs w:val="24"/>
+          <w:rtl/>
+        </w:rPr>
+      </w:pPr>
+    </w:p>
+    <w:p>
+      <w:pPr>
+        <w:bidi/>
+        <w:rPr>
+          <w:rFonts w:ascii="Times New Roman" w:eastAsia="Times New Roman" w:hAnsi="Times New Roman" w:cs="Times New Roman"/>
+          <w:sz w:val="24"/>
+          <w:szCs w:val="24"/>
+          <w:rtl/>
+        </w:rPr>
+      </w:pPr>
+      <w:r>
+        <w:rPr>
+          <w:rFonts w:ascii="Times New Roman" w:eastAsia="Times New Roman" w:hAnsi="Times New Roman" w:cs="Times New Roman" w:hint="cs"/>
+          <w:sz w:val="24"/>
+          <w:szCs w:val="24"/>
+          <w:rtl/>
+        </w:rPr>
+        <w:t xml:space="preserve">*بعض </w:t>
+      </w:r>
+      <w:proofErr w:type="spellStart"/>
+      <w:r>
+        <w:rPr>
+          <w:rFonts w:ascii="Times New Roman" w:eastAsia="Times New Roman" w:hAnsi="Times New Roman" w:cs="Times New Roman" w:hint="cs"/>
+          <w:sz w:val="24"/>
+          <w:szCs w:val="24"/>
+          <w:rtl/>
+        </w:rPr>
+        <w:t>الملاحضات</w:t>
+      </w:r>
+      <w:proofErr w:type="spellEnd"/>
+      <w:r>
+        <w:rPr>
+          <w:rFonts w:ascii="Times New Roman" w:eastAsia="Times New Roman" w:hAnsi="Times New Roman" w:cs="Times New Roman" w:hint="cs"/>
+          <w:sz w:val="24"/>
+          <w:szCs w:val="24"/>
+          <w:rtl/>
+        </w:rPr>
+        <w:t xml:space="preserve"> </w:t>
+      </w:r>
+    </w:p>
+    <w:p>
+      <w:pPr>
+        <w:bidi/>
+        <w:rPr>
+          <w:sz w:val="24"/>
+          <w:szCs w:val="24"/>
+          <w:rtl/>
+        </w:rPr>
+      </w:pPr>
+      <w:r>
+        <w:rPr>
+          <w:sz w:val="24"/>
+          <w:szCs w:val="24"/>
+          <w:rtl/>
+        </w:rPr>
+        <w:t>التصميم يجب أن يكون</w:t>
+      </w:r>
+      <w:r>
+        <w:rPr>
+          <w:sz w:val="24"/>
+          <w:szCs w:val="24"/>
+        </w:rPr>
+        <w:t xml:space="preserve"> Responsive </w:t>
+      </w:r>
+      <w:r>
+        <w:rPr>
+          <w:sz w:val="24"/>
+          <w:szCs w:val="24"/>
+          <w:rtl/>
+        </w:rPr>
+        <w:t>ليتوافق مع الشاشات المختلفة</w:t>
+      </w:r>
+    </w:p>
+    <w:p>
+      <w:pPr>
+        <w:bidi/>
+        <w:rPr>
+          <w:sz w:val="24"/>
+          <w:szCs w:val="24"/>
+          <w:rtl/>
+        </w:rPr>
+      </w:pPr>
+      <w:r>
+        <w:rPr>
+          <w:sz w:val="24"/>
+          <w:szCs w:val="24"/>
+          <w:rtl/>
+        </w:rPr>
+        <w:t xml:space="preserve">اختبار التطبيق على أجهزة حقيقية </w:t>
+      </w:r>
+      <w:proofErr w:type="spellStart"/>
+      <w:r>
+        <w:rPr>
+          <w:sz w:val="24"/>
+          <w:szCs w:val="24"/>
+          <w:rtl/>
+        </w:rPr>
+        <w:t>ومحاكيات</w:t>
+      </w:r>
+      <w:proofErr w:type="spellEnd"/>
+      <w:r>
+        <w:rPr>
+          <w:sz w:val="24"/>
+          <w:szCs w:val="24"/>
+        </w:rPr>
+        <w:t xml:space="preserve"> (Emulators).</w:t>
+      </w:r>
+    </w:p>
+    <w:p>
+      <w:pPr>
+        <w:bidi/>
+        <w:rPr>
+          <w:sz w:val="24"/>
+          <w:szCs w:val="24"/>
+          <w:rtl/>
+        </w:rPr>
+      </w:pPr>
+    </w:p>
+    <w:p>
+      <w:pPr>
+        <w:bidi/>
+        <w:rPr>
+          <w:sz w:val="24"/>
+          <w:szCs w:val="24"/>
+          <w:rtl/>
+        </w:rPr>
+      </w:pPr>
+      <w:r>
+        <w:rPr>
+          <w:rFonts w:hint="cs"/>
+          <w:sz w:val="24"/>
+          <w:szCs w:val="24"/>
+          <w:rtl/>
+        </w:rPr>
+        <w:t>3.</w:t>
+      </w:r>
+      <w:r>
+        <w:rPr>
+          <w:sz w:val="24"/>
+          <w:szCs w:val="24"/>
+          <w:rtl/>
+        </w:rPr>
+        <w:t xml:space="preserve"> بيئة التشغيل</w:t>
+      </w:r>
+    </w:p>
+    <w:p>
+      <w:pPr>
+        <w:bidi/>
+        <w:spacing w:before="100" w:beforeAutospacing="1" w:after="100" w:afterAutospacing="1" w:line="240" w:lineRule="auto"/>
+        <w:rPr>
+          <w:rFonts w:ascii="Times New Roman" w:eastAsia="Times New Roman" w:hAnsi="Times New Roman" w:cs="Times New Roman"/>
+          <w:sz w:val="24"/>
+          <w:szCs w:val="24"/>
+        </w:rPr>
+      </w:pPr>
+      <w:r>
+        <w:rPr>
+          <w:rFonts w:ascii="Times New Roman" w:eastAsia="Times New Roman" w:hAnsi="Times New Roman" w:cs="Times New Roman" w:hint="cs"/>
+          <w:b/>
+          <w:bCs/>
+          <w:sz w:val="24"/>
+          <w:szCs w:val="24"/>
+          <w:rtl/>
+        </w:rPr>
+        <w:t>1-</w:t>
+      </w:r>
+      <w:r>
+        <w:rPr>
+          <w:rFonts w:ascii="Times New Roman" w:eastAsia="Times New Roman" w:hAnsi="Times New Roman" w:cs="Times New Roman"/>
+          <w:b/>
+          <w:bCs/>
+          <w:sz w:val="24"/>
+          <w:szCs w:val="24"/>
+        </w:rPr>
+        <w:t xml:space="preserve">Frontend </w:t>
+      </w:r>
+      <w:r>
+        <w:rPr>
+          <w:rFonts w:ascii="Times New Roman" w:eastAsia="Times New Roman" w:hAnsi="Times New Roman" w:cs="Times New Roman"/>
+          <w:b/>
+          <w:bCs/>
+          <w:sz w:val="24"/>
+          <w:szCs w:val="24"/>
+          <w:rtl/>
+        </w:rPr>
+        <w:t>الواجهة الأمامية</w:t>
+      </w:r>
+    </w:p>
+    <w:p>
+      <w:pPr>
+        <w:bidi/>
+        <w:spacing w:before="100" w:beforeAutospacing="1" w:after="100" w:afterAutospacing="1" w:line="240" w:lineRule="auto"/>
+        <w:rPr>
+          <w:rFonts w:ascii="Times New Roman" w:eastAsia="Times New Roman" w:hAnsi="Times New Roman" w:cs="Times New Roman"/>
+          <w:sz w:val="24"/>
+          <w:szCs w:val="24"/>
+        </w:rPr>
+      </w:pPr>
+      <w:r>
+        <w:rPr>
+          <w:rFonts w:ascii="Times New Roman" w:eastAsia="Times New Roman" w:hAnsi="Times New Roman" w:cs="Times New Roman" w:hint="cs"/>
+          <w:sz w:val="24"/>
+          <w:szCs w:val="24"/>
+          <w:rtl/>
+        </w:rPr>
+        <w:t>1)</w:t>
+      </w:r>
+      <w:r>
+        <w:rPr>
+          <w:rFonts w:ascii="Times New Roman" w:eastAsia="Times New Roman" w:hAnsi="Times New Roman" w:cs="Times New Roman"/>
+          <w:sz w:val="24"/>
+          <w:szCs w:val="24"/>
+        </w:rPr>
+        <w:t>HTML5</w:t>
+      </w:r>
+      <w:r>
+        <w:rPr>
+          <w:rFonts w:ascii="Times New Roman" w:eastAsia="Times New Roman" w:hAnsi="Times New Roman" w:cs="Times New Roman" w:hint="cs"/>
+          <w:sz w:val="24"/>
+          <w:szCs w:val="24"/>
+          <w:rtl/>
+        </w:rPr>
+        <w:t xml:space="preserve">   </w:t>
+      </w:r>
+    </w:p>
+    <w:p>
+      <w:pPr>
+        <w:bidi/>
+        <w:spacing w:before="100" w:beforeAutospacing="1" w:after="100" w:afterAutospacing="1" w:line="240" w:lineRule="auto"/>
+        <w:ind w:left="360"/>
+        <w:rPr>
+          <w:rFonts w:ascii="Times New Roman" w:eastAsia="Times New Roman" w:hAnsi="Times New Roman" w:cs="Times New Roman"/>
+          <w:sz w:val="24"/>
+          <w:szCs w:val="24"/>
+        </w:rPr>
+      </w:pPr>
+      <w:r>
+        <w:rPr>
+          <w:rFonts w:ascii="Times New Roman" w:eastAsia="Times New Roman" w:hAnsi="Times New Roman" w:cs="Times New Roman" w:hint="cs"/>
+          <w:sz w:val="24"/>
+          <w:szCs w:val="24"/>
+          <w:rtl/>
+        </w:rPr>
+        <w:t>2)</w:t>
+      </w:r>
+      <w:r>
+        <w:rPr>
+          <w:rFonts w:ascii="Times New Roman" w:eastAsia="Times New Roman" w:hAnsi="Times New Roman" w:cs="Times New Roman"/>
+          <w:sz w:val="24"/>
+          <w:szCs w:val="24"/>
+        </w:rPr>
+        <w:t xml:space="preserve">CSS3 </w:t>
+      </w:r>
+    </w:p>
+    <w:p>
+      <w:pPr>
+        <w:bidi/>
+        <w:spacing w:before="100" w:beforeAutospacing="1" w:after="100" w:afterAutospacing="1" w:line="240" w:lineRule="auto"/>
+        <w:ind w:left="360"/>
+        <w:rPr>
+          <w:rFonts w:ascii="Times New Roman" w:eastAsia="Times New Roman" w:hAnsi="Times New Roman" w:cs="Times New Roman"/>
+          <w:sz w:val="24"/>
+          <w:szCs w:val="24"/>
+        </w:rPr>
+      </w:pPr>
+      <w:r>
+        <w:rPr>
+          <w:rFonts w:ascii="Times New Roman" w:eastAsia="Times New Roman" w:hAnsi="Times New Roman" w:cs="Times New Roman" w:hint="cs"/>
+          <w:sz w:val="24"/>
+          <w:szCs w:val="24"/>
+          <w:rtl/>
+        </w:rPr>
+        <w:lastRenderedPageBreak/>
+        <w:t>3)</w:t>
+      </w:r>
+      <w:r>
+        <w:rPr>
+          <w:rFonts w:ascii="Times New Roman" w:eastAsia="Times New Roman" w:hAnsi="Times New Roman" w:cs="Times New Roman"/>
+          <w:sz w:val="24"/>
+          <w:szCs w:val="24"/>
+        </w:rPr>
+        <w:t xml:space="preserve">JavaScript </w:t>
+      </w:r>
+    </w:p>
+    <w:p>
+      <w:pPr>
+        <w:bidi/>
+        <w:spacing w:before="100" w:beforeAutospacing="1" w:after="100" w:afterAutospacing="1" w:line="240" w:lineRule="auto"/>
+        <w:rPr>
+          <w:rFonts w:ascii="Times New Roman" w:eastAsia="Times New Roman" w:hAnsi="Times New Roman" w:cs="Times New Roman"/>
+          <w:b/>
+          <w:bCs/>
+          <w:sz w:val="24"/>
+          <w:szCs w:val="24"/>
+        </w:rPr>
+      </w:pPr>
+    </w:p>
+    <w:p>
+      <w:pPr>
+        <w:bidi/>
+        <w:spacing w:before="100" w:beforeAutospacing="1" w:after="100" w:afterAutospacing="1" w:line="240" w:lineRule="auto"/>
+        <w:rPr>
+          <w:rFonts w:ascii="Times New Roman" w:eastAsia="Times New Roman" w:hAnsi="Times New Roman" w:cs="Times New Roman"/>
+          <w:sz w:val="24"/>
+          <w:szCs w:val="24"/>
+          <w:rtl/>
+        </w:rPr>
+      </w:pPr>
+      <w:r>
+        <w:rPr>
+          <w:rFonts w:ascii="Times New Roman" w:eastAsia="Times New Roman" w:hAnsi="Times New Roman" w:cs="Times New Roman" w:hint="cs"/>
+          <w:b/>
+          <w:bCs/>
+          <w:sz w:val="24"/>
+          <w:szCs w:val="24"/>
+          <w:rtl/>
+        </w:rPr>
+        <w:t>2-</w:t>
+      </w:r>
+      <w:r>
+        <w:rPr>
+          <w:rFonts w:ascii="Times New Roman" w:eastAsia="Times New Roman" w:hAnsi="Times New Roman" w:cs="Times New Roman"/>
+          <w:b/>
+          <w:bCs/>
+          <w:sz w:val="24"/>
+          <w:szCs w:val="24"/>
+        </w:rPr>
+        <w:t xml:space="preserve">Backend </w:t>
+      </w:r>
+      <w:r>
+        <w:rPr>
+          <w:rFonts w:ascii="Times New Roman" w:eastAsia="Times New Roman" w:hAnsi="Times New Roman" w:cs="Times New Roman"/>
+          <w:b/>
+          <w:bCs/>
+          <w:sz w:val="24"/>
+          <w:szCs w:val="24"/>
+          <w:rtl/>
+        </w:rPr>
+        <w:t>الخلفية</w:t>
+      </w:r>
+      <w:r>
+        <w:rPr>
+          <w:rFonts w:ascii="Times New Roman" w:eastAsia="Times New Roman" w:hAnsi="Times New Roman" w:cs="Times New Roman" w:hint="cs"/>
+          <w:b/>
+          <w:bCs/>
+          <w:sz w:val="24"/>
+          <w:szCs w:val="24"/>
+          <w:rtl/>
+        </w:rPr>
+        <w:t xml:space="preserve"> </w:t>
+      </w:r>
+      <w:r>
+        <w:rPr>
+          <w:rFonts w:ascii="Times New Roman" w:eastAsia="Times New Roman" w:hAnsi="Times New Roman" w:cs="Times New Roman"/>
+          <w:sz w:val="24"/>
+          <w:szCs w:val="24"/>
+          <w:rtl/>
+        </w:rPr>
+        <w:t>حسب اختيار المشروع</w:t>
+      </w:r>
+    </w:p>
+    <w:p>
+      <w:pPr>
+        <w:bidi/>
+        <w:spacing w:before="100" w:beforeAutospacing="1" w:after="100" w:afterAutospacing="1" w:line="240" w:lineRule="auto"/>
+        <w:rPr>
+          <w:rFonts w:ascii="Times New Roman" w:eastAsia="Times New Roman" w:hAnsi="Times New Roman" w:cs="Times New Roman"/>
+          <w:sz w:val="24"/>
+          <w:szCs w:val="24"/>
+        </w:rPr>
+      </w:pPr>
+      <w:r>
+        <w:rPr>
+          <w:rFonts w:ascii="Times New Roman" w:eastAsia="Times New Roman" w:hAnsi="Times New Roman" w:cs="Times New Roman" w:hint="cs"/>
+          <w:sz w:val="24"/>
+          <w:szCs w:val="24"/>
+          <w:rtl/>
+        </w:rPr>
+        <w:t>1.</w:t>
+      </w:r>
+      <w:r>
+        <w:rPr>
+          <w:rFonts w:ascii="Times New Roman" w:eastAsia="Times New Roman" w:hAnsi="Times New Roman" w:cs="Times New Roman"/>
+          <w:sz w:val="24"/>
+          <w:szCs w:val="24"/>
+        </w:rPr>
+        <w:t>Node.js</w:t>
+      </w:r>
+    </w:p>
+    <w:p>
+      <w:pPr>
+        <w:bidi/>
+        <w:rPr>
+          <w:sz w:val="24"/>
+          <w:szCs w:val="24"/>
+          <w:rtl/>
+          <w:lang w:bidi="ar-JO"/>
+        </w:rPr>
+      </w:pPr>
+    </w:p>
+    <w:p>
+      <w:pPr>
+        <w:bidi/>
+        <w:rPr>
+          <w:sz w:val="24"/>
+          <w:szCs w:val="24"/>
+          <w:rtl/>
+          <w:lang w:bidi="ar-JO"/>
+        </w:rPr>
+      </w:pPr>
+    </w:p>
+    <w:p>
+      <w:pPr>
+        <w:bidi/>
+        <w:rPr>
+          <w:sz w:val="24"/>
+          <w:szCs w:val="24"/>
+          <w:rtl/>
+          <w:lang w:bidi="ar-JO"/>
+        </w:rPr>
+      </w:pPr>
+      <w:r>
+        <w:rPr>
+          <w:rFonts w:hint="cs"/>
+          <w:sz w:val="24"/>
+          <w:szCs w:val="24"/>
+          <w:rtl/>
+          <w:lang w:bidi="ar-JO"/>
+        </w:rPr>
+        <w:t>3-قاعدة البيانات المستخدمة:</w:t>
+      </w:r>
+    </w:p>
+    <w:p>
+      <w:pPr>
+        <w:bidi/>
+        <w:rPr>
+          <w:sz w:val="24"/>
+          <w:szCs w:val="24"/>
+          <w:lang w:bidi="ar-JO"/>
+        </w:rPr>
+      </w:pPr>
+      <w:r>
+        <w:rPr>
+          <w:rFonts w:hint="cs"/>
+          <w:sz w:val="24"/>
+          <w:szCs w:val="24"/>
+          <w:rtl/>
+          <w:lang w:bidi="ar-JO"/>
+        </w:rPr>
+        <w:t>1.</w:t>
+      </w:r>
+      <w:r>
+        <w:rPr>
+          <w:sz w:val="24"/>
+          <w:szCs w:val="24"/>
+        </w:rPr>
+        <w:t xml:space="preserve"> </w:t>
+      </w:r>
+      <w:r>
+        <w:rPr>
+          <w:b/>
+          <w:bCs/>
+          <w:sz w:val="24"/>
+          <w:szCs w:val="24"/>
+        </w:rPr>
+        <w:t>Firebase</w:t>
+      </w:r>
+    </w:p>
+    <w:p>
+      <w:pPr>
+        <w:bidi/>
+        <w:rPr>
+          <w:sz w:val="24"/>
+          <w:szCs w:val="24"/>
+        </w:rPr>
+      </w:pPr>
+    </w:p>
+    <w:p>
+      <w:pPr>
+        <w:bidi/>
+        <w:rPr>
+          <w:sz w:val="24"/>
+          <w:szCs w:val="24"/>
+        </w:rPr>
+      </w:pPr>
+      <w:r>
+        <w:rPr>
+          <w:sz w:val="24"/>
+          <w:szCs w:val="24"/>
+        </w:rPr>
+        <w:t>-4</w:t>
+      </w:r>
+      <w:r>
+        <w:rPr>
+          <w:sz w:val="24"/>
+          <w:szCs w:val="24"/>
+          <w:rtl/>
+        </w:rPr>
+        <w:t>أدوات التطوير الأساسية</w:t>
+      </w:r>
+    </w:p>
+    <w:p>
+      <w:pPr>
+        <w:bidi/>
+        <w:rPr>
+          <w:rStyle w:val="whitespace-normal"/>
+          <w:sz w:val="24"/>
+          <w:szCs w:val="24"/>
+        </w:rPr>
+      </w:pPr>
+      <w:r>
+        <w:rPr>
+          <w:sz w:val="24"/>
+          <w:szCs w:val="24"/>
+        </w:rPr>
+        <w:t>.1</w:t>
+      </w:r>
+      <w:r>
+        <w:rPr>
+          <w:sz w:val="24"/>
+          <w:szCs w:val="24"/>
+          <w:rtl/>
+        </w:rPr>
+        <w:t xml:space="preserve"> محرر الأكواد</w:t>
+      </w:r>
+      <w:r>
+        <w:rPr>
+          <w:rStyle w:val="whitespace-normal"/>
+          <w:sz w:val="24"/>
+          <w:szCs w:val="24"/>
+        </w:rPr>
+        <w:t>Visual Studio Code</w:t>
+      </w:r>
+    </w:p>
+    <w:p>
+      <w:pPr>
+        <w:bidi/>
+        <w:rPr>
+          <w:rStyle w:val="whitespace-normal"/>
+          <w:sz w:val="24"/>
+          <w:szCs w:val="24"/>
+        </w:rPr>
+      </w:pPr>
+      <w:r>
+        <w:rPr>
+          <w:rStyle w:val="whitespace-normal"/>
+          <w:sz w:val="24"/>
+          <w:szCs w:val="24"/>
+        </w:rPr>
+        <w:t>.2</w:t>
+      </w:r>
+      <w:r>
+        <w:rPr>
+          <w:sz w:val="24"/>
+          <w:szCs w:val="24"/>
+          <w:rtl/>
+        </w:rPr>
+        <w:t>إدارة الإصدارات</w:t>
+      </w:r>
+      <w:r>
+        <w:rPr>
+          <w:sz w:val="24"/>
+          <w:szCs w:val="24"/>
+        </w:rPr>
+        <w:t xml:space="preserve"> </w:t>
+      </w:r>
+      <w:r>
+        <w:rPr>
+          <w:rStyle w:val="whitespace-normal"/>
+          <w:sz w:val="24"/>
+          <w:szCs w:val="24"/>
+        </w:rPr>
+        <w:t>Git</w:t>
+      </w:r>
+    </w:p>
+    <w:p>
+      <w:pPr>
+        <w:bidi/>
+        <w:rPr>
+          <w:rStyle w:val="whitespace-normal"/>
+          <w:sz w:val="24"/>
+          <w:szCs w:val="24"/>
+        </w:rPr>
+      </w:pPr>
+      <w:r>
+        <w:rPr>
+          <w:rStyle w:val="whitespace-normal"/>
+          <w:sz w:val="24"/>
+          <w:szCs w:val="24"/>
+        </w:rPr>
+        <w:t>.3</w:t>
+      </w:r>
+      <w:r>
+        <w:rPr>
+          <w:sz w:val="24"/>
+          <w:szCs w:val="24"/>
+          <w:rtl/>
+        </w:rPr>
+        <w:t>مستودع الكود</w:t>
+      </w:r>
+      <w:r>
+        <w:rPr>
+          <w:rStyle w:val="whitespace-normal"/>
+          <w:sz w:val="24"/>
+          <w:szCs w:val="24"/>
+        </w:rPr>
+        <w:t>GitHub</w:t>
+      </w:r>
+      <w:r>
+        <w:rPr>
+          <w:rStyle w:val="whitespace-normal"/>
+          <w:sz w:val="24"/>
+          <w:szCs w:val="24"/>
+        </w:rPr>
+        <w:t xml:space="preserve"> </w:t>
+      </w:r>
+    </w:p>
+    <w:p>
+      <w:pPr>
+        <w:bidi/>
+        <w:rPr>
+          <w:rStyle w:val="whitespace-normal"/>
+          <w:sz w:val="24"/>
+          <w:szCs w:val="24"/>
+        </w:rPr>
+      </w:pPr>
+    </w:p>
+    <w:p>
+      <w:pPr>
+        <w:bidi/>
+        <w:rPr>
+          <w:rStyle w:val="whitespace-normal"/>
+          <w:sz w:val="24"/>
+          <w:szCs w:val="24"/>
+          <w:rtl/>
+          <w:lang w:bidi="ar-JO"/>
+        </w:rPr>
+      </w:pPr>
+      <w:r>
+        <w:rPr>
+          <w:rStyle w:val="whitespace-normal"/>
+          <w:sz w:val="24"/>
+          <w:szCs w:val="24"/>
+        </w:rPr>
+        <w:t>.5</w:t>
+      </w:r>
+      <w:r>
+        <w:rPr>
+          <w:rStyle w:val="whitespace-normal"/>
+          <w:rFonts w:hint="cs"/>
+          <w:sz w:val="24"/>
+          <w:szCs w:val="24"/>
+          <w:rtl/>
+          <w:lang w:bidi="ar-JO"/>
+        </w:rPr>
+        <w:t xml:space="preserve">متطلبات اضافية </w:t>
+      </w:r>
+    </w:p>
+    <w:p>
+      <w:pPr>
+        <w:bidi/>
+        <w:rPr>
+          <w:sz w:val="24"/>
+          <w:szCs w:val="24"/>
+          <w:rtl/>
+        </w:rPr>
+      </w:pPr>
+      <w:r>
+        <w:rPr>
+          <w:rStyle w:val="whitespace-normal"/>
+          <w:rFonts w:hint="cs"/>
+          <w:sz w:val="24"/>
+          <w:szCs w:val="24"/>
+          <w:rtl/>
+          <w:lang w:bidi="ar-JO"/>
+        </w:rPr>
+        <w:t>1.</w:t>
+      </w:r>
+      <w:r>
+        <w:rPr>
+          <w:sz w:val="24"/>
+          <w:szCs w:val="24"/>
+          <w:rtl/>
+        </w:rPr>
+        <w:t>اتصال إنترنت مستقر</w:t>
+      </w:r>
+    </w:p>
+    <w:p>
+      <w:pPr>
+        <w:bidi/>
+        <w:rPr>
+          <w:sz w:val="24"/>
+          <w:szCs w:val="24"/>
+          <w:rtl/>
+        </w:rPr>
+      </w:pPr>
+      <w:r>
+        <w:rPr>
+          <w:rFonts w:hint="cs"/>
+          <w:sz w:val="24"/>
+          <w:szCs w:val="24"/>
+          <w:rtl/>
+        </w:rPr>
+        <w:t>2.</w:t>
+      </w:r>
+      <w:r>
+        <w:rPr>
+          <w:sz w:val="24"/>
+          <w:szCs w:val="24"/>
+          <w:rtl/>
+        </w:rPr>
+        <w:t xml:space="preserve"> خادم</w:t>
+      </w:r>
+      <w:r>
+        <w:rPr>
+          <w:sz w:val="24"/>
+          <w:szCs w:val="24"/>
+        </w:rPr>
+        <w:t xml:space="preserve"> (Server) </w:t>
+      </w:r>
+      <w:r>
+        <w:rPr>
+          <w:sz w:val="24"/>
+          <w:szCs w:val="24"/>
+          <w:rtl/>
+        </w:rPr>
+        <w:t>محلي أو سحابي</w:t>
+      </w:r>
+    </w:p>
+    <w:p>
+      <w:pPr>
+        <w:bidi/>
+        <w:rPr>
+          <w:sz w:val="24"/>
+          <w:szCs w:val="24"/>
+          <w:rtl/>
+        </w:rPr>
+      </w:pPr>
+    </w:p>
+    <w:p>
+      <w:pPr>
+        <w:bidi/>
+        <w:rPr>
+          <w:sz w:val="24"/>
+          <w:szCs w:val="24"/>
+          <w:rtl/>
+        </w:rPr>
+      </w:pPr>
+      <w:r>
+        <w:rPr>
+          <w:rFonts w:hint="cs"/>
+          <w:sz w:val="24"/>
+          <w:szCs w:val="24"/>
+          <w:rtl/>
+        </w:rPr>
+        <w:t>2.</w:t>
+      </w:r>
+      <w:r>
+        <w:rPr>
+          <w:rStyle w:val="whitespace-normal"/>
+          <w:rFonts w:ascii="Segoe UI" w:hAnsi="Segoe UI" w:cs="Segoe UI"/>
+          <w:color w:val="F0F6FC"/>
+          <w:sz w:val="24"/>
+          <w:szCs w:val="24"/>
+          <w:shd w:val="clear" w:color="auto" w:fill="151B23"/>
+          <w:rtl/>
+        </w:rPr>
+        <w:t xml:space="preserve"> </w:t>
       </w:r>
       <w:r>
         <w:rPr>
           <w:rStyle w:val="Strong"/>
           <w:rFonts w:ascii="Segoe UI" w:hAnsi="Segoe UI" w:cs="Segoe UI"/>
           <w:color w:val="F0F6FC"/>
-          <w:sz w:val="32"/>
-          <w:szCs w:val="32"/>
-          <w:shd w:val="clear" w:color="auto" w:fill="0D1117"/>
-          <w:rtl/>
-        </w:rPr>
-        <w:t>تحديد بيئة التشغيل</w:t>
-      </w:r>
-      <w:r>
-        <w:rPr>
-          <w:rStyle w:val="Strong"/>
-          <w:rFonts w:ascii="Segoe UI" w:hAnsi="Segoe UI" w:cs="Segoe UI" w:hint="cs"/>
-          <w:color w:val="F0F6FC"/>
-          <w:sz w:val="32"/>
-          <w:szCs w:val="32"/>
-          <w:shd w:val="clear" w:color="auto" w:fill="0D1117"/>
-          <w:rtl/>
-        </w:rPr>
-        <w:t xml:space="preserve"> والمنصات </w:t>
-      </w:r>
-    </w:p>
-    <w:p>
-      <w:pPr>
-        <w:bidi/>
-        <w:rPr>
-          <w:sz w:val="32"/>
-          <w:szCs w:val="32"/>
-        </w:rPr>
-      </w:pPr>
-      <w:r>
-        <w:rPr>
-          <w:sz w:val="32"/>
-          <w:szCs w:val="32"/>
-        </w:rPr>
-        <w:t>-1</w:t>
-      </w:r>
-      <w:r>
-        <w:rPr>
-          <w:sz w:val="32"/>
-          <w:szCs w:val="32"/>
-          <w:rtl/>
-        </w:rPr>
-        <w:t>المتصفحات المدعومة</w:t>
-      </w:r>
-    </w:p>
-    <w:p>
-      <w:pPr>
-        <w:bidi/>
-      </w:pPr>
-      <w:r>
-        <w:rPr>
-          <w:rtl/>
-        </w:rPr>
-        <w:t>يجب أن يعمل النظام بشكل متوافق مع أشهر متصفحات الويب لضمان تجربة مستخدم مستقرة، وتشمل</w:t>
-      </w:r>
-      <w:r>
-        <w:t>:</w:t>
-      </w:r>
-    </w:p>
-    <w:p>
-      <w:pPr>
-        <w:bidi/>
-        <w:rPr>
-          <w:rtl/>
-          <w:lang w:bidi="ar-JO"/>
-        </w:rPr>
-      </w:pPr>
-      <w:r>
-        <w:t>1</w:t>
-      </w:r>
+          <w:sz w:val="24"/>
+          <w:szCs w:val="24"/>
+          <w:shd w:val="clear" w:color="auto" w:fill="151B23"/>
+          <w:rtl/>
+        </w:rPr>
+        <w:t>خطة النشر والاستضافة</w:t>
+      </w:r>
+    </w:p>
+    <w:p>
+      <w:pPr>
+        <w:bidi/>
+        <w:rPr>
+          <w:sz w:val="24"/>
+          <w:szCs w:val="24"/>
+          <w:rtl/>
+        </w:rPr>
+      </w:pPr>
       <w:r>
         <w:rPr>
           <w:rFonts w:hint="cs"/>
-          <w:rtl/>
-        </w:rPr>
-        <w:t>.</w:t>
-      </w:r>
+          <w:sz w:val="24"/>
+          <w:szCs w:val="24"/>
+          <w:rtl/>
+        </w:rPr>
+        <w:t>1.</w:t>
+      </w:r>
+      <w:r>
+        <w:rPr>
+          <w:sz w:val="24"/>
+          <w:szCs w:val="24"/>
+          <w:rtl/>
+        </w:rPr>
+        <w:t xml:space="preserve"> اختيار منصة الاستضافة</w:t>
+      </w:r>
+    </w:p>
+    <w:p>
+      <w:pPr>
+        <w:bidi/>
+        <w:rPr>
+          <w:sz w:val="24"/>
+          <w:szCs w:val="24"/>
+          <w:rtl/>
+        </w:rPr>
+      </w:pPr>
+    </w:p>
+    <w:p>
+      <w:pPr>
+        <w:bidi/>
+        <w:rPr>
+          <w:sz w:val="24"/>
+          <w:szCs w:val="24"/>
+          <w:rtl/>
+        </w:rPr>
+      </w:pPr>
+    </w:p>
+    <w:p>
+      <w:pPr>
+        <w:bidi/>
+        <w:rPr>
+          <w:sz w:val="24"/>
+          <w:szCs w:val="24"/>
+          <w:rtl/>
+        </w:rPr>
+      </w:pPr>
+    </w:p>
+    <w:p>
+      <w:pPr>
+        <w:bidi/>
+        <w:rPr>
+          <w:sz w:val="24"/>
+          <w:szCs w:val="24"/>
+          <w:rtl/>
+        </w:rPr>
+      </w:pPr>
+    </w:p>
+    <w:p>
+      <w:pPr>
+        <w:bidi/>
+        <w:rPr>
+          <w:sz w:val="24"/>
+          <w:szCs w:val="24"/>
+          <w:rtl/>
+        </w:rPr>
+      </w:pPr>
+    </w:p>
+    <w:p>
+      <w:pPr>
+        <w:bidi/>
+        <w:rPr>
+          <w:sz w:val="24"/>
+          <w:szCs w:val="24"/>
+          <w:rtl/>
+        </w:rPr>
+      </w:pPr>
+    </w:p>
+    <w:p>
+      <w:pPr>
+        <w:bidi/>
+        <w:rPr>
+          <w:sz w:val="24"/>
+          <w:szCs w:val="24"/>
+          <w:rtl/>
+        </w:rPr>
+      </w:pPr>
+    </w:p>
+    <w:p>
+      <w:pPr>
+        <w:bidi/>
+        <w:rPr>
+          <w:sz w:val="24"/>
+          <w:szCs w:val="24"/>
+          <w:rtl/>
+        </w:rPr>
+      </w:pPr>
       <w:r>
         <w:rPr>
           <w:rFonts w:hint="cs"/>
-          <w:rtl/>
-          <w:lang w:bidi="ar-JO"/>
-        </w:rPr>
-        <w:t xml:space="preserve">قوقل كروم </w:t>
-      </w:r>
-    </w:p>
-    <w:p>
-      <w:pPr>
-        <w:bidi/>
-        <w:rPr>
-          <w:rtl/>
-          <w:lang w:bidi="ar-JO"/>
+          <w:sz w:val="24"/>
+          <w:szCs w:val="24"/>
+          <w:rtl/>
+        </w:rPr>
+        <w:lastRenderedPageBreak/>
+        <w:t>1-</w:t>
+      </w:r>
+      <w:proofErr w:type="spellStart"/>
+      <w:r>
+        <w:rPr>
+          <w:sz w:val="24"/>
+          <w:szCs w:val="24"/>
+        </w:rPr>
+        <w:t>Vercel</w:t>
+      </w:r>
+      <w:proofErr w:type="spellEnd"/>
+    </w:p>
+    <w:p>
+      <w:pPr>
+        <w:bidi/>
+        <w:rPr>
+          <w:sz w:val="24"/>
+          <w:szCs w:val="24"/>
+          <w:rtl/>
+        </w:rPr>
+      </w:pPr>
+    </w:p>
+    <w:p>
+      <w:pPr>
+        <w:bidi/>
+        <w:rPr>
+          <w:sz w:val="24"/>
+          <w:szCs w:val="24"/>
+          <w:rtl/>
         </w:rPr>
       </w:pPr>
       <w:r>
         <w:rPr>
           <w:rFonts w:hint="cs"/>
-          <w:rtl/>
-          <w:lang w:bidi="ar-JO"/>
-        </w:rPr>
-        <w:t xml:space="preserve">2.فير فوكس </w:t>
-      </w:r>
-    </w:p>
-    <w:p>
-      <w:pPr>
-        <w:bidi/>
-        <w:rPr>
-          <w:rtl/>
-          <w:lang w:bidi="ar-JO"/>
-        </w:rPr>
-      </w:pPr>
-      <w:r>
-        <w:rPr>
-          <w:rFonts w:hint="cs"/>
-          <w:rtl/>
-          <w:lang w:bidi="ar-JO"/>
-        </w:rPr>
-        <w:t xml:space="preserve">3.مايكرسوفت </w:t>
-      </w:r>
-      <w:proofErr w:type="spellStart"/>
-      <w:r>
-        <w:rPr>
-          <w:rFonts w:hint="cs"/>
-          <w:rtl/>
-          <w:lang w:bidi="ar-JO"/>
-        </w:rPr>
-        <w:t>ايدج</w:t>
-      </w:r>
-      <w:proofErr w:type="spellEnd"/>
-    </w:p>
-    <w:p>
-      <w:pPr>
-        <w:bidi/>
-        <w:rPr>
-          <w:sz w:val="32"/>
-          <w:szCs w:val="32"/>
-          <w:rtl/>
-          <w:lang w:bidi="ar-JO"/>
-        </w:rPr>
-      </w:pPr>
-    </w:p>
-    <w:p>
-      <w:pPr>
-        <w:bidi/>
-        <w:rPr>
-          <w:sz w:val="32"/>
-          <w:szCs w:val="32"/>
-          <w:rtl/>
-          <w:lang w:bidi="ar-JO"/>
-        </w:rPr>
-      </w:pPr>
-    </w:p>
-    <w:p>
-      <w:pPr>
-        <w:bidi/>
-        <w:rPr>
-          <w:sz w:val="32"/>
-          <w:szCs w:val="32"/>
-          <w:rtl/>
-          <w:lang w:bidi="ar-JO"/>
-        </w:rPr>
-      </w:pPr>
-    </w:p>
-    <w:p>
-      <w:pPr>
-        <w:bidi/>
-        <w:rPr>
-          <w:sz w:val="32"/>
-          <w:szCs w:val="32"/>
-          <w:rtl/>
-          <w:lang w:bidi="ar-JO"/>
-        </w:rPr>
-      </w:pPr>
-      <w:r>
-        <w:rPr>
-          <w:rFonts w:hint="cs"/>
-          <w:sz w:val="32"/>
-          <w:szCs w:val="32"/>
-          <w:rtl/>
-          <w:lang w:bidi="ar-JO"/>
-        </w:rPr>
-        <w:t>2.الانظمه المدعومة</w:t>
-      </w:r>
-    </w:p>
-    <w:p>
-      <w:pPr>
-        <w:bidi/>
-        <w:rPr>
-          <w:rtl/>
-        </w:rPr>
-      </w:pPr>
-      <w:r>
-        <w:rPr>
-          <w:rtl/>
-        </w:rPr>
-        <w:t>يجب أن يعمل النظام على مختلف أنظمة التشغيل لضمان الوصول الواسع</w:t>
-      </w:r>
-      <w:r>
-        <w:t>:</w:t>
-      </w:r>
-    </w:p>
-    <w:p>
-      <w:pPr>
-        <w:bidi/>
-        <w:spacing w:after="0" w:line="240" w:lineRule="auto"/>
+          <w:sz w:val="24"/>
+          <w:szCs w:val="24"/>
+          <w:rtl/>
+        </w:rPr>
+        <w:t>مناسب للواجهة الامامية</w:t>
+      </w:r>
+      <w:r>
+        <w:rPr>
+          <w:sz w:val="24"/>
+          <w:szCs w:val="24"/>
+        </w:rPr>
+        <w:t xml:space="preserve"> (HTML, CSS, JavaScript)</w:t>
+      </w:r>
+    </w:p>
+    <w:p>
+      <w:pPr>
+        <w:bidi/>
+        <w:rPr>
+          <w:sz w:val="24"/>
+          <w:szCs w:val="24"/>
+          <w:rtl/>
+        </w:rPr>
+      </w:pPr>
+      <w:r>
+        <w:rPr>
+          <w:sz w:val="24"/>
+          <w:szCs w:val="24"/>
+          <w:rtl/>
+        </w:rPr>
+        <w:t>ما فيه</w:t>
+      </w:r>
+      <w:r>
+        <w:rPr>
+          <w:sz w:val="24"/>
+          <w:szCs w:val="24"/>
+        </w:rPr>
+        <w:t xml:space="preserve"> Backend </w:t>
+      </w:r>
+      <w:r>
+        <w:rPr>
+          <w:sz w:val="24"/>
+          <w:szCs w:val="24"/>
+          <w:rtl/>
+        </w:rPr>
+        <w:t>أو</w:t>
+      </w:r>
+      <w:r>
+        <w:rPr>
+          <w:sz w:val="24"/>
+          <w:szCs w:val="24"/>
+        </w:rPr>
+        <w:t xml:space="preserve"> API </w:t>
+      </w:r>
+      <w:r>
+        <w:rPr>
+          <w:sz w:val="24"/>
+          <w:szCs w:val="24"/>
+          <w:rtl/>
+        </w:rPr>
+        <w:t>معقد</w:t>
+      </w:r>
+    </w:p>
+    <w:p>
+      <w:pPr>
+        <w:bidi/>
+        <w:spacing w:before="100" w:beforeAutospacing="1" w:after="100" w:afterAutospacing="1" w:line="240" w:lineRule="auto"/>
         <w:rPr>
           <w:rFonts w:ascii="Times New Roman" w:eastAsia="Times New Roman" w:hAnsi="Times New Roman" w:cs="Times New Roman"/>
           <w:sz w:val="24"/>
           <w:szCs w:val="24"/>
-          <w:rtl/>
-        </w:rPr>
-      </w:pPr>
-      <w:r>
-        <w:rPr>
-          <w:rFonts w:ascii="Times New Roman" w:eastAsia="Times New Roman" w:hAnsi="Times New Roman" w:cs="Times New Roman" w:hint="cs"/>
-          <w:sz w:val="24"/>
-          <w:szCs w:val="24"/>
-          <w:rtl/>
-        </w:rPr>
-        <w:t>1.</w:t>
-      </w:r>
-      <w:r>
-        <w:rPr>
-          <w:rFonts w:ascii="Times New Roman" w:eastAsia="Times New Roman" w:hAnsi="Times New Roman" w:cs="Times New Roman"/>
-          <w:sz w:val="24"/>
-          <w:szCs w:val="24"/>
-        </w:rPr>
-        <w:t xml:space="preserve"> </w:t>
-      </w:r>
-      <w:r>
-        <w:rPr>
-          <w:rFonts w:ascii="Times New Roman" w:eastAsia="Times New Roman" w:hAnsi="Times New Roman" w:cs="Times New Roman" w:hint="cs"/>
-          <w:sz w:val="24"/>
-          <w:szCs w:val="24"/>
-          <w:rtl/>
-        </w:rPr>
-        <w:t xml:space="preserve">أجهزة الكمبيوتر </w:t>
-      </w:r>
-    </w:p>
-    <w:p>
-      <w:pPr>
-        <w:bidi/>
-        <w:spacing w:after="0" w:line="240" w:lineRule="auto"/>
-        <w:rPr>
-          <w:rFonts w:ascii="Times New Roman" w:eastAsia="Times New Roman" w:hAnsi="Times New Roman" w:cs="Times New Roman"/>
-          <w:sz w:val="24"/>
-          <w:szCs w:val="24"/>
-          <w:rtl/>
-        </w:rPr>
-      </w:pPr>
-      <w:r>
-        <w:rPr>
-          <w:rFonts w:ascii="Times New Roman" w:eastAsia="Times New Roman" w:hAnsi="Times New Roman" w:cs="Times New Roman"/>
-          <w:sz w:val="24"/>
-          <w:szCs w:val="24"/>
-        </w:rPr>
-        <w:t xml:space="preserve"> </w:t>
-      </w:r>
-    </w:p>
-    <w:p>
-      <w:pPr>
-        <w:bidi/>
-        <w:spacing w:after="0" w:line="240" w:lineRule="auto"/>
-        <w:rPr>
-          <w:rFonts w:ascii="Times New Roman" w:eastAsia="Times New Roman" w:hAnsi="Times New Roman" w:cs="Times New Roman"/>
-          <w:sz w:val="24"/>
-          <w:szCs w:val="24"/>
-        </w:rPr>
-      </w:pPr>
-      <w:r>
-        <w:rPr>
-          <w:rFonts w:ascii="Times New Roman" w:eastAsia="Times New Roman" w:hAnsi="Times New Roman" w:cs="Times New Roman" w:hint="cs"/>
-          <w:sz w:val="24"/>
-          <w:szCs w:val="24"/>
-          <w:rtl/>
-        </w:rPr>
-        <w:t>1.</w:t>
-      </w:r>
-      <w:r>
-        <w:rPr>
-          <w:rFonts w:ascii="Times New Roman" w:eastAsia="Times New Roman" w:hAnsi="Times New Roman" w:cs="Times New Roman"/>
-          <w:sz w:val="24"/>
-          <w:szCs w:val="24"/>
-        </w:rPr>
-        <w:t xml:space="preserve">Windows (10 / 11) </w:t>
-      </w:r>
-    </w:p>
-    <w:p>
-      <w:pPr>
-        <w:bidi/>
-        <w:spacing w:after="0" w:line="240" w:lineRule="auto"/>
-        <w:rPr>
-          <w:rFonts w:ascii="Times New Roman" w:eastAsia="Times New Roman" w:hAnsi="Times New Roman" w:cs="Times New Roman"/>
-          <w:sz w:val="24"/>
-          <w:szCs w:val="24"/>
-        </w:rPr>
-      </w:pPr>
-      <w:r>
-        <w:rPr>
-          <w:rFonts w:ascii="Times New Roman" w:eastAsia="Times New Roman" w:hAnsi="Times New Roman" w:cs="Times New Roman" w:hint="cs"/>
-          <w:sz w:val="24"/>
-          <w:szCs w:val="24"/>
-          <w:rtl/>
-        </w:rPr>
-        <w:t>2.</w:t>
-      </w:r>
-      <w:r>
-        <w:rPr>
-          <w:rFonts w:ascii="Times New Roman" w:eastAsia="Times New Roman" w:hAnsi="Times New Roman" w:cs="Times New Roman"/>
-          <w:sz w:val="24"/>
-          <w:szCs w:val="24"/>
-        </w:rPr>
-        <w:t xml:space="preserve">Linux </w:t>
-      </w:r>
-    </w:p>
-    <w:p>
-      <w:pPr>
-        <w:bidi/>
-        <w:spacing w:after="0" w:line="240" w:lineRule="auto"/>
-        <w:rPr>
-          <w:rFonts w:ascii="Times New Roman" w:eastAsia="Times New Roman" w:hAnsi="Times New Roman" w:cs="Times New Roman"/>
-          <w:sz w:val="24"/>
-          <w:szCs w:val="24"/>
-          <w:rtl/>
-        </w:rPr>
-      </w:pPr>
-      <w:r>
-        <w:rPr>
-          <w:rFonts w:ascii="Times New Roman" w:eastAsia="Times New Roman" w:hAnsi="Times New Roman" w:cs="Times New Roman"/>
-          <w:sz w:val="24"/>
-          <w:szCs w:val="24"/>
-        </w:rPr>
-        <w:t xml:space="preserve">  </w:t>
-      </w:r>
-    </w:p>
-    <w:p>
-      <w:pPr>
-        <w:bidi/>
-        <w:spacing w:after="0" w:line="240" w:lineRule="auto"/>
-        <w:rPr>
-          <w:rFonts w:ascii="Times New Roman" w:eastAsia="Times New Roman" w:hAnsi="Times New Roman" w:cs="Times New Roman"/>
-          <w:sz w:val="24"/>
-          <w:szCs w:val="24"/>
-          <w:rtl/>
-        </w:rPr>
-      </w:pPr>
-      <w:r>
-        <w:rPr>
-          <w:rFonts w:ascii="Times New Roman" w:eastAsia="Times New Roman" w:hAnsi="Times New Roman" w:cs="Times New Roman" w:hint="cs"/>
-          <w:sz w:val="24"/>
-          <w:szCs w:val="24"/>
-          <w:rtl/>
-        </w:rPr>
-        <w:t xml:space="preserve">أجهزة الهاتف </w:t>
-      </w:r>
-    </w:p>
-    <w:p>
-      <w:pPr>
-        <w:bidi/>
-        <w:spacing w:after="0" w:line="240" w:lineRule="auto"/>
-        <w:rPr>
-          <w:rFonts w:ascii="Times New Roman" w:eastAsia="Times New Roman" w:hAnsi="Times New Roman" w:cs="Times New Roman"/>
-          <w:sz w:val="24"/>
-          <w:szCs w:val="24"/>
-          <w:rtl/>
-        </w:rPr>
-      </w:pPr>
-    </w:p>
-    <w:p>
-      <w:pPr>
-        <w:bidi/>
-        <w:spacing w:after="0" w:line="240" w:lineRule="auto"/>
-        <w:rPr>
-          <w:rFonts w:ascii="Times New Roman" w:eastAsia="Times New Roman" w:hAnsi="Times New Roman" w:cs="Times New Roman"/>
-          <w:sz w:val="24"/>
-          <w:szCs w:val="24"/>
-          <w:rtl/>
-        </w:rPr>
-      </w:pPr>
-      <w:r>
-        <w:rPr>
-          <w:rFonts w:ascii="Times New Roman" w:eastAsia="Times New Roman" w:hAnsi="Times New Roman" w:cs="Times New Roman" w:hint="cs"/>
-          <w:sz w:val="24"/>
-          <w:szCs w:val="24"/>
-          <w:rtl/>
-        </w:rPr>
-        <w:t>1.</w:t>
-      </w:r>
-      <w:r>
-        <w:rPr>
-          <w:rFonts w:ascii="Times New Roman" w:eastAsia="Times New Roman" w:hAnsi="Times New Roman" w:cs="Times New Roman"/>
-          <w:sz w:val="24"/>
-          <w:szCs w:val="24"/>
-        </w:rPr>
-        <w:t xml:space="preserve">Android </w:t>
-      </w:r>
-      <w:r>
-        <w:rPr>
-          <w:rFonts w:ascii="Times New Roman" w:eastAsia="Times New Roman" w:hAnsi="Times New Roman" w:cs="Times New Roman"/>
-          <w:sz w:val="24"/>
-          <w:szCs w:val="24"/>
-          <w:rtl/>
-        </w:rPr>
-        <w:t>الإصدار 10 فما فوق</w:t>
-      </w:r>
-      <w:r>
-        <w:rPr>
-          <w:rFonts w:ascii="Times New Roman" w:eastAsia="Times New Roman" w:hAnsi="Times New Roman" w:cs="Times New Roman"/>
-          <w:sz w:val="24"/>
-          <w:szCs w:val="24"/>
-        </w:rPr>
-        <w:t xml:space="preserve"> </w:t>
-      </w:r>
-    </w:p>
-    <w:p>
-      <w:pPr>
-        <w:bidi/>
-        <w:spacing w:after="0" w:line="240" w:lineRule="auto"/>
-        <w:rPr>
-          <w:rFonts w:ascii="Times New Roman" w:eastAsia="Times New Roman" w:hAnsi="Times New Roman" w:cs="Times New Roman"/>
-          <w:sz w:val="24"/>
-          <w:szCs w:val="24"/>
-        </w:rPr>
-      </w:pPr>
-    </w:p>
-    <w:p>
-      <w:pPr>
-        <w:bidi/>
-        <w:rPr>
-          <w:rFonts w:ascii="Times New Roman" w:eastAsia="Times New Roman" w:hAnsi="Times New Roman" w:cs="Times New Roman"/>
-          <w:sz w:val="24"/>
-          <w:szCs w:val="24"/>
-          <w:rtl/>
-        </w:rPr>
-      </w:pPr>
-      <w:r>
-        <w:rPr>
-          <w:rFonts w:ascii="Times New Roman" w:eastAsia="Times New Roman" w:hAnsi="Times New Roman" w:cs="Times New Roman" w:hint="cs"/>
-          <w:sz w:val="24"/>
-          <w:szCs w:val="24"/>
-          <w:rtl/>
-        </w:rPr>
-        <w:t>2.</w:t>
-      </w:r>
-      <w:r>
-        <w:rPr>
-          <w:rFonts w:ascii="Times New Roman" w:eastAsia="Times New Roman" w:hAnsi="Times New Roman" w:cs="Times New Roman"/>
-          <w:sz w:val="24"/>
-          <w:szCs w:val="24"/>
-        </w:rPr>
-        <w:t xml:space="preserve">iOS </w:t>
-      </w:r>
-      <w:r>
-        <w:rPr>
-          <w:rFonts w:ascii="Times New Roman" w:eastAsia="Times New Roman" w:hAnsi="Times New Roman" w:cs="Times New Roman"/>
-          <w:sz w:val="24"/>
-          <w:szCs w:val="24"/>
-          <w:rtl/>
-        </w:rPr>
-        <w:t>الإصدار 14 فما فوق</w:t>
-      </w:r>
-    </w:p>
-    <w:p>
-      <w:pPr>
-        <w:bidi/>
-        <w:rPr>
-          <w:rFonts w:ascii="Times New Roman" w:eastAsia="Times New Roman" w:hAnsi="Times New Roman" w:cs="Times New Roman"/>
-          <w:sz w:val="24"/>
-          <w:szCs w:val="24"/>
-          <w:rtl/>
-        </w:rPr>
-      </w:pPr>
-    </w:p>
-    <w:p>
-      <w:pPr>
-        <w:bidi/>
-        <w:rPr>
-          <w:rFonts w:ascii="Times New Roman" w:eastAsia="Times New Roman" w:hAnsi="Times New Roman" w:cs="Times New Roman"/>
-          <w:sz w:val="24"/>
-          <w:szCs w:val="24"/>
-          <w:rtl/>
-        </w:rPr>
-      </w:pPr>
-      <w:r>
-        <w:rPr>
-          <w:rFonts w:ascii="Times New Roman" w:eastAsia="Times New Roman" w:hAnsi="Times New Roman" w:cs="Times New Roman" w:hint="cs"/>
-          <w:sz w:val="24"/>
-          <w:szCs w:val="24"/>
-          <w:rtl/>
-        </w:rPr>
-        <w:t xml:space="preserve">*بعض </w:t>
-      </w:r>
-      <w:proofErr w:type="spellStart"/>
-      <w:r>
-        <w:rPr>
-          <w:rFonts w:ascii="Times New Roman" w:eastAsia="Times New Roman" w:hAnsi="Times New Roman" w:cs="Times New Roman" w:hint="cs"/>
-          <w:sz w:val="24"/>
-          <w:szCs w:val="24"/>
-          <w:rtl/>
-        </w:rPr>
-        <w:t>الملاحضات</w:t>
-      </w:r>
-      <w:proofErr w:type="spellEnd"/>
-      <w:r>
-        <w:rPr>
-          <w:rFonts w:ascii="Times New Roman" w:eastAsia="Times New Roman" w:hAnsi="Times New Roman" w:cs="Times New Roman" w:hint="cs"/>
-          <w:sz w:val="24"/>
-          <w:szCs w:val="24"/>
-          <w:rtl/>
-        </w:rPr>
-        <w:t xml:space="preserve"> </w:t>
-      </w:r>
-    </w:p>
-    <w:p>
-      <w:pPr>
-        <w:bidi/>
-        <w:rPr>
-          <w:rtl/>
-        </w:rPr>
-      </w:pPr>
-      <w:r>
-        <w:rPr>
-          <w:rtl/>
-        </w:rPr>
-        <w:t>التصميم يجب أن يكون</w:t>
-      </w:r>
-      <w:r>
-        <w:t xml:space="preserve"> Responsive </w:t>
-      </w:r>
-      <w:r>
-        <w:rPr>
-          <w:rtl/>
-        </w:rPr>
-        <w:t>ليتوافق مع الشاشات المختلفة</w:t>
-      </w:r>
-    </w:p>
-    <w:p>
-      <w:pPr>
-        <w:bidi/>
-        <w:rPr>
-          <w:rtl/>
-        </w:rPr>
-      </w:pPr>
-      <w:r>
-        <w:rPr>
-          <w:rtl/>
-        </w:rPr>
-        <w:t xml:space="preserve">اختبار التطبيق على أجهزة حقيقية </w:t>
-      </w:r>
-      <w:proofErr w:type="spellStart"/>
-      <w:r>
-        <w:rPr>
-          <w:rtl/>
-        </w:rPr>
-        <w:t>ومحاكيات</w:t>
-      </w:r>
-      <w:proofErr w:type="spellEnd"/>
-      <w:r>
-        <w:t xml:space="preserve"> (Emulators).</w:t>
-      </w:r>
-    </w:p>
-    <w:p>
-      <w:pPr>
-        <w:bidi/>
-        <w:rPr>
-          <w:rtl/>
-        </w:rPr>
-      </w:pPr>
-    </w:p>
-    <w:p>
-      <w:pPr>
-        <w:bidi/>
-        <w:rPr>
-          <w:rtl/>
-        </w:rPr>
-      </w:pPr>
-    </w:p>
-    <w:p>
-      <w:pPr>
-        <w:bidi/>
-        <w:rPr>
-          <w:rtl/>
-        </w:rPr>
-      </w:pPr>
-    </w:p>
-    <w:p>
-      <w:pPr>
-        <w:bidi/>
-        <w:rPr>
-          <w:rtl/>
-        </w:rPr>
-      </w:pPr>
-    </w:p>
-    <w:p>
-      <w:pPr>
-        <w:bidi/>
-        <w:rPr>
-          <w:sz w:val="28"/>
-          <w:szCs w:val="28"/>
-          <w:rtl/>
-        </w:rPr>
-      </w:pPr>
-      <w:r>
-        <w:rPr>
-          <w:rFonts w:hint="cs"/>
-          <w:sz w:val="28"/>
-          <w:szCs w:val="28"/>
-          <w:rtl/>
-        </w:rPr>
-        <w:lastRenderedPageBreak/>
-        <w:t>3</w:t>
-      </w:r>
-      <w:r>
-        <w:rPr>
-          <w:rFonts w:hint="cs"/>
-          <w:sz w:val="28"/>
-          <w:szCs w:val="28"/>
-          <w:rtl/>
-        </w:rPr>
-        <w:t>.</w:t>
-      </w:r>
-      <w:r>
-        <w:rPr>
-          <w:sz w:val="28"/>
-          <w:szCs w:val="28"/>
-          <w:rtl/>
-        </w:rPr>
-        <w:t xml:space="preserve"> </w:t>
-      </w:r>
-      <w:r>
-        <w:rPr>
-          <w:sz w:val="28"/>
-          <w:szCs w:val="28"/>
-          <w:rtl/>
-        </w:rPr>
-        <w:t>بيئة التشغيل</w:t>
-      </w:r>
-    </w:p>
-    <w:p>
-      <w:pPr>
-        <w:bidi/>
-        <w:spacing w:before="100" w:beforeAutospacing="1" w:after="100" w:afterAutospacing="1" w:line="240" w:lineRule="auto"/>
-        <w:rPr>
-          <w:rFonts w:ascii="Times New Roman" w:eastAsia="Times New Roman" w:hAnsi="Times New Roman" w:cs="Times New Roman"/>
-          <w:sz w:val="24"/>
-          <w:szCs w:val="24"/>
-        </w:rPr>
-      </w:pPr>
-      <w:r>
-        <w:rPr>
-          <w:rFonts w:ascii="Times New Roman" w:eastAsia="Times New Roman" w:hAnsi="Times New Roman" w:cs="Times New Roman" w:hint="cs"/>
-          <w:b/>
-          <w:bCs/>
-          <w:sz w:val="24"/>
-          <w:szCs w:val="24"/>
-          <w:rtl/>
-        </w:rPr>
-        <w:t>1-</w:t>
-      </w:r>
+        </w:rPr>
+      </w:pPr>
       <w:r>
         <w:rPr>
           <w:rFonts w:ascii="Times New Roman" w:eastAsia="Times New Roman" w:hAnsi="Times New Roman" w:cs="Times New Roman"/>
@@ -702,8 +1552,9 @@
           <w:bCs/>
           <w:sz w:val="24"/>
           <w:szCs w:val="24"/>
-        </w:rPr>
-        <w:t xml:space="preserve">Frontend </w:t>
+          <w:rtl/>
+        </w:rPr>
+        <w:t>المميزات</w:t>
       </w:r>
       <w:r>
         <w:rPr>
@@ -712,46 +1563,8 @@
           <w:bCs/>
           <w:sz w:val="24"/>
           <w:szCs w:val="24"/>
-          <w:rtl/>
-        </w:rPr>
-        <w:t>الواجهة الأمامية</w:t>
-      </w:r>
-    </w:p>
-    <w:p>
-      <w:pPr>
-        <w:bidi/>
-        <w:spacing w:before="100" w:beforeAutospacing="1" w:after="100" w:afterAutospacing="1" w:line="240" w:lineRule="auto"/>
-        <w:rPr>
-          <w:rFonts w:ascii="Times New Roman" w:eastAsia="Times New Roman" w:hAnsi="Times New Roman" w:cs="Times New Roman"/>
-          <w:sz w:val="24"/>
-          <w:szCs w:val="24"/>
-        </w:rPr>
-      </w:pPr>
-      <w:r>
-        <w:rPr>
-          <w:rFonts w:ascii="Times New Roman" w:eastAsia="Times New Roman" w:hAnsi="Times New Roman" w:cs="Times New Roman" w:hint="cs"/>
-          <w:sz w:val="24"/>
-          <w:szCs w:val="24"/>
-          <w:rtl/>
-        </w:rPr>
-        <w:t>1)</w:t>
-      </w:r>
-      <w:r>
-        <w:rPr>
-          <w:rFonts w:ascii="Times New Roman" w:eastAsia="Times New Roman" w:hAnsi="Times New Roman" w:cs="Times New Roman"/>
-          <w:sz w:val="24"/>
-          <w:szCs w:val="24"/>
-        </w:rPr>
-        <w:t>HTML5</w:t>
-      </w:r>
-      <w:r>
-        <w:rPr>
-          <w:rFonts w:ascii="Times New Roman" w:eastAsia="Times New Roman" w:hAnsi="Times New Roman" w:cs="Times New Roman" w:hint="cs"/>
-          <w:sz w:val="24"/>
-          <w:szCs w:val="24"/>
-          <w:rtl/>
-        </w:rPr>
-        <w:t xml:space="preserve">   </w:t>
+        </w:rPr>
+        <w:t>:</w:t>
       </w:r>
     </w:p>
     <w:p>
@@ -772,15 +1585,36 @@
           <w:szCs w:val="24"/>
           <w:rtl/>
         </w:rPr>
-        <w:t>2)</w:t>
-      </w:r>
-      <w:r>
-        <w:rPr>
-          <w:rFonts w:ascii="Times New Roman" w:eastAsia="Times New Roman" w:hAnsi="Times New Roman" w:cs="Times New Roman"/>
-          <w:sz w:val="24"/>
-          <w:szCs w:val="24"/>
-        </w:rPr>
-        <w:t xml:space="preserve">CSS3 </w:t>
+        <w:t>1.</w:t>
+      </w:r>
+      <w:r>
+        <w:rPr>
+          <w:rStyle w:val="whitespace-normal"/>
+          <w:rtl/>
+        </w:rPr>
+        <w:t xml:space="preserve"> </w:t>
+      </w:r>
+      <w:r>
+        <w:rPr>
+          <w:rStyle w:val="Strong"/>
+          <w:rtl/>
+        </w:rPr>
+        <w:t>نشر سريع</w:t>
+      </w:r>
+      <w:r>
+        <w:rPr>
+          <w:rStyle w:val="Strong"/>
+        </w:rPr>
+        <w:t xml:space="preserve"> (Instant Deployment)</w:t>
+      </w:r>
+      <w:r>
+        <w:t xml:space="preserve">: </w:t>
+      </w:r>
+      <w:r>
+        <w:rPr>
+          <w:rtl/>
+        </w:rPr>
+        <w:t>الموقع يشتغل خلال ثواني</w:t>
       </w:r>
     </w:p>
     <w:p>
@@ -801,15 +1635,85 @@
           <w:szCs w:val="24"/>
           <w:rtl/>
         </w:rPr>
-        <w:t>3)</w:t>
-      </w:r>
-      <w:r>
+        <w:t>2.</w:t>
+      </w:r>
+      <w:r>
+        <w:rPr>
+          <w:rStyle w:val="whitespace-normal"/>
+          <w:rtl/>
+        </w:rPr>
+        <w:t xml:space="preserve"> </w:t>
+      </w:r>
+      <w:r>
+        <w:rPr>
+          <w:rStyle w:val="Strong"/>
+          <w:rtl/>
+        </w:rPr>
+        <w:t>تحديث تلقائي</w:t>
+      </w:r>
+      <w:r>
+        <w:rPr>
+          <w:rStyle w:val="Strong"/>
+        </w:rPr>
+        <w:t xml:space="preserve"> (CI/CD)</w:t>
+      </w:r>
+      <w:r>
+        <w:t xml:space="preserve">: </w:t>
+      </w:r>
+      <w:r>
+        <w:rPr>
+          <w:rtl/>
+        </w:rPr>
+        <w:t>كل تعديل يتم نشره تلقائيًا</w:t>
+      </w:r>
+    </w:p>
+    <w:p>
+      <w:pPr>
+        <w:bidi/>
+        <w:spacing w:before="100" w:beforeAutospacing="1" w:after="100" w:afterAutospacing="1" w:line="240" w:lineRule="auto"/>
+        <w:ind w:left="360"/>
         <w:rPr>
           <w:rFonts w:ascii="Times New Roman" w:eastAsia="Times New Roman" w:hAnsi="Times New Roman" w:cs="Times New Roman"/>
           <w:sz w:val="24"/>
           <w:szCs w:val="24"/>
         </w:rPr>
-        <w:t xml:space="preserve">JavaScript </w:t>
+      </w:pPr>
+      <w:r>
+        <w:rPr>
+          <w:rFonts w:ascii="Times New Roman" w:eastAsia="Times New Roman" w:hAnsi="Times New Roman" w:cs="Times New Roman" w:hint="cs"/>
+          <w:sz w:val="24"/>
+          <w:szCs w:val="24"/>
+          <w:rtl/>
+        </w:rPr>
+        <w:t>3.</w:t>
+      </w:r>
+      <w:r>
+        <w:rPr>
+          <w:rStyle w:val="whitespace-normal"/>
+        </w:rPr>
+        <w:t xml:space="preserve"> </w:t>
+      </w:r>
+      <w:r>
+        <w:rPr>
+          <w:rStyle w:val="Strong"/>
+        </w:rPr>
+        <w:t xml:space="preserve">Preview </w:t>
+      </w:r>
+      <w:r>
+        <w:rPr>
+          <w:rStyle w:val="Strong"/>
+          <w:rtl/>
+        </w:rPr>
+        <w:t>لكل تعديل</w:t>
+      </w:r>
+      <w:r>
+        <w:t xml:space="preserve">: </w:t>
+      </w:r>
+      <w:r>
+        <w:rPr>
+          <w:rtl/>
+        </w:rPr>
+        <w:t>يعطيك رابط تجربة قبل النشر النهائي</w:t>
       </w:r>
     </w:p>
     <w:p>
@@ -824,29 +1728,6 @@
           <w:szCs w:val="24"/>
         </w:rPr>
       </w:pPr>
-    </w:p>
-    <w:p>
-      <w:pPr>
-        <w:bidi/>
-        <w:spacing w:before="100" w:beforeAutospacing="1" w:after="100" w:afterAutospacing="1" w:line="240" w:lineRule="auto"/>
-        <w:rPr>
-          <w:rFonts w:ascii="Times New Roman" w:eastAsia="Times New Roman" w:hAnsi="Times New Roman" w:cs="Times New Roman"/>
-          <w:sz w:val="24"/>
-          <w:szCs w:val="24"/>
-          <w:rtl/>
-        </w:rPr>
-      </w:pPr>
-      <w:r>
-        <w:rPr>
-          <w:rFonts w:ascii="Times New Roman" w:eastAsia="Times New Roman" w:hAnsi="Times New Roman" w:cs="Times New Roman" w:hint="cs"/>
-          <w:b/>
-          <w:bCs/>
-          <w:sz w:val="24"/>
-          <w:szCs w:val="24"/>
-          <w:rtl/>
-        </w:rPr>
-        <w:t>2-</w:t>
-      </w:r>
       <w:r>
         <w:rPr>
           <w:rFonts w:ascii="Times New Roman" w:eastAsia="Times New Roman" w:hAnsi="Times New Roman" w:cs="Times New Roman"/>
@@ -854,8 +1735,9 @@
           <w:bCs/>
           <w:sz w:val="24"/>
           <w:szCs w:val="24"/>
-        </w:rPr>
-        <w:t xml:space="preserve">Backend </w:t>
+          <w:rtl/>
+        </w:rPr>
+        <w:t>القيود</w:t>
       </w:r>
       <w:r>
         <w:rPr>
@@ -864,39 +1746,95 @@
           <w:bCs/>
           <w:sz w:val="24"/>
           <w:szCs w:val="24"/>
-          <w:rtl/>
-        </w:rPr>
-        <w:t>الخلفية</w:t>
-      </w:r>
+        </w:rPr>
+        <w:t>:</w:t>
+      </w:r>
+    </w:p>
+    <w:p>
+      <w:pPr>
+        <w:bidi/>
+        <w:spacing w:before="100" w:beforeAutospacing="1" w:after="100" w:afterAutospacing="1" w:line="240" w:lineRule="auto"/>
+        <w:ind w:left="360"/>
+        <w:rPr>
+          <w:rtl/>
+        </w:rPr>
+      </w:pPr>
+      <w:r>
+        <w:rPr>
+          <w:rFonts w:hint="cs"/>
+          <w:rtl/>
+        </w:rPr>
+        <w:t>1.</w:t>
+      </w:r>
+      <w:r>
+        <w:rPr>
+          <w:rtl/>
+        </w:rPr>
+        <w:t>ما عندك سيرفر دائم</w:t>
+      </w:r>
+      <w:r>
+        <w:t xml:space="preserve"> (Persistent Server)</w:t>
+      </w:r>
+    </w:p>
+    <w:p>
+      <w:pPr>
+        <w:bidi/>
+        <w:spacing w:before="100" w:beforeAutospacing="1" w:after="100" w:afterAutospacing="1" w:line="240" w:lineRule="auto"/>
+        <w:ind w:left="360"/>
+        <w:rPr>
+          <w:rFonts w:ascii="Times New Roman" w:eastAsia="Times New Roman" w:hAnsi="Times New Roman" w:cs="Times New Roman"/>
+          <w:sz w:val="24"/>
+          <w:szCs w:val="24"/>
+          <w:rtl/>
+        </w:rPr>
+      </w:pPr>
       <w:r>
         <w:rPr>
           <w:rFonts w:ascii="Times New Roman" w:eastAsia="Times New Roman" w:hAnsi="Times New Roman" w:cs="Times New Roman" w:hint="cs"/>
-          <w:b/>
-          <w:bCs/>
-          <w:sz w:val="24"/>
-          <w:szCs w:val="24"/>
+          <w:sz w:val="24"/>
+          <w:szCs w:val="24"/>
+          <w:rtl/>
+        </w:rPr>
+        <w:t>2.</w:t>
+      </w:r>
+      <w:r>
+        <w:rPr>
           <w:rtl/>
         </w:rPr>
         <w:t xml:space="preserve"> </w:t>
       </w:r>
       <w:r>
         <w:rPr>
+          <w:rtl/>
+        </w:rPr>
+        <w:t>في حدود لوقت التنفيذ</w:t>
+      </w:r>
+      <w:r>
+        <w:t xml:space="preserve"> (Timeout)</w:t>
+      </w:r>
+    </w:p>
+    <w:p>
+      <w:pPr>
+        <w:bidi/>
+        <w:spacing w:before="100" w:beforeAutospacing="1" w:after="100" w:afterAutospacing="1" w:line="240" w:lineRule="auto"/>
+        <w:rPr>
           <w:rFonts w:ascii="Times New Roman" w:eastAsia="Times New Roman" w:hAnsi="Times New Roman" w:cs="Times New Roman"/>
           <w:sz w:val="24"/>
           <w:szCs w:val="24"/>
           <w:rtl/>
         </w:rPr>
-        <w:t>حسب اختيار المشروع</w:t>
-      </w:r>
+      </w:pPr>
     </w:p>
     <w:p>
       <w:pPr>
         <w:bidi/>
         <w:spacing w:before="100" w:beforeAutospacing="1" w:after="100" w:afterAutospacing="1" w:line="240" w:lineRule="auto"/>
+        <w:ind w:left="360"/>
         <w:rPr>
           <w:rFonts w:ascii="Times New Roman" w:eastAsia="Times New Roman" w:hAnsi="Times New Roman" w:cs="Times New Roman"/>
           <w:sz w:val="24"/>
           <w:szCs w:val="24"/>
+          <w:rtl/>
         </w:rPr>
       </w:pPr>
       <w:r>
@@ -906,570 +1844,36 @@
           <w:szCs w:val="24"/>
           <w:rtl/>
         </w:rPr>
-        <w:t>1.</w:t>
-      </w:r>
-      <w:r>
-        <w:rPr>
-          <w:rFonts w:ascii="Times New Roman" w:eastAsia="Times New Roman" w:hAnsi="Times New Roman" w:cs="Times New Roman"/>
-          <w:sz w:val="24"/>
-          <w:szCs w:val="24"/>
-        </w:rPr>
-        <w:t>Node.js</w:t>
+        <w:t>2.اختيار قاعدة بيانات مناسبة</w:t>
       </w:r>
     </w:p>
     <w:p>
       <w:pPr>
         <w:bidi/>
         <w:spacing w:before="100" w:beforeAutospacing="1" w:after="100" w:afterAutospacing="1" w:line="240" w:lineRule="auto"/>
-        <w:rPr>
-          <w:rFonts w:ascii="Times New Roman" w:eastAsia="Times New Roman" w:hAnsi="Times New Roman" w:cs="Times New Roman"/>
-          <w:sz w:val="24"/>
-          <w:szCs w:val="24"/>
-        </w:rPr>
-      </w:pPr>
-      <w:r>
-        <w:rPr>
-          <w:rFonts w:ascii="Times New Roman" w:eastAsia="Times New Roman" w:hAnsi="Times New Roman" w:cs="Times New Roman" w:hint="cs"/>
-          <w:sz w:val="24"/>
-          <w:szCs w:val="24"/>
-          <w:rtl/>
-        </w:rPr>
-        <w:t>2.</w:t>
-      </w:r>
-      <w:r>
-        <w:rPr>
-          <w:rFonts w:ascii="Times New Roman" w:eastAsia="Times New Roman" w:hAnsi="Times New Roman" w:cs="Times New Roman"/>
-          <w:sz w:val="24"/>
-          <w:szCs w:val="24"/>
-        </w:rPr>
-        <w:t>Python</w:t>
-      </w:r>
-    </w:p>
-    <w:p>
-      <w:pPr>
-        <w:bidi/>
-        <w:rPr>
-          <w:sz w:val="32"/>
-          <w:szCs w:val="32"/>
-          <w:lang w:bidi="ar-JO"/>
-        </w:rPr>
-      </w:pPr>
-    </w:p>
-    <w:p>
-      <w:pPr>
-        <w:bidi/>
-        <w:rPr>
-          <w:sz w:val="32"/>
-          <w:szCs w:val="32"/>
-          <w:rtl/>
-          <w:lang w:bidi="ar-JO"/>
-        </w:rPr>
-      </w:pPr>
-      <w:r>
-        <w:rPr>
-          <w:rFonts w:hint="cs"/>
-          <w:sz w:val="32"/>
-          <w:szCs w:val="32"/>
-          <w:rtl/>
-          <w:lang w:bidi="ar-JO"/>
-        </w:rPr>
-        <w:t>3-قاعدة البيانات المستخدمة:</w:t>
-      </w:r>
-    </w:p>
-    <w:p>
-      <w:pPr>
-        <w:bidi/>
-        <w:rPr>
-          <w:sz w:val="32"/>
-          <w:szCs w:val="32"/>
-          <w:lang w:bidi="ar-JO"/>
-        </w:rPr>
-      </w:pPr>
-      <w:r>
-        <w:rPr>
-          <w:rFonts w:hint="cs"/>
-          <w:sz w:val="32"/>
-          <w:szCs w:val="32"/>
-          <w:rtl/>
-          <w:lang w:bidi="ar-JO"/>
-        </w:rPr>
-        <w:t>1.</w:t>
-      </w:r>
-      <w:r>
-        <w:rPr>
-          <w:sz w:val="32"/>
-          <w:szCs w:val="32"/>
-          <w:lang w:bidi="ar-JO"/>
-        </w:rPr>
-        <w:t>MySQL</w:t>
-      </w:r>
-    </w:p>
-    <w:p>
-      <w:pPr>
-        <w:bidi/>
-        <w:rPr>
-          <w:sz w:val="32"/>
-          <w:szCs w:val="32"/>
-          <w:lang w:bidi="ar-JO"/>
-        </w:rPr>
-      </w:pPr>
-      <w:r>
-        <w:rPr>
-          <w:sz w:val="32"/>
-          <w:szCs w:val="32"/>
-          <w:lang w:bidi="ar-JO"/>
-        </w:rPr>
-        <w:t>CSV.2</w:t>
-      </w:r>
-    </w:p>
-    <w:p>
-      <w:pPr>
-        <w:bidi/>
-        <w:rPr>
-          <w:sz w:val="28"/>
-          <w:szCs w:val="28"/>
-        </w:rPr>
-      </w:pPr>
-    </w:p>
-    <w:p>
-      <w:pPr>
-        <w:bidi/>
-        <w:rPr>
-          <w:sz w:val="28"/>
-          <w:szCs w:val="28"/>
-        </w:rPr>
-      </w:pPr>
-    </w:p>
-    <w:p>
-      <w:pPr>
-        <w:bidi/>
-        <w:rPr>
-          <w:sz w:val="28"/>
-          <w:szCs w:val="28"/>
-        </w:rPr>
-      </w:pPr>
-    </w:p>
-    <w:p>
-      <w:pPr>
-        <w:bidi/>
-        <w:rPr>
-          <w:sz w:val="28"/>
-          <w:szCs w:val="28"/>
-        </w:rPr>
-      </w:pPr>
-      <w:r>
-        <w:rPr>
-          <w:sz w:val="28"/>
-          <w:szCs w:val="28"/>
-        </w:rPr>
-        <w:t>-4</w:t>
-      </w:r>
-      <w:r>
-        <w:rPr>
-          <w:sz w:val="28"/>
-          <w:szCs w:val="28"/>
-          <w:rtl/>
-        </w:rPr>
-        <w:t>أدوات التطوير الأساسية</w:t>
-      </w:r>
-    </w:p>
-    <w:p>
-      <w:pPr>
-        <w:bidi/>
-        <w:rPr>
-          <w:rStyle w:val="whitespace-normal"/>
-        </w:rPr>
-      </w:pPr>
-      <w:r>
-        <w:rPr>
-          <w:sz w:val="28"/>
-          <w:szCs w:val="28"/>
-        </w:rPr>
-        <w:t>.1</w:t>
-      </w:r>
-      <w:r>
-        <w:rPr>
-          <w:rtl/>
-        </w:rPr>
-        <w:t xml:space="preserve"> </w:t>
-      </w:r>
-      <w:r>
-        <w:rPr>
-          <w:rtl/>
-        </w:rPr>
-        <w:t>محرر الأكواد</w:t>
-      </w:r>
-      <w:r>
-        <w:rPr>
-          <w:rStyle w:val="whitespace-normal"/>
-        </w:rPr>
-        <w:t>Visual Studio Code</w:t>
-      </w:r>
-    </w:p>
-    <w:p>
-      <w:pPr>
-        <w:bidi/>
-        <w:rPr>
-          <w:rStyle w:val="whitespace-normal"/>
-        </w:rPr>
-      </w:pPr>
-      <w:r>
-        <w:rPr>
-          <w:rStyle w:val="whitespace-normal"/>
-        </w:rPr>
-        <w:t>.2</w:t>
-      </w:r>
-      <w:r>
-        <w:rPr>
-          <w:rtl/>
-        </w:rPr>
-        <w:t>إدارة الإصدارات</w:t>
-      </w:r>
-      <w:r>
-        <w:t xml:space="preserve"> </w:t>
-      </w:r>
-      <w:r>
-        <w:rPr>
-          <w:rStyle w:val="whitespace-normal"/>
-        </w:rPr>
-        <w:t>Git</w:t>
-      </w:r>
-    </w:p>
-    <w:p>
-      <w:pPr>
-        <w:bidi/>
-        <w:rPr>
-          <w:rStyle w:val="whitespace-normal"/>
-        </w:rPr>
-      </w:pPr>
-      <w:r>
-        <w:rPr>
-          <w:rStyle w:val="whitespace-normal"/>
-        </w:rPr>
-        <w:t>.3</w:t>
-      </w:r>
-      <w:r>
-        <w:rPr>
-          <w:rtl/>
-        </w:rPr>
-        <w:t>مستودع الكود</w:t>
-      </w:r>
-      <w:r>
-        <w:rPr>
-          <w:rStyle w:val="whitespace-normal"/>
-        </w:rPr>
-        <w:t>GitHub</w:t>
-      </w:r>
-      <w:r>
-        <w:rPr>
-          <w:rStyle w:val="whitespace-normal"/>
-        </w:rPr>
-        <w:t xml:space="preserve"> </w:t>
-      </w:r>
-    </w:p>
-    <w:p>
-      <w:pPr>
-        <w:bidi/>
-        <w:rPr>
-          <w:rStyle w:val="whitespace-normal"/>
-        </w:rPr>
-      </w:pPr>
-    </w:p>
-    <w:p>
-      <w:pPr>
-        <w:bidi/>
-        <w:rPr>
-          <w:rStyle w:val="whitespace-normal"/>
-        </w:rPr>
-      </w:pPr>
-    </w:p>
-    <w:p>
-      <w:pPr>
-        <w:bidi/>
-        <w:rPr>
-          <w:rStyle w:val="whitespace-normal"/>
-        </w:rPr>
-      </w:pPr>
-    </w:p>
-    <w:p>
-      <w:pPr>
-        <w:bidi/>
-        <w:rPr>
-          <w:rStyle w:val="whitespace-normal"/>
-          <w:sz w:val="28"/>
-          <w:szCs w:val="28"/>
-        </w:rPr>
-      </w:pPr>
-    </w:p>
-    <w:p>
-      <w:pPr>
-        <w:bidi/>
-        <w:rPr>
-          <w:rStyle w:val="whitespace-normal"/>
-        </w:rPr>
-      </w:pPr>
-    </w:p>
-    <w:p>
-      <w:pPr>
-        <w:bidi/>
-        <w:rPr>
-          <w:rStyle w:val="whitespace-normal"/>
-          <w:sz w:val="28"/>
-          <w:szCs w:val="28"/>
-          <w:rtl/>
-          <w:lang w:bidi="ar-JO"/>
-        </w:rPr>
-      </w:pPr>
-      <w:r>
-        <w:rPr>
-          <w:rStyle w:val="whitespace-normal"/>
-          <w:sz w:val="28"/>
-          <w:szCs w:val="28"/>
-        </w:rPr>
-        <w:t>.5</w:t>
-      </w:r>
-      <w:r>
-        <w:rPr>
-          <w:rStyle w:val="whitespace-normal"/>
-          <w:rFonts w:hint="cs"/>
-          <w:sz w:val="28"/>
-          <w:szCs w:val="28"/>
-          <w:rtl/>
-          <w:lang w:bidi="ar-JO"/>
-        </w:rPr>
-        <w:t xml:space="preserve">متطلبات اضافية </w:t>
-      </w:r>
-    </w:p>
-    <w:p>
-      <w:pPr>
-        <w:bidi/>
-        <w:rPr>
-          <w:rtl/>
-        </w:rPr>
-      </w:pPr>
-      <w:r>
-        <w:rPr>
-          <w:rStyle w:val="whitespace-normal"/>
-          <w:rFonts w:hint="cs"/>
-          <w:sz w:val="28"/>
-          <w:szCs w:val="28"/>
-          <w:rtl/>
-          <w:lang w:bidi="ar-JO"/>
-        </w:rPr>
-        <w:t>1.</w:t>
-      </w:r>
-      <w:r>
-        <w:rPr>
-          <w:rtl/>
-        </w:rPr>
-        <w:t>اتصال إنترنت مستقر</w:t>
-      </w:r>
-    </w:p>
-    <w:p>
-      <w:pPr>
-        <w:bidi/>
-        <w:rPr>
-          <w:rtl/>
-        </w:rPr>
-      </w:pPr>
-      <w:r>
-        <w:rPr>
-          <w:rFonts w:hint="cs"/>
-          <w:rtl/>
-        </w:rPr>
-        <w:t>2.</w:t>
-      </w:r>
-      <w:r>
-        <w:rPr>
-          <w:rtl/>
-        </w:rPr>
-        <w:t xml:space="preserve"> </w:t>
-      </w:r>
-      <w:r>
-        <w:rPr>
-          <w:rtl/>
-        </w:rPr>
-        <w:t>خادم</w:t>
-      </w:r>
-      <w:r>
-        <w:t xml:space="preserve"> (Server) </w:t>
-      </w:r>
-      <w:r>
-        <w:rPr>
-          <w:rtl/>
-        </w:rPr>
-        <w:t>محلي أو سحابي</w:t>
-      </w:r>
-    </w:p>
-    <w:p>
-      <w:pPr>
-        <w:bidi/>
-        <w:rPr>
-          <w:rtl/>
-        </w:rPr>
-      </w:pPr>
-    </w:p>
-    <w:p>
-      <w:pPr>
-        <w:bidi/>
-        <w:rPr>
-          <w:rtl/>
-        </w:rPr>
-      </w:pPr>
-    </w:p>
-    <w:p>
-      <w:pPr>
-        <w:bidi/>
-        <w:rPr>
-          <w:rtl/>
-        </w:rPr>
-      </w:pPr>
-    </w:p>
-    <w:p>
-      <w:pPr>
-        <w:bidi/>
-        <w:rPr>
-          <w:rtl/>
-        </w:rPr>
-      </w:pPr>
-    </w:p>
-    <w:p>
-      <w:pPr>
-        <w:bidi/>
-        <w:rPr>
-          <w:sz w:val="32"/>
-          <w:szCs w:val="32"/>
-          <w:rtl/>
-        </w:rPr>
-      </w:pPr>
-      <w:r>
-        <w:rPr>
-          <w:rFonts w:hint="cs"/>
-          <w:sz w:val="32"/>
-          <w:szCs w:val="32"/>
-          <w:rtl/>
-        </w:rPr>
-        <w:t>2.</w:t>
-      </w:r>
-      <w:r>
-        <w:rPr>
-          <w:rStyle w:val="whitespace-normal"/>
-          <w:rFonts w:ascii="Segoe UI" w:hAnsi="Segoe UI" w:cs="Segoe UI"/>
-          <w:color w:val="F0F6FC"/>
-          <w:sz w:val="21"/>
-          <w:szCs w:val="21"/>
-          <w:shd w:val="clear" w:color="auto" w:fill="151B23"/>
-          <w:rtl/>
-        </w:rPr>
-        <w:t xml:space="preserve"> </w:t>
-      </w:r>
-      <w:r>
-        <w:rPr>
-          <w:rStyle w:val="Strong"/>
-          <w:rFonts w:ascii="Segoe UI" w:hAnsi="Segoe UI" w:cs="Segoe UI"/>
-          <w:color w:val="F0F6FC"/>
-          <w:sz w:val="21"/>
-          <w:szCs w:val="21"/>
-          <w:shd w:val="clear" w:color="auto" w:fill="151B23"/>
-          <w:rtl/>
-        </w:rPr>
-        <w:t>خطة النشر والاستضافة</w:t>
-      </w:r>
-    </w:p>
-    <w:p>
-      <w:pPr>
-        <w:bidi/>
-        <w:rPr>
-          <w:rtl/>
-        </w:rPr>
-      </w:pPr>
-      <w:r>
-        <w:rPr>
-          <w:rFonts w:hint="cs"/>
-          <w:rtl/>
-        </w:rPr>
-        <w:t>1.</w:t>
-      </w:r>
-      <w:r>
-        <w:rPr>
-          <w:rtl/>
-        </w:rPr>
-        <w:t xml:space="preserve"> </w:t>
-      </w:r>
-      <w:r>
-        <w:rPr>
-          <w:rtl/>
-        </w:rPr>
-        <w:t>اختيار منصة الاستضافة</w:t>
-      </w:r>
-    </w:p>
-    <w:p>
-      <w:pPr>
-        <w:bidi/>
-        <w:rPr>
-          <w:rtl/>
-        </w:rPr>
-      </w:pPr>
-      <w:r>
-        <w:rPr>
-          <w:rFonts w:hint="cs"/>
-          <w:rtl/>
-        </w:rPr>
-        <w:t>1-</w:t>
-      </w:r>
-      <w:r>
-        <w:t>GitHub Pages</w:t>
-      </w:r>
-    </w:p>
-    <w:p>
-      <w:pPr>
-        <w:bidi/>
-        <w:rPr>
-          <w:rtl/>
-        </w:rPr>
-      </w:pPr>
-      <w:r>
-        <w:rPr>
-          <w:rFonts w:hint="cs"/>
-          <w:rtl/>
-        </w:rPr>
-        <w:t>مناسب للواجهة الامامية</w:t>
-      </w:r>
-      <w:r>
-        <w:t xml:space="preserve"> (HTML, CSS, JavaScript)</w:t>
-      </w:r>
-    </w:p>
-    <w:p>
-      <w:pPr>
-        <w:bidi/>
-        <w:rPr>
-          <w:rtl/>
-        </w:rPr>
-      </w:pPr>
-      <w:r>
-        <w:rPr>
-          <w:rtl/>
-        </w:rPr>
-        <w:t>ما فيه</w:t>
-      </w:r>
-      <w:r>
-        <w:t xml:space="preserve"> Backend </w:t>
-      </w:r>
-      <w:r>
-        <w:rPr>
-          <w:rtl/>
-        </w:rPr>
-        <w:t>أو</w:t>
-      </w:r>
-      <w:r>
-        <w:t xml:space="preserve"> API </w:t>
-      </w:r>
-      <w:r>
-        <w:rPr>
-          <w:rtl/>
-        </w:rPr>
-        <w:t>معقد</w:t>
-      </w:r>
+        <w:ind w:left="360"/>
+        <w:rPr>
+          <w:sz w:val="24"/>
+          <w:szCs w:val="24"/>
+          <w:rtl/>
+        </w:rPr>
+      </w:pPr>
+      <w:r>
+        <w:rPr>
+          <w:sz w:val="24"/>
+          <w:szCs w:val="24"/>
+        </w:rPr>
+        <w:t xml:space="preserve">Firebase </w:t>
+      </w:r>
+      <w:proofErr w:type="spellStart"/>
+      <w:r>
+        <w:rPr>
+          <w:sz w:val="24"/>
+          <w:szCs w:val="24"/>
+        </w:rPr>
+        <w:t>Firestore</w:t>
+      </w:r>
+      <w:proofErr w:type="spellEnd"/>
     </w:p>
     <w:p>
       <w:pPr>
@@ -1490,7 +1894,7 @@
           <w:szCs w:val="24"/>
           <w:rtl/>
         </w:rPr>
-        <w:t>المميزات</w:t>
+        <w:t>مناسب إذا</w:t>
       </w:r>
       <w:r>
         <w:rPr>
@@ -1516,21 +1920,12 @@
       </w:pPr>
       <w:r>
         <w:rPr>
-          <w:rFonts w:ascii="Times New Roman" w:eastAsia="Times New Roman" w:hAnsi="Times New Roman" w:cs="Times New Roman" w:hint="cs"/>
-          <w:sz w:val="24"/>
-          <w:szCs w:val="24"/>
-          <w:rtl/>
-        </w:rPr>
-        <w:t>1.</w:t>
-      </w:r>
-      <w:r>
-        <w:rPr>
           <w:rFonts w:ascii="Times New Roman" w:eastAsia="Times New Roman" w:hAnsi="Times New Roman" w:cs="Times New Roman"/>
           <w:sz w:val="24"/>
           <w:szCs w:val="24"/>
           <w:rtl/>
         </w:rPr>
-        <w:t xml:space="preserve">مجاني </w:t>
+        <w:t xml:space="preserve">بدك قاعدة بيانات جاهزة بدون إدارة سيرفر </w:t>
       </w:r>
     </w:p>
     <w:p>
@@ -1546,42 +1941,20 @@
       </w:pPr>
       <w:r>
         <w:rPr>
-          <w:rFonts w:ascii="Times New Roman" w:eastAsia="Times New Roman" w:hAnsi="Times New Roman" w:cs="Times New Roman" w:hint="cs"/>
-          <w:sz w:val="24"/>
-          <w:szCs w:val="24"/>
-          <w:rtl/>
-        </w:rPr>
-        <w:t>2.</w:t>
-      </w:r>
-      <w:r>
-        <w:rPr>
           <w:rFonts w:ascii="Times New Roman" w:eastAsia="Times New Roman" w:hAnsi="Times New Roman" w:cs="Times New Roman"/>
           <w:sz w:val="24"/>
           <w:szCs w:val="24"/>
           <w:rtl/>
         </w:rPr>
-        <w:t xml:space="preserve">سهل الاستخدام </w:t>
-      </w:r>
-    </w:p>
-    <w:p>
-      <w:pPr>
-        <w:bidi/>
-        <w:spacing w:before="100" w:beforeAutospacing="1" w:after="100" w:afterAutospacing="1" w:line="240" w:lineRule="auto"/>
-        <w:ind w:left="360"/>
+        <w:t>تطبيقك</w:t>
+      </w:r>
+      <w:r>
         <w:rPr>
           <w:rFonts w:ascii="Times New Roman" w:eastAsia="Times New Roman" w:hAnsi="Times New Roman" w:cs="Times New Roman"/>
           <w:sz w:val="24"/>
           <w:szCs w:val="24"/>
         </w:rPr>
-      </w:pPr>
-      <w:r>
-        <w:rPr>
-          <w:rFonts w:ascii="Times New Roman" w:eastAsia="Times New Roman" w:hAnsi="Times New Roman" w:cs="Times New Roman" w:hint="cs"/>
-          <w:sz w:val="24"/>
-          <w:szCs w:val="24"/>
-          <w:rtl/>
-        </w:rPr>
-        <w:t>3.</w:t>
+        <w:t xml:space="preserve"> real-time</w:t>
       </w:r>
       <w:r>
         <w:rPr>
@@ -1590,7 +1963,7 @@
           <w:szCs w:val="24"/>
           <w:rtl/>
         </w:rPr>
-        <w:t>تكامل مباشر مع</w:t>
+        <w:t>مثل الشات أو التحديث الفوري</w:t>
       </w:r>
       <w:r>
         <w:rPr>
@@ -1598,7 +1971,7 @@
           <w:sz w:val="24"/>
           <w:szCs w:val="24"/>
         </w:rPr>
-        <w:t xml:space="preserve"> GitHub </w:t>
+        <w:t xml:space="preserve"> </w:t>
       </w:r>
     </w:p>
     <w:p>
@@ -1620,7 +1993,7 @@
           <w:szCs w:val="24"/>
           <w:rtl/>
         </w:rPr>
-        <w:t>القيود</w:t>
+        <w:t>المميزات</w:t>
       </w:r>
       <w:r>
         <w:rPr>
@@ -1642,7 +2015,6 @@
           <w:rFonts w:ascii="Times New Roman" w:eastAsia="Times New Roman" w:hAnsi="Times New Roman" w:cs="Times New Roman"/>
           <w:sz w:val="24"/>
           <w:szCs w:val="24"/>
-          <w:rtl/>
         </w:rPr>
       </w:pPr>
       <w:r>
@@ -1650,34 +2022,17 @@
           <w:rFonts w:ascii="Times New Roman" w:eastAsia="Times New Roman" w:hAnsi="Times New Roman" w:cs="Times New Roman"/>
           <w:sz w:val="24"/>
           <w:szCs w:val="24"/>
-          <w:rtl/>
-        </w:rPr>
-        <w:t>لا يدعم السيرفر</w:t>
+        </w:rPr>
+        <w:t>NoSQL</w:t>
       </w:r>
       <w:r>
         <w:rPr>
           <w:rFonts w:ascii="Times New Roman" w:eastAsia="Times New Roman" w:hAnsi="Times New Roman" w:cs="Times New Roman"/>
           <w:sz w:val="24"/>
           <w:szCs w:val="24"/>
-        </w:rPr>
-        <w:t xml:space="preserve"> </w:t>
-      </w:r>
-      <w:r>
-        <w:rPr>
-          <w:rFonts w:ascii="Times New Roman" w:eastAsia="Times New Roman" w:hAnsi="Times New Roman" w:cs="Times New Roman" w:hint="cs"/>
-          <w:sz w:val="24"/>
-          <w:szCs w:val="24"/>
-          <w:rtl/>
-        </w:rPr>
-        <w:t>مثال</w:t>
-      </w:r>
-      <w:r>
-        <w:rPr>
-          <w:rFonts w:ascii="Times New Roman" w:eastAsia="Times New Roman" w:hAnsi="Times New Roman" w:cs="Times New Roman"/>
-          <w:sz w:val="24"/>
-          <w:szCs w:val="24"/>
-        </w:rPr>
-        <w:t xml:space="preserve">Node.js </w:t>
+          <w:rtl/>
+        </w:rPr>
+        <w:t>مرن وسريع</w:t>
       </w:r>
     </w:p>
     <w:p>
@@ -1689,9 +2044,25 @@
           <w:rFonts w:ascii="Times New Roman" w:eastAsia="Times New Roman" w:hAnsi="Times New Roman" w:cs="Times New Roman"/>
           <w:sz w:val="24"/>
           <w:szCs w:val="24"/>
-          <w:rtl/>
-        </w:rPr>
-      </w:pPr>
+        </w:rPr>
+      </w:pPr>
+      <w:r>
+        <w:rPr>
+          <w:rFonts w:ascii="Times New Roman" w:eastAsia="Times New Roman" w:hAnsi="Times New Roman" w:cs="Times New Roman"/>
+          <w:sz w:val="24"/>
+          <w:szCs w:val="24"/>
+          <w:rtl/>
+        </w:rPr>
+        <w:t>يدعم التحديث الفوري</w:t>
+      </w:r>
+      <w:r>
+        <w:rPr>
+          <w:rFonts w:ascii="Times New Roman" w:eastAsia="Times New Roman" w:hAnsi="Times New Roman" w:cs="Times New Roman"/>
+          <w:sz w:val="24"/>
+          <w:szCs w:val="24"/>
+        </w:rPr>
+        <w:t xml:space="preserve"> (Realtime) </w:t>
+      </w:r>
     </w:p>
     <w:p>
       <w:pPr>
@@ -1700,116 +2071,27 @@
         <w:ind w:left="360"/>
         <w:rPr>
           <w:rFonts w:ascii="Times New Roman" w:eastAsia="Times New Roman" w:hAnsi="Times New Roman" w:cs="Times New Roman"/>
-          <w:sz w:val="28"/>
-          <w:szCs w:val="28"/>
-          <w:rtl/>
-        </w:rPr>
-      </w:pPr>
-    </w:p>
-    <w:p>
-      <w:pPr>
-        <w:bidi/>
-        <w:spacing w:before="100" w:beforeAutospacing="1" w:after="100" w:afterAutospacing="1" w:line="240" w:lineRule="auto"/>
-        <w:ind w:left="360"/>
+          <w:sz w:val="24"/>
+          <w:szCs w:val="24"/>
+        </w:rPr>
+      </w:pPr>
+      <w:r>
         <w:rPr>
           <w:rFonts w:ascii="Times New Roman" w:eastAsia="Times New Roman" w:hAnsi="Times New Roman" w:cs="Times New Roman"/>
-          <w:sz w:val="28"/>
-          <w:szCs w:val="28"/>
-          <w:rtl/>
-        </w:rPr>
-      </w:pPr>
-    </w:p>
-    <w:p>
-      <w:pPr>
-        <w:bidi/>
-        <w:spacing w:before="100" w:beforeAutospacing="1" w:after="100" w:afterAutospacing="1" w:line="240" w:lineRule="auto"/>
-        <w:ind w:left="360"/>
+          <w:sz w:val="24"/>
+          <w:szCs w:val="24"/>
+          <w:rtl/>
+        </w:rPr>
+        <w:t>سهل الربط مع</w:t>
+      </w:r>
+      <w:r>
         <w:rPr>
           <w:rFonts w:ascii="Times New Roman" w:eastAsia="Times New Roman" w:hAnsi="Times New Roman" w:cs="Times New Roman"/>
-          <w:sz w:val="28"/>
-          <w:szCs w:val="28"/>
-          <w:rtl/>
-        </w:rPr>
-      </w:pPr>
-    </w:p>
-    <w:p>
-      <w:pPr>
-        <w:bidi/>
-        <w:spacing w:before="100" w:beforeAutospacing="1" w:after="100" w:afterAutospacing="1" w:line="240" w:lineRule="auto"/>
-        <w:ind w:left="360"/>
-        <w:rPr>
-          <w:rFonts w:ascii="Times New Roman" w:eastAsia="Times New Roman" w:hAnsi="Times New Roman" w:cs="Times New Roman"/>
-          <w:sz w:val="28"/>
-          <w:szCs w:val="28"/>
-          <w:rtl/>
-        </w:rPr>
-      </w:pPr>
-    </w:p>
-    <w:p>
-      <w:pPr>
-        <w:bidi/>
-        <w:spacing w:before="100" w:beforeAutospacing="1" w:after="100" w:afterAutospacing="1" w:line="240" w:lineRule="auto"/>
-        <w:ind w:left="360"/>
-        <w:rPr>
-          <w:rFonts w:ascii="Times New Roman" w:eastAsia="Times New Roman" w:hAnsi="Times New Roman" w:cs="Times New Roman"/>
-          <w:sz w:val="28"/>
-          <w:szCs w:val="28"/>
-          <w:rtl/>
-        </w:rPr>
-      </w:pPr>
-    </w:p>
-    <w:p>
-      <w:pPr>
-        <w:bidi/>
-        <w:spacing w:before="100" w:beforeAutospacing="1" w:after="100" w:afterAutospacing="1" w:line="240" w:lineRule="auto"/>
-        <w:ind w:left="360"/>
-        <w:rPr>
-          <w:rFonts w:ascii="Times New Roman" w:eastAsia="Times New Roman" w:hAnsi="Times New Roman" w:cs="Times New Roman"/>
-          <w:sz w:val="28"/>
-          <w:szCs w:val="28"/>
-          <w:rtl/>
-        </w:rPr>
-      </w:pPr>
-    </w:p>
-    <w:p>
-      <w:pPr>
-        <w:bidi/>
-        <w:spacing w:before="100" w:beforeAutospacing="1" w:after="100" w:afterAutospacing="1" w:line="240" w:lineRule="auto"/>
-        <w:ind w:left="360"/>
-        <w:rPr>
-          <w:rFonts w:ascii="Times New Roman" w:eastAsia="Times New Roman" w:hAnsi="Times New Roman" w:cs="Times New Roman"/>
-          <w:sz w:val="28"/>
-          <w:szCs w:val="28"/>
-          <w:rtl/>
-        </w:rPr>
-      </w:pPr>
-      <w:r>
-        <w:rPr>
-          <w:rFonts w:ascii="Times New Roman" w:eastAsia="Times New Roman" w:hAnsi="Times New Roman" w:cs="Times New Roman" w:hint="cs"/>
-          <w:sz w:val="28"/>
-          <w:szCs w:val="28"/>
-          <w:rtl/>
-        </w:rPr>
-        <w:t>2.اختيار قاعدة بيانات مناسبة</w:t>
-      </w:r>
-    </w:p>
-    <w:p>
-      <w:pPr>
-        <w:bidi/>
-        <w:spacing w:before="100" w:beforeAutospacing="1" w:after="100" w:afterAutospacing="1" w:line="240" w:lineRule="auto"/>
-        <w:ind w:left="360"/>
-        <w:rPr>
-          <w:rtl/>
-        </w:rPr>
-      </w:pPr>
-      <w:r>
-        <w:t xml:space="preserve">Firebase </w:t>
-      </w:r>
-      <w:proofErr w:type="spellStart"/>
-      <w:r>
-        <w:t>Firestore</w:t>
-      </w:r>
-      <w:proofErr w:type="spellEnd"/>
+          <w:sz w:val="24"/>
+          <w:szCs w:val="24"/>
+        </w:rPr>
+        <w:t xml:space="preserve"> Frontend </w:t>
+      </w:r>
     </w:p>
     <w:p>
       <w:pPr>
@@ -1830,7 +2112,7 @@
           <w:szCs w:val="24"/>
           <w:rtl/>
         </w:rPr>
-        <w:t>مناسب إذا</w:t>
+        <w:t>القيود</w:t>
       </w:r>
       <w:r>
         <w:rPr>
@@ -1861,7 +2143,7 @@
           <w:szCs w:val="24"/>
           <w:rtl/>
         </w:rPr>
-        <w:t xml:space="preserve">بدك قاعدة بيانات جاهزة بدون إدارة سيرفر </w:t>
+        <w:t xml:space="preserve">مكلف إذا الاستخدام زاد </w:t>
       </w:r>
     </w:p>
     <w:p>
@@ -1882,16 +2164,19 @@
           <w:szCs w:val="24"/>
           <w:rtl/>
         </w:rPr>
-        <w:t>تطبيقك</w:t>
-      </w:r>
+        <w:t xml:space="preserve">يحتاج تنظيم جيد </w:t>
+      </w:r>
+      <w:proofErr w:type="spellStart"/>
       <w:r>
         <w:rPr>
           <w:rFonts w:ascii="Times New Roman" w:eastAsia="Times New Roman" w:hAnsi="Times New Roman" w:cs="Times New Roman"/>
           <w:sz w:val="24"/>
           <w:szCs w:val="24"/>
-        </w:rPr>
-        <w:t xml:space="preserve"> real-time</w:t>
-      </w:r>
+          <w:rtl/>
+        </w:rPr>
+        <w:t>لل</w:t>
+      </w:r>
+      <w:proofErr w:type="spellEnd"/>
       <w:r>
         <w:rPr>
           <w:rFonts w:ascii="Times New Roman" w:eastAsia="Times New Roman" w:hAnsi="Times New Roman" w:cs="Times New Roman"/>
@@ -1899,7 +2184,7 @@
           <w:szCs w:val="24"/>
           <w:rtl/>
         </w:rPr>
-        <w:t>مثل الشات أو التحديث الفوري</w:t>
+        <w:t>ـ</w:t>
       </w:r>
       <w:r>
         <w:rPr>
@@ -1907,39 +2192,7 @@
           <w:sz w:val="24"/>
           <w:szCs w:val="24"/>
         </w:rPr>
-        <w:t xml:space="preserve"> </w:t>
-      </w:r>
-    </w:p>
-    <w:p>
-      <w:pPr>
-        <w:bidi/>
-        <w:spacing w:before="100" w:beforeAutospacing="1" w:after="100" w:afterAutospacing="1" w:line="240" w:lineRule="auto"/>
-        <w:rPr>
-          <w:rFonts w:ascii="Times New Roman" w:eastAsia="Times New Roman" w:hAnsi="Times New Roman" w:cs="Times New Roman"/>
-          <w:sz w:val="24"/>
-          <w:szCs w:val="24"/>
-        </w:rPr>
-      </w:pPr>
-      <w:r>
-        <w:rPr>
-          <w:rFonts w:ascii="Times New Roman" w:eastAsia="Times New Roman" w:hAnsi="Times New Roman" w:cs="Times New Roman"/>
-          <w:b/>
-          <w:bCs/>
-          <w:sz w:val="24"/>
-          <w:szCs w:val="24"/>
-          <w:rtl/>
-        </w:rPr>
-        <w:t>المميزات</w:t>
-      </w:r>
-      <w:r>
-        <w:rPr>
-          <w:rFonts w:ascii="Times New Roman" w:eastAsia="Times New Roman" w:hAnsi="Times New Roman" w:cs="Times New Roman"/>
-          <w:b/>
-          <w:bCs/>
-          <w:sz w:val="24"/>
-          <w:szCs w:val="24"/>
-        </w:rPr>
-        <w:t>:</w:t>
+        <w:t xml:space="preserve"> collections</w:t>
       </w:r>
     </w:p>
     <w:p>
@@ -1948,353 +2201,110 @@
         <w:spacing w:before="100" w:beforeAutospacing="1" w:after="100" w:afterAutospacing="1" w:line="240" w:lineRule="auto"/>
         <w:ind w:left="360"/>
         <w:rPr>
-          <w:rFonts w:ascii="Times New Roman" w:eastAsia="Times New Roman" w:hAnsi="Times New Roman" w:cs="Times New Roman"/>
-          <w:sz w:val="24"/>
-          <w:szCs w:val="24"/>
-        </w:rPr>
-      </w:pPr>
-      <w:r>
-        <w:rPr>
-          <w:rFonts w:ascii="Times New Roman" w:eastAsia="Times New Roman" w:hAnsi="Times New Roman" w:cs="Times New Roman"/>
-          <w:sz w:val="24"/>
-          <w:szCs w:val="24"/>
-        </w:rPr>
-        <w:t>NoSQL</w:t>
-      </w:r>
-      <w:r>
-        <w:rPr>
-          <w:rFonts w:ascii="Times New Roman" w:eastAsia="Times New Roman" w:hAnsi="Times New Roman" w:cs="Times New Roman"/>
-          <w:sz w:val="24"/>
-          <w:szCs w:val="24"/>
-          <w:rtl/>
-        </w:rPr>
-        <w:t>مرن وسريع</w:t>
-      </w:r>
-    </w:p>
-    <w:p>
-      <w:pPr>
-        <w:bidi/>
-        <w:spacing w:before="100" w:beforeAutospacing="1" w:after="100" w:afterAutospacing="1" w:line="240" w:lineRule="auto"/>
-        <w:ind w:left="360"/>
-        <w:rPr>
-          <w:rFonts w:ascii="Times New Roman" w:eastAsia="Times New Roman" w:hAnsi="Times New Roman" w:cs="Times New Roman"/>
-          <w:sz w:val="24"/>
-          <w:szCs w:val="24"/>
-        </w:rPr>
-      </w:pPr>
-      <w:r>
-        <w:rPr>
-          <w:rFonts w:ascii="Times New Roman" w:eastAsia="Times New Roman" w:hAnsi="Times New Roman" w:cs="Times New Roman"/>
-          <w:sz w:val="24"/>
-          <w:szCs w:val="24"/>
-          <w:rtl/>
-        </w:rPr>
-        <w:t>يدعم التحديث الفوري</w:t>
-      </w:r>
-      <w:r>
-        <w:rPr>
-          <w:rFonts w:ascii="Times New Roman" w:eastAsia="Times New Roman" w:hAnsi="Times New Roman" w:cs="Times New Roman"/>
-          <w:sz w:val="24"/>
-          <w:szCs w:val="24"/>
-        </w:rPr>
-        <w:t xml:space="preserve"> (Realtime) </w:t>
-      </w:r>
-    </w:p>
-    <w:p>
-      <w:pPr>
-        <w:bidi/>
-        <w:spacing w:before="100" w:beforeAutospacing="1" w:after="100" w:afterAutospacing="1" w:line="240" w:lineRule="auto"/>
-        <w:ind w:left="360"/>
-        <w:rPr>
-          <w:rFonts w:ascii="Times New Roman" w:eastAsia="Times New Roman" w:hAnsi="Times New Roman" w:cs="Times New Roman"/>
-          <w:sz w:val="24"/>
-          <w:szCs w:val="24"/>
-        </w:rPr>
-      </w:pPr>
-      <w:r>
-        <w:rPr>
-          <w:rFonts w:ascii="Times New Roman" w:eastAsia="Times New Roman" w:hAnsi="Times New Roman" w:cs="Times New Roman"/>
-          <w:sz w:val="24"/>
-          <w:szCs w:val="24"/>
-          <w:rtl/>
-        </w:rPr>
-        <w:t>سهل الربط مع</w:t>
-      </w:r>
-      <w:r>
-        <w:rPr>
-          <w:rFonts w:ascii="Times New Roman" w:eastAsia="Times New Roman" w:hAnsi="Times New Roman" w:cs="Times New Roman"/>
-          <w:sz w:val="24"/>
-          <w:szCs w:val="24"/>
-        </w:rPr>
-        <w:t xml:space="preserve"> Frontend </w:t>
-      </w:r>
-    </w:p>
-    <w:p>
-      <w:pPr>
-        <w:bidi/>
-        <w:spacing w:before="100" w:beforeAutospacing="1" w:after="100" w:afterAutospacing="1" w:line="240" w:lineRule="auto"/>
-        <w:rPr>
-          <w:rFonts w:ascii="Times New Roman" w:eastAsia="Times New Roman" w:hAnsi="Times New Roman" w:cs="Times New Roman"/>
-          <w:sz w:val="24"/>
-          <w:szCs w:val="24"/>
-        </w:rPr>
-      </w:pPr>
-      <w:r>
-        <w:rPr>
-          <w:rFonts w:ascii="Times New Roman" w:eastAsia="Times New Roman" w:hAnsi="Times New Roman" w:cs="Times New Roman"/>
-          <w:b/>
-          <w:bCs/>
-          <w:sz w:val="24"/>
-          <w:szCs w:val="24"/>
-          <w:rtl/>
-        </w:rPr>
-        <w:t>القيود</w:t>
-      </w:r>
-      <w:r>
-        <w:rPr>
-          <w:rFonts w:ascii="Times New Roman" w:eastAsia="Times New Roman" w:hAnsi="Times New Roman" w:cs="Times New Roman"/>
-          <w:b/>
-          <w:bCs/>
-          <w:sz w:val="24"/>
-          <w:szCs w:val="24"/>
-        </w:rPr>
-        <w:t>:</w:t>
-      </w:r>
-    </w:p>
-    <w:p>
-      <w:pPr>
-        <w:bidi/>
-        <w:spacing w:before="100" w:beforeAutospacing="1" w:after="100" w:afterAutospacing="1" w:line="240" w:lineRule="auto"/>
-        <w:ind w:left="360"/>
-        <w:rPr>
-          <w:rFonts w:ascii="Times New Roman" w:eastAsia="Times New Roman" w:hAnsi="Times New Roman" w:cs="Times New Roman"/>
-          <w:sz w:val="24"/>
-          <w:szCs w:val="24"/>
-        </w:rPr>
-      </w:pPr>
-      <w:r>
-        <w:rPr>
-          <w:rFonts w:ascii="Times New Roman" w:eastAsia="Times New Roman" w:hAnsi="Times New Roman" w:cs="Times New Roman"/>
-          <w:sz w:val="24"/>
-          <w:szCs w:val="24"/>
-          <w:rtl/>
-        </w:rPr>
-        <w:t xml:space="preserve">مكلف إذا الاستخدام زاد </w:t>
-      </w:r>
-    </w:p>
-    <w:p>
-      <w:pPr>
-        <w:bidi/>
-        <w:spacing w:before="100" w:beforeAutospacing="1" w:after="100" w:afterAutospacing="1" w:line="240" w:lineRule="auto"/>
-        <w:ind w:left="360"/>
-        <w:rPr>
-          <w:rFonts w:ascii="Times New Roman" w:eastAsia="Times New Roman" w:hAnsi="Times New Roman" w:cs="Times New Roman"/>
-          <w:sz w:val="24"/>
-          <w:szCs w:val="24"/>
-        </w:rPr>
-      </w:pPr>
-      <w:r>
-        <w:rPr>
-          <w:rFonts w:ascii="Times New Roman" w:eastAsia="Times New Roman" w:hAnsi="Times New Roman" w:cs="Times New Roman"/>
-          <w:sz w:val="24"/>
-          <w:szCs w:val="24"/>
-          <w:rtl/>
-        </w:rPr>
-        <w:t xml:space="preserve">يحتاج تنظيم جيد </w:t>
+          <w:sz w:val="24"/>
+          <w:szCs w:val="24"/>
+        </w:rPr>
+      </w:pPr>
+      <w:r>
+        <w:rPr>
+          <w:rStyle w:val="BookTitle"/>
+          <w:sz w:val="24"/>
+          <w:szCs w:val="24"/>
+        </w:rPr>
+        <w:lastRenderedPageBreak/>
+        <w:t xml:space="preserve">Firebase </w:t>
       </w:r>
       <w:proofErr w:type="spellStart"/>
       <w:r>
         <w:rPr>
-          <w:rFonts w:ascii="Times New Roman" w:eastAsia="Times New Roman" w:hAnsi="Times New Roman" w:cs="Times New Roman"/>
-          <w:sz w:val="24"/>
-          <w:szCs w:val="24"/>
-          <w:rtl/>
-        </w:rPr>
-        <w:t>لل</w:t>
+          <w:sz w:val="24"/>
+          <w:szCs w:val="24"/>
+        </w:rPr>
+        <w:t>Firestore</w:t>
       </w:r>
       <w:proofErr w:type="spellEnd"/>
       <w:r>
         <w:rPr>
-          <w:rFonts w:ascii="Times New Roman" w:eastAsia="Times New Roman" w:hAnsi="Times New Roman" w:cs="Times New Roman"/>
-          <w:sz w:val="24"/>
-          <w:szCs w:val="24"/>
-          <w:rtl/>
-        </w:rPr>
-        <w:t>ـ</w:t>
-      </w:r>
-      <w:r>
-        <w:rPr>
-          <w:rFonts w:ascii="Times New Roman" w:eastAsia="Times New Roman" w:hAnsi="Times New Roman" w:cs="Times New Roman"/>
-          <w:sz w:val="24"/>
-          <w:szCs w:val="24"/>
-        </w:rPr>
-        <w:t xml:space="preserve"> collections</w:t>
-      </w:r>
-    </w:p>
-    <w:p>
-      <w:pPr>
-        <w:bidi/>
-        <w:spacing w:before="100" w:beforeAutospacing="1" w:after="100" w:afterAutospacing="1" w:line="240" w:lineRule="auto"/>
-        <w:ind w:left="360"/>
-      </w:pPr>
-      <w:r>
-        <w:rPr>
-          <w:rStyle w:val="BookTitle"/>
-        </w:rPr>
-        <w:t xml:space="preserve">Firebase </w:t>
-      </w:r>
-      <w:proofErr w:type="spellStart"/>
-      <w:r>
-        <w:t>Firestore</w:t>
-      </w:r>
-      <w:proofErr w:type="spellEnd"/>
-      <w:r>
+          <w:sz w:val="24"/>
+          <w:szCs w:val="24"/>
+        </w:rPr>
         <w:t xml:space="preserve"> </w:t>
       </w:r>
       <w:r>
         <w:rPr>
+          <w:sz w:val="24"/>
+          <w:szCs w:val="24"/>
           <w:rtl/>
         </w:rPr>
         <w:t>هو قاعدة بيانات</w:t>
       </w:r>
       <w:r>
+        <w:rPr>
+          <w:sz w:val="24"/>
+          <w:szCs w:val="24"/>
+        </w:rPr>
         <w:t xml:space="preserve"> NoSQL </w:t>
       </w:r>
       <w:r>
         <w:rPr>
+          <w:sz w:val="24"/>
+          <w:szCs w:val="24"/>
           <w:rtl/>
         </w:rPr>
         <w:t>سحابية طورتها شركة</w:t>
       </w:r>
       <w:r>
+        <w:rPr>
+          <w:sz w:val="24"/>
+          <w:szCs w:val="24"/>
+        </w:rPr>
         <w:t xml:space="preserve"> Google </w:t>
       </w:r>
       <w:r>
         <w:rPr>
+          <w:sz w:val="24"/>
+          <w:szCs w:val="24"/>
           <w:rtl/>
         </w:rPr>
         <w:t>لتخزين البيانات ومزامنتها في الوقت الفعلي عبر تطبيقات الويب والجوال. تُعد جزءًا من منصة</w:t>
       </w:r>
       <w:r>
+        <w:rPr>
+          <w:sz w:val="24"/>
+          <w:szCs w:val="24"/>
+        </w:rPr>
         <w:t xml:space="preserve"> Google Firebase</w:t>
       </w:r>
       <w:r>
         <w:rPr>
+          <w:sz w:val="24"/>
+          <w:szCs w:val="24"/>
           <w:rtl/>
         </w:rPr>
         <w:t>، وتتميز بتكاملها العميق مع خدمات</w:t>
       </w:r>
       <w:r>
+        <w:rPr>
+          <w:sz w:val="24"/>
+          <w:szCs w:val="24"/>
+        </w:rPr>
         <w:t xml:space="preserve"> Google Cloud Platform </w:t>
       </w:r>
       <w:r>
         <w:rPr>
+          <w:sz w:val="24"/>
+          <w:szCs w:val="24"/>
           <w:rtl/>
         </w:rPr>
         <w:t>وقدراتها القوية في التوسع والأمان</w:t>
       </w:r>
       <w:r>
+        <w:rPr>
+          <w:sz w:val="24"/>
+          <w:szCs w:val="24"/>
+        </w:rPr>
         <w:t>.</w:t>
       </w:r>
-    </w:p>
-    <w:p>
-      <w:pPr>
-        <w:bidi/>
-        <w:rPr>
-          <w:rStyle w:val="BookTitle"/>
-          <w:rtl/>
-        </w:rPr>
-      </w:pPr>
-    </w:p>
-    <w:p>
-      <w:pPr>
-        <w:bidi/>
-        <w:rPr>
-          <w:rStyle w:val="BookTitle"/>
-          <w:rtl/>
-        </w:rPr>
-      </w:pPr>
-    </w:p>
-    <w:p>
-      <w:pPr>
-        <w:bidi/>
-        <w:rPr>
-          <w:rStyle w:val="BookTitle"/>
-          <w:rtl/>
-        </w:rPr>
-      </w:pPr>
-    </w:p>
-    <w:p>
-      <w:pPr>
-        <w:bidi/>
-        <w:rPr>
-          <w:rStyle w:val="BookTitle"/>
-          <w:rtl/>
-        </w:rPr>
-      </w:pPr>
-    </w:p>
-    <w:p>
-      <w:pPr>
-        <w:bidi/>
-        <w:rPr>
-          <w:rStyle w:val="BookTitle"/>
-          <w:rtl/>
-        </w:rPr>
-      </w:pPr>
-    </w:p>
-    <w:p>
-      <w:pPr>
-        <w:bidi/>
-        <w:rPr>
-          <w:rStyle w:val="BookTitle"/>
-          <w:rtl/>
-        </w:rPr>
-      </w:pPr>
-    </w:p>
-    <w:p>
-      <w:pPr>
-        <w:bidi/>
-        <w:rPr>
-          <w:rStyle w:val="BookTitle"/>
-          <w:rtl/>
-        </w:rPr>
-      </w:pPr>
-    </w:p>
-    <w:p>
-      <w:pPr>
-        <w:bidi/>
-        <w:rPr>
-          <w:rStyle w:val="BookTitle"/>
-          <w:rtl/>
-        </w:rPr>
-      </w:pPr>
-    </w:p>
-    <w:p>
-      <w:pPr>
-        <w:bidi/>
-        <w:rPr>
-          <w:rStyle w:val="BookTitle"/>
-          <w:rtl/>
-        </w:rPr>
-      </w:pPr>
-    </w:p>
-    <w:p>
-      <w:pPr>
-        <w:bidi/>
-        <w:rPr>
-          <w:rStyle w:val="BookTitle"/>
-          <w:rtl/>
-        </w:rPr>
-      </w:pPr>
-    </w:p>
-    <w:p>
-      <w:pPr>
-        <w:bidi/>
-        <w:rPr>
-          <w:rStyle w:val="BookTitle"/>
-          <w:rtl/>
-        </w:rPr>
-      </w:pPr>
     </w:p>
     <w:p>
       <w:pPr>
@@ -2305,8 +2315,8 @@
           <w:bCs w:val="0"/>
           <w:i w:val="0"/>
           <w:iCs w:val="0"/>
-          <w:sz w:val="32"/>
-          <w:szCs w:val="32"/>
+          <w:sz w:val="24"/>
+          <w:szCs w:val="24"/>
           <w:rtl/>
         </w:rPr>
       </w:pPr>
@@ -2318,12 +2328,13 @@
           <w:bCs w:val="0"/>
           <w:i w:val="0"/>
           <w:iCs w:val="0"/>
-          <w:sz w:val="32"/>
-          <w:szCs w:val="32"/>
-          <w:rtl/>
-        </w:rPr>
-        <w:t>3.</w:t>
-      </w:r>
+          <w:sz w:val="24"/>
+          <w:szCs w:val="24"/>
+          <w:rtl/>
+        </w:rPr>
+        <w:t xml:space="preserve">3.ادارة البيانات والنسخ </w:t>
+      </w:r>
+      <w:proofErr w:type="spellStart"/>
       <w:r>
         <w:rPr>
           <w:rStyle w:val="BookTitle"/>
@@ -2332,13 +2343,13 @@
           <w:bCs w:val="0"/>
           <w:i w:val="0"/>
           <w:iCs w:val="0"/>
-          <w:sz w:val="32"/>
-          <w:szCs w:val="32"/>
-          <w:rtl/>
-        </w:rPr>
-        <w:t xml:space="preserve">ادارة البيانات والنسخ </w:t>
-      </w:r>
-      <w:proofErr w:type="spellStart"/>
+          <w:sz w:val="24"/>
+          <w:szCs w:val="24"/>
+          <w:rtl/>
+        </w:rPr>
+        <w:t>الاحطياطي</w:t>
+      </w:r>
+      <w:proofErr w:type="spellEnd"/>
       <w:r>
         <w:rPr>
           <w:rStyle w:val="BookTitle"/>
@@ -2347,13 +2358,679 @@
           <w:bCs w:val="0"/>
           <w:i w:val="0"/>
           <w:iCs w:val="0"/>
-          <w:sz w:val="32"/>
-          <w:szCs w:val="32"/>
-          <w:rtl/>
-        </w:rPr>
-        <w:t>الاحطياطي</w:t>
+          <w:sz w:val="24"/>
+          <w:szCs w:val="24"/>
+          <w:rtl/>
+        </w:rPr>
+        <w:t xml:space="preserve"> </w:t>
+      </w:r>
+    </w:p>
+    <w:p>
+      <w:pPr>
+        <w:bidi/>
+        <w:rPr>
+          <w:rStyle w:val="BookTitle"/>
+          <w:b w:val="0"/>
+          <w:bCs w:val="0"/>
+          <w:i w:val="0"/>
+          <w:iCs w:val="0"/>
+          <w:sz w:val="24"/>
+          <w:szCs w:val="24"/>
+          <w:rtl/>
+        </w:rPr>
+      </w:pPr>
+    </w:p>
+    <w:p>
+      <w:pPr>
+        <w:bidi/>
+        <w:spacing w:before="100" w:beforeAutospacing="1" w:after="100" w:afterAutospacing="1" w:line="240" w:lineRule="auto"/>
+        <w:outlineLvl w:val="1"/>
+        <w:rPr>
+          <w:rFonts w:ascii="Times New Roman" w:eastAsia="Times New Roman" w:hAnsi="Times New Roman" w:cs="Times New Roman"/>
+          <w:b/>
+          <w:bCs/>
+          <w:sz w:val="24"/>
+          <w:szCs w:val="24"/>
+        </w:rPr>
+      </w:pPr>
+      <w:r>
+        <w:rPr>
+          <w:rFonts w:ascii="Times New Roman" w:eastAsia="Times New Roman" w:hAnsi="Times New Roman" w:cs="Times New Roman" w:hint="cs"/>
+          <w:b/>
+          <w:bCs/>
+          <w:sz w:val="24"/>
+          <w:szCs w:val="24"/>
+          <w:rtl/>
+        </w:rPr>
+        <w:t>1.</w:t>
+      </w:r>
+      <w:r>
+        <w:rPr>
+          <w:rFonts w:ascii="Times New Roman" w:eastAsia="Times New Roman" w:hAnsi="Times New Roman" w:cs="Times New Roman"/>
+          <w:b/>
+          <w:bCs/>
+          <w:sz w:val="24"/>
+          <w:szCs w:val="24"/>
+          <w:rtl/>
+        </w:rPr>
+        <w:t>مقدمة</w:t>
+      </w:r>
+    </w:p>
+    <w:p>
+      <w:pPr>
+        <w:bidi/>
+        <w:spacing w:before="100" w:beforeAutospacing="1" w:after="100" w:afterAutospacing="1" w:line="240" w:lineRule="auto"/>
+        <w:rPr>
+          <w:rFonts w:ascii="Times New Roman" w:eastAsia="Times New Roman" w:hAnsi="Times New Roman" w:cs="Times New Roman"/>
+          <w:sz w:val="24"/>
+          <w:szCs w:val="24"/>
+          <w:rtl/>
+        </w:rPr>
+      </w:pPr>
+      <w:r>
+        <w:rPr>
+          <w:rFonts w:ascii="Times New Roman" w:eastAsia="Times New Roman" w:hAnsi="Times New Roman" w:cs="Times New Roman"/>
+          <w:sz w:val="24"/>
+          <w:szCs w:val="24"/>
+          <w:rtl/>
+        </w:rPr>
+        <w:t>تهدف هذه السياسة إلى ضمان حماية بيانات المستخدمين في نظام البوابة والحفاظ على سلامتها، ومنع فقدانها أو تعرضها للتلف أو الاختراق مع وضع إجراءات واضحة للصيانة الدورية</w:t>
+      </w:r>
+      <w:r>
+        <w:rPr>
+          <w:rFonts w:ascii="Times New Roman" w:eastAsia="Times New Roman" w:hAnsi="Times New Roman" w:cs="Times New Roman"/>
+          <w:sz w:val="24"/>
+          <w:szCs w:val="24"/>
+        </w:rPr>
+        <w:t>.</w:t>
+      </w:r>
+    </w:p>
+    <w:p>
+      <w:pPr>
+        <w:bidi/>
+        <w:spacing w:before="100" w:beforeAutospacing="1" w:after="100" w:afterAutospacing="1" w:line="240" w:lineRule="auto"/>
+        <w:rPr>
+          <w:rFonts w:ascii="Times New Roman" w:eastAsia="Times New Roman" w:hAnsi="Times New Roman" w:cs="Times New Roman"/>
+          <w:sz w:val="24"/>
+          <w:szCs w:val="24"/>
+        </w:rPr>
+      </w:pPr>
+    </w:p>
+    <w:p>
+      <w:pPr>
+        <w:pStyle w:val="Heading2"/>
+        <w:bidi/>
+        <w:rPr>
+          <w:rStyle w:val="Strong"/>
+          <w:b/>
+          <w:bCs/>
+          <w:sz w:val="24"/>
+          <w:szCs w:val="24"/>
+          <w:rtl/>
+        </w:rPr>
+      </w:pPr>
+      <w:r>
+        <w:rPr>
+          <w:rStyle w:val="BookTitle"/>
+          <w:rFonts w:hint="cs"/>
+          <w:b/>
+          <w:bCs/>
+          <w:i w:val="0"/>
+          <w:iCs w:val="0"/>
+          <w:sz w:val="24"/>
+          <w:szCs w:val="24"/>
+          <w:rtl/>
+        </w:rPr>
+        <w:t>2.</w:t>
+      </w:r>
+      <w:r>
+        <w:rPr>
+          <w:rStyle w:val="Strong"/>
+          <w:b/>
+          <w:bCs/>
+          <w:sz w:val="24"/>
+          <w:szCs w:val="24"/>
+          <w:rtl/>
+        </w:rPr>
+        <w:t xml:space="preserve"> إدارة بيانات المستخدمين</w:t>
+      </w:r>
+    </w:p>
+    <w:p>
+      <w:pPr>
+        <w:pStyle w:val="Heading2"/>
+        <w:bidi/>
+        <w:rPr>
+          <w:sz w:val="24"/>
+          <w:szCs w:val="24"/>
+        </w:rPr>
+      </w:pPr>
+      <w:r>
+        <w:rPr>
+          <w:rStyle w:val="Strong"/>
+          <w:rFonts w:hint="cs"/>
+          <w:b/>
+          <w:bCs/>
+          <w:sz w:val="24"/>
+          <w:szCs w:val="24"/>
+          <w:rtl/>
+        </w:rPr>
+        <w:t>1.</w:t>
+      </w:r>
+      <w:r>
+        <w:rPr>
+          <w:rStyle w:val="Strong"/>
+          <w:b/>
+          <w:bCs/>
+          <w:sz w:val="24"/>
+          <w:szCs w:val="24"/>
+          <w:rtl/>
+        </w:rPr>
+        <w:t>أنواع البيانات المخزنة</w:t>
+      </w:r>
+    </w:p>
+    <w:p>
+      <w:pPr>
+        <w:bidi/>
+        <w:spacing w:before="100" w:beforeAutospacing="1" w:after="100" w:afterAutospacing="1" w:line="240" w:lineRule="auto"/>
+        <w:ind w:left="360"/>
+        <w:rPr>
+          <w:sz w:val="24"/>
+          <w:szCs w:val="24"/>
+        </w:rPr>
+      </w:pPr>
+      <w:r>
+        <w:rPr>
+          <w:rFonts w:hint="cs"/>
+          <w:sz w:val="24"/>
+          <w:szCs w:val="24"/>
+          <w:rtl/>
+        </w:rPr>
+        <w:t>1.</w:t>
+      </w:r>
+      <w:r>
+        <w:rPr>
+          <w:sz w:val="24"/>
+          <w:szCs w:val="24"/>
+          <w:rtl/>
+        </w:rPr>
+        <w:t>بيانات الحساب (الاسم، البريد الإلكتروني، كلمة المرور المشفرة)</w:t>
+      </w:r>
+      <w:r>
+        <w:rPr>
+          <w:sz w:val="24"/>
+          <w:szCs w:val="24"/>
+        </w:rPr>
+        <w:t xml:space="preserve">. </w:t>
+      </w:r>
+    </w:p>
+    <w:p>
+      <w:pPr>
+        <w:bidi/>
+        <w:spacing w:before="100" w:beforeAutospacing="1" w:after="100" w:afterAutospacing="1" w:line="240" w:lineRule="auto"/>
+        <w:ind w:left="360"/>
+        <w:rPr>
+          <w:sz w:val="24"/>
+          <w:szCs w:val="24"/>
+        </w:rPr>
+      </w:pPr>
+      <w:r>
+        <w:rPr>
+          <w:rFonts w:hint="cs"/>
+          <w:sz w:val="24"/>
+          <w:szCs w:val="24"/>
+          <w:rtl/>
+        </w:rPr>
+        <w:t>2.</w:t>
+      </w:r>
+      <w:r>
+        <w:rPr>
+          <w:sz w:val="24"/>
+          <w:szCs w:val="24"/>
+          <w:rtl/>
+        </w:rPr>
+        <w:t>بيانات الاستخدام (سجل الدخول، الأنشطة داخل النظام)</w:t>
+      </w:r>
+      <w:r>
+        <w:rPr>
+          <w:sz w:val="24"/>
+          <w:szCs w:val="24"/>
+        </w:rPr>
+        <w:t xml:space="preserve">. </w:t>
+      </w:r>
+    </w:p>
+    <w:p>
+      <w:pPr>
+        <w:bidi/>
+        <w:spacing w:before="100" w:beforeAutospacing="1" w:after="100" w:afterAutospacing="1" w:line="240" w:lineRule="auto"/>
+        <w:ind w:left="360"/>
+        <w:rPr>
+          <w:sz w:val="24"/>
+          <w:szCs w:val="24"/>
+          <w:rtl/>
+        </w:rPr>
+      </w:pPr>
+      <w:r>
+        <w:rPr>
+          <w:rFonts w:hint="cs"/>
+          <w:sz w:val="24"/>
+          <w:szCs w:val="24"/>
+          <w:rtl/>
+        </w:rPr>
+        <w:t>3.</w:t>
+      </w:r>
+      <w:r>
+        <w:rPr>
+          <w:sz w:val="24"/>
+          <w:szCs w:val="24"/>
+          <w:rtl/>
+        </w:rPr>
+        <w:t>بيانات إضافية حسب وظيفة النظام</w:t>
+      </w:r>
+      <w:r>
+        <w:rPr>
+          <w:sz w:val="24"/>
+          <w:szCs w:val="24"/>
+        </w:rPr>
+        <w:t>.</w:t>
+      </w:r>
+    </w:p>
+    <w:p>
+      <w:pPr>
+        <w:bidi/>
+        <w:rPr>
+          <w:sz w:val="24"/>
+          <w:szCs w:val="24"/>
+        </w:rPr>
+      </w:pPr>
+      <w:r>
+        <w:rPr>
+          <w:rFonts w:hint="cs"/>
+          <w:sz w:val="24"/>
+          <w:szCs w:val="24"/>
+          <w:rtl/>
+        </w:rPr>
+        <w:t>2.</w:t>
+      </w:r>
+      <w:r>
+        <w:rPr>
+          <w:sz w:val="24"/>
+          <w:szCs w:val="24"/>
+          <w:rtl/>
+        </w:rPr>
+        <w:t>آلية التخزين</w:t>
+      </w:r>
+    </w:p>
+    <w:p>
+      <w:pPr>
+        <w:bidi/>
+        <w:spacing w:before="100" w:beforeAutospacing="1" w:after="100" w:afterAutospacing="1" w:line="240" w:lineRule="auto"/>
+        <w:ind w:left="360"/>
+        <w:rPr>
+          <w:sz w:val="24"/>
+          <w:szCs w:val="24"/>
+        </w:rPr>
+      </w:pPr>
+      <w:r>
+        <w:rPr>
+          <w:rFonts w:hint="cs"/>
+          <w:sz w:val="24"/>
+          <w:szCs w:val="24"/>
+          <w:rtl/>
+        </w:rPr>
+        <w:t>1.</w:t>
+      </w:r>
+      <w:r>
+        <w:rPr>
+          <w:sz w:val="24"/>
+          <w:szCs w:val="24"/>
+          <w:rtl/>
+        </w:rPr>
+        <w:t>يتم تخزين البيانات في قاعدة بيانات آمنة</w:t>
+      </w:r>
+      <w:r>
+        <w:rPr>
+          <w:sz w:val="24"/>
+          <w:szCs w:val="24"/>
+        </w:rPr>
+        <w:t xml:space="preserve"> </w:t>
+      </w:r>
+      <w:r>
+        <w:rPr>
+          <w:sz w:val="24"/>
+          <w:szCs w:val="24"/>
+          <w:rtl/>
+        </w:rPr>
+        <w:t>مثل</w:t>
+      </w:r>
+      <w:r>
+        <w:rPr>
+          <w:sz w:val="24"/>
+          <w:szCs w:val="24"/>
+        </w:rPr>
+        <w:t xml:space="preserve"> Firebase </w:t>
+      </w:r>
+      <w:proofErr w:type="spellStart"/>
+      <w:r>
+        <w:rPr>
+          <w:sz w:val="24"/>
+          <w:szCs w:val="24"/>
+        </w:rPr>
+        <w:t>Firestore</w:t>
       </w:r>
       <w:proofErr w:type="spellEnd"/>
+      <w:r>
+        <w:rPr>
+          <w:sz w:val="24"/>
+          <w:szCs w:val="24"/>
+        </w:rPr>
+        <w:t xml:space="preserve"> </w:t>
+      </w:r>
+      <w:r>
+        <w:rPr>
+          <w:sz w:val="24"/>
+          <w:szCs w:val="24"/>
+          <w:rtl/>
+        </w:rPr>
+        <w:t>أو أي</w:t>
+      </w:r>
+      <w:r>
+        <w:rPr>
+          <w:sz w:val="24"/>
+          <w:szCs w:val="24"/>
+        </w:rPr>
+        <w:t xml:space="preserve"> DBMS </w:t>
+      </w:r>
+      <w:r>
+        <w:rPr>
+          <w:sz w:val="24"/>
+          <w:szCs w:val="24"/>
+          <w:rtl/>
+        </w:rPr>
+        <w:t>آخر</w:t>
+      </w:r>
+      <w:r>
+        <w:rPr>
+          <w:sz w:val="24"/>
+          <w:szCs w:val="24"/>
+        </w:rPr>
+        <w:t xml:space="preserve"> </w:t>
+      </w:r>
+    </w:p>
+    <w:p>
+      <w:pPr>
+        <w:bidi/>
+        <w:spacing w:before="100" w:beforeAutospacing="1" w:after="100" w:afterAutospacing="1" w:line="240" w:lineRule="auto"/>
+        <w:ind w:left="360"/>
+        <w:rPr>
+          <w:sz w:val="24"/>
+          <w:szCs w:val="24"/>
+        </w:rPr>
+      </w:pPr>
+      <w:r>
+        <w:rPr>
+          <w:rFonts w:hint="cs"/>
+          <w:sz w:val="24"/>
+          <w:szCs w:val="24"/>
+          <w:rtl/>
+        </w:rPr>
+        <w:t>2.</w:t>
+      </w:r>
+      <w:r>
+        <w:rPr>
+          <w:sz w:val="24"/>
+          <w:szCs w:val="24"/>
+          <w:rtl/>
+        </w:rPr>
+        <w:t>يتم تشفير كلمات المرور باستخدام خوارزميات قوية</w:t>
+      </w:r>
+      <w:r>
+        <w:rPr>
+          <w:sz w:val="24"/>
+          <w:szCs w:val="24"/>
+        </w:rPr>
+        <w:t xml:space="preserve"> ( </w:t>
+      </w:r>
+    </w:p>
+    <w:p>
+      <w:pPr>
+        <w:bidi/>
+        <w:spacing w:before="100" w:beforeAutospacing="1" w:after="100" w:afterAutospacing="1" w:line="240" w:lineRule="auto"/>
+        <w:ind w:left="360"/>
+        <w:rPr>
+          <w:sz w:val="24"/>
+          <w:szCs w:val="24"/>
+        </w:rPr>
+      </w:pPr>
+      <w:r>
+        <w:rPr>
+          <w:rFonts w:hint="cs"/>
+          <w:sz w:val="24"/>
+          <w:szCs w:val="24"/>
+          <w:rtl/>
+        </w:rPr>
+        <w:t>3.</w:t>
+      </w:r>
+      <w:r>
+        <w:rPr>
+          <w:sz w:val="24"/>
+          <w:szCs w:val="24"/>
+          <w:rtl/>
+        </w:rPr>
+        <w:t>يتم استخدام</w:t>
+      </w:r>
+      <w:r>
+        <w:rPr>
+          <w:sz w:val="24"/>
+          <w:szCs w:val="24"/>
+        </w:rPr>
+        <w:t xml:space="preserve"> HTTPS </w:t>
+      </w:r>
+      <w:r>
+        <w:rPr>
+          <w:sz w:val="24"/>
+          <w:szCs w:val="24"/>
+          <w:rtl/>
+        </w:rPr>
+        <w:t>لتأمين نقل البيانات</w:t>
+      </w:r>
+      <w:r>
+        <w:rPr>
+          <w:sz w:val="24"/>
+          <w:szCs w:val="24"/>
+        </w:rPr>
+        <w:t>.</w:t>
+      </w:r>
+    </w:p>
+    <w:p>
+      <w:pPr>
+        <w:bidi/>
+        <w:rPr>
+          <w:sz w:val="24"/>
+          <w:szCs w:val="24"/>
+        </w:rPr>
+      </w:pPr>
+    </w:p>
+    <w:p>
+      <w:pPr>
+        <w:bidi/>
+        <w:rPr>
+          <w:sz w:val="24"/>
+          <w:szCs w:val="24"/>
+        </w:rPr>
+      </w:pPr>
+      <w:r>
+        <w:rPr>
+          <w:rFonts w:hint="cs"/>
+          <w:sz w:val="24"/>
+          <w:szCs w:val="24"/>
+          <w:rtl/>
+        </w:rPr>
+        <w:t>3.</w:t>
+      </w:r>
+      <w:r>
+        <w:rPr>
+          <w:sz w:val="24"/>
+          <w:szCs w:val="24"/>
+          <w:rtl/>
+        </w:rPr>
+        <w:t>صلاحيات الوصول</w:t>
+      </w:r>
+    </w:p>
+    <w:p>
+      <w:pPr>
+        <w:bidi/>
+        <w:rPr>
+          <w:sz w:val="24"/>
+          <w:szCs w:val="24"/>
+        </w:rPr>
+      </w:pPr>
+      <w:r>
+        <w:rPr>
+          <w:sz w:val="24"/>
+          <w:szCs w:val="24"/>
+          <w:rtl/>
+        </w:rPr>
+        <w:t>تحديد صلاحيات واضحة</w:t>
+      </w:r>
+      <w:r>
+        <w:rPr>
+          <w:sz w:val="24"/>
+          <w:szCs w:val="24"/>
+        </w:rPr>
+        <w:t xml:space="preserve"> (Admin / User). </w:t>
+      </w:r>
+    </w:p>
+    <w:p>
+      <w:pPr>
+        <w:bidi/>
+        <w:rPr>
+          <w:sz w:val="24"/>
+          <w:szCs w:val="24"/>
+        </w:rPr>
+      </w:pPr>
+      <w:r>
+        <w:rPr>
+          <w:sz w:val="24"/>
+          <w:szCs w:val="24"/>
+          <w:rtl/>
+        </w:rPr>
+        <w:t>منع الوصول غير المصرح به عبر</w:t>
+      </w:r>
+      <w:r>
+        <w:rPr>
+          <w:sz w:val="24"/>
+          <w:szCs w:val="24"/>
+        </w:rPr>
+        <w:t xml:space="preserve">: </w:t>
+      </w:r>
+    </w:p>
+    <w:p>
+      <w:pPr>
+        <w:bidi/>
+        <w:rPr>
+          <w:sz w:val="24"/>
+          <w:szCs w:val="24"/>
+        </w:rPr>
+      </w:pPr>
+      <w:r>
+        <w:rPr>
+          <w:sz w:val="24"/>
+          <w:szCs w:val="24"/>
+          <w:rtl/>
+        </w:rPr>
+        <w:t>أنظمة المصادقة</w:t>
+      </w:r>
+      <w:r>
+        <w:rPr>
+          <w:sz w:val="24"/>
+          <w:szCs w:val="24"/>
+        </w:rPr>
+        <w:t xml:space="preserve"> (Authentication). </w:t>
+      </w:r>
+    </w:p>
+    <w:p>
+      <w:pPr>
+        <w:bidi/>
+        <w:rPr>
+          <w:sz w:val="24"/>
+          <w:szCs w:val="24"/>
+        </w:rPr>
+      </w:pPr>
+      <w:r>
+        <w:rPr>
+          <w:sz w:val="24"/>
+          <w:szCs w:val="24"/>
+          <w:rtl/>
+        </w:rPr>
+        <w:t>أنظمة التفويض</w:t>
+      </w:r>
+      <w:r>
+        <w:rPr>
+          <w:sz w:val="24"/>
+          <w:szCs w:val="24"/>
+        </w:rPr>
+        <w:t xml:space="preserve"> (Authorization).</w:t>
+      </w:r>
+    </w:p>
+    <w:p>
+      <w:pPr>
+        <w:bidi/>
+        <w:rPr>
+          <w:rStyle w:val="BookTitle"/>
+          <w:b w:val="0"/>
+          <w:bCs w:val="0"/>
+          <w:i w:val="0"/>
+          <w:iCs w:val="0"/>
+          <w:sz w:val="24"/>
+          <w:szCs w:val="24"/>
+          <w:rtl/>
+        </w:rPr>
+      </w:pPr>
+    </w:p>
+    <w:p>
+      <w:pPr>
+        <w:bidi/>
+        <w:rPr>
+          <w:rStyle w:val="BookTitle"/>
+          <w:b w:val="0"/>
+          <w:bCs w:val="0"/>
+          <w:i w:val="0"/>
+          <w:iCs w:val="0"/>
+          <w:sz w:val="24"/>
+          <w:szCs w:val="24"/>
+          <w:rtl/>
+        </w:rPr>
+      </w:pPr>
+    </w:p>
+    <w:p>
+      <w:pPr>
+        <w:bidi/>
+        <w:rPr>
+          <w:rStyle w:val="BookTitle"/>
+          <w:b w:val="0"/>
+          <w:bCs w:val="0"/>
+          <w:i w:val="0"/>
+          <w:iCs w:val="0"/>
+          <w:sz w:val="24"/>
+          <w:szCs w:val="24"/>
+          <w:rtl/>
+        </w:rPr>
+      </w:pPr>
+    </w:p>
+    <w:p>
+      <w:pPr>
+        <w:bidi/>
+        <w:rPr>
+          <w:rStyle w:val="BookTitle"/>
+          <w:b w:val="0"/>
+          <w:bCs w:val="0"/>
+          <w:i w:val="0"/>
+          <w:iCs w:val="0"/>
+          <w:sz w:val="24"/>
+          <w:szCs w:val="24"/>
+          <w:rtl/>
+        </w:rPr>
+      </w:pPr>
       <w:r>
         <w:rPr>
           <w:rStyle w:val="BookTitle"/>
@@ -2362,522 +3039,13 @@
           <w:bCs w:val="0"/>
           <w:i w:val="0"/>
           <w:iCs w:val="0"/>
-          <w:sz w:val="32"/>
-          <w:szCs w:val="32"/>
-          <w:rtl/>
-        </w:rPr>
-        <w:t xml:space="preserve"> </w:t>
-      </w:r>
-    </w:p>
-    <w:p>
-      <w:pPr>
-        <w:bidi/>
-        <w:rPr>
-          <w:rStyle w:val="BookTitle"/>
-          <w:b w:val="0"/>
-          <w:bCs w:val="0"/>
-          <w:i w:val="0"/>
-          <w:iCs w:val="0"/>
-          <w:sz w:val="32"/>
-          <w:szCs w:val="32"/>
-          <w:rtl/>
-        </w:rPr>
-      </w:pPr>
-    </w:p>
-    <w:p>
-      <w:pPr>
-        <w:bidi/>
-        <w:spacing w:before="100" w:beforeAutospacing="1" w:after="100" w:afterAutospacing="1" w:line="240" w:lineRule="auto"/>
-        <w:outlineLvl w:val="1"/>
-        <w:rPr>
-          <w:rFonts w:ascii="Times New Roman" w:eastAsia="Times New Roman" w:hAnsi="Times New Roman" w:cs="Times New Roman"/>
-          <w:b/>
-          <w:bCs/>
-          <w:sz w:val="36"/>
-          <w:szCs w:val="36"/>
-        </w:rPr>
-      </w:pPr>
-      <w:r>
-        <w:rPr>
-          <w:rFonts w:ascii="Times New Roman" w:eastAsia="Times New Roman" w:hAnsi="Times New Roman" w:cs="Times New Roman" w:hint="cs"/>
-          <w:b/>
-          <w:bCs/>
-          <w:sz w:val="36"/>
-          <w:szCs w:val="36"/>
-          <w:rtl/>
-        </w:rPr>
-        <w:t>1.</w:t>
-      </w:r>
-      <w:r>
-        <w:rPr>
-          <w:rFonts w:ascii="Times New Roman" w:eastAsia="Times New Roman" w:hAnsi="Times New Roman" w:cs="Times New Roman"/>
-          <w:b/>
-          <w:bCs/>
-          <w:sz w:val="36"/>
-          <w:szCs w:val="36"/>
-          <w:rtl/>
-        </w:rPr>
-        <w:t>مقدمة</w:t>
-      </w:r>
-    </w:p>
-    <w:p>
-      <w:pPr>
-        <w:bidi/>
-        <w:spacing w:before="100" w:beforeAutospacing="1" w:after="100" w:afterAutospacing="1" w:line="240" w:lineRule="auto"/>
-        <w:rPr>
-          <w:rFonts w:ascii="Times New Roman" w:eastAsia="Times New Roman" w:hAnsi="Times New Roman" w:cs="Times New Roman"/>
-          <w:sz w:val="24"/>
-          <w:szCs w:val="24"/>
-          <w:rtl/>
-        </w:rPr>
-      </w:pPr>
-      <w:r>
-        <w:rPr>
-          <w:rFonts w:ascii="Times New Roman" w:eastAsia="Times New Roman" w:hAnsi="Times New Roman" w:cs="Times New Roman"/>
-          <w:sz w:val="24"/>
-          <w:szCs w:val="24"/>
-          <w:rtl/>
-        </w:rPr>
-        <w:t>تهدف هذه السياسة إلى ضمان حماية بيانات المستخدمين في نظام البوابة والحفاظ على سلامتها، ومنع فقدانها أو تعرضها للتلف أو الاختراق مع وضع إجراءات واضحة للصيانة الدورية</w:t>
-      </w:r>
-      <w:r>
-        <w:rPr>
-          <w:rFonts w:ascii="Times New Roman" w:eastAsia="Times New Roman" w:hAnsi="Times New Roman" w:cs="Times New Roman"/>
-          <w:sz w:val="24"/>
-          <w:szCs w:val="24"/>
-        </w:rPr>
-        <w:t>.</w:t>
-      </w:r>
-    </w:p>
-    <w:p>
-      <w:pPr>
-        <w:bidi/>
-        <w:spacing w:before="100" w:beforeAutospacing="1" w:after="100" w:afterAutospacing="1" w:line="240" w:lineRule="auto"/>
-        <w:rPr>
-          <w:rFonts w:ascii="Times New Roman" w:eastAsia="Times New Roman" w:hAnsi="Times New Roman" w:cs="Times New Roman"/>
-          <w:sz w:val="24"/>
-          <w:szCs w:val="24"/>
-        </w:rPr>
-      </w:pPr>
-    </w:p>
-    <w:p>
-      <w:pPr>
-        <w:pStyle w:val="Heading2"/>
-        <w:bidi/>
-        <w:rPr>
-          <w:rStyle w:val="Strong"/>
-          <w:b/>
-          <w:bCs/>
-          <w:rtl/>
-        </w:rPr>
-      </w:pPr>
-      <w:r>
-        <w:rPr>
-          <w:rStyle w:val="BookTitle"/>
-          <w:rFonts w:hint="cs"/>
-          <w:b/>
-          <w:bCs/>
-          <w:i w:val="0"/>
-          <w:iCs w:val="0"/>
-          <w:sz w:val="32"/>
-          <w:szCs w:val="32"/>
-          <w:rtl/>
-        </w:rPr>
-        <w:t>2.</w:t>
-      </w:r>
-      <w:r>
-        <w:rPr>
-          <w:rStyle w:val="Strong"/>
-          <w:b/>
-          <w:bCs/>
-          <w:rtl/>
-        </w:rPr>
-        <w:t xml:space="preserve"> </w:t>
-      </w:r>
-      <w:r>
-        <w:rPr>
-          <w:rStyle w:val="Strong"/>
-          <w:b/>
-          <w:bCs/>
-          <w:rtl/>
-        </w:rPr>
-        <w:t>إدارة بيانات المستخدمين</w:t>
-      </w:r>
-    </w:p>
-    <w:p>
-      <w:pPr>
-        <w:pStyle w:val="Heading2"/>
-        <w:bidi/>
-        <w:rPr>
-          <w:sz w:val="24"/>
-          <w:szCs w:val="24"/>
-        </w:rPr>
-      </w:pPr>
-      <w:r>
-        <w:rPr>
-          <w:rStyle w:val="Strong"/>
-          <w:rFonts w:hint="cs"/>
-          <w:b/>
-          <w:bCs/>
-          <w:sz w:val="24"/>
-          <w:szCs w:val="24"/>
-          <w:rtl/>
-        </w:rPr>
-        <w:t>1.</w:t>
-      </w:r>
-      <w:r>
-        <w:rPr>
-          <w:rStyle w:val="Strong"/>
-          <w:b/>
-          <w:bCs/>
-          <w:sz w:val="24"/>
-          <w:szCs w:val="24"/>
-          <w:rtl/>
-        </w:rPr>
-        <w:t>أنواع البيانات المخزنة</w:t>
-      </w:r>
-    </w:p>
-    <w:p>
-      <w:pPr>
-        <w:bidi/>
-        <w:spacing w:before="100" w:beforeAutospacing="1" w:after="100" w:afterAutospacing="1" w:line="240" w:lineRule="auto"/>
-        <w:ind w:left="360"/>
-      </w:pPr>
-      <w:r>
-        <w:rPr>
-          <w:rFonts w:hint="cs"/>
-          <w:rtl/>
-        </w:rPr>
-        <w:t>1.</w:t>
-      </w:r>
-      <w:r>
-        <w:rPr>
-          <w:rtl/>
-        </w:rPr>
-        <w:t>بيانات الحساب (الاسم، البريد الإلكتروني، كلمة المرور المشفرة)</w:t>
-      </w:r>
-      <w:r>
-        <w:t xml:space="preserve">. </w:t>
-      </w:r>
-    </w:p>
-    <w:p>
-      <w:pPr>
-        <w:bidi/>
-        <w:spacing w:before="100" w:beforeAutospacing="1" w:after="100" w:afterAutospacing="1" w:line="240" w:lineRule="auto"/>
-        <w:ind w:left="360"/>
-      </w:pPr>
-      <w:r>
-        <w:rPr>
-          <w:rFonts w:hint="cs"/>
-          <w:rtl/>
-        </w:rPr>
-        <w:t>2.</w:t>
-      </w:r>
-      <w:r>
-        <w:rPr>
-          <w:rtl/>
-        </w:rPr>
-        <w:t>بيانات الاستخدام (سجل الدخول، الأنشطة داخل النظام)</w:t>
-      </w:r>
-      <w:r>
-        <w:t xml:space="preserve">. </w:t>
-      </w:r>
-    </w:p>
-    <w:p>
-      <w:pPr>
-        <w:bidi/>
-        <w:spacing w:before="100" w:beforeAutospacing="1" w:after="100" w:afterAutospacing="1" w:line="240" w:lineRule="auto"/>
-        <w:ind w:left="360"/>
-        <w:rPr>
-          <w:rtl/>
-        </w:rPr>
-      </w:pPr>
-      <w:r>
-        <w:rPr>
-          <w:rFonts w:hint="cs"/>
-          <w:rtl/>
-        </w:rPr>
-        <w:t>3.</w:t>
-      </w:r>
-      <w:r>
-        <w:rPr>
-          <w:rtl/>
-        </w:rPr>
-        <w:t>بيانات إضافية حسب وظيفة النظام</w:t>
-      </w:r>
-      <w:r>
-        <w:t>.</w:t>
-      </w:r>
-    </w:p>
-    <w:p>
-      <w:pPr>
-        <w:bidi/>
-      </w:pPr>
-      <w:r>
-        <w:rPr>
-          <w:rFonts w:hint="cs"/>
-          <w:rtl/>
-        </w:rPr>
-        <w:t>2.</w:t>
-      </w:r>
-      <w:r>
-        <w:rPr>
-          <w:rtl/>
-        </w:rPr>
-        <w:t>آلية التخزين</w:t>
-      </w:r>
-    </w:p>
-    <w:p>
-      <w:pPr>
-        <w:bidi/>
-        <w:spacing w:before="100" w:beforeAutospacing="1" w:after="100" w:afterAutospacing="1" w:line="240" w:lineRule="auto"/>
-        <w:ind w:left="360"/>
-      </w:pPr>
-      <w:r>
-        <w:rPr>
-          <w:rFonts w:hint="cs"/>
-          <w:rtl/>
-        </w:rPr>
-        <w:t>1.</w:t>
-      </w:r>
-      <w:r>
-        <w:rPr>
-          <w:rtl/>
-        </w:rPr>
-        <w:t>يتم تخزين البيانات في قاعدة بيانات آمنة</w:t>
-      </w:r>
-      <w:r>
-        <w:t xml:space="preserve"> </w:t>
-      </w:r>
-      <w:r>
-        <w:rPr>
-          <w:rtl/>
-        </w:rPr>
-        <w:t>مثل</w:t>
-      </w:r>
-      <w:r>
-        <w:t xml:space="preserve"> Firebase </w:t>
+          <w:sz w:val="24"/>
+          <w:szCs w:val="24"/>
+          <w:rtl/>
+        </w:rPr>
+        <w:t xml:space="preserve">3.النسخ </w:t>
       </w:r>
       <w:proofErr w:type="spellStart"/>
-      <w:r>
-        <w:t>Firestore</w:t>
-      </w:r>
-      <w:proofErr w:type="spellEnd"/>
-      <w:r>
-        <w:t xml:space="preserve"> </w:t>
-      </w:r>
-      <w:r>
-        <w:rPr>
-          <w:rtl/>
-        </w:rPr>
-        <w:t>أو أي</w:t>
-      </w:r>
-      <w:r>
-        <w:t xml:space="preserve"> DBMS </w:t>
-      </w:r>
-      <w:r>
-        <w:rPr>
-          <w:rtl/>
-        </w:rPr>
-        <w:t>آخر</w:t>
-      </w:r>
-      <w:r>
-        <w:t xml:space="preserve"> </w:t>
-      </w:r>
-    </w:p>
-    <w:p>
-      <w:pPr>
-        <w:bidi/>
-        <w:spacing w:before="100" w:beforeAutospacing="1" w:after="100" w:afterAutospacing="1" w:line="240" w:lineRule="auto"/>
-        <w:ind w:left="360"/>
-      </w:pPr>
-      <w:r>
-        <w:rPr>
-          <w:rFonts w:hint="cs"/>
-          <w:rtl/>
-        </w:rPr>
-        <w:t>2.</w:t>
-      </w:r>
-      <w:r>
-        <w:rPr>
-          <w:rtl/>
-        </w:rPr>
-        <w:t>يتم تشفير كلمات المرور باستخدام خوارزميات قوية</w:t>
-      </w:r>
-      <w:r>
-        <w:t xml:space="preserve"> ( </w:t>
-      </w:r>
-    </w:p>
-    <w:p>
-      <w:pPr>
-        <w:bidi/>
-        <w:spacing w:before="100" w:beforeAutospacing="1" w:after="100" w:afterAutospacing="1" w:line="240" w:lineRule="auto"/>
-        <w:ind w:left="360"/>
-      </w:pPr>
-      <w:r>
-        <w:rPr>
-          <w:rFonts w:hint="cs"/>
-          <w:rtl/>
-        </w:rPr>
-        <w:t>3.</w:t>
-      </w:r>
-      <w:r>
-        <w:rPr>
-          <w:rtl/>
-        </w:rPr>
-        <w:t>يتم استخدام</w:t>
-      </w:r>
-      <w:r>
-        <w:t xml:space="preserve"> HTTPS </w:t>
-      </w:r>
-      <w:r>
-        <w:rPr>
-          <w:rtl/>
-        </w:rPr>
-        <w:t>لتأمين نقل البيانات</w:t>
-      </w:r>
-      <w:r>
-        <w:t>.</w:t>
-      </w:r>
-    </w:p>
-    <w:p>
-      <w:pPr>
-        <w:bidi/>
-      </w:pPr>
-    </w:p>
-    <w:p>
-      <w:pPr>
-        <w:bidi/>
-      </w:pPr>
-      <w:r>
-        <w:rPr>
-          <w:rFonts w:hint="cs"/>
-          <w:rtl/>
-        </w:rPr>
-        <w:t>3.</w:t>
-      </w:r>
-      <w:r>
-        <w:rPr>
-          <w:rtl/>
-        </w:rPr>
-        <w:t>صلاحيات الوصول</w:t>
-      </w:r>
-    </w:p>
-    <w:p>
-      <w:pPr>
-        <w:bidi/>
-      </w:pPr>
-      <w:r>
-        <w:rPr>
-          <w:rtl/>
-        </w:rPr>
-        <w:t>تحديد صلاحيات واضحة</w:t>
-      </w:r>
-      <w:r>
-        <w:t xml:space="preserve"> (Admin / User). </w:t>
-      </w:r>
-    </w:p>
-    <w:p>
-      <w:pPr>
-        <w:bidi/>
-      </w:pPr>
-      <w:r>
-        <w:rPr>
-          <w:rtl/>
-        </w:rPr>
-        <w:t>منع الوصول غير المصرح به عبر</w:t>
-      </w:r>
-      <w:r>
-        <w:t xml:space="preserve">: </w:t>
-      </w:r>
-    </w:p>
-    <w:p>
-      <w:pPr>
-        <w:bidi/>
-      </w:pPr>
-      <w:r>
-        <w:rPr>
-          <w:rtl/>
-        </w:rPr>
-        <w:t>أنظمة المصادقة</w:t>
-      </w:r>
-      <w:r>
-        <w:t xml:space="preserve"> (Authentication). </w:t>
-      </w:r>
-    </w:p>
-    <w:p>
-      <w:pPr>
-        <w:bidi/>
-      </w:pPr>
-      <w:r>
-        <w:rPr>
-          <w:rtl/>
-        </w:rPr>
-        <w:t>أنظمة التفويض</w:t>
-      </w:r>
-      <w:r>
-        <w:t xml:space="preserve"> (Authorization).</w:t>
-      </w:r>
-    </w:p>
-    <w:p>
-      <w:pPr>
-        <w:bidi/>
-        <w:rPr>
-          <w:rStyle w:val="BookTitle"/>
-          <w:b w:val="0"/>
-          <w:bCs w:val="0"/>
-          <w:i w:val="0"/>
-          <w:iCs w:val="0"/>
-          <w:sz w:val="32"/>
-          <w:szCs w:val="32"/>
-          <w:rtl/>
-        </w:rPr>
-      </w:pPr>
-    </w:p>
-    <w:p>
-      <w:pPr>
-        <w:bidi/>
-        <w:rPr>
-          <w:rStyle w:val="BookTitle"/>
-          <w:b w:val="0"/>
-          <w:bCs w:val="0"/>
-          <w:i w:val="0"/>
-          <w:iCs w:val="0"/>
-          <w:sz w:val="32"/>
-          <w:szCs w:val="32"/>
-          <w:rtl/>
-        </w:rPr>
-      </w:pPr>
-    </w:p>
-    <w:p>
-      <w:pPr>
-        <w:bidi/>
-        <w:rPr>
-          <w:rStyle w:val="BookTitle"/>
-          <w:b w:val="0"/>
-          <w:bCs w:val="0"/>
-          <w:i w:val="0"/>
-          <w:iCs w:val="0"/>
-          <w:sz w:val="32"/>
-          <w:szCs w:val="32"/>
-          <w:rtl/>
-        </w:rPr>
-      </w:pPr>
-    </w:p>
-    <w:p>
-      <w:pPr>
-        <w:bidi/>
-        <w:rPr>
-          <w:rStyle w:val="BookTitle"/>
-          <w:b w:val="0"/>
-          <w:bCs w:val="0"/>
-          <w:i w:val="0"/>
-          <w:iCs w:val="0"/>
-          <w:sz w:val="32"/>
-          <w:szCs w:val="32"/>
-          <w:rtl/>
-        </w:rPr>
-      </w:pPr>
       <w:r>
         <w:rPr>
           <w:rStyle w:val="BookTitle"/>
@@ -2886,13 +3054,13 @@
           <w:bCs w:val="0"/>
           <w:i w:val="0"/>
           <w:iCs w:val="0"/>
-          <w:sz w:val="32"/>
-          <w:szCs w:val="32"/>
-          <w:rtl/>
-        </w:rPr>
-        <w:t xml:space="preserve">3.النسخ </w:t>
-      </w:r>
-      <w:proofErr w:type="spellStart"/>
+          <w:sz w:val="24"/>
+          <w:szCs w:val="24"/>
+          <w:rtl/>
+        </w:rPr>
+        <w:t>الاحتطياطي</w:t>
+      </w:r>
+      <w:proofErr w:type="spellEnd"/>
       <w:r>
         <w:rPr>
           <w:rStyle w:val="BookTitle"/>
@@ -2901,13 +3069,21 @@
           <w:bCs w:val="0"/>
           <w:i w:val="0"/>
           <w:iCs w:val="0"/>
-          <w:sz w:val="32"/>
-          <w:szCs w:val="32"/>
-          <w:rtl/>
-        </w:rPr>
-        <w:t>الاحتطياطي</w:t>
-      </w:r>
-      <w:proofErr w:type="spellEnd"/>
+          <w:sz w:val="24"/>
+          <w:szCs w:val="24"/>
+          <w:rtl/>
+        </w:rPr>
+        <w:t xml:space="preserve"> </w:t>
+      </w:r>
+    </w:p>
+    <w:p>
+      <w:pPr>
+        <w:bidi/>
+        <w:rPr>
+          <w:sz w:val="24"/>
+          <w:szCs w:val="24"/>
+        </w:rPr>
+      </w:pPr>
       <w:r>
         <w:rPr>
           <w:rStyle w:val="BookTitle"/>
@@ -2916,27 +3092,8 @@
           <w:bCs w:val="0"/>
           <w:i w:val="0"/>
           <w:iCs w:val="0"/>
-          <w:sz w:val="32"/>
-          <w:szCs w:val="32"/>
-          <w:rtl/>
-        </w:rPr>
-        <w:t xml:space="preserve"> </w:t>
-      </w:r>
-    </w:p>
-    <w:p>
-      <w:pPr>
-        <w:bidi/>
-      </w:pPr>
-      <w:r>
-        <w:rPr>
-          <w:rStyle w:val="BookTitle"/>
-          <w:rFonts w:hint="cs"/>
-          <w:b w:val="0"/>
-          <w:bCs w:val="0"/>
-          <w:i w:val="0"/>
-          <w:iCs w:val="0"/>
-          <w:sz w:val="32"/>
-          <w:szCs w:val="32"/>
+          <w:sz w:val="24"/>
+          <w:szCs w:val="24"/>
           <w:rtl/>
         </w:rPr>
         <w:t>1.</w:t>
@@ -2946,87 +3103,118 @@
           <w:rStyle w:val="Strong"/>
           <w:b w:val="0"/>
           <w:bCs w:val="0"/>
-          <w:rtl/>
-        </w:rPr>
-        <w:t xml:space="preserve"> </w:t>
+          <w:sz w:val="24"/>
+          <w:szCs w:val="24"/>
+          <w:rtl/>
+        </w:rPr>
+        <w:t xml:space="preserve"> أنواع النسخ الاحتياطي</w:t>
+      </w:r>
+    </w:p>
+    <w:p>
+      <w:pPr>
+        <w:bidi/>
+        <w:rPr>
+          <w:sz w:val="24"/>
+          <w:szCs w:val="24"/>
+        </w:rPr>
+      </w:pPr>
+      <w:r>
+        <w:rPr>
+          <w:rFonts w:hint="cs"/>
+          <w:sz w:val="24"/>
+          <w:szCs w:val="24"/>
+          <w:rtl/>
+        </w:rPr>
+        <w:t>1.</w:t>
+      </w:r>
+      <w:r>
+        <w:rPr>
+          <w:sz w:val="24"/>
+          <w:szCs w:val="24"/>
+          <w:rtl/>
+        </w:rPr>
+        <w:t>نسخ يومي تلقائي للبيانات</w:t>
+      </w:r>
+      <w:r>
+        <w:rPr>
+          <w:sz w:val="24"/>
+          <w:szCs w:val="24"/>
+        </w:rPr>
+        <w:t xml:space="preserve">. </w:t>
+      </w:r>
+    </w:p>
+    <w:p>
+      <w:pPr>
+        <w:bidi/>
+        <w:rPr>
+          <w:sz w:val="24"/>
+          <w:szCs w:val="24"/>
+        </w:rPr>
+      </w:pPr>
+      <w:r>
+        <w:rPr>
+          <w:rFonts w:hint="cs"/>
+          <w:sz w:val="24"/>
+          <w:szCs w:val="24"/>
+          <w:rtl/>
+        </w:rPr>
+        <w:t>2.</w:t>
+      </w:r>
+      <w:r>
+        <w:rPr>
+          <w:sz w:val="24"/>
+          <w:szCs w:val="24"/>
+          <w:rtl/>
+        </w:rPr>
+        <w:t xml:space="preserve">نسخ أسبوعي كامل </w:t>
+      </w:r>
+      <w:r>
+        <w:rPr>
+          <w:sz w:val="24"/>
+          <w:szCs w:val="24"/>
+        </w:rPr>
+        <w:t xml:space="preserve">(Full Backup). </w:t>
+      </w:r>
+    </w:p>
+    <w:p>
+      <w:pPr>
+        <w:bidi/>
+        <w:rPr>
+          <w:sz w:val="24"/>
+          <w:szCs w:val="24"/>
+        </w:rPr>
+      </w:pPr>
+      <w:r>
+        <w:rPr>
+          <w:rFonts w:hint="cs"/>
+          <w:sz w:val="24"/>
+          <w:szCs w:val="24"/>
+          <w:rtl/>
+        </w:rPr>
+        <w:t>3.</w:t>
+      </w:r>
+      <w:r>
+        <w:rPr>
+          <w:sz w:val="24"/>
+          <w:szCs w:val="24"/>
+          <w:rtl/>
+        </w:rPr>
+        <w:t>نسخ فوري قبل</w:t>
       </w:r>
       <w:r>
         <w:rPr>
           <w:rStyle w:val="Strong"/>
-          <w:b w:val="0"/>
-          <w:bCs w:val="0"/>
-          <w:rtl/>
-        </w:rPr>
-        <w:t>أنواع النسخ الاحتياطي</w:t>
-      </w:r>
-    </w:p>
-    <w:p>
-      <w:pPr>
-        <w:bidi/>
-      </w:pPr>
-      <w:r>
-        <w:rPr>
-          <w:rFonts w:hint="cs"/>
-          <w:rtl/>
-        </w:rPr>
-        <w:t>1.</w:t>
-      </w:r>
-      <w:r>
-        <w:rPr>
-          <w:rtl/>
-        </w:rPr>
-        <w:t>نسخ يومي تلقائي للبيانات</w:t>
-      </w:r>
-      <w:r>
-        <w:t xml:space="preserve">. </w:t>
-      </w:r>
-    </w:p>
-    <w:p>
-      <w:pPr>
-        <w:bidi/>
-      </w:pPr>
-      <w:r>
-        <w:rPr>
-          <w:rFonts w:hint="cs"/>
-          <w:rtl/>
-        </w:rPr>
-        <w:t>2.</w:t>
-      </w:r>
-      <w:r>
-        <w:rPr>
-          <w:rtl/>
-        </w:rPr>
-        <w:t xml:space="preserve">نسخ أسبوعي كامل </w:t>
-      </w:r>
-      <w:r>
-        <w:t xml:space="preserve">(Full Backup). </w:t>
-      </w:r>
-    </w:p>
-    <w:p>
-      <w:pPr>
-        <w:bidi/>
-      </w:pPr>
-      <w:r>
-        <w:rPr>
-          <w:rFonts w:hint="cs"/>
-          <w:rtl/>
-        </w:rPr>
-        <w:t>3.</w:t>
-      </w:r>
-      <w:r>
-        <w:rPr>
-          <w:rtl/>
-        </w:rPr>
-        <w:t>نسخ فوري قبل</w:t>
-      </w:r>
-      <w:r>
-        <w:rPr>
-          <w:rStyle w:val="Strong"/>
+          <w:sz w:val="24"/>
+          <w:szCs w:val="24"/>
           <w:rtl/>
         </w:rPr>
         <w:t xml:space="preserve"> أي تحديث كبير</w:t>
       </w:r>
       <w:r>
+        <w:rPr>
+          <w:sz w:val="24"/>
+          <w:szCs w:val="24"/>
+        </w:rPr>
         <w:t>.</w:t>
       </w:r>
     </w:p>
@@ -3039,35 +3227,43 @@
           <w:bCs w:val="0"/>
           <w:i w:val="0"/>
           <w:iCs w:val="0"/>
-          <w:sz w:val="32"/>
-          <w:szCs w:val="32"/>
-          <w:rtl/>
-        </w:rPr>
-      </w:pPr>
-    </w:p>
-    <w:p>
-      <w:pPr>
-        <w:bidi/>
-        <w:rPr>
-          <w:rtl/>
-        </w:rPr>
-      </w:pPr>
-    </w:p>
-    <w:p>
-      <w:pPr>
-        <w:bidi/>
+          <w:sz w:val="24"/>
+          <w:szCs w:val="24"/>
+          <w:rtl/>
+        </w:rPr>
+      </w:pPr>
+    </w:p>
+    <w:p>
+      <w:pPr>
+        <w:bidi/>
+        <w:rPr>
+          <w:sz w:val="24"/>
+          <w:szCs w:val="24"/>
+          <w:rtl/>
+        </w:rPr>
+      </w:pPr>
+    </w:p>
+    <w:p>
+      <w:pPr>
+        <w:bidi/>
+        <w:rPr>
+          <w:sz w:val="24"/>
+          <w:szCs w:val="24"/>
+        </w:rPr>
       </w:pPr>
       <w:r>
         <w:rPr>
           <w:rFonts w:hint="cs"/>
-          <w:sz w:val="26"/>
-          <w:szCs w:val="26"/>
+          <w:sz w:val="24"/>
+          <w:szCs w:val="24"/>
           <w:rtl/>
         </w:rPr>
         <w:t>2.</w:t>
       </w:r>
       <w:r>
         <w:rPr>
+          <w:sz w:val="24"/>
+          <w:szCs w:val="24"/>
           <w:rtl/>
         </w:rPr>
         <w:t xml:space="preserve"> مكان التخزين</w:t>
@@ -3076,58 +3272,90 @@
     <w:p>
       <w:pPr>
         <w:bidi/>
+        <w:rPr>
+          <w:sz w:val="24"/>
+          <w:szCs w:val="24"/>
+        </w:rPr>
       </w:pPr>
       <w:r>
         <w:rPr>
           <w:rFonts w:hint="cs"/>
+          <w:sz w:val="24"/>
+          <w:szCs w:val="24"/>
           <w:rtl/>
         </w:rPr>
         <w:t>1.</w:t>
       </w:r>
       <w:r>
         <w:rPr>
+          <w:sz w:val="24"/>
+          <w:szCs w:val="24"/>
           <w:rtl/>
         </w:rPr>
         <w:t>تخزين النسخ الاحتياطية على</w:t>
       </w:r>
       <w:r>
+        <w:rPr>
+          <w:sz w:val="24"/>
+          <w:szCs w:val="24"/>
+        </w:rPr>
         <w:t xml:space="preserve">: </w:t>
       </w:r>
     </w:p>
     <w:p>
       <w:pPr>
         <w:bidi/>
+        <w:rPr>
+          <w:sz w:val="24"/>
+          <w:szCs w:val="24"/>
+        </w:rPr>
       </w:pPr>
       <w:r>
         <w:rPr>
           <w:rFonts w:hint="cs"/>
+          <w:sz w:val="24"/>
+          <w:szCs w:val="24"/>
           <w:rtl/>
         </w:rPr>
         <w:t>2.</w:t>
       </w:r>
       <w:r>
         <w:rPr>
+          <w:sz w:val="24"/>
+          <w:szCs w:val="24"/>
           <w:rtl/>
         </w:rPr>
         <w:t>خادم سحابي منفصل</w:t>
       </w:r>
       <w:r>
+        <w:rPr>
+          <w:sz w:val="24"/>
+          <w:szCs w:val="24"/>
+        </w:rPr>
         <w:t xml:space="preserve">. </w:t>
       </w:r>
     </w:p>
     <w:p>
       <w:pPr>
         <w:bidi/>
+        <w:rPr>
+          <w:sz w:val="24"/>
+          <w:szCs w:val="24"/>
+        </w:rPr>
       </w:pPr>
       <w:r>
         <w:rPr>
           <w:rFonts w:hint="cs"/>
+          <w:sz w:val="24"/>
+          <w:szCs w:val="24"/>
           <w:rtl/>
         </w:rPr>
         <w:t>3.</w:t>
       </w:r>
       <w:r>
         <w:rPr>
+          <w:sz w:val="24"/>
+          <w:szCs w:val="24"/>
           <w:rtl/>
         </w:rPr>
         <w:t>خدمة تخزين آمنة</w:t>
@@ -3135,45 +3363,67 @@
       <w:r>
         <w:rPr>
           <w:rFonts w:hint="cs"/>
+          <w:sz w:val="24"/>
+          <w:szCs w:val="24"/>
           <w:rtl/>
         </w:rPr>
         <w:t xml:space="preserve"> </w:t>
       </w:r>
       <w:r>
         <w:rPr>
+          <w:sz w:val="24"/>
+          <w:szCs w:val="24"/>
           <w:rtl/>
         </w:rPr>
         <w:t>مثل</w:t>
       </w:r>
       <w:r>
-        <w:t xml:space="preserve"> Google Cloud Storage </w:t>
-      </w:r>
-    </w:p>
-    <w:p>
-      <w:pPr>
-        <w:bidi/>
-        <w:rPr>
-          <w:rtl/>
-        </w:rPr>
-      </w:pPr>
-    </w:p>
-    <w:p>
-      <w:pPr>
-        <w:bidi/>
-        <w:rPr>
-          <w:rtl/>
-        </w:rPr>
-      </w:pPr>
-    </w:p>
-    <w:p>
-      <w:pPr>
-        <w:bidi/>
+        <w:rPr>
+          <w:sz w:val="24"/>
+          <w:szCs w:val="24"/>
+        </w:rPr>
+        <w:t xml:space="preserve"> </w:t>
+      </w:r>
+      <w:r>
+        <w:rPr>
+          <w:sz w:val="24"/>
+          <w:szCs w:val="24"/>
+        </w:rPr>
+        <w:t xml:space="preserve">Firebase </w:t>
+      </w:r>
+      <w:proofErr w:type="spellStart"/>
+      <w:r>
+        <w:rPr>
+          <w:sz w:val="24"/>
+          <w:szCs w:val="24"/>
+        </w:rPr>
+        <w:t>Firestore</w:t>
+      </w:r>
+      <w:proofErr w:type="spellEnd"/>
+    </w:p>
+    <w:p>
+      <w:pPr>
+        <w:bidi/>
+        <w:rPr>
+          <w:sz w:val="24"/>
+          <w:szCs w:val="24"/>
+          <w:rtl/>
+        </w:rPr>
+      </w:pPr>
+    </w:p>
+    <w:p>
+      <w:pPr>
+        <w:bidi/>
+        <w:rPr>
+          <w:sz w:val="24"/>
+          <w:szCs w:val="24"/>
+        </w:rPr>
       </w:pPr>
       <w:r>
         <w:rPr>
           <w:rFonts w:hint="cs"/>
-          <w:sz w:val="26"/>
-          <w:szCs w:val="26"/>
+          <w:sz w:val="24"/>
+          <w:szCs w:val="24"/>
           <w:rtl/>
         </w:rPr>
         <w:t>3.</w:t>
@@ -3183,86 +3433,110 @@
           <w:rStyle w:val="Strong"/>
           <w:b w:val="0"/>
           <w:bCs w:val="0"/>
-          <w:rtl/>
-        </w:rPr>
-        <w:t xml:space="preserve"> </w:t>
-      </w:r>
-      <w:r>
-        <w:rPr>
-          <w:rStyle w:val="Strong"/>
-          <w:b w:val="0"/>
-          <w:bCs w:val="0"/>
-          <w:rtl/>
-        </w:rPr>
-        <w:t>الاحتفاظ بالنسخ</w:t>
-      </w:r>
-    </w:p>
-    <w:p>
-      <w:pPr>
-        <w:bidi/>
+          <w:sz w:val="24"/>
+          <w:szCs w:val="24"/>
+          <w:rtl/>
+        </w:rPr>
+        <w:t xml:space="preserve"> الاحتفاظ بالنسخ</w:t>
+      </w:r>
+    </w:p>
+    <w:p>
+      <w:pPr>
+        <w:bidi/>
+        <w:rPr>
+          <w:sz w:val="24"/>
+          <w:szCs w:val="24"/>
+        </w:rPr>
       </w:pPr>
       <w:r>
         <w:rPr>
           <w:rFonts w:hint="cs"/>
+          <w:sz w:val="24"/>
+          <w:szCs w:val="24"/>
           <w:rtl/>
         </w:rPr>
         <w:t>1.</w:t>
       </w:r>
       <w:r>
         <w:rPr>
+          <w:sz w:val="24"/>
+          <w:szCs w:val="24"/>
           <w:rtl/>
         </w:rPr>
         <w:t>الاحتفاظ بالنسخ اليومية لمدة 7 أيام</w:t>
       </w:r>
       <w:r>
+        <w:rPr>
+          <w:sz w:val="24"/>
+          <w:szCs w:val="24"/>
+        </w:rPr>
         <w:t xml:space="preserve">. </w:t>
       </w:r>
     </w:p>
     <w:p>
       <w:pPr>
         <w:bidi/>
+        <w:rPr>
+          <w:sz w:val="24"/>
+          <w:szCs w:val="24"/>
+        </w:rPr>
       </w:pPr>
       <w:r>
         <w:rPr>
           <w:rFonts w:hint="cs"/>
+          <w:sz w:val="24"/>
+          <w:szCs w:val="24"/>
           <w:rtl/>
         </w:rPr>
         <w:t>2.</w:t>
       </w:r>
       <w:r>
         <w:rPr>
+          <w:sz w:val="24"/>
+          <w:szCs w:val="24"/>
           <w:rtl/>
         </w:rPr>
         <w:t>الاحتفاظ بالنسخ الأسبوعية لمدة 1 شهر</w:t>
       </w:r>
       <w:r>
+        <w:rPr>
+          <w:sz w:val="24"/>
+          <w:szCs w:val="24"/>
+        </w:rPr>
         <w:t xml:space="preserve">. </w:t>
       </w:r>
     </w:p>
     <w:p>
       <w:pPr>
         <w:bidi/>
+        <w:rPr>
+          <w:sz w:val="24"/>
+          <w:szCs w:val="24"/>
+          <w:rtl/>
+        </w:rPr>
       </w:pPr>
       <w:r>
         <w:rPr>
           <w:rFonts w:hint="cs"/>
+          <w:sz w:val="24"/>
+          <w:szCs w:val="24"/>
           <w:rtl/>
         </w:rPr>
         <w:t>3.</w:t>
       </w:r>
       <w:r>
         <w:rPr>
-          <w:rtl/>
-        </w:rPr>
-        <w:t>الاحتفاظ</w:t>
-      </w:r>
-      <w:r>
-        <w:rPr>
-          <w:rtl/>
-        </w:rPr>
-        <w:t xml:space="preserve"> بنسخ شهرية لمدة 3–6 أشهر</w:t>
-      </w:r>
-      <w:r>
+          <w:sz w:val="24"/>
+          <w:szCs w:val="24"/>
+          <w:rtl/>
+        </w:rPr>
+        <w:t>الاحتفاظ بنسخ شهرية لمدة 3–6 أشهر</w:t>
+      </w:r>
+      <w:r>
+        <w:rPr>
+          <w:sz w:val="24"/>
+          <w:szCs w:val="24"/>
+        </w:rPr>
         <w:t>.</w:t>
       </w:r>
     </w:p>
@@ -3270,178 +3544,146 @@
       <w:pPr>
         <w:bidi/>
         <w:rPr>
-          <w:rtl/>
-        </w:rPr>
-      </w:pPr>
-    </w:p>
-    <w:p>
-      <w:pPr>
-        <w:bidi/>
-        <w:rPr>
-          <w:rtl/>
-        </w:rPr>
-      </w:pPr>
-    </w:p>
-    <w:p>
-      <w:pPr>
-        <w:bidi/>
+          <w:sz w:val="24"/>
+          <w:szCs w:val="24"/>
+          <w:rtl/>
+        </w:rPr>
+      </w:pPr>
+    </w:p>
+    <w:p>
+      <w:pPr>
+        <w:bidi/>
+        <w:rPr>
+          <w:sz w:val="24"/>
+          <w:szCs w:val="24"/>
+        </w:rPr>
       </w:pPr>
       <w:r>
         <w:rPr>
           <w:rFonts w:hint="cs"/>
-          <w:sz w:val="26"/>
-          <w:szCs w:val="26"/>
-          <w:rtl/>
-        </w:rPr>
-        <w:t>4</w:t>
-      </w:r>
+          <w:sz w:val="24"/>
+          <w:szCs w:val="24"/>
+          <w:rtl/>
+        </w:rPr>
+        <w:t>4.</w:t>
+      </w:r>
+      <w:r>
+        <w:rPr>
+          <w:sz w:val="24"/>
+          <w:szCs w:val="24"/>
+          <w:rtl/>
+        </w:rPr>
+        <w:t>اختبار النسخ الاحتياطي</w:t>
+      </w:r>
+    </w:p>
+    <w:p>
+      <w:pPr>
+        <w:bidi/>
+        <w:rPr>
+          <w:sz w:val="24"/>
+          <w:szCs w:val="24"/>
+        </w:rPr>
+      </w:pPr>
+      <w:r>
+        <w:rPr>
+          <w:sz w:val="24"/>
+          <w:szCs w:val="24"/>
+          <w:rtl/>
+        </w:rPr>
+        <w:t>إجراء اختبار استرجاع البيانات</w:t>
+      </w:r>
+      <w:r>
+        <w:rPr>
+          <w:sz w:val="24"/>
+          <w:szCs w:val="24"/>
+        </w:rPr>
+        <w:t xml:space="preserve"> (Restore Test) </w:t>
+      </w:r>
+      <w:r>
+        <w:rPr>
+          <w:sz w:val="24"/>
+          <w:szCs w:val="24"/>
+          <w:rtl/>
+        </w:rPr>
+        <w:t>بشكل دوري (مرة شهريًا)</w:t>
+      </w:r>
+      <w:r>
+        <w:rPr>
+          <w:sz w:val="24"/>
+          <w:szCs w:val="24"/>
+        </w:rPr>
+        <w:t xml:space="preserve">. </w:t>
+      </w:r>
+    </w:p>
+    <w:p>
+      <w:pPr>
+        <w:bidi/>
+        <w:rPr>
+          <w:sz w:val="24"/>
+          <w:szCs w:val="24"/>
+          <w:rtl/>
+        </w:rPr>
+      </w:pPr>
+      <w:r>
+        <w:rPr>
+          <w:sz w:val="24"/>
+          <w:szCs w:val="24"/>
+          <w:rtl/>
+        </w:rPr>
+        <w:t>التأكد من سلامة النسخ وعدم تلفها</w:t>
+      </w:r>
+      <w:r>
+        <w:rPr>
+          <w:sz w:val="24"/>
+          <w:szCs w:val="24"/>
+        </w:rPr>
+        <w:t>.</w:t>
+      </w:r>
+    </w:p>
+    <w:p>
+      <w:pPr>
+        <w:bidi/>
+        <w:rPr>
+          <w:sz w:val="24"/>
+          <w:szCs w:val="24"/>
+          <w:rtl/>
+        </w:rPr>
+      </w:pPr>
+    </w:p>
+    <w:p>
+      <w:pPr>
+        <w:bidi/>
+        <w:rPr>
+          <w:sz w:val="24"/>
+          <w:szCs w:val="24"/>
+          <w:rtl/>
+        </w:rPr>
+      </w:pPr>
       <w:r>
         <w:rPr>
           <w:rFonts w:hint="cs"/>
-          <w:rtl/>
-        </w:rPr>
-        <w:t>.</w:t>
-      </w:r>
-      <w:r>
-        <w:rPr>
-          <w:rtl/>
-        </w:rPr>
-        <w:t>اختبار النسخ الاحتياطي</w:t>
-      </w:r>
-    </w:p>
-    <w:p>
-      <w:pPr>
-        <w:bidi/>
-      </w:pPr>
-      <w:r>
-        <w:rPr>
-          <w:rtl/>
-        </w:rPr>
-        <w:t>إجراء اختبار استرجاع البيانات</w:t>
-      </w:r>
-      <w:r>
-        <w:t xml:space="preserve"> (Restore Test) </w:t>
-      </w:r>
-      <w:r>
-        <w:rPr>
-          <w:rtl/>
-        </w:rPr>
-        <w:t>بشكل دوري (مرة شهريًا)</w:t>
-      </w:r>
-      <w:r>
-        <w:t xml:space="preserve">. </w:t>
-      </w:r>
-    </w:p>
-    <w:p>
-      <w:pPr>
-        <w:bidi/>
-      </w:pPr>
-      <w:r>
-        <w:rPr>
-          <w:rtl/>
-        </w:rPr>
-        <w:t>التأكد من سلامة النسخ وعدم تلفها</w:t>
-      </w:r>
-      <w:r>
-        <w:t>.</w:t>
-      </w:r>
-    </w:p>
-    <w:p>
-      <w:pPr>
-        <w:bidi/>
-        <w:rPr>
-          <w:rtl/>
-        </w:rPr>
-      </w:pPr>
-    </w:p>
-    <w:p>
-      <w:pPr>
-        <w:bidi/>
-        <w:rPr>
-          <w:rtl/>
-        </w:rPr>
-      </w:pPr>
-    </w:p>
-    <w:p>
-      <w:pPr>
-        <w:bidi/>
-        <w:rPr>
-          <w:rtl/>
-        </w:rPr>
-      </w:pPr>
-    </w:p>
-    <w:p>
-      <w:pPr>
-        <w:bidi/>
-        <w:rPr>
-          <w:rtl/>
-        </w:rPr>
-      </w:pPr>
-    </w:p>
-    <w:p>
-      <w:pPr>
-        <w:bidi/>
-        <w:rPr>
-          <w:rtl/>
-        </w:rPr>
-      </w:pPr>
-    </w:p>
-    <w:p>
-      <w:pPr>
-        <w:bidi/>
-        <w:rPr>
-          <w:rtl/>
-        </w:rPr>
-      </w:pPr>
-    </w:p>
-    <w:p>
-      <w:pPr>
-        <w:bidi/>
-        <w:rPr>
-          <w:rtl/>
-        </w:rPr>
-      </w:pPr>
-    </w:p>
-    <w:p>
-      <w:pPr>
-        <w:bidi/>
-        <w:rPr>
-          <w:rtl/>
-        </w:rPr>
-      </w:pPr>
-    </w:p>
-    <w:p>
-      <w:pPr>
-        <w:bidi/>
-        <w:rPr>
-          <w:rtl/>
-        </w:rPr>
-      </w:pPr>
-      <w:r>
-        <w:rPr>
-          <w:rFonts w:hint="cs"/>
-          <w:sz w:val="28"/>
-          <w:szCs w:val="28"/>
+          <w:sz w:val="24"/>
+          <w:szCs w:val="24"/>
           <w:rtl/>
         </w:rPr>
         <w:t>4.</w:t>
       </w:r>
       <w:r>
         <w:rPr>
-          <w:rtl/>
-        </w:rPr>
-        <w:t xml:space="preserve"> </w:t>
-      </w:r>
-      <w:r>
-        <w:rPr>
-          <w:rtl/>
-        </w:rPr>
-        <w:t>استرجاع البيانات</w:t>
-      </w:r>
-    </w:p>
-    <w:p>
-      <w:pPr>
-        <w:bidi/>
+          <w:sz w:val="24"/>
+          <w:szCs w:val="24"/>
+          <w:rtl/>
+        </w:rPr>
+        <w:t xml:space="preserve"> استرجاع البيانات</w:t>
+      </w:r>
+    </w:p>
+    <w:p>
+      <w:pPr>
+        <w:bidi/>
+        <w:rPr>
+          <w:sz w:val="24"/>
+          <w:szCs w:val="24"/>
+        </w:rPr>
       </w:pPr>
       <w:r>
         <w:rPr>
@@ -3449,6 +3691,8 @@
           <w:rFonts w:hint="cs"/>
           <w:b w:val="0"/>
           <w:bCs w:val="0"/>
+          <w:sz w:val="24"/>
+          <w:szCs w:val="24"/>
           <w:rtl/>
         </w:rPr>
         <w:t>1.</w:t>
@@ -3458,12 +3702,16 @@
           <w:rStyle w:val="Strong"/>
           <w:b w:val="0"/>
           <w:bCs w:val="0"/>
+          <w:sz w:val="24"/>
+          <w:szCs w:val="24"/>
           <w:rtl/>
         </w:rPr>
         <w:t xml:space="preserve">في حال فقدان </w:t>
       </w:r>
       <w:r>
         <w:rPr>
+          <w:sz w:val="24"/>
+          <w:szCs w:val="24"/>
           <w:rtl/>
         </w:rPr>
         <w:t>البيانات</w:t>
@@ -3472,47 +3720,61 @@
     <w:p>
       <w:pPr>
         <w:bidi/>
-      </w:pPr>
-      <w:r>
-        <w:rPr>
+        <w:rPr>
+          <w:sz w:val="24"/>
+          <w:szCs w:val="24"/>
+        </w:rPr>
+      </w:pPr>
+      <w:r>
+        <w:rPr>
+          <w:sz w:val="24"/>
+          <w:szCs w:val="24"/>
           <w:rtl/>
         </w:rPr>
         <w:t>تحديد سبب المشكلة (خطأ بشري / خلل تقني / هجوم)</w:t>
       </w:r>
       <w:r>
+        <w:rPr>
+          <w:sz w:val="24"/>
+          <w:szCs w:val="24"/>
+        </w:rPr>
         <w:t>.</w:t>
       </w:r>
     </w:p>
     <w:p>
       <w:pPr>
         <w:bidi/>
-      </w:pPr>
-      <w:r>
-        <w:rPr>
-          <w:rtl/>
-        </w:rPr>
-        <w:t>استعادة أحدث</w:t>
-      </w:r>
-      <w:r>
-        <w:rPr>
-          <w:rtl/>
-        </w:rPr>
-        <w:t xml:space="preserve"> نسخة احتياطية سليمة</w:t>
-      </w:r>
-    </w:p>
-    <w:p>
-      <w:pPr>
-        <w:bidi/>
-        <w:rPr>
-          <w:sz w:val="28"/>
-          <w:szCs w:val="28"/>
-          <w:rtl/>
-        </w:rPr>
-      </w:pPr>
-    </w:p>
-    <w:p>
-      <w:pPr>
-        <w:bidi/>
+        <w:rPr>
+          <w:sz w:val="24"/>
+          <w:szCs w:val="24"/>
+        </w:rPr>
+      </w:pPr>
+      <w:r>
+        <w:rPr>
+          <w:sz w:val="24"/>
+          <w:szCs w:val="24"/>
+          <w:rtl/>
+        </w:rPr>
+        <w:t>استعادة أحدث نسخة احتياطية سليمة</w:t>
+      </w:r>
+    </w:p>
+    <w:p>
+      <w:pPr>
+        <w:bidi/>
+        <w:rPr>
+          <w:sz w:val="24"/>
+          <w:szCs w:val="24"/>
+          <w:rtl/>
+        </w:rPr>
+      </w:pPr>
+    </w:p>
+    <w:p>
+      <w:pPr>
+        <w:bidi/>
+        <w:rPr>
+          <w:sz w:val="24"/>
+          <w:szCs w:val="24"/>
+        </w:rPr>
       </w:pPr>
       <w:r>
         <w:rPr>
@@ -3520,8 +3782,11 @@
           <w:rFonts w:hint="cs"/>
           <w:b w:val="0"/>
           <w:bCs w:val="0"/>
-          <w:rtl/>
-        </w:rPr>
+          <w:sz w:val="24"/>
+          <w:szCs w:val="24"/>
+          <w:rtl/>
+        </w:rPr>
+        <w:lastRenderedPageBreak/>
         <w:t>2.</w:t>
       </w:r>
       <w:r>
@@ -3529,17 +3794,25 @@
           <w:rStyle w:val="Strong"/>
           <w:b w:val="0"/>
           <w:bCs w:val="0"/>
+          <w:sz w:val="24"/>
+          <w:szCs w:val="24"/>
           <w:rtl/>
         </w:rPr>
         <w:t xml:space="preserve">زمن </w:t>
       </w:r>
       <w:r>
         <w:rPr>
+          <w:sz w:val="24"/>
+          <w:szCs w:val="24"/>
           <w:rtl/>
         </w:rPr>
         <w:t>الاستعادة</w:t>
       </w:r>
       <w:r>
+        <w:rPr>
+          <w:sz w:val="24"/>
+          <w:szCs w:val="24"/>
+        </w:rPr>
         <w:t xml:space="preserve"> </w:t>
       </w:r>
     </w:p>
@@ -3547,11 +3820,15 @@
       <w:pPr>
         <w:bidi/>
         <w:rPr>
-          <w:rtl/>
-        </w:rPr>
-      </w:pPr>
-      <w:r>
-        <w:rPr>
+          <w:sz w:val="24"/>
+          <w:szCs w:val="24"/>
+          <w:rtl/>
+        </w:rPr>
+      </w:pPr>
+      <w:r>
+        <w:rPr>
+          <w:sz w:val="24"/>
+          <w:szCs w:val="24"/>
           <w:rtl/>
         </w:rPr>
         <w:t>الهدف: استعادة النظام خلال أقل من 2–4 ساعات</w:t>
@@ -3559,6 +3836,8 @@
       <w:r>
         <w:rPr>
           <w:rFonts w:hint="cs"/>
+          <w:sz w:val="24"/>
+          <w:szCs w:val="24"/>
           <w:rtl/>
         </w:rPr>
         <w:t xml:space="preserve"> او حسب بيئة العمل </w:t>
@@ -3568,13 +3847,19 @@
       <w:pPr>
         <w:bidi/>
         <w:rPr>
-          <w:rtl/>
-        </w:rPr>
-      </w:pPr>
-    </w:p>
-    <w:p>
-      <w:pPr>
-        <w:bidi/>
+          <w:sz w:val="24"/>
+          <w:szCs w:val="24"/>
+          <w:rtl/>
+        </w:rPr>
+      </w:pPr>
+    </w:p>
+    <w:p>
+      <w:pPr>
+        <w:bidi/>
+        <w:rPr>
+          <w:sz w:val="24"/>
+          <w:szCs w:val="24"/>
+        </w:rPr>
       </w:pPr>
       <w:r>
         <w:rPr>
@@ -3582,6 +3867,8 @@
           <w:rFonts w:hint="cs"/>
           <w:b w:val="0"/>
           <w:bCs w:val="0"/>
+          <w:sz w:val="24"/>
+          <w:szCs w:val="24"/>
           <w:rtl/>
         </w:rPr>
         <w:t>3.</w:t>
@@ -3591,17 +3878,25 @@
           <w:rStyle w:val="Strong"/>
           <w:b w:val="0"/>
           <w:bCs w:val="0"/>
+          <w:sz w:val="24"/>
+          <w:szCs w:val="24"/>
           <w:rtl/>
         </w:rPr>
         <w:t xml:space="preserve">فقدان البيانات </w:t>
       </w:r>
       <w:r>
         <w:rPr>
+          <w:sz w:val="24"/>
+          <w:szCs w:val="24"/>
           <w:rtl/>
         </w:rPr>
         <w:t>المقبول</w:t>
       </w:r>
       <w:r>
+        <w:rPr>
+          <w:sz w:val="24"/>
+          <w:szCs w:val="24"/>
+        </w:rPr>
         <w:t xml:space="preserve"> </w:t>
       </w:r>
     </w:p>
@@ -3609,11 +3904,15 @@
       <w:pPr>
         <w:bidi/>
         <w:rPr>
-          <w:rtl/>
-        </w:rPr>
-      </w:pPr>
-      <w:r>
-        <w:rPr>
+          <w:sz w:val="24"/>
+          <w:szCs w:val="24"/>
+          <w:rtl/>
+        </w:rPr>
+      </w:pPr>
+      <w:r>
+        <w:rPr>
+          <w:sz w:val="24"/>
+          <w:szCs w:val="24"/>
           <w:rtl/>
         </w:rPr>
         <w:t>الحد الأقصى لفقدان البيانات: 24 ساعة حسب النسخ اليومية</w:t>
@@ -3623,26 +3922,34 @@
       <w:pPr>
         <w:bidi/>
         <w:rPr>
-          <w:rtl/>
-        </w:rPr>
-      </w:pPr>
-    </w:p>
-    <w:p>
-      <w:pPr>
-        <w:bidi/>
-        <w:rPr>
+          <w:sz w:val="24"/>
+          <w:szCs w:val="24"/>
+          <w:rtl/>
+        </w:rPr>
+      </w:pPr>
+    </w:p>
+    <w:p>
+      <w:pPr>
+        <w:bidi/>
+        <w:rPr>
+          <w:sz w:val="24"/>
+          <w:szCs w:val="24"/>
           <w:rtl/>
         </w:rPr>
       </w:pPr>
       <w:r>
         <w:rPr>
           <w:rFonts w:hint="cs"/>
+          <w:sz w:val="24"/>
+          <w:szCs w:val="24"/>
           <w:rtl/>
         </w:rPr>
         <w:t>4.</w:t>
       </w:r>
       <w:r>
         <w:rPr>
+          <w:sz w:val="24"/>
+          <w:szCs w:val="24"/>
           <w:rtl/>
         </w:rPr>
         <w:t xml:space="preserve"> إجراءات الأمان</w:t>
@@ -3651,24 +3958,34 @@
     <w:p>
       <w:pPr>
         <w:bidi/>
-      </w:pPr>
-    </w:p>
-    <w:p>
-      <w:pPr>
-        <w:bidi/>
-        <w:rPr>
+        <w:rPr>
+          <w:sz w:val="24"/>
+          <w:szCs w:val="24"/>
+        </w:rPr>
+      </w:pPr>
+    </w:p>
+    <w:p>
+      <w:pPr>
+        <w:bidi/>
+        <w:rPr>
+          <w:sz w:val="24"/>
+          <w:szCs w:val="24"/>
           <w:rtl/>
         </w:rPr>
       </w:pPr>
       <w:r>
         <w:rPr>
           <w:rFonts w:hint="cs"/>
+          <w:sz w:val="24"/>
+          <w:szCs w:val="24"/>
           <w:rtl/>
         </w:rPr>
         <w:t>1.</w:t>
       </w:r>
       <w:r>
         <w:rPr>
+          <w:sz w:val="24"/>
+          <w:szCs w:val="24"/>
           <w:rtl/>
         </w:rPr>
         <w:t>تشفير البيانات الحساسة</w:t>
@@ -3677,53 +3994,77 @@
     <w:p>
       <w:pPr>
         <w:bidi/>
-      </w:pPr>
-    </w:p>
-    <w:p>
-      <w:pPr>
-        <w:bidi/>
-        <w:rPr>
+        <w:rPr>
+          <w:sz w:val="24"/>
+          <w:szCs w:val="24"/>
+        </w:rPr>
+      </w:pPr>
+    </w:p>
+    <w:p>
+      <w:pPr>
+        <w:bidi/>
+        <w:rPr>
+          <w:sz w:val="24"/>
+          <w:szCs w:val="24"/>
           <w:rtl/>
         </w:rPr>
       </w:pPr>
       <w:r>
         <w:rPr>
           <w:rFonts w:hint="cs"/>
+          <w:sz w:val="24"/>
+          <w:szCs w:val="24"/>
           <w:rtl/>
         </w:rPr>
         <w:t>2.</w:t>
       </w:r>
       <w:r>
         <w:rPr>
+          <w:sz w:val="24"/>
+          <w:szCs w:val="24"/>
           <w:rtl/>
         </w:rPr>
         <w:t>استخدام جدران حماية</w:t>
       </w:r>
       <w:r>
+        <w:rPr>
+          <w:sz w:val="24"/>
+          <w:szCs w:val="24"/>
+        </w:rPr>
         <w:t xml:space="preserve"> (Firewall). </w:t>
       </w:r>
     </w:p>
     <w:p>
       <w:pPr>
         <w:bidi/>
-      </w:pPr>
-    </w:p>
-    <w:p>
-      <w:pPr>
-        <w:bidi/>
-        <w:rPr>
+        <w:rPr>
+          <w:sz w:val="24"/>
+          <w:szCs w:val="24"/>
+        </w:rPr>
+      </w:pPr>
+    </w:p>
+    <w:p>
+      <w:pPr>
+        <w:bidi/>
+        <w:rPr>
+          <w:sz w:val="24"/>
+          <w:szCs w:val="24"/>
           <w:rtl/>
         </w:rPr>
       </w:pPr>
       <w:r>
         <w:rPr>
           <w:rFonts w:hint="cs"/>
+          <w:sz w:val="24"/>
+          <w:szCs w:val="24"/>
           <w:rtl/>
         </w:rPr>
         <w:t>3.</w:t>
       </w:r>
       <w:r>
         <w:rPr>
+          <w:sz w:val="24"/>
+          <w:szCs w:val="24"/>
           <w:rtl/>
         </w:rPr>
         <w:t>مراقبة محاولات تسجيل الدخول</w:t>
@@ -3732,62 +4073,92 @@
     <w:p>
       <w:pPr>
         <w:bidi/>
-      </w:pPr>
-    </w:p>
-    <w:p>
-      <w:pPr>
-        <w:bidi/>
-        <w:rPr>
+        <w:rPr>
+          <w:sz w:val="24"/>
+          <w:szCs w:val="24"/>
+        </w:rPr>
+      </w:pPr>
+    </w:p>
+    <w:p>
+      <w:pPr>
+        <w:bidi/>
+        <w:rPr>
+          <w:sz w:val="24"/>
+          <w:szCs w:val="24"/>
           <w:rtl/>
         </w:rPr>
       </w:pPr>
       <w:r>
         <w:rPr>
           <w:rFonts w:hint="cs"/>
+          <w:sz w:val="24"/>
+          <w:szCs w:val="24"/>
           <w:rtl/>
         </w:rPr>
         <w:t>4.</w:t>
       </w:r>
       <w:r>
         <w:rPr>
+          <w:sz w:val="24"/>
+          <w:szCs w:val="24"/>
           <w:rtl/>
         </w:rPr>
         <w:t>تفعيل التحقق الثنائي</w:t>
       </w:r>
       <w:r>
+        <w:rPr>
+          <w:sz w:val="24"/>
+          <w:szCs w:val="24"/>
+        </w:rPr>
         <w:t xml:space="preserve"> </w:t>
       </w:r>
       <w:r>
         <w:rPr>
+          <w:sz w:val="24"/>
+          <w:szCs w:val="24"/>
           <w:rtl/>
         </w:rPr>
         <w:t>اختياري</w:t>
       </w:r>
       <w:r>
+        <w:rPr>
+          <w:sz w:val="24"/>
+          <w:szCs w:val="24"/>
+        </w:rPr>
         <w:t xml:space="preserve"> </w:t>
       </w:r>
     </w:p>
     <w:p>
       <w:pPr>
         <w:bidi/>
-      </w:pPr>
-    </w:p>
-    <w:p>
-      <w:pPr>
-        <w:bidi/>
-        <w:rPr>
+        <w:rPr>
+          <w:sz w:val="24"/>
+          <w:szCs w:val="24"/>
+        </w:rPr>
+      </w:pPr>
+    </w:p>
+    <w:p>
+      <w:pPr>
+        <w:bidi/>
+        <w:rPr>
+          <w:sz w:val="24"/>
+          <w:szCs w:val="24"/>
           <w:rtl/>
         </w:rPr>
       </w:pPr>
       <w:r>
         <w:rPr>
           <w:rFonts w:hint="cs"/>
+          <w:sz w:val="24"/>
+          <w:szCs w:val="24"/>
           <w:rtl/>
         </w:rPr>
         <w:t>5.</w:t>
       </w:r>
       <w:r>
         <w:rPr>
+          <w:sz w:val="24"/>
+          <w:szCs w:val="24"/>
           <w:rtl/>
         </w:rPr>
         <w:t>تحديث دوري للمكتبات والأنظمة</w:t>
@@ -3797,70 +4168,64 @@
       <w:pPr>
         <w:bidi/>
         <w:rPr>
-          <w:rtl/>
-        </w:rPr>
-      </w:pPr>
-    </w:p>
-    <w:p>
-      <w:pPr>
-        <w:bidi/>
-        <w:rPr>
-          <w:rtl/>
-        </w:rPr>
-      </w:pPr>
-    </w:p>
-    <w:p>
-      <w:pPr>
-        <w:bidi/>
-        <w:rPr>
-          <w:rtl/>
-        </w:rPr>
-      </w:pPr>
-    </w:p>
-    <w:p>
-      <w:pPr>
-        <w:bidi/>
-      </w:pPr>
-    </w:p>
-    <w:p>
-      <w:pPr>
-        <w:bidi/>
-      </w:pPr>
-    </w:p>
-    <w:p>
-      <w:pPr>
-        <w:bidi/>
-        <w:rPr>
-          <w:sz w:val="28"/>
-          <w:szCs w:val="28"/>
+          <w:sz w:val="24"/>
+          <w:szCs w:val="24"/>
+          <w:rtl/>
+        </w:rPr>
+      </w:pPr>
+    </w:p>
+    <w:p>
+      <w:pPr>
+        <w:bidi/>
+        <w:rPr>
+          <w:sz w:val="24"/>
+          <w:szCs w:val="24"/>
+        </w:rPr>
+      </w:pPr>
+    </w:p>
+    <w:p>
+      <w:pPr>
+        <w:bidi/>
+        <w:rPr>
+          <w:sz w:val="24"/>
+          <w:szCs w:val="24"/>
+        </w:rPr>
+      </w:pPr>
+    </w:p>
+    <w:p>
+      <w:pPr>
+        <w:bidi/>
+        <w:rPr>
+          <w:sz w:val="24"/>
+          <w:szCs w:val="24"/>
           <w:rtl/>
         </w:rPr>
       </w:pPr>
       <w:r>
         <w:rPr>
           <w:rFonts w:hint="cs"/>
-          <w:sz w:val="28"/>
-          <w:szCs w:val="28"/>
+          <w:sz w:val="24"/>
+          <w:szCs w:val="24"/>
           <w:rtl/>
         </w:rPr>
         <w:t>5.</w:t>
       </w:r>
       <w:r>
         <w:rPr>
-          <w:rtl/>
-        </w:rPr>
-        <w:t xml:space="preserve"> </w:t>
-      </w:r>
-      <w:r>
-        <w:rPr>
-          <w:rtl/>
-        </w:rPr>
-        <w:t>الصيانة الدورية</w:t>
-      </w:r>
-    </w:p>
-    <w:p>
-      <w:pPr>
-        <w:bidi/>
+          <w:sz w:val="24"/>
+          <w:szCs w:val="24"/>
+          <w:rtl/>
+        </w:rPr>
+        <w:t xml:space="preserve"> الصيانة الدورية</w:t>
+      </w:r>
+    </w:p>
+    <w:p>
+      <w:pPr>
+        <w:bidi/>
+        <w:rPr>
+          <w:sz w:val="24"/>
+          <w:szCs w:val="24"/>
+        </w:rPr>
       </w:pPr>
       <w:r>
         <w:rPr>
@@ -3868,6 +4233,8 @@
           <w:rFonts w:hint="cs"/>
           <w:b w:val="0"/>
           <w:bCs w:val="0"/>
+          <w:sz w:val="24"/>
+          <w:szCs w:val="24"/>
           <w:rtl/>
         </w:rPr>
         <w:t>1.</w:t>
@@ -3877,6 +4244,8 @@
           <w:rStyle w:val="Strong"/>
           <w:b w:val="0"/>
           <w:bCs w:val="0"/>
+          <w:sz w:val="24"/>
+          <w:szCs w:val="24"/>
           <w:rtl/>
         </w:rPr>
         <w:t>صيانة أسبوعية</w:t>
@@ -3885,28 +4254,48 @@
     <w:p>
       <w:pPr>
         <w:bidi/>
-      </w:pPr>
-      <w:r>
-        <w:rPr>
+        <w:rPr>
+          <w:sz w:val="24"/>
+          <w:szCs w:val="24"/>
+        </w:rPr>
+      </w:pPr>
+      <w:r>
+        <w:rPr>
+          <w:sz w:val="24"/>
+          <w:szCs w:val="24"/>
           <w:rtl/>
         </w:rPr>
         <w:t>مراجعة أداء النظام</w:t>
       </w:r>
       <w:r>
+        <w:rPr>
+          <w:sz w:val="24"/>
+          <w:szCs w:val="24"/>
+        </w:rPr>
         <w:t>.</w:t>
       </w:r>
     </w:p>
     <w:p>
       <w:pPr>
         <w:bidi/>
-      </w:pPr>
-      <w:r>
-        <w:rPr>
+        <w:rPr>
+          <w:sz w:val="24"/>
+          <w:szCs w:val="24"/>
+        </w:rPr>
+      </w:pPr>
+      <w:r>
+        <w:rPr>
+          <w:sz w:val="24"/>
+          <w:szCs w:val="24"/>
           <w:rtl/>
         </w:rPr>
         <w:t>فحص الأخطاء</w:t>
       </w:r>
       <w:r>
+        <w:rPr>
+          <w:sz w:val="24"/>
+          <w:szCs w:val="24"/>
+        </w:rPr>
         <w:t xml:space="preserve"> (Logs). </w:t>
       </w:r>
     </w:p>
@@ -3914,11 +4303,15 @@
       <w:pPr>
         <w:bidi/>
         <w:rPr>
-          <w:rtl/>
-        </w:rPr>
-      </w:pPr>
-      <w:r>
-        <w:rPr>
+          <w:sz w:val="24"/>
+          <w:szCs w:val="24"/>
+          <w:rtl/>
+        </w:rPr>
+      </w:pPr>
+      <w:r>
+        <w:rPr>
+          <w:sz w:val="24"/>
+          <w:szCs w:val="24"/>
           <w:rtl/>
         </w:rPr>
         <w:t>التأكد من عمل النسخ الاحتياطية</w:t>
@@ -3927,29 +4320,44 @@
     <w:p>
       <w:pPr>
         <w:bidi/>
-      </w:pPr>
-    </w:p>
-    <w:p>
-      <w:pPr>
-        <w:bidi/>
-        <w:rPr>
-          <w:rtl/>
-        </w:rPr>
-      </w:pPr>
-    </w:p>
-    <w:p>
-      <w:pPr>
-        <w:bidi/>
+        <w:rPr>
+          <w:sz w:val="24"/>
+          <w:szCs w:val="24"/>
+        </w:rPr>
+      </w:pPr>
+    </w:p>
+    <w:p>
+      <w:pPr>
+        <w:bidi/>
+        <w:rPr>
+          <w:sz w:val="24"/>
+          <w:szCs w:val="24"/>
+          <w:rtl/>
+        </w:rPr>
+      </w:pPr>
+    </w:p>
+    <w:p>
+      <w:pPr>
+        <w:bidi/>
+        <w:rPr>
+          <w:sz w:val="24"/>
+          <w:szCs w:val="24"/>
+        </w:rPr>
       </w:pPr>
       <w:r>
         <w:rPr>
           <w:rFonts w:hint="cs"/>
-          <w:rtl/>
-        </w:rPr>
+          <w:sz w:val="24"/>
+          <w:szCs w:val="24"/>
+          <w:rtl/>
+        </w:rPr>
+        <w:lastRenderedPageBreak/>
         <w:t>2.</w:t>
       </w:r>
       <w:r>
         <w:rPr>
+          <w:sz w:val="24"/>
+          <w:szCs w:val="24"/>
           <w:rtl/>
         </w:rPr>
         <w:t>صيانة شهرية</w:t>
@@ -3958,28 +4366,48 @@
     <w:p>
       <w:pPr>
         <w:bidi/>
-      </w:pPr>
-      <w:r>
-        <w:rPr>
+        <w:rPr>
+          <w:sz w:val="24"/>
+          <w:szCs w:val="24"/>
+        </w:rPr>
+      </w:pPr>
+      <w:r>
+        <w:rPr>
+          <w:sz w:val="24"/>
+          <w:szCs w:val="24"/>
           <w:rtl/>
         </w:rPr>
         <w:t>تحديث النظام والمكتبات</w:t>
       </w:r>
       <w:r>
+        <w:rPr>
+          <w:sz w:val="24"/>
+          <w:szCs w:val="24"/>
+        </w:rPr>
         <w:t xml:space="preserve"> (Dependencies). </w:t>
       </w:r>
     </w:p>
     <w:p>
       <w:pPr>
         <w:bidi/>
-      </w:pPr>
-      <w:r>
-        <w:rPr>
+        <w:rPr>
+          <w:sz w:val="24"/>
+          <w:szCs w:val="24"/>
+        </w:rPr>
+      </w:pPr>
+      <w:r>
+        <w:rPr>
+          <w:sz w:val="24"/>
+          <w:szCs w:val="24"/>
           <w:rtl/>
         </w:rPr>
         <w:t>اختبار الأمان</w:t>
       </w:r>
       <w:r>
+        <w:rPr>
+          <w:sz w:val="24"/>
+          <w:szCs w:val="24"/>
+        </w:rPr>
         <w:t xml:space="preserve"> (Security Check). </w:t>
       </w:r>
     </w:p>
@@ -3987,11 +4415,15 @@
       <w:pPr>
         <w:bidi/>
         <w:rPr>
-          <w:rtl/>
-        </w:rPr>
-      </w:pPr>
-      <w:r>
-        <w:rPr>
+          <w:sz w:val="24"/>
+          <w:szCs w:val="24"/>
+          <w:rtl/>
+        </w:rPr>
+      </w:pPr>
+      <w:r>
+        <w:rPr>
+          <w:sz w:val="24"/>
+          <w:szCs w:val="24"/>
           <w:rtl/>
         </w:rPr>
         <w:t>تنظيف البيانات غير الضرورية</w:t>
@@ -4000,6 +4432,10 @@
     <w:p>
       <w:pPr>
         <w:bidi/>
+        <w:rPr>
+          <w:sz w:val="24"/>
+          <w:szCs w:val="24"/>
+        </w:rPr>
       </w:pPr>
     </w:p>
     <w:p>
@@ -4009,13 +4445,19 @@
           <w:rStyle w:val="Strong"/>
           <w:b w:val="0"/>
           <w:bCs w:val="0"/>
-          <w:rtl/>
-        </w:rPr>
-      </w:pPr>
-    </w:p>
-    <w:p>
-      <w:pPr>
-        <w:bidi/>
+          <w:sz w:val="24"/>
+          <w:szCs w:val="24"/>
+          <w:rtl/>
+        </w:rPr>
+      </w:pPr>
+    </w:p>
+    <w:p>
+      <w:pPr>
+        <w:bidi/>
+        <w:rPr>
+          <w:sz w:val="24"/>
+          <w:szCs w:val="24"/>
+        </w:rPr>
       </w:pPr>
       <w:r>
         <w:rPr>
@@ -4023,6 +4465,8 @@
           <w:rFonts w:hint="cs"/>
           <w:b w:val="0"/>
           <w:bCs w:val="0"/>
+          <w:sz w:val="24"/>
+          <w:szCs w:val="24"/>
           <w:rtl/>
         </w:rPr>
         <w:t>3.</w:t>
@@ -4032,6 +4476,8 @@
           <w:rStyle w:val="Strong"/>
           <w:b w:val="0"/>
           <w:bCs w:val="0"/>
+          <w:sz w:val="24"/>
+          <w:szCs w:val="24"/>
           <w:rtl/>
         </w:rPr>
         <w:t>صيانة عند التحديث</w:t>
@@ -4040,28 +4486,48 @@
     <w:p>
       <w:pPr>
         <w:bidi/>
-      </w:pPr>
-      <w:r>
-        <w:rPr>
+        <w:rPr>
+          <w:sz w:val="24"/>
+          <w:szCs w:val="24"/>
+        </w:rPr>
+      </w:pPr>
+      <w:r>
+        <w:rPr>
+          <w:sz w:val="24"/>
+          <w:szCs w:val="24"/>
           <w:rtl/>
         </w:rPr>
         <w:t>أخذ نسخة احتياطية قبل النشر</w:t>
       </w:r>
       <w:r>
+        <w:rPr>
+          <w:sz w:val="24"/>
+          <w:szCs w:val="24"/>
+        </w:rPr>
         <w:t xml:space="preserve"> (Deployment). </w:t>
       </w:r>
     </w:p>
     <w:p>
       <w:pPr>
         <w:bidi/>
-      </w:pPr>
-      <w:r>
-        <w:rPr>
+        <w:rPr>
+          <w:sz w:val="24"/>
+          <w:szCs w:val="24"/>
+        </w:rPr>
+      </w:pPr>
+      <w:r>
+        <w:rPr>
+          <w:sz w:val="24"/>
+          <w:szCs w:val="24"/>
           <w:rtl/>
         </w:rPr>
         <w:t>اختبار التحديث في بيئة تجريبية</w:t>
       </w:r>
       <w:r>
+        <w:rPr>
+          <w:sz w:val="24"/>
+          <w:szCs w:val="24"/>
+        </w:rPr>
         <w:t xml:space="preserve"> (Staging). </w:t>
       </w:r>
     </w:p>
@@ -4069,16 +4535,24 @@
       <w:pPr>
         <w:bidi/>
         <w:rPr>
-          <w:rtl/>
-        </w:rPr>
-      </w:pPr>
-      <w:r>
-        <w:rPr>
+          <w:sz w:val="24"/>
+          <w:szCs w:val="24"/>
+          <w:rtl/>
+        </w:rPr>
+      </w:pPr>
+      <w:r>
+        <w:rPr>
+          <w:sz w:val="24"/>
+          <w:szCs w:val="24"/>
           <w:rtl/>
         </w:rPr>
         <w:t>مراقبة الأداء بعد التحديث</w:t>
       </w:r>
       <w:r>
+        <w:rPr>
+          <w:sz w:val="24"/>
+          <w:szCs w:val="24"/>
+        </w:rPr>
         <w:t>.</w:t>
       </w:r>
     </w:p>
@@ -4086,6 +4560,8 @@
       <w:pPr>
         <w:bidi/>
         <w:rPr>
+          <w:sz w:val="24"/>
+          <w:szCs w:val="24"/>
           <w:rtl/>
         </w:rPr>
       </w:pPr>
@@ -4097,13 +4573,19 @@
           <w:rStyle w:val="Strong"/>
           <w:b w:val="0"/>
           <w:bCs w:val="0"/>
-          <w:rtl/>
-        </w:rPr>
-      </w:pPr>
-    </w:p>
-    <w:p>
-      <w:pPr>
-        <w:bidi/>
+          <w:sz w:val="24"/>
+          <w:szCs w:val="24"/>
+          <w:rtl/>
+        </w:rPr>
+      </w:pPr>
+    </w:p>
+    <w:p>
+      <w:pPr>
+        <w:bidi/>
+        <w:rPr>
+          <w:sz w:val="24"/>
+          <w:szCs w:val="24"/>
+        </w:rPr>
       </w:pPr>
       <w:r>
         <w:rPr>
@@ -4111,6 +4593,8 @@
           <w:rFonts w:hint="cs"/>
           <w:b w:val="0"/>
           <w:bCs w:val="0"/>
+          <w:sz w:val="24"/>
+          <w:szCs w:val="24"/>
           <w:rtl/>
         </w:rPr>
         <w:t>4.</w:t>
@@ -4120,162 +4604,212 @@
           <w:rStyle w:val="Strong"/>
           <w:b w:val="0"/>
           <w:bCs w:val="0"/>
+          <w:sz w:val="24"/>
+          <w:szCs w:val="24"/>
           <w:rtl/>
         </w:rPr>
         <w:t xml:space="preserve">مراقبة </w:t>
       </w:r>
       <w:r>
         <w:rPr>
+          <w:sz w:val="24"/>
+          <w:szCs w:val="24"/>
           <w:rtl/>
         </w:rPr>
         <w:t>النظام</w:t>
       </w:r>
       <w:r>
+        <w:rPr>
+          <w:sz w:val="24"/>
+          <w:szCs w:val="24"/>
+        </w:rPr>
         <w:t xml:space="preserve"> (Monitoring)</w:t>
       </w:r>
     </w:p>
     <w:p>
       <w:pPr>
         <w:bidi/>
-      </w:pPr>
-      <w:r>
-        <w:rPr>
+        <w:rPr>
+          <w:sz w:val="24"/>
+          <w:szCs w:val="24"/>
+        </w:rPr>
+      </w:pPr>
+      <w:r>
+        <w:rPr>
+          <w:sz w:val="24"/>
+          <w:szCs w:val="24"/>
           <w:rtl/>
         </w:rPr>
         <w:t>استخدام أدوات مراقبة</w:t>
       </w:r>
       <w:r>
+        <w:rPr>
+          <w:sz w:val="24"/>
+          <w:szCs w:val="24"/>
+        </w:rPr>
         <w:t xml:space="preserve"> </w:t>
       </w:r>
       <w:r>
         <w:rPr>
+          <w:sz w:val="24"/>
+          <w:szCs w:val="24"/>
           <w:rtl/>
         </w:rPr>
         <w:t>مثل</w:t>
       </w:r>
       <w:r>
+        <w:rPr>
+          <w:sz w:val="24"/>
+          <w:szCs w:val="24"/>
+        </w:rPr>
         <w:t xml:space="preserve"> Firebase Monitoring </w:t>
       </w:r>
       <w:r>
         <w:rPr>
+          <w:sz w:val="24"/>
+          <w:szCs w:val="24"/>
           <w:rtl/>
         </w:rPr>
         <w:t>أو غيرها</w:t>
       </w:r>
       <w:r>
+        <w:rPr>
+          <w:sz w:val="24"/>
+          <w:szCs w:val="24"/>
+        </w:rPr>
         <w:t xml:space="preserve"> </w:t>
       </w:r>
     </w:p>
     <w:p>
       <w:pPr>
         <w:bidi/>
-      </w:pPr>
-      <w:r>
-        <w:rPr>
+        <w:rPr>
+          <w:sz w:val="24"/>
+          <w:szCs w:val="24"/>
+        </w:rPr>
+      </w:pPr>
+      <w:r>
+        <w:rPr>
+          <w:sz w:val="24"/>
+          <w:szCs w:val="24"/>
           <w:rtl/>
         </w:rPr>
         <w:t>تنبيهات فورية عند</w:t>
       </w:r>
       <w:r>
+        <w:rPr>
+          <w:sz w:val="24"/>
+          <w:szCs w:val="24"/>
+        </w:rPr>
         <w:t xml:space="preserve">: </w:t>
       </w:r>
     </w:p>
     <w:p>
       <w:pPr>
         <w:bidi/>
-      </w:pPr>
-      <w:r>
-        <w:rPr>
+        <w:rPr>
+          <w:sz w:val="24"/>
+          <w:szCs w:val="24"/>
+        </w:rPr>
+      </w:pPr>
+      <w:r>
+        <w:rPr>
+          <w:sz w:val="24"/>
+          <w:szCs w:val="24"/>
           <w:rtl/>
         </w:rPr>
         <w:t>توقف النظام</w:t>
       </w:r>
       <w:r>
+        <w:rPr>
+          <w:sz w:val="24"/>
+          <w:szCs w:val="24"/>
+        </w:rPr>
         <w:t xml:space="preserve">. </w:t>
       </w:r>
     </w:p>
     <w:p>
       <w:pPr>
         <w:bidi/>
-      </w:pPr>
-      <w:r>
-        <w:rPr>
+        <w:rPr>
+          <w:sz w:val="24"/>
+          <w:szCs w:val="24"/>
+        </w:rPr>
+      </w:pPr>
+      <w:r>
+        <w:rPr>
+          <w:sz w:val="24"/>
+          <w:szCs w:val="24"/>
           <w:rtl/>
         </w:rPr>
         <w:t>ارتفاع الأخطاء</w:t>
       </w:r>
       <w:r>
+        <w:rPr>
+          <w:sz w:val="24"/>
+          <w:szCs w:val="24"/>
+        </w:rPr>
         <w:t xml:space="preserve">. </w:t>
       </w:r>
     </w:p>
     <w:p>
       <w:pPr>
         <w:bidi/>
-      </w:pPr>
-      <w:r>
-        <w:rPr>
+        <w:rPr>
+          <w:sz w:val="24"/>
+          <w:szCs w:val="24"/>
+          <w:rtl/>
+        </w:rPr>
+      </w:pPr>
+      <w:r>
+        <w:rPr>
+          <w:sz w:val="24"/>
+          <w:szCs w:val="24"/>
           <w:rtl/>
         </w:rPr>
         <w:t>محاولات اختراق</w:t>
       </w:r>
       <w:r>
+        <w:rPr>
+          <w:sz w:val="24"/>
+          <w:szCs w:val="24"/>
+        </w:rPr>
         <w:t>.</w:t>
       </w:r>
     </w:p>
     <w:p>
       <w:pPr>
         <w:bidi/>
-      </w:pPr>
-    </w:p>
-    <w:p>
-      <w:pPr>
-        <w:bidi/>
-        <w:rPr>
-          <w:sz w:val="28"/>
-          <w:szCs w:val="28"/>
-          <w:rtl/>
-        </w:rPr>
-      </w:pPr>
-    </w:p>
-    <w:p>
-      <w:pPr>
-        <w:bidi/>
-        <w:rPr>
-          <w:sz w:val="28"/>
-          <w:szCs w:val="28"/>
-          <w:rtl/>
-        </w:rPr>
-      </w:pPr>
-    </w:p>
-    <w:p>
-      <w:pPr>
-        <w:bidi/>
-        <w:rPr>
-          <w:sz w:val="28"/>
-          <w:szCs w:val="28"/>
-          <w:rtl/>
-        </w:rPr>
-      </w:pPr>
-    </w:p>
-    <w:p>
-      <w:pPr>
-        <w:bidi/>
-        <w:rPr>
-          <w:sz w:val="28"/>
-          <w:szCs w:val="28"/>
-          <w:rtl/>
-        </w:rPr>
-      </w:pPr>
-    </w:p>
-    <w:p>
-      <w:pPr>
-        <w:bidi/>
+        <w:rPr>
+          <w:sz w:val="24"/>
+          <w:szCs w:val="24"/>
+          <w:rtl/>
+        </w:rPr>
+      </w:pPr>
+    </w:p>
+    <w:p>
+      <w:pPr>
+        <w:bidi/>
+        <w:rPr>
+          <w:sz w:val="24"/>
+          <w:szCs w:val="24"/>
+          <w:rtl/>
+        </w:rPr>
+      </w:pPr>
+    </w:p>
+    <w:p>
+      <w:pPr>
+        <w:bidi/>
+        <w:rPr>
+          <w:sz w:val="24"/>
+          <w:szCs w:val="24"/>
+        </w:rPr>
       </w:pPr>
       <w:r>
         <w:rPr>
           <w:rFonts w:hint="cs"/>
-          <w:sz w:val="28"/>
-          <w:szCs w:val="28"/>
+          <w:sz w:val="24"/>
+          <w:szCs w:val="24"/>
           <w:rtl/>
         </w:rPr>
         <w:t>5.</w:t>
@@ -4285,86 +4819,127 @@
           <w:rStyle w:val="Strong"/>
           <w:b w:val="0"/>
           <w:bCs w:val="0"/>
-          <w:rtl/>
-        </w:rPr>
-        <w:t xml:space="preserve"> </w:t>
-      </w:r>
-      <w:r>
-        <w:rPr>
-          <w:rStyle w:val="Strong"/>
-          <w:b w:val="0"/>
-          <w:bCs w:val="0"/>
-          <w:rtl/>
-        </w:rPr>
-        <w:t>المسؤوليات</w:t>
-      </w:r>
-    </w:p>
-    <w:p>
-      <w:pPr>
-        <w:bidi/>
-      </w:pPr>
-      <w:r>
-        <w:rPr>
+          <w:sz w:val="24"/>
+          <w:szCs w:val="24"/>
+          <w:rtl/>
+        </w:rPr>
+        <w:t xml:space="preserve"> المسؤوليات</w:t>
+      </w:r>
+    </w:p>
+    <w:p>
+      <w:pPr>
+        <w:bidi/>
+        <w:rPr>
+          <w:sz w:val="24"/>
+          <w:szCs w:val="24"/>
+        </w:rPr>
+      </w:pPr>
+      <w:r>
+        <w:rPr>
+          <w:sz w:val="24"/>
+          <w:szCs w:val="24"/>
           <w:rtl/>
         </w:rPr>
         <w:t>فريق التطوير</w:t>
       </w:r>
       <w:r>
+        <w:rPr>
+          <w:sz w:val="24"/>
+          <w:szCs w:val="24"/>
+        </w:rPr>
         <w:t xml:space="preserve">: </w:t>
       </w:r>
       <w:r>
         <w:rPr>
+          <w:sz w:val="24"/>
+          <w:szCs w:val="24"/>
           <w:rtl/>
         </w:rPr>
         <w:t>تنفيذ النسخ الاحتياطي والصيانة</w:t>
       </w:r>
       <w:r>
+        <w:rPr>
+          <w:sz w:val="24"/>
+          <w:szCs w:val="24"/>
+        </w:rPr>
         <w:t xml:space="preserve">. </w:t>
       </w:r>
     </w:p>
     <w:p>
       <w:pPr>
         <w:bidi/>
-      </w:pPr>
-      <w:r>
-        <w:rPr>
+        <w:rPr>
+          <w:sz w:val="24"/>
+          <w:szCs w:val="24"/>
+        </w:rPr>
+      </w:pPr>
+      <w:r>
+        <w:rPr>
+          <w:sz w:val="24"/>
+          <w:szCs w:val="24"/>
           <w:rtl/>
         </w:rPr>
         <w:t>مدير النظام</w:t>
       </w:r>
       <w:r>
+        <w:rPr>
+          <w:sz w:val="24"/>
+          <w:szCs w:val="24"/>
+        </w:rPr>
         <w:t xml:space="preserve">: </w:t>
       </w:r>
       <w:r>
         <w:rPr>
+          <w:sz w:val="24"/>
+          <w:szCs w:val="24"/>
           <w:rtl/>
         </w:rPr>
         <w:t>مراقبة الأداء وضمان الأمان</w:t>
       </w:r>
       <w:r>
+        <w:rPr>
+          <w:sz w:val="24"/>
+          <w:szCs w:val="24"/>
+        </w:rPr>
         <w:t xml:space="preserve">. </w:t>
       </w:r>
     </w:p>
     <w:p>
       <w:pPr>
         <w:bidi/>
-      </w:pPr>
-      <w:r>
-        <w:rPr>
+        <w:rPr>
+          <w:sz w:val="24"/>
+          <w:szCs w:val="24"/>
+        </w:rPr>
+      </w:pPr>
+      <w:r>
+        <w:rPr>
+          <w:sz w:val="24"/>
+          <w:szCs w:val="24"/>
           <w:rtl/>
         </w:rPr>
         <w:t>الدعم الفني</w:t>
       </w:r>
       <w:r>
+        <w:rPr>
+          <w:sz w:val="24"/>
+          <w:szCs w:val="24"/>
+        </w:rPr>
         <w:t xml:space="preserve">: </w:t>
       </w:r>
       <w:r>
         <w:rPr>
+          <w:sz w:val="24"/>
+          <w:szCs w:val="24"/>
           <w:rtl/>
         </w:rPr>
         <w:t>التعامل مع الأعطال واسترجاع البيانات</w:t>
       </w:r>
       <w:r>
+        <w:rPr>
+          <w:sz w:val="24"/>
+          <w:szCs w:val="24"/>
+        </w:rPr>
         <w:t>.</w:t>
       </w:r>
     </w:p>
@@ -4372,18 +4947,18 @@
       <w:pPr>
         <w:bidi/>
         <w:rPr>
-          <w:sz w:val="28"/>
-          <w:szCs w:val="28"/>
-          <w:rtl/>
-        </w:rPr>
-      </w:pPr>
-    </w:p>
-    <w:p>
-      <w:pPr>
-        <w:bidi/>
-        <w:rPr>
-          <w:sz w:val="28"/>
-          <w:szCs w:val="28"/>
+          <w:sz w:val="24"/>
+          <w:szCs w:val="24"/>
+          <w:rtl/>
+        </w:rPr>
+      </w:pPr>
+    </w:p>
+    <w:p>
+      <w:pPr>
+        <w:bidi/>
+        <w:rPr>
+          <w:sz w:val="24"/>
+          <w:szCs w:val="24"/>
           <w:rtl/>
         </w:rPr>
       </w:pPr>
@@ -8840,4 +9415,16 @@
     </a:ext>
   </a:extLst>
 </a:theme>
+</file>
+
+<file path=customXml/item1.xml><?xml version="1.0" encoding="utf-8"?>
+<b:Sources xmlns:b="http://schemas.openxmlformats.org/officeDocument/2006/bibliography" xmlns="http://schemas.openxmlformats.org/officeDocument/2006/bibliography" SelectedStyle="\APASixthEditionOfficeOnline.xsl" StyleName="APA" Version="6"/>
+</file>
+
+<file path=customXml/itemProps1.xml><?xml version="1.0" encoding="utf-8"?>
+<ds:datastoreItem xmlns:ds="http://schemas.openxmlformats.org/officeDocument/2006/customXml" ds:itemID="{4BF313DE-2931-4612-BDF7-F314BCF75555}">
+  <ds:schemaRefs>
+    <ds:schemaRef ds:uri="http://schemas.openxmlformats.org/officeDocument/2006/bibliography"/>
+  </ds:schemaRefs>
+</ds:datastoreItem>
 </file>
--- a/تحديد بيئة التشغيل والمنصات وخطة النشر والاستضافة إدارة البيانات والنسخ الاحطياطي.docx
+++ b/تحديد بيئة التشغيل والمنصات وخطة النشر والاستضافة إدارة البيانات والنسخ الاحطياطي.docx
@@ -24,6 +24,29 @@
       <w:pPr>
         <w:bidi/>
         <w:rPr>
+          <w:rStyle w:val="a6"/>
+        </w:rPr>
+      </w:pPr>
+      <w:r>
+        <w:rPr>
+          <w:rStyle w:val="a6"/>
+          <w:rFonts w:hint="cs"/>
+          <w:rtl/>
+        </w:rPr>
+        <w:t>1</w:t>
+      </w:r>
+      <w:r>
+        <w:rPr>
+          <w:rStyle w:val="a6"/>
+          <w:rtl/>
+        </w:rPr>
+        <w:t xml:space="preserve">.تحديد بيئة التشغيل والمنصات </w:t>
+      </w:r>
+    </w:p>
+    <w:p>
+      <w:pPr>
+        <w:bidi/>
+        <w:rPr>
           <w:rFonts w:asciiTheme="minorBidi" w:hAnsiTheme="minorBidi"/>
           <w:sz w:val="24"/>
           <w:szCs w:val="24"/>
@@ -31,28 +54,161 @@
       </w:pPr>
       <w:r>
         <w:rPr>
-          <w:rStyle w:val="Strong"/>
-          <w:rFonts w:ascii="Segoe UI" w:hAnsi="Segoe UI" w:cs="Segoe UI" w:hint="cs"/>
-          <w:color w:val="F0F6FC"/>
-          <w:sz w:val="24"/>
-          <w:szCs w:val="24"/>
-          <w:shd w:val="clear" w:color="auto" w:fill="0D1117"/>
-          <w:rtl/>
+          <w:sz w:val="24"/>
+          <w:szCs w:val="24"/>
+        </w:rPr>
+        <w:t>-</w:t>
+      </w:r>
+      <w:r>
+        <w:rPr>
+          <w:rFonts w:asciiTheme="minorBidi" w:hAnsiTheme="minorBidi"/>
+          <w:sz w:val="24"/>
+          <w:szCs w:val="24"/>
         </w:rPr>
         <w:t>1</w:t>
       </w:r>
       <w:r>
         <w:rPr>
-          <w:rStyle w:val="Strong"/>
           <w:rFonts w:asciiTheme="minorBidi" w:hAnsiTheme="minorBidi"/>
-          <w:color w:val="F0F6FC"/>
-          <w:sz w:val="24"/>
-          <w:szCs w:val="24"/>
-          <w:shd w:val="clear" w:color="auto" w:fill="0D1117"/>
-          <w:rtl/>
-        </w:rPr>
-        <w:t xml:space="preserve">.تحديد بيئة التشغيل والمنصات </w:t>
-      </w:r>
+          <w:sz w:val="24"/>
+          <w:szCs w:val="24"/>
+          <w:rtl/>
+        </w:rPr>
+        <w:t>المتصفحات المدعومة</w:t>
+      </w:r>
+    </w:p>
+    <w:p>
+      <w:pPr>
+        <w:bidi/>
+        <w:rPr>
+          <w:sz w:val="24"/>
+          <w:szCs w:val="24"/>
+        </w:rPr>
+      </w:pPr>
+      <w:r>
+        <w:rPr>
+          <w:sz w:val="24"/>
+          <w:szCs w:val="24"/>
+          <w:rtl/>
+        </w:rPr>
+        <w:t>يجب أن يعمل النظام بشكل متوافق مع أشهر متصفحات الويب لضمان تجربة مستخدم مستقرة، وتشمل</w:t>
+      </w:r>
+      <w:r>
+        <w:rPr>
+          <w:sz w:val="24"/>
+          <w:szCs w:val="24"/>
+        </w:rPr>
+        <w:t>:</w:t>
+      </w:r>
+    </w:p>
+    <w:p>
+      <w:pPr>
+        <w:bidi/>
+        <w:rPr>
+          <w:sz w:val="24"/>
+          <w:szCs w:val="24"/>
+          <w:rtl/>
+          <w:lang w:bidi="ar-JO"/>
+        </w:rPr>
+      </w:pPr>
+      <w:r>
+        <w:rPr>
+          <w:sz w:val="24"/>
+          <w:szCs w:val="24"/>
+        </w:rPr>
+        <w:t>1</w:t>
+      </w:r>
+      <w:r>
+        <w:rPr>
+          <w:rFonts w:hint="cs"/>
+          <w:sz w:val="24"/>
+          <w:szCs w:val="24"/>
+          <w:rtl/>
+        </w:rPr>
+        <w:t>.</w:t>
+      </w:r>
+      <w:r>
+        <w:t xml:space="preserve"> </w:t>
+      </w:r>
+      <w:r>
+        <w:rPr>
+          <w:sz w:val="24"/>
+          <w:szCs w:val="24"/>
+          <w:lang w:bidi="ar-JO"/>
+        </w:rPr>
+        <w:t>Google Chrome</w:t>
+      </w:r>
+    </w:p>
+    <w:p>
+      <w:pPr>
+        <w:bidi/>
+        <w:rPr>
+          <w:sz w:val="24"/>
+          <w:szCs w:val="24"/>
+          <w:rtl/>
+          <w:lang w:bidi="ar-JO"/>
+        </w:rPr>
+      </w:pPr>
+      <w:r>
+        <w:rPr>
+          <w:rFonts w:hint="cs"/>
+          <w:sz w:val="24"/>
+          <w:szCs w:val="24"/>
+          <w:rtl/>
+          <w:lang w:bidi="ar-JO"/>
+        </w:rPr>
+        <w:t>2.</w:t>
+      </w:r>
+      <w:r>
+        <w:t xml:space="preserve"> </w:t>
+      </w:r>
+      <w:r>
+        <w:rPr>
+          <w:sz w:val="24"/>
+          <w:szCs w:val="24"/>
+          <w:lang w:bidi="ar-JO"/>
+        </w:rPr>
+        <w:t>Firefox</w:t>
+      </w:r>
+    </w:p>
+    <w:p>
+      <w:pPr>
+        <w:bidi/>
+        <w:rPr>
+          <w:sz w:val="24"/>
+          <w:szCs w:val="24"/>
+          <w:lang w:bidi="ar-JO"/>
+        </w:rPr>
+      </w:pPr>
+      <w:r>
+        <w:rPr>
+          <w:rFonts w:hint="cs"/>
+          <w:sz w:val="24"/>
+          <w:szCs w:val="24"/>
+          <w:rtl/>
+          <w:lang w:bidi="ar-JO"/>
+        </w:rPr>
+        <w:t>3.</w:t>
+      </w:r>
+      <w:r>
+        <w:rPr>
+          <w:sz w:val="24"/>
+          <w:szCs w:val="24"/>
+          <w:lang w:bidi="ar-JO"/>
+        </w:rPr>
+        <w:t xml:space="preserve">Microsoft Edge </w:t>
+      </w:r>
+    </w:p>
+    <w:p>
+      <w:pPr>
+        <w:bidi/>
+        <w:rPr>
+          <w:sz w:val="24"/>
+          <w:szCs w:val="24"/>
+          <w:rtl/>
+          <w:lang w:bidi="ar-JO"/>
+        </w:rPr>
+      </w:pPr>
     </w:p>
     <w:p>
       <w:pPr>
@@ -61,48 +217,47 @@
           <w:rFonts w:asciiTheme="minorBidi" w:hAnsiTheme="minorBidi"/>
           <w:sz w:val="24"/>
           <w:szCs w:val="24"/>
-        </w:rPr>
-      </w:pPr>
-      <w:r>
-        <w:rPr>
-          <w:sz w:val="24"/>
-          <w:szCs w:val="24"/>
-        </w:rPr>
-        <w:t>-</w:t>
+          <w:rtl/>
+          <w:lang w:bidi="ar-JO"/>
+        </w:rPr>
+      </w:pPr>
+      <w:r>
+        <w:rPr>
+          <w:rFonts w:hint="cs"/>
+          <w:sz w:val="24"/>
+          <w:szCs w:val="24"/>
+          <w:rtl/>
+          <w:lang w:bidi="ar-JO"/>
+        </w:rPr>
+        <w:t>2</w:t>
       </w:r>
       <w:r>
         <w:rPr>
           <w:rFonts w:asciiTheme="minorBidi" w:hAnsiTheme="minorBidi"/>
           <w:sz w:val="24"/>
           <w:szCs w:val="24"/>
-        </w:rPr>
-        <w:t>1</w:t>
-      </w:r>
-      <w:r>
-        <w:rPr>
-          <w:rFonts w:asciiTheme="minorBidi" w:hAnsiTheme="minorBidi"/>
-          <w:sz w:val="24"/>
-          <w:szCs w:val="24"/>
-          <w:rtl/>
-        </w:rPr>
-        <w:t>المتصفحات المدعومة</w:t>
-      </w:r>
-    </w:p>
-    <w:p>
-      <w:pPr>
-        <w:bidi/>
-        <w:rPr>
-          <w:sz w:val="24"/>
-          <w:szCs w:val="24"/>
-        </w:rPr>
-      </w:pPr>
-      <w:r>
-        <w:rPr>
-          <w:sz w:val="24"/>
-          <w:szCs w:val="24"/>
-          <w:rtl/>
-        </w:rPr>
-        <w:t>يجب أن يعمل النظام بشكل متوافق مع أشهر متصفحات الويب لضمان تجربة مستخدم مستقرة، وتشمل</w:t>
+          <w:rtl/>
+          <w:lang w:bidi="ar-JO"/>
+        </w:rPr>
+        <w:t>.الانظمه المدعومة</w:t>
+      </w:r>
+    </w:p>
+    <w:p>
+      <w:pPr>
+        <w:bidi/>
+        <w:rPr>
+          <w:sz w:val="24"/>
+          <w:szCs w:val="24"/>
+          <w:rtl/>
+        </w:rPr>
+      </w:pPr>
+      <w:r>
+        <w:rPr>
+          <w:sz w:val="24"/>
+          <w:szCs w:val="24"/>
+          <w:rtl/>
+        </w:rPr>
+        <w:t>يجب أن يعمل النظام على مختلف أنظمة التشغيل لضمان الوصول الواسع</w:t>
       </w:r>
       <w:r>
         <w:rPr>
@@ -115,165 +270,6 @@
     <w:p>
       <w:pPr>
         <w:bidi/>
-        <w:rPr>
-          <w:sz w:val="24"/>
-          <w:szCs w:val="24"/>
-          <w:rtl/>
-          <w:lang w:bidi="ar-JO"/>
-        </w:rPr>
-      </w:pPr>
-      <w:r>
-        <w:rPr>
-          <w:sz w:val="24"/>
-          <w:szCs w:val="24"/>
-        </w:rPr>
-        <w:t>1</w:t>
-      </w:r>
-      <w:r>
-        <w:rPr>
-          <w:rFonts w:hint="cs"/>
-          <w:sz w:val="24"/>
-          <w:szCs w:val="24"/>
-          <w:rtl/>
-        </w:rPr>
-        <w:t>.</w:t>
-      </w:r>
-      <w:r>
-        <w:rPr>
-          <w:rFonts w:hint="cs"/>
-          <w:sz w:val="24"/>
-          <w:szCs w:val="24"/>
-          <w:rtl/>
-          <w:lang w:bidi="ar-JO"/>
-        </w:rPr>
-        <w:t xml:space="preserve">قوقل كروم </w:t>
-      </w:r>
-    </w:p>
-    <w:p>
-      <w:pPr>
-        <w:bidi/>
-        <w:rPr>
-          <w:sz w:val="24"/>
-          <w:szCs w:val="24"/>
-          <w:rtl/>
-          <w:lang w:bidi="ar-JO"/>
-        </w:rPr>
-      </w:pPr>
-      <w:r>
-        <w:rPr>
-          <w:rFonts w:hint="cs"/>
-          <w:sz w:val="24"/>
-          <w:szCs w:val="24"/>
-          <w:rtl/>
-          <w:lang w:bidi="ar-JO"/>
-        </w:rPr>
-        <w:t xml:space="preserve">2.فير فوكس </w:t>
-      </w:r>
-    </w:p>
-    <w:p>
-      <w:pPr>
-        <w:bidi/>
-        <w:rPr>
-          <w:sz w:val="24"/>
-          <w:szCs w:val="24"/>
-          <w:rtl/>
-          <w:lang w:bidi="ar-JO"/>
-        </w:rPr>
-      </w:pPr>
-      <w:r>
-        <w:rPr>
-          <w:rFonts w:hint="cs"/>
-          <w:sz w:val="24"/>
-          <w:szCs w:val="24"/>
-          <w:rtl/>
-          <w:lang w:bidi="ar-JO"/>
-        </w:rPr>
-        <w:t xml:space="preserve">3.مايكرسوفت </w:t>
-      </w:r>
-      <w:proofErr w:type="spellStart"/>
-      <w:r>
-        <w:rPr>
-          <w:rFonts w:hint="cs"/>
-          <w:sz w:val="24"/>
-          <w:szCs w:val="24"/>
-          <w:rtl/>
-          <w:lang w:bidi="ar-JO"/>
-        </w:rPr>
-        <w:t>ايدج</w:t>
-      </w:r>
-      <w:proofErr w:type="spellEnd"/>
-    </w:p>
-    <w:p>
-      <w:pPr>
-        <w:bidi/>
-        <w:rPr>
-          <w:sz w:val="24"/>
-          <w:szCs w:val="24"/>
-          <w:rtl/>
-          <w:lang w:bidi="ar-JO"/>
-        </w:rPr>
-      </w:pPr>
-    </w:p>
-    <w:p>
-      <w:pPr>
-        <w:bidi/>
-        <w:rPr>
-          <w:rFonts w:asciiTheme="minorBidi" w:hAnsiTheme="minorBidi"/>
-          <w:sz w:val="24"/>
-          <w:szCs w:val="24"/>
-          <w:rtl/>
-          <w:lang w:bidi="ar-JO"/>
-        </w:rPr>
-      </w:pPr>
-      <w:r>
-        <w:rPr>
-          <w:rFonts w:hint="cs"/>
-          <w:sz w:val="24"/>
-          <w:szCs w:val="24"/>
-          <w:rtl/>
-          <w:lang w:bidi="ar-JO"/>
-        </w:rPr>
-        <w:t>2</w:t>
-      </w:r>
-      <w:r>
-        <w:rPr>
-          <w:rFonts w:asciiTheme="minorBidi" w:hAnsiTheme="minorBidi"/>
-          <w:sz w:val="24"/>
-          <w:szCs w:val="24"/>
-          <w:rtl/>
-          <w:lang w:bidi="ar-JO"/>
-        </w:rPr>
-        <w:t>.الانظمه المدعومة</w:t>
-      </w:r>
-    </w:p>
-    <w:p>
-      <w:pPr>
-        <w:bidi/>
-        <w:rPr>
-          <w:sz w:val="24"/>
-          <w:szCs w:val="24"/>
-          <w:rtl/>
-        </w:rPr>
-      </w:pPr>
-      <w:r>
-        <w:rPr>
-          <w:sz w:val="24"/>
-          <w:szCs w:val="24"/>
-          <w:rtl/>
-        </w:rPr>
-        <w:t>يجب أن يعمل النظام على مختلف أنظمة التشغيل لضمان الوصول الواسع</w:t>
-      </w:r>
-      <w:r>
-        <w:rPr>
-          <w:sz w:val="24"/>
-          <w:szCs w:val="24"/>
-        </w:rPr>
-        <w:t>:</w:t>
-      </w:r>
-    </w:p>
-    <w:p>
-      <w:pPr>
-        <w:bidi/>
         <w:spacing w:after="0" w:line="240" w:lineRule="auto"/>
         <w:rPr>
           <w:rFonts w:ascii="Times New Roman" w:eastAsia="Times New Roman" w:hAnsi="Times New Roman" w:cs="Times New Roman"/>
@@ -365,6 +361,18 @@
           <w:rFonts w:ascii="Times New Roman" w:eastAsia="Times New Roman" w:hAnsi="Times New Roman" w:cs="Times New Roman"/>
           <w:sz w:val="24"/>
           <w:szCs w:val="24"/>
+          <w:rtl/>
+        </w:rPr>
+      </w:pPr>
+    </w:p>
+    <w:p>
+      <w:pPr>
+        <w:bidi/>
+        <w:spacing w:after="0" w:line="240" w:lineRule="auto"/>
+        <w:rPr>
+          <w:rFonts w:ascii="Times New Roman" w:eastAsia="Times New Roman" w:hAnsi="Times New Roman" w:cs="Times New Roman"/>
+          <w:sz w:val="24"/>
+          <w:szCs w:val="24"/>
         </w:rPr>
       </w:pPr>
       <w:r>
@@ -402,7 +410,7 @@
           <w:sz w:val="24"/>
           <w:szCs w:val="24"/>
         </w:rPr>
-        <w:t xml:space="preserve">  </w:t>
+        <w:t xml:space="preserve"> </w:t>
       </w:r>
     </w:p>
     <w:p>
@@ -418,11 +426,63 @@
       </w:pPr>
       <w:r>
         <w:rPr>
+          <w:rFonts w:ascii="Times New Roman" w:eastAsia="Times New Roman" w:hAnsi="Times New Roman" w:cs="Times New Roman"/>
+          <w:sz w:val="24"/>
+          <w:szCs w:val="24"/>
+        </w:rPr>
+        <w:t xml:space="preserve"> </w:t>
+      </w:r>
+      <w:r>
+        <w:rPr>
           <w:rFonts w:ascii="Times New Roman" w:eastAsia="Times New Roman" w:hAnsi="Times New Roman" w:cs="Times New Roman" w:hint="cs"/>
           <w:sz w:val="24"/>
           <w:szCs w:val="24"/>
           <w:rtl/>
         </w:rPr>
+        <w:t>3.</w:t>
+      </w:r>
+      <w:r>
+        <w:t xml:space="preserve"> </w:t>
+      </w:r>
+      <w:r>
+        <w:rPr>
+          <w:rFonts w:ascii="Times New Roman" w:eastAsia="Times New Roman" w:hAnsi="Times New Roman" w:cs="Times New Roman"/>
+          <w:sz w:val="24"/>
+          <w:szCs w:val="24"/>
+        </w:rPr>
+        <w:t>macOS</w:t>
+      </w:r>
+    </w:p>
+    <w:p>
+      <w:pPr>
+        <w:bidi/>
+        <w:spacing w:after="0" w:line="240" w:lineRule="auto"/>
+        <w:rPr>
+          <w:rFonts w:ascii="Times New Roman" w:eastAsia="Times New Roman" w:hAnsi="Times New Roman" w:cs="Times New Roman"/>
+          <w:sz w:val="24"/>
+          <w:szCs w:val="24"/>
+          <w:rtl/>
+        </w:rPr>
+      </w:pPr>
+    </w:p>
+    <w:p>
+      <w:pPr>
+        <w:bidi/>
+        <w:spacing w:after="0" w:line="240" w:lineRule="auto"/>
+        <w:rPr>
+          <w:rFonts w:ascii="Times New Roman" w:eastAsia="Times New Roman" w:hAnsi="Times New Roman" w:cs="Times New Roman"/>
+          <w:sz w:val="24"/>
+          <w:szCs w:val="24"/>
+          <w:rtl/>
+        </w:rPr>
+      </w:pPr>
+      <w:r>
+        <w:rPr>
+          <w:rFonts w:ascii="Times New Roman" w:eastAsia="Times New Roman" w:hAnsi="Times New Roman" w:cs="Times New Roman" w:hint="cs"/>
+          <w:sz w:val="24"/>
+          <w:szCs w:val="24"/>
+          <w:rtl/>
+        </w:rPr>
         <w:t xml:space="preserve">أجهزة الهاتف </w:t>
       </w:r>
     </w:p>
@@ -560,9 +620,8 @@
           <w:szCs w:val="24"/>
           <w:rtl/>
         </w:rPr>
-        <w:t xml:space="preserve">*بعض </w:t>
-      </w:r>
-      <w:proofErr w:type="spellStart"/>
+        <w:t>*بعض الملاح</w:t>
+      </w:r>
       <w:r>
         <w:rPr>
           <w:rFonts w:ascii="Times New Roman" w:eastAsia="Times New Roman" w:hAnsi="Times New Roman" w:cs="Times New Roman" w:hint="cs"/>
@@ -570,9 +629,8 @@
           <w:szCs w:val="24"/>
           <w:rtl/>
         </w:rPr>
-        <w:t>الملاحضات</w:t>
-      </w:r>
-      <w:proofErr w:type="spellEnd"/>
+        <w:t>ظ</w:t>
+      </w:r>
       <w:r>
         <w:rPr>
           <w:rFonts w:ascii="Times New Roman" w:eastAsia="Times New Roman" w:hAnsi="Times New Roman" w:cs="Times New Roman" w:hint="cs"/>
@@ -580,7 +638,7 @@
           <w:szCs w:val="24"/>
           <w:rtl/>
         </w:rPr>
-        <w:t xml:space="preserve"> </w:t>
+        <w:t xml:space="preserve">ات </w:t>
       </w:r>
     </w:p>
     <w:p>
@@ -631,18 +689,8 @@
           <w:szCs w:val="24"/>
           <w:rtl/>
         </w:rPr>
-        <w:t xml:space="preserve">اختبار التطبيق على أجهزة حقيقية </w:t>
-      </w:r>
-      <w:proofErr w:type="spellStart"/>
-      <w:r>
-        <w:rPr>
-          <w:sz w:val="24"/>
-          <w:szCs w:val="24"/>
-          <w:rtl/>
-        </w:rPr>
-        <w:t>ومحاكيات</w:t>
-      </w:r>
-      <w:proofErr w:type="spellEnd"/>
+        <w:t>اختبار التطبيق على أجهزة حقيقية ومحاكيات</w:t>
+      </w:r>
       <w:r>
         <w:rPr>
           <w:sz w:val="24"/>
@@ -786,6 +834,7 @@
           <w:szCs w:val="24"/>
           <w:rtl/>
         </w:rPr>
+        <w:lastRenderedPageBreak/>
         <w:t>2)</w:t>
       </w:r>
       <w:r>
@@ -815,7 +864,6 @@
           <w:szCs w:val="24"/>
           <w:rtl/>
         </w:rPr>
-        <w:lastRenderedPageBreak/>
         <w:t>3)</w:t>
       </w:r>
       <w:r>
@@ -870,7 +918,7 @@
           <w:sz w:val="24"/>
           <w:szCs w:val="24"/>
         </w:rPr>
-        <w:t xml:space="preserve">Backend </w:t>
+        <w:t xml:space="preserve"> </w:t>
       </w:r>
       <w:r>
         <w:rPr>
@@ -942,28 +990,6 @@
           <w:lang w:bidi="ar-JO"/>
         </w:rPr>
       </w:pPr>
-    </w:p>
-    <w:p>
-      <w:pPr>
-        <w:bidi/>
-        <w:rPr>
-          <w:sz w:val="24"/>
-          <w:szCs w:val="24"/>
-          <w:rtl/>
-          <w:lang w:bidi="ar-JO"/>
-        </w:rPr>
-      </w:pPr>
-    </w:p>
-    <w:p>
-      <w:pPr>
-        <w:bidi/>
-        <w:rPr>
-          <w:sz w:val="24"/>
-          <w:szCs w:val="24"/>
-          <w:rtl/>
-          <w:lang w:bidi="ar-JO"/>
-        </w:rPr>
-      </w:pPr>
       <w:r>
         <w:rPr>
           <w:rFonts w:hint="cs"/>
@@ -1314,7 +1340,7 @@
       </w:r>
       <w:r>
         <w:rPr>
-          <w:rStyle w:val="Strong"/>
+          <w:rStyle w:val="a4"/>
           <w:rFonts w:ascii="Segoe UI" w:hAnsi="Segoe UI" w:cs="Segoe UI"/>
           <w:color w:val="F0F6FC"/>
           <w:sz w:val="24"/>
@@ -1361,76 +1387,6 @@
           <w:rtl/>
         </w:rPr>
       </w:pPr>
-    </w:p>
-    <w:p>
-      <w:pPr>
-        <w:bidi/>
-        <w:rPr>
-          <w:sz w:val="24"/>
-          <w:szCs w:val="24"/>
-          <w:rtl/>
-        </w:rPr>
-      </w:pPr>
-    </w:p>
-    <w:p>
-      <w:pPr>
-        <w:bidi/>
-        <w:rPr>
-          <w:sz w:val="24"/>
-          <w:szCs w:val="24"/>
-          <w:rtl/>
-        </w:rPr>
-      </w:pPr>
-    </w:p>
-    <w:p>
-      <w:pPr>
-        <w:bidi/>
-        <w:rPr>
-          <w:sz w:val="24"/>
-          <w:szCs w:val="24"/>
-          <w:rtl/>
-        </w:rPr>
-      </w:pPr>
-    </w:p>
-    <w:p>
-      <w:pPr>
-        <w:bidi/>
-        <w:rPr>
-          <w:sz w:val="24"/>
-          <w:szCs w:val="24"/>
-          <w:rtl/>
-        </w:rPr>
-      </w:pPr>
-    </w:p>
-    <w:p>
-      <w:pPr>
-        <w:bidi/>
-        <w:rPr>
-          <w:sz w:val="24"/>
-          <w:szCs w:val="24"/>
-          <w:rtl/>
-        </w:rPr>
-      </w:pPr>
-    </w:p>
-    <w:p>
-      <w:pPr>
-        <w:bidi/>
-        <w:rPr>
-          <w:sz w:val="24"/>
-          <w:szCs w:val="24"/>
-          <w:rtl/>
-        </w:rPr>
-      </w:pPr>
-    </w:p>
-    <w:p>
-      <w:pPr>
-        <w:bidi/>
-        <w:rPr>
-          <w:sz w:val="24"/>
-          <w:szCs w:val="24"/>
-          <w:rtl/>
-        </w:rPr>
-      </w:pPr>
       <w:r>
         <w:rPr>
           <w:rFonts w:hint="cs"/>
@@ -1438,10 +1394,8 @@
           <w:szCs w:val="24"/>
           <w:rtl/>
         </w:rPr>
-        <w:lastRenderedPageBreak/>
         <w:t>1-</w:t>
       </w:r>
-      <w:proofErr w:type="spellStart"/>
       <w:r>
         <w:rPr>
           <w:sz w:val="24"/>
@@ -1449,17 +1403,6 @@
         </w:rPr>
         <w:t>Vercel</w:t>
       </w:r>
-      <w:proofErr w:type="spellEnd"/>
-    </w:p>
-    <w:p>
-      <w:pPr>
-        <w:bidi/>
-        <w:rPr>
-          <w:sz w:val="24"/>
-          <w:szCs w:val="24"/>
-          <w:rtl/>
-        </w:rPr>
-      </w:pPr>
     </w:p>
     <w:p>
       <w:pPr>
@@ -1490,50 +1433,91 @@
     <w:p>
       <w:pPr>
         <w:bidi/>
-        <w:rPr>
-          <w:sz w:val="24"/>
-          <w:szCs w:val="24"/>
-          <w:rtl/>
-        </w:rPr>
-      </w:pPr>
-      <w:r>
-        <w:rPr>
-          <w:sz w:val="24"/>
-          <w:szCs w:val="24"/>
-          <w:rtl/>
-        </w:rPr>
-        <w:t>ما فيه</w:t>
-      </w:r>
-      <w:r>
-        <w:rPr>
-          <w:sz w:val="24"/>
-          <w:szCs w:val="24"/>
-        </w:rPr>
-        <w:t xml:space="preserve"> Backend </w:t>
-      </w:r>
-      <w:r>
-        <w:rPr>
-          <w:sz w:val="24"/>
-          <w:szCs w:val="24"/>
-          <w:rtl/>
-        </w:rPr>
-        <w:t>أو</w:t>
-      </w:r>
-      <w:r>
-        <w:rPr>
-          <w:sz w:val="24"/>
-          <w:szCs w:val="24"/>
-        </w:rPr>
-        <w:t xml:space="preserve"> API </w:t>
-      </w:r>
-      <w:r>
-        <w:rPr>
-          <w:sz w:val="24"/>
-          <w:szCs w:val="24"/>
-          <w:rtl/>
-        </w:rPr>
-        <w:t>معقد</w:t>
-      </w:r>
+        <w:spacing w:before="100" w:beforeAutospacing="1" w:after="100" w:afterAutospacing="1" w:line="240" w:lineRule="auto"/>
+        <w:rPr>
+          <w:rFonts w:hint="cs"/>
+          <w:sz w:val="24"/>
+          <w:szCs w:val="24"/>
+          <w:rtl/>
+          <w:lang w:bidi="ar-JO"/>
+        </w:rPr>
+      </w:pPr>
+      <w:r>
+        <w:rPr>
+          <w:rFonts w:hint="cs"/>
+          <w:sz w:val="24"/>
+          <w:szCs w:val="24"/>
+          <w:rtl/>
+          <w:lang w:bidi="ar-JO"/>
+        </w:rPr>
+        <w:t>المنصة ممتازة للواجهات الامامية وتدعم واجهات برمجة التطبيقات (</w:t>
+      </w:r>
+      <w:r>
+        <w:rPr>
+          <w:sz w:val="24"/>
+          <w:szCs w:val="24"/>
+          <w:lang w:bidi="ar-JO"/>
+        </w:rPr>
+        <w:t>APl Routes</w:t>
+      </w:r>
+      <w:r>
+        <w:rPr>
+          <w:rFonts w:hint="cs"/>
+          <w:sz w:val="24"/>
+          <w:szCs w:val="24"/>
+          <w:rtl/>
+          <w:lang w:bidi="ar-JO"/>
+        </w:rPr>
+        <w:t>)لكنها لا توفر خادما مخصصا يعمل بشكل دائم (</w:t>
+      </w:r>
+      <w:r>
+        <w:rPr>
+          <w:sz w:val="24"/>
+          <w:szCs w:val="24"/>
+          <w:lang w:bidi="ar-JO"/>
+        </w:rPr>
+        <w:t>Persistent Server</w:t>
+      </w:r>
+      <w:r>
+        <w:rPr>
+          <w:rFonts w:hint="cs"/>
+          <w:sz w:val="24"/>
+          <w:szCs w:val="24"/>
+          <w:rtl/>
+          <w:lang w:bidi="ar-JO"/>
+        </w:rPr>
+        <w:t>)</w:t>
+      </w:r>
+    </w:p>
+    <w:p>
+      <w:pPr>
+        <w:bidi/>
+        <w:spacing w:before="100" w:beforeAutospacing="1" w:after="100" w:afterAutospacing="1" w:line="240" w:lineRule="auto"/>
+        <w:rPr>
+          <w:sz w:val="24"/>
+          <w:szCs w:val="24"/>
+        </w:rPr>
+      </w:pPr>
+    </w:p>
+    <w:p>
+      <w:pPr>
+        <w:bidi/>
+        <w:spacing w:before="100" w:beforeAutospacing="1" w:after="100" w:afterAutospacing="1" w:line="240" w:lineRule="auto"/>
+        <w:rPr>
+          <w:sz w:val="24"/>
+          <w:szCs w:val="24"/>
+        </w:rPr>
+      </w:pPr>
+    </w:p>
+    <w:p>
+      <w:pPr>
+        <w:bidi/>
+        <w:spacing w:before="100" w:beforeAutospacing="1" w:after="100" w:afterAutospacing="1" w:line="240" w:lineRule="auto"/>
+        <w:rPr>
+          <w:sz w:val="24"/>
+          <w:szCs w:val="24"/>
+        </w:rPr>
+      </w:pPr>
     </w:p>
     <w:p>
       <w:pPr>
@@ -1554,6 +1538,7 @@
           <w:szCs w:val="24"/>
           <w:rtl/>
         </w:rPr>
+        <w:lastRenderedPageBreak/>
         <w:t>المميزات</w:t>
       </w:r>
       <w:r>
@@ -1596,14 +1581,14 @@
       </w:r>
       <w:r>
         <w:rPr>
-          <w:rStyle w:val="Strong"/>
+          <w:rStyle w:val="a4"/>
           <w:rtl/>
         </w:rPr>
         <w:t>نشر سريع</w:t>
       </w:r>
       <w:r>
         <w:rPr>
-          <w:rStyle w:val="Strong"/>
+          <w:rStyle w:val="a4"/>
         </w:rPr>
         <w:t xml:space="preserve"> (Instant Deployment)</w:t>
       </w:r>
@@ -1646,14 +1631,14 @@
       </w:r>
       <w:r>
         <w:rPr>
-          <w:rStyle w:val="Strong"/>
+          <w:rStyle w:val="a4"/>
           <w:rtl/>
         </w:rPr>
         <w:t>تحديث تلقائي</w:t>
       </w:r>
       <w:r>
         <w:rPr>
-          <w:rStyle w:val="Strong"/>
+          <w:rStyle w:val="a4"/>
         </w:rPr>
         <w:t xml:space="preserve"> (CI/CD)</w:t>
       </w:r>
@@ -1695,13 +1680,13 @@
       </w:r>
       <w:r>
         <w:rPr>
-          <w:rStyle w:val="Strong"/>
+          <w:rStyle w:val="a4"/>
         </w:rPr>
         <w:t xml:space="preserve">Preview </w:t>
       </w:r>
       <w:r>
         <w:rPr>
-          <w:rStyle w:val="Strong"/>
+          <w:rStyle w:val="a4"/>
           <w:rtl/>
         </w:rPr>
         <w:t>لكل تعديل</w:t>
@@ -1863,17 +1848,8 @@
           <w:sz w:val="24"/>
           <w:szCs w:val="24"/>
         </w:rPr>
-        <w:t xml:space="preserve">Firebase </w:t>
-      </w:r>
-      <w:proofErr w:type="spellStart"/>
-      <w:r>
-        <w:rPr>
-          <w:sz w:val="24"/>
-          <w:szCs w:val="24"/>
-        </w:rPr>
-        <w:t>Firestore</w:t>
-      </w:r>
-      <w:proofErr w:type="spellEnd"/>
+        <w:t>Firebase Firestore</w:t>
+      </w:r>
     </w:p>
     <w:p>
       <w:pPr>
@@ -2164,27 +2140,7 @@
           <w:szCs w:val="24"/>
           <w:rtl/>
         </w:rPr>
-        <w:t xml:space="preserve">يحتاج تنظيم جيد </w:t>
-      </w:r>
-      <w:proofErr w:type="spellStart"/>
-      <w:r>
-        <w:rPr>
-          <w:rFonts w:ascii="Times New Roman" w:eastAsia="Times New Roman" w:hAnsi="Times New Roman" w:cs="Times New Roman"/>
-          <w:sz w:val="24"/>
-          <w:szCs w:val="24"/>
-          <w:rtl/>
-        </w:rPr>
-        <w:t>لل</w:t>
-      </w:r>
-      <w:proofErr w:type="spellEnd"/>
-      <w:r>
-        <w:rPr>
-          <w:rFonts w:ascii="Times New Roman" w:eastAsia="Times New Roman" w:hAnsi="Times New Roman" w:cs="Times New Roman"/>
-          <w:sz w:val="24"/>
-          <w:szCs w:val="24"/>
-          <w:rtl/>
-        </w:rPr>
-        <w:t>ـ</w:t>
+        <w:t>يحتاج تنظيم جيد للـ</w:t>
       </w:r>
       <w:r>
         <w:rPr>
@@ -2207,28 +2163,18 @@
       </w:pPr>
       <w:r>
         <w:rPr>
-          <w:rStyle w:val="BookTitle"/>
-          <w:sz w:val="24"/>
-          <w:szCs w:val="24"/>
-        </w:rPr>
-        <w:lastRenderedPageBreak/>
+          <w:rStyle w:val="a6"/>
+          <w:sz w:val="24"/>
+          <w:szCs w:val="24"/>
+        </w:rPr>
         <w:t xml:space="preserve">Firebase </w:t>
       </w:r>
-      <w:proofErr w:type="spellStart"/>
-      <w:r>
-        <w:rPr>
-          <w:sz w:val="24"/>
-          <w:szCs w:val="24"/>
-        </w:rPr>
-        <w:t>Firestore</w:t>
-      </w:r>
-      <w:proofErr w:type="spellEnd"/>
-      <w:r>
-        <w:rPr>
-          <w:sz w:val="24"/>
-          <w:szCs w:val="24"/>
-        </w:rPr>
-        <w:t xml:space="preserve"> </w:t>
+      <w:r>
+        <w:rPr>
+          <w:sz w:val="24"/>
+          <w:szCs w:val="24"/>
+        </w:rPr>
+        <w:t xml:space="preserve">Firestore </w:t>
       </w:r>
       <w:r>
         <w:rPr>
@@ -2310,19 +2256,47 @@
       <w:pPr>
         <w:bidi/>
         <w:rPr>
-          <w:rStyle w:val="BookTitle"/>
+          <w:rStyle w:val="a6"/>
           <w:b w:val="0"/>
           <w:bCs w:val="0"/>
           <w:i w:val="0"/>
           <w:iCs w:val="0"/>
           <w:sz w:val="24"/>
           <w:szCs w:val="24"/>
-          <w:rtl/>
-        </w:rPr>
-      </w:pPr>
-      <w:r>
-        <w:rPr>
-          <w:rStyle w:val="BookTitle"/>
+        </w:rPr>
+      </w:pPr>
+    </w:p>
+    <w:p>
+      <w:pPr>
+        <w:bidi/>
+        <w:rPr>
+          <w:rStyle w:val="a6"/>
+          <w:b w:val="0"/>
+          <w:bCs w:val="0"/>
+          <w:i w:val="0"/>
+          <w:iCs w:val="0"/>
+          <w:sz w:val="24"/>
+          <w:szCs w:val="24"/>
+        </w:rPr>
+      </w:pPr>
+    </w:p>
+    <w:p>
+      <w:pPr>
+        <w:bidi/>
+        <w:rPr>
+          <w:rStyle w:val="a6"/>
+          <w:b w:val="0"/>
+          <w:bCs w:val="0"/>
+          <w:i w:val="0"/>
+          <w:iCs w:val="0"/>
+          <w:sz w:val="24"/>
+          <w:szCs w:val="24"/>
+          <w:rtl/>
+        </w:rPr>
+      </w:pPr>
+      <w:r>
+        <w:rPr>
+          <w:rStyle w:val="a6"/>
           <w:rFonts w:hint="cs"/>
           <w:b w:val="0"/>
           <w:bCs w:val="0"/>
@@ -2332,12 +2306,11 @@
           <w:szCs w:val="24"/>
           <w:rtl/>
         </w:rPr>
-        <w:t xml:space="preserve">3.ادارة البيانات والنسخ </w:t>
-      </w:r>
-      <w:proofErr w:type="spellStart"/>
-      <w:r>
-        <w:rPr>
-          <w:rStyle w:val="BookTitle"/>
+        <w:t>3.ادارة البيانات والنسخ الاح</w:t>
+      </w:r>
+      <w:r>
+        <w:rPr>
+          <w:rStyle w:val="a6"/>
           <w:rFonts w:hint="cs"/>
           <w:b w:val="0"/>
           <w:bCs w:val="0"/>
@@ -2346,13 +2319,13 @@
           <w:sz w:val="24"/>
           <w:szCs w:val="24"/>
           <w:rtl/>
-        </w:rPr>
-        <w:t>الاحطياطي</w:t>
-      </w:r>
-      <w:proofErr w:type="spellEnd"/>
-      <w:r>
-        <w:rPr>
-          <w:rStyle w:val="BookTitle"/>
+          <w:lang w:bidi="ar-JO"/>
+        </w:rPr>
+        <w:t>ت</w:t>
+      </w:r>
+      <w:r>
+        <w:rPr>
+          <w:rStyle w:val="a6"/>
           <w:rFonts w:hint="cs"/>
           <w:b w:val="0"/>
           <w:bCs w:val="0"/>
@@ -2362,14 +2335,12 @@
           <w:szCs w:val="24"/>
           <w:rtl/>
         </w:rPr>
-        <w:t xml:space="preserve"> </w:t>
-      </w:r>
-    </w:p>
-    <w:p>
-      <w:pPr>
-        <w:bidi/>
-        <w:rPr>
-          <w:rStyle w:val="BookTitle"/>
+        <w:t>يا</w:t>
+      </w:r>
+      <w:r>
+        <w:rPr>
+          <w:rStyle w:val="a6"/>
+          <w:rFonts w:hint="cs"/>
           <w:b w:val="0"/>
           <w:bCs w:val="0"/>
           <w:i w:val="0"/>
@@ -2378,6 +2349,22 @@
           <w:szCs w:val="24"/>
           <w:rtl/>
         </w:rPr>
+        <w:t xml:space="preserve">طي </w:t>
+      </w:r>
+    </w:p>
+    <w:p>
+      <w:pPr>
+        <w:bidi/>
+        <w:rPr>
+          <w:rStyle w:val="a6"/>
+          <w:b w:val="0"/>
+          <w:bCs w:val="0"/>
+          <w:i w:val="0"/>
+          <w:iCs w:val="0"/>
+          <w:sz w:val="24"/>
+          <w:szCs w:val="24"/>
+          <w:rtl/>
+        </w:rPr>
       </w:pPr>
     </w:p>
     <w:p>
@@ -2458,10 +2445,10 @@
     </w:p>
     <w:p>
       <w:pPr>
-        <w:pStyle w:val="Heading2"/>
-        <w:bidi/>
-        <w:rPr>
-          <w:rStyle w:val="Strong"/>
+        <w:pStyle w:val="2"/>
+        <w:bidi/>
+        <w:rPr>
+          <w:rStyle w:val="a4"/>
           <w:b/>
           <w:bCs/>
           <w:sz w:val="24"/>
@@ -2471,7 +2458,7 @@
       </w:pPr>
       <w:r>
         <w:rPr>
-          <w:rStyle w:val="BookTitle"/>
+          <w:rStyle w:val="a6"/>
           <w:rFonts w:hint="cs"/>
           <w:b/>
           <w:bCs/>
@@ -2485,7 +2472,7 @@
       </w:r>
       <w:r>
         <w:rPr>
-          <w:rStyle w:val="Strong"/>
+          <w:rStyle w:val="a4"/>
           <w:b/>
           <w:bCs/>
           <w:sz w:val="24"/>
@@ -2497,16 +2484,16 @@
     </w:p>
     <w:p>
       <w:pPr>
-        <w:pStyle w:val="Heading2"/>
-        <w:bidi/>
-        <w:rPr>
-          <w:sz w:val="24"/>
-          <w:szCs w:val="24"/>
-        </w:rPr>
-      </w:pPr>
-      <w:r>
-        <w:rPr>
-          <w:rStyle w:val="Strong"/>
+        <w:pStyle w:val="2"/>
+        <w:bidi/>
+        <w:rPr>
+          <w:sz w:val="24"/>
+          <w:szCs w:val="24"/>
+        </w:rPr>
+      </w:pPr>
+      <w:r>
+        <w:rPr>
+          <w:rStyle w:val="a4"/>
           <w:rFonts w:hint="cs"/>
           <w:b/>
           <w:bCs/>
@@ -2518,7 +2505,7 @@
       </w:r>
       <w:r>
         <w:rPr>
-          <w:rStyle w:val="Strong"/>
+          <w:rStyle w:val="a4"/>
           <w:b/>
           <w:bCs/>
           <w:sz w:val="24"/>
@@ -2707,23 +2694,7 @@
           <w:sz w:val="24"/>
           <w:szCs w:val="24"/>
         </w:rPr>
-        <w:t xml:space="preserve"> Firebase </w:t>
-      </w:r>
-      <w:proofErr w:type="spellStart"/>
-      <w:r>
-        <w:rPr>
-          <w:sz w:val="24"/>
-          <w:szCs w:val="24"/>
-        </w:rPr>
-        <w:t>Firestore</w:t>
-      </w:r>
-      <w:proofErr w:type="spellEnd"/>
-      <w:r>
-        <w:rPr>
-          <w:sz w:val="24"/>
-          <w:szCs w:val="24"/>
-        </w:rPr>
-        <w:t xml:space="preserve"> </w:t>
+        <w:t xml:space="preserve"> Firebase Firestore </w:t>
       </w:r>
       <w:r>
         <w:rPr>
@@ -2781,14 +2752,50 @@
           <w:szCs w:val="24"/>
           <w:rtl/>
         </w:rPr>
-        <w:t>يتم تشفير كلمات المرور باستخدام خوارزميات قوية</w:t>
-      </w:r>
-      <w:r>
-        <w:rPr>
-          <w:sz w:val="24"/>
-          <w:szCs w:val="24"/>
-        </w:rPr>
-        <w:t xml:space="preserve"> ( </w:t>
+        <w:t>يتم تشفير كلمات المرور باستخدام خوارزمي</w:t>
+      </w:r>
+      <w:r>
+        <w:rPr>
+          <w:rFonts w:hint="cs"/>
+          <w:sz w:val="24"/>
+          <w:szCs w:val="24"/>
+          <w:rtl/>
+        </w:rPr>
+        <w:t>ات التشفير القوية (</w:t>
+      </w:r>
+      <w:r>
+        <w:rPr>
+          <w:sz w:val="24"/>
+          <w:szCs w:val="24"/>
+        </w:rPr>
+        <w:t>SHA-256</w:t>
+      </w:r>
+      <w:r>
+        <w:rPr>
+          <w:rFonts w:hint="cs"/>
+          <w:sz w:val="24"/>
+          <w:szCs w:val="24"/>
+          <w:rtl/>
+          <w:lang w:bidi="ar-JO"/>
+        </w:rPr>
+        <w:t>او</w:t>
+      </w:r>
+      <w:r>
+        <w:rPr>
+          <w:sz w:val="24"/>
+          <w:szCs w:val="24"/>
+          <w:lang w:bidi="ar-JO"/>
+        </w:rPr>
+        <w:t>bcrypt</w:t>
+      </w:r>
+      <w:r>
+        <w:rPr>
+          <w:rFonts w:hint="cs"/>
+          <w:sz w:val="24"/>
+          <w:szCs w:val="24"/>
+          <w:rtl/>
+        </w:rPr>
+        <w:t>)</w:t>
       </w:r>
     </w:p>
     <w:p>
@@ -2976,7 +2983,7 @@
       <w:pPr>
         <w:bidi/>
         <w:rPr>
-          <w:rStyle w:val="BookTitle"/>
+          <w:rStyle w:val="a6"/>
           <w:b w:val="0"/>
           <w:bCs w:val="0"/>
           <w:i w:val="0"/>
@@ -2991,7 +2998,7 @@
       <w:pPr>
         <w:bidi/>
         <w:rPr>
-          <w:rStyle w:val="BookTitle"/>
+          <w:rStyle w:val="a6"/>
           <w:b w:val="0"/>
           <w:bCs w:val="0"/>
           <w:i w:val="0"/>
@@ -3006,7 +3013,7 @@
       <w:pPr>
         <w:bidi/>
         <w:rPr>
-          <w:rStyle w:val="BookTitle"/>
+          <w:rStyle w:val="a6"/>
           <w:b w:val="0"/>
           <w:bCs w:val="0"/>
           <w:i w:val="0"/>
@@ -3021,7 +3028,7 @@
       <w:pPr>
         <w:bidi/>
         <w:rPr>
-          <w:rStyle w:val="BookTitle"/>
+          <w:rStyle w:val="a6"/>
           <w:b w:val="0"/>
           <w:bCs w:val="0"/>
           <w:i w:val="0"/>
@@ -3033,7 +3040,7 @@
       </w:pPr>
       <w:r>
         <w:rPr>
-          <w:rStyle w:val="BookTitle"/>
+          <w:rStyle w:val="a6"/>
           <w:rFonts w:hint="cs"/>
           <w:b w:val="0"/>
           <w:bCs w:val="0"/>
@@ -3043,12 +3050,21 @@
           <w:szCs w:val="24"/>
           <w:rtl/>
         </w:rPr>
-        <w:t xml:space="preserve">3.النسخ </w:t>
-      </w:r>
-      <w:proofErr w:type="spellStart"/>
-      <w:r>
-        <w:rPr>
-          <w:rStyle w:val="BookTitle"/>
+        <w:lastRenderedPageBreak/>
+        <w:t xml:space="preserve">3.النسخ الاحتياطي </w:t>
+      </w:r>
+    </w:p>
+    <w:p>
+      <w:pPr>
+        <w:bidi/>
+        <w:rPr>
+          <w:sz w:val="24"/>
+          <w:szCs w:val="24"/>
+        </w:rPr>
+      </w:pPr>
+      <w:r>
+        <w:rPr>
+          <w:rStyle w:val="a6"/>
           <w:rFonts w:hint="cs"/>
           <w:b w:val="0"/>
           <w:bCs w:val="0"/>
@@ -3058,13 +3074,133 @@
           <w:szCs w:val="24"/>
           <w:rtl/>
         </w:rPr>
-        <w:t>الاحتطياطي</w:t>
-      </w:r>
-      <w:proofErr w:type="spellEnd"/>
-      <w:r>
-        <w:rPr>
-          <w:rStyle w:val="BookTitle"/>
+        <w:t>1.</w:t>
+      </w:r>
+      <w:r>
+        <w:rPr>
+          <w:rStyle w:val="a4"/>
+          <w:b w:val="0"/>
+          <w:bCs w:val="0"/>
+          <w:sz w:val="24"/>
+          <w:szCs w:val="24"/>
+          <w:rtl/>
+        </w:rPr>
+        <w:t xml:space="preserve"> أنواع النسخ الاحتياطي</w:t>
+      </w:r>
+    </w:p>
+    <w:p>
+      <w:pPr>
+        <w:bidi/>
+        <w:rPr>
+          <w:sz w:val="24"/>
+          <w:szCs w:val="24"/>
+        </w:rPr>
+      </w:pPr>
+      <w:r>
+        <w:rPr>
           <w:rFonts w:hint="cs"/>
+          <w:sz w:val="24"/>
+          <w:szCs w:val="24"/>
+          <w:rtl/>
+        </w:rPr>
+        <w:t>1.</w:t>
+      </w:r>
+      <w:r>
+        <w:rPr>
+          <w:sz w:val="24"/>
+          <w:szCs w:val="24"/>
+          <w:rtl/>
+        </w:rPr>
+        <w:t>نسخ يومي تلقائي للبيانات</w:t>
+      </w:r>
+      <w:r>
+        <w:rPr>
+          <w:sz w:val="24"/>
+          <w:szCs w:val="24"/>
+        </w:rPr>
+        <w:t xml:space="preserve">. </w:t>
+      </w:r>
+    </w:p>
+    <w:p>
+      <w:pPr>
+        <w:bidi/>
+        <w:rPr>
+          <w:sz w:val="24"/>
+          <w:szCs w:val="24"/>
+        </w:rPr>
+      </w:pPr>
+      <w:r>
+        <w:rPr>
+          <w:rFonts w:hint="cs"/>
+          <w:sz w:val="24"/>
+          <w:szCs w:val="24"/>
+          <w:rtl/>
+        </w:rPr>
+        <w:t>2.</w:t>
+      </w:r>
+      <w:r>
+        <w:rPr>
+          <w:sz w:val="24"/>
+          <w:szCs w:val="24"/>
+          <w:rtl/>
+        </w:rPr>
+        <w:t xml:space="preserve">نسخ أسبوعي كامل </w:t>
+      </w:r>
+      <w:r>
+        <w:rPr>
+          <w:sz w:val="24"/>
+          <w:szCs w:val="24"/>
+        </w:rPr>
+        <w:t xml:space="preserve">(Full Backup). </w:t>
+      </w:r>
+    </w:p>
+    <w:p>
+      <w:pPr>
+        <w:bidi/>
+        <w:rPr>
+          <w:sz w:val="24"/>
+          <w:szCs w:val="24"/>
+        </w:rPr>
+      </w:pPr>
+      <w:r>
+        <w:rPr>
+          <w:rFonts w:hint="cs"/>
+          <w:sz w:val="24"/>
+          <w:szCs w:val="24"/>
+          <w:rtl/>
+        </w:rPr>
+        <w:t>3.</w:t>
+      </w:r>
+      <w:r>
+        <w:rPr>
+          <w:sz w:val="24"/>
+          <w:szCs w:val="24"/>
+          <w:rtl/>
+        </w:rPr>
+        <w:t>نسخ فوري قبل</w:t>
+      </w:r>
+      <w:r>
+        <w:rPr>
+          <w:rStyle w:val="a4"/>
+          <w:sz w:val="24"/>
+          <w:szCs w:val="24"/>
+          <w:rtl/>
+        </w:rPr>
+        <w:t xml:space="preserve"> أي تحديث كبير</w:t>
+      </w:r>
+      <w:r>
+        <w:rPr>
+          <w:sz w:val="24"/>
+          <w:szCs w:val="24"/>
+        </w:rPr>
+        <w:t>.</w:t>
+      </w:r>
+    </w:p>
+    <w:p>
+      <w:pPr>
+        <w:bidi/>
+        <w:rPr>
+          <w:rStyle w:val="a6"/>
           <w:b w:val="0"/>
           <w:bCs w:val="0"/>
           <w:i w:val="0"/>
@@ -3073,25 +3209,457 @@
           <w:szCs w:val="24"/>
           <w:rtl/>
         </w:rPr>
+      </w:pPr>
+    </w:p>
+    <w:p>
+      <w:pPr>
+        <w:bidi/>
+        <w:rPr>
+          <w:sz w:val="24"/>
+          <w:szCs w:val="24"/>
+          <w:rtl/>
+        </w:rPr>
+      </w:pPr>
+    </w:p>
+    <w:p>
+      <w:pPr>
+        <w:bidi/>
+        <w:rPr>
+          <w:sz w:val="24"/>
+          <w:szCs w:val="24"/>
+        </w:rPr>
+      </w:pPr>
+      <w:r>
+        <w:rPr>
+          <w:rFonts w:hint="cs"/>
+          <w:sz w:val="24"/>
+          <w:szCs w:val="24"/>
+          <w:rtl/>
+        </w:rPr>
+        <w:t>2.</w:t>
+      </w:r>
+      <w:r>
+        <w:rPr>
+          <w:sz w:val="24"/>
+          <w:szCs w:val="24"/>
+          <w:rtl/>
+        </w:rPr>
+        <w:t xml:space="preserve"> مكان التخزين</w:t>
+      </w:r>
+    </w:p>
+    <w:p>
+      <w:pPr>
+        <w:bidi/>
+        <w:rPr>
+          <w:sz w:val="24"/>
+          <w:szCs w:val="24"/>
+        </w:rPr>
+      </w:pPr>
+      <w:r>
+        <w:rPr>
+          <w:rFonts w:hint="cs"/>
+          <w:sz w:val="24"/>
+          <w:szCs w:val="24"/>
+          <w:rtl/>
+        </w:rPr>
+        <w:t>1.</w:t>
+      </w:r>
+      <w:r>
+        <w:rPr>
+          <w:sz w:val="24"/>
+          <w:szCs w:val="24"/>
+          <w:rtl/>
+        </w:rPr>
+        <w:t>تخزين النسخ الاحتياطية على</w:t>
+      </w:r>
+      <w:r>
+        <w:rPr>
+          <w:sz w:val="24"/>
+          <w:szCs w:val="24"/>
+        </w:rPr>
+        <w:t xml:space="preserve">: </w:t>
+      </w:r>
+    </w:p>
+    <w:p>
+      <w:pPr>
+        <w:bidi/>
+        <w:rPr>
+          <w:sz w:val="24"/>
+          <w:szCs w:val="24"/>
+        </w:rPr>
+      </w:pPr>
+      <w:r>
+        <w:rPr>
+          <w:rFonts w:hint="cs"/>
+          <w:sz w:val="24"/>
+          <w:szCs w:val="24"/>
+          <w:rtl/>
+        </w:rPr>
+        <w:t>2.</w:t>
+      </w:r>
+      <w:r>
+        <w:rPr>
+          <w:sz w:val="24"/>
+          <w:szCs w:val="24"/>
+          <w:rtl/>
+        </w:rPr>
+        <w:t>خادم سحابي منفصل</w:t>
+      </w:r>
+      <w:r>
+        <w:rPr>
+          <w:sz w:val="24"/>
+          <w:szCs w:val="24"/>
+        </w:rPr>
+        <w:t xml:space="preserve">. </w:t>
+      </w:r>
+    </w:p>
+    <w:p>
+      <w:pPr>
+        <w:bidi/>
+        <w:rPr>
+          <w:sz w:val="24"/>
+          <w:szCs w:val="24"/>
+        </w:rPr>
+      </w:pPr>
+      <w:r>
+        <w:rPr>
+          <w:rFonts w:hint="cs"/>
+          <w:sz w:val="24"/>
+          <w:szCs w:val="24"/>
+          <w:rtl/>
+        </w:rPr>
+        <w:t>3.</w:t>
+      </w:r>
+      <w:r>
+        <w:rPr>
+          <w:sz w:val="24"/>
+          <w:szCs w:val="24"/>
+          <w:rtl/>
+        </w:rPr>
+        <w:t>خدمة تخزين آمنة</w:t>
+      </w:r>
+      <w:r>
+        <w:rPr>
+          <w:rFonts w:hint="cs"/>
+          <w:sz w:val="24"/>
+          <w:szCs w:val="24"/>
+          <w:rtl/>
+        </w:rPr>
         <w:t xml:space="preserve"> </w:t>
       </w:r>
-    </w:p>
-    <w:p>
-      <w:pPr>
-        <w:bidi/>
-        <w:rPr>
-          <w:sz w:val="24"/>
-          <w:szCs w:val="24"/>
-        </w:rPr>
-      </w:pPr>
-      <w:r>
-        <w:rPr>
-          <w:rStyle w:val="BookTitle"/>
+      <w:r>
+        <w:rPr>
+          <w:sz w:val="24"/>
+          <w:szCs w:val="24"/>
+          <w:rtl/>
+        </w:rPr>
+        <w:t>مثل</w:t>
+      </w:r>
+      <w:r>
+        <w:rPr>
+          <w:sz w:val="24"/>
+          <w:szCs w:val="24"/>
+        </w:rPr>
+        <w:t xml:space="preserve"> </w:t>
+      </w:r>
+      <w:r>
+        <w:rPr>
+          <w:sz w:val="24"/>
+          <w:szCs w:val="24"/>
+        </w:rPr>
+        <w:t>Firebase Firestore</w:t>
+      </w:r>
+    </w:p>
+    <w:p>
+      <w:pPr>
+        <w:bidi/>
+        <w:rPr>
+          <w:sz w:val="24"/>
+          <w:szCs w:val="24"/>
+          <w:rtl/>
+        </w:rPr>
+      </w:pPr>
+    </w:p>
+    <w:p>
+      <w:pPr>
+        <w:bidi/>
+        <w:rPr>
+          <w:sz w:val="24"/>
+          <w:szCs w:val="24"/>
+        </w:rPr>
+      </w:pPr>
+      <w:r>
+        <w:rPr>
+          <w:rFonts w:hint="cs"/>
+          <w:sz w:val="24"/>
+          <w:szCs w:val="24"/>
+          <w:rtl/>
+        </w:rPr>
+        <w:t>3.</w:t>
+      </w:r>
+      <w:r>
+        <w:rPr>
+          <w:rStyle w:val="a4"/>
+          <w:b w:val="0"/>
+          <w:bCs w:val="0"/>
+          <w:sz w:val="24"/>
+          <w:szCs w:val="24"/>
+          <w:rtl/>
+        </w:rPr>
+        <w:t xml:space="preserve"> الاحتفاظ بالنسخ</w:t>
+      </w:r>
+    </w:p>
+    <w:p>
+      <w:pPr>
+        <w:bidi/>
+        <w:rPr>
+          <w:sz w:val="24"/>
+          <w:szCs w:val="24"/>
+        </w:rPr>
+      </w:pPr>
+      <w:r>
+        <w:rPr>
+          <w:rFonts w:hint="cs"/>
+          <w:sz w:val="24"/>
+          <w:szCs w:val="24"/>
+          <w:rtl/>
+        </w:rPr>
+        <w:t>1.</w:t>
+      </w:r>
+      <w:r>
+        <w:rPr>
+          <w:sz w:val="24"/>
+          <w:szCs w:val="24"/>
+          <w:rtl/>
+        </w:rPr>
+        <w:t>الاحتفاظ بالنسخ اليومية لمدة 7 أيام</w:t>
+      </w:r>
+      <w:r>
+        <w:rPr>
+          <w:sz w:val="24"/>
+          <w:szCs w:val="24"/>
+        </w:rPr>
+        <w:t xml:space="preserve">. </w:t>
+      </w:r>
+    </w:p>
+    <w:p>
+      <w:pPr>
+        <w:bidi/>
+        <w:rPr>
+          <w:sz w:val="24"/>
+          <w:szCs w:val="24"/>
+        </w:rPr>
+      </w:pPr>
+      <w:r>
+        <w:rPr>
+          <w:rFonts w:hint="cs"/>
+          <w:sz w:val="24"/>
+          <w:szCs w:val="24"/>
+          <w:rtl/>
+        </w:rPr>
+        <w:t>2.</w:t>
+      </w:r>
+      <w:r>
+        <w:rPr>
+          <w:sz w:val="24"/>
+          <w:szCs w:val="24"/>
+          <w:rtl/>
+        </w:rPr>
+        <w:t>الاحتفاظ بالنسخ الأسبوعية لمدة 1 شهر</w:t>
+      </w:r>
+      <w:r>
+        <w:rPr>
+          <w:sz w:val="24"/>
+          <w:szCs w:val="24"/>
+        </w:rPr>
+        <w:t xml:space="preserve">. </w:t>
+      </w:r>
+    </w:p>
+    <w:p>
+      <w:pPr>
+        <w:bidi/>
+        <w:rPr>
+          <w:sz w:val="24"/>
+          <w:szCs w:val="24"/>
+          <w:rtl/>
+        </w:rPr>
+      </w:pPr>
+      <w:r>
+        <w:rPr>
+          <w:rFonts w:hint="cs"/>
+          <w:sz w:val="24"/>
+          <w:szCs w:val="24"/>
+          <w:rtl/>
+        </w:rPr>
+        <w:t>3.</w:t>
+      </w:r>
+      <w:r>
+        <w:rPr>
+          <w:sz w:val="24"/>
+          <w:szCs w:val="24"/>
+          <w:rtl/>
+        </w:rPr>
+        <w:t>الاحتفاظ بنسخ شهرية لمدة 3–6 أشهر</w:t>
+      </w:r>
+      <w:r>
+        <w:rPr>
+          <w:sz w:val="24"/>
+          <w:szCs w:val="24"/>
+        </w:rPr>
+        <w:t>.</w:t>
+      </w:r>
+    </w:p>
+    <w:p>
+      <w:pPr>
+        <w:bidi/>
+        <w:rPr>
+          <w:sz w:val="24"/>
+          <w:szCs w:val="24"/>
+          <w:rtl/>
+        </w:rPr>
+      </w:pPr>
+    </w:p>
+    <w:p>
+      <w:pPr>
+        <w:bidi/>
+        <w:rPr>
+          <w:sz w:val="24"/>
+          <w:szCs w:val="24"/>
+        </w:rPr>
+      </w:pPr>
+      <w:r>
+        <w:rPr>
+          <w:rFonts w:hint="cs"/>
+          <w:sz w:val="24"/>
+          <w:szCs w:val="24"/>
+          <w:rtl/>
+        </w:rPr>
+        <w:t>4.</w:t>
+      </w:r>
+      <w:r>
+        <w:rPr>
+          <w:sz w:val="24"/>
+          <w:szCs w:val="24"/>
+          <w:rtl/>
+        </w:rPr>
+        <w:t>اختبار النسخ الاحتياطي</w:t>
+      </w:r>
+    </w:p>
+    <w:p>
+      <w:pPr>
+        <w:bidi/>
+        <w:rPr>
+          <w:sz w:val="24"/>
+          <w:szCs w:val="24"/>
+        </w:rPr>
+      </w:pPr>
+      <w:r>
+        <w:rPr>
+          <w:sz w:val="24"/>
+          <w:szCs w:val="24"/>
+          <w:rtl/>
+        </w:rPr>
+        <w:t>إجراء اختبار استرجاع البيانات</w:t>
+      </w:r>
+      <w:r>
+        <w:rPr>
+          <w:sz w:val="24"/>
+          <w:szCs w:val="24"/>
+        </w:rPr>
+        <w:t xml:space="preserve"> (Restore Test) </w:t>
+      </w:r>
+      <w:r>
+        <w:rPr>
+          <w:sz w:val="24"/>
+          <w:szCs w:val="24"/>
+          <w:rtl/>
+        </w:rPr>
+        <w:t>بشكل دوري (مرة شهريًا)</w:t>
+      </w:r>
+      <w:r>
+        <w:rPr>
+          <w:sz w:val="24"/>
+          <w:szCs w:val="24"/>
+        </w:rPr>
+        <w:t xml:space="preserve">. </w:t>
+      </w:r>
+    </w:p>
+    <w:p>
+      <w:pPr>
+        <w:bidi/>
+        <w:rPr>
+          <w:sz w:val="24"/>
+          <w:szCs w:val="24"/>
+          <w:rtl/>
+        </w:rPr>
+      </w:pPr>
+      <w:r>
+        <w:rPr>
+          <w:sz w:val="24"/>
+          <w:szCs w:val="24"/>
+          <w:rtl/>
+        </w:rPr>
+        <w:t>التأكد من سلامة النسخ وعدم تلفها</w:t>
+      </w:r>
+      <w:r>
+        <w:rPr>
+          <w:sz w:val="24"/>
+          <w:szCs w:val="24"/>
+        </w:rPr>
+        <w:t>.</w:t>
+      </w:r>
+    </w:p>
+    <w:p>
+      <w:pPr>
+        <w:bidi/>
+        <w:rPr>
+          <w:sz w:val="24"/>
+          <w:szCs w:val="24"/>
+          <w:rtl/>
+        </w:rPr>
+      </w:pPr>
+    </w:p>
+    <w:p>
+      <w:pPr>
+        <w:bidi/>
+        <w:rPr>
+          <w:sz w:val="24"/>
+          <w:szCs w:val="24"/>
+          <w:rtl/>
+        </w:rPr>
+      </w:pPr>
+      <w:r>
+        <w:rPr>
+          <w:rFonts w:hint="cs"/>
+          <w:sz w:val="24"/>
+          <w:szCs w:val="24"/>
+          <w:rtl/>
+        </w:rPr>
+        <w:t>4.</w:t>
+      </w:r>
+      <w:r>
+        <w:rPr>
+          <w:sz w:val="24"/>
+          <w:szCs w:val="24"/>
+          <w:rtl/>
+        </w:rPr>
+        <w:t xml:space="preserve"> استرجاع البيانات</w:t>
+      </w:r>
+    </w:p>
+    <w:p>
+      <w:pPr>
+        <w:bidi/>
+        <w:rPr>
+          <w:sz w:val="24"/>
+          <w:szCs w:val="24"/>
+        </w:rPr>
+      </w:pPr>
+      <w:r>
+        <w:rPr>
+          <w:rStyle w:val="a4"/>
           <w:rFonts w:hint="cs"/>
           <w:b w:val="0"/>
           <w:bCs w:val="0"/>
-          <w:i w:val="0"/>
-          <w:iCs w:val="0"/>
           <w:sz w:val="24"/>
           <w:szCs w:val="24"/>
           <w:rtl/>
@@ -3100,22 +3668,73 @@
       </w:r>
       <w:r>
         <w:rPr>
-          <w:rStyle w:val="Strong"/>
+          <w:rStyle w:val="a4"/>
           <w:b w:val="0"/>
           <w:bCs w:val="0"/>
           <w:sz w:val="24"/>
           <w:szCs w:val="24"/>
           <w:rtl/>
         </w:rPr>
-        <w:t xml:space="preserve"> أنواع النسخ الاحتياطي</w:t>
-      </w:r>
-    </w:p>
-    <w:p>
-      <w:pPr>
-        <w:bidi/>
-        <w:rPr>
-          <w:sz w:val="24"/>
-          <w:szCs w:val="24"/>
+        <w:t xml:space="preserve">في حال فقدان </w:t>
+      </w:r>
+      <w:r>
+        <w:rPr>
+          <w:sz w:val="24"/>
+          <w:szCs w:val="24"/>
+          <w:rtl/>
+        </w:rPr>
+        <w:t>البيانات</w:t>
+      </w:r>
+    </w:p>
+    <w:p>
+      <w:pPr>
+        <w:bidi/>
+        <w:rPr>
+          <w:sz w:val="24"/>
+          <w:szCs w:val="24"/>
+        </w:rPr>
+      </w:pPr>
+      <w:r>
+        <w:rPr>
+          <w:sz w:val="24"/>
+          <w:szCs w:val="24"/>
+          <w:rtl/>
+        </w:rPr>
+        <w:t>تحديد سبب المشكلة (خطأ بشري / خلل تقني / هجوم)</w:t>
+      </w:r>
+      <w:r>
+        <w:rPr>
+          <w:sz w:val="24"/>
+          <w:szCs w:val="24"/>
+        </w:rPr>
+        <w:t>.</w:t>
+      </w:r>
+    </w:p>
+    <w:p>
+      <w:pPr>
+        <w:bidi/>
+        <w:rPr>
+          <w:sz w:val="24"/>
+          <w:szCs w:val="24"/>
+          <w:rtl/>
+        </w:rPr>
+      </w:pPr>
+      <w:r>
+        <w:rPr>
+          <w:sz w:val="24"/>
+          <w:szCs w:val="24"/>
+          <w:rtl/>
+        </w:rPr>
+        <w:t>استعادة أحدث نسخة احتياطية سليمة</w:t>
+      </w:r>
+    </w:p>
+    <w:p>
+      <w:pPr>
+        <w:bidi/>
+        <w:rPr>
+          <w:sz w:val="24"/>
+          <w:szCs w:val="24"/>
+          <w:rtl/>
         </w:rPr>
       </w:pPr>
       <w:r>
@@ -3125,32 +3744,8 @@
           <w:szCs w:val="24"/>
           <w:rtl/>
         </w:rPr>
-        <w:t>1.</w:t>
-      </w:r>
-      <w:r>
-        <w:rPr>
-          <w:sz w:val="24"/>
-          <w:szCs w:val="24"/>
-          <w:rtl/>
-        </w:rPr>
-        <w:t>نسخ يومي تلقائي للبيانات</w:t>
-      </w:r>
-      <w:r>
-        <w:rPr>
-          <w:sz w:val="24"/>
-          <w:szCs w:val="24"/>
-        </w:rPr>
-        <w:t xml:space="preserve">. </w:t>
-      </w:r>
-    </w:p>
-    <w:p>
-      <w:pPr>
-        <w:bidi/>
-        <w:rPr>
-          <w:sz w:val="24"/>
-          <w:szCs w:val="24"/>
-        </w:rPr>
-      </w:pPr>
+        <w:t>في حال توقف الن</w:t>
+      </w:r>
       <w:r>
         <w:rPr>
           <w:rFonts w:hint="cs"/>
@@ -3158,536 +3753,30 @@
           <w:szCs w:val="24"/>
           <w:rtl/>
         </w:rPr>
-        <w:t>2.</w:t>
-      </w:r>
-      <w:r>
-        <w:rPr>
-          <w:sz w:val="24"/>
-          <w:szCs w:val="24"/>
-          <w:rtl/>
-        </w:rPr>
-        <w:t xml:space="preserve">نسخ أسبوعي كامل </w:t>
-      </w:r>
-      <w:r>
-        <w:rPr>
-          <w:sz w:val="24"/>
-          <w:szCs w:val="24"/>
-        </w:rPr>
-        <w:t xml:space="preserve">(Full Backup). </w:t>
-      </w:r>
-    </w:p>
-    <w:p>
-      <w:pPr>
-        <w:bidi/>
-        <w:rPr>
-          <w:sz w:val="24"/>
-          <w:szCs w:val="24"/>
-        </w:rPr>
-      </w:pPr>
-      <w:r>
-        <w:rPr>
-          <w:rFonts w:hint="cs"/>
-          <w:sz w:val="24"/>
-          <w:szCs w:val="24"/>
-          <w:rtl/>
-        </w:rPr>
-        <w:t>3.</w:t>
-      </w:r>
-      <w:r>
-        <w:rPr>
-          <w:sz w:val="24"/>
-          <w:szCs w:val="24"/>
-          <w:rtl/>
-        </w:rPr>
-        <w:t>نسخ فوري قبل</w:t>
-      </w:r>
-      <w:r>
-        <w:rPr>
-          <w:rStyle w:val="Strong"/>
-          <w:sz w:val="24"/>
-          <w:szCs w:val="24"/>
-          <w:rtl/>
-        </w:rPr>
-        <w:t xml:space="preserve"> أي تحديث كبير</w:t>
-      </w:r>
-      <w:r>
-        <w:rPr>
-          <w:sz w:val="24"/>
-          <w:szCs w:val="24"/>
-        </w:rPr>
-        <w:t>.</w:t>
-      </w:r>
-    </w:p>
-    <w:p>
-      <w:pPr>
-        <w:bidi/>
-        <w:rPr>
-          <w:rStyle w:val="BookTitle"/>
-          <w:b w:val="0"/>
-          <w:bCs w:val="0"/>
-          <w:i w:val="0"/>
-          <w:iCs w:val="0"/>
-          <w:sz w:val="24"/>
-          <w:szCs w:val="24"/>
-          <w:rtl/>
-        </w:rPr>
-      </w:pPr>
-    </w:p>
-    <w:p>
-      <w:pPr>
-        <w:bidi/>
-        <w:rPr>
-          <w:sz w:val="24"/>
-          <w:szCs w:val="24"/>
-          <w:rtl/>
-        </w:rPr>
-      </w:pPr>
-    </w:p>
-    <w:p>
-      <w:pPr>
-        <w:bidi/>
-        <w:rPr>
-          <w:sz w:val="24"/>
-          <w:szCs w:val="24"/>
-        </w:rPr>
-      </w:pPr>
-      <w:r>
-        <w:rPr>
-          <w:rFonts w:hint="cs"/>
-          <w:sz w:val="24"/>
-          <w:szCs w:val="24"/>
-          <w:rtl/>
-        </w:rPr>
-        <w:t>2.</w:t>
-      </w:r>
-      <w:r>
-        <w:rPr>
-          <w:sz w:val="24"/>
-          <w:szCs w:val="24"/>
-          <w:rtl/>
-        </w:rPr>
-        <w:t xml:space="preserve"> مكان التخزين</w:t>
-      </w:r>
-    </w:p>
-    <w:p>
-      <w:pPr>
-        <w:bidi/>
-        <w:rPr>
-          <w:sz w:val="24"/>
-          <w:szCs w:val="24"/>
-        </w:rPr>
-      </w:pPr>
-      <w:r>
-        <w:rPr>
-          <w:rFonts w:hint="cs"/>
-          <w:sz w:val="24"/>
-          <w:szCs w:val="24"/>
-          <w:rtl/>
-        </w:rPr>
-        <w:t>1.</w:t>
-      </w:r>
-      <w:r>
-        <w:rPr>
-          <w:sz w:val="24"/>
-          <w:szCs w:val="24"/>
-          <w:rtl/>
-        </w:rPr>
-        <w:t>تخزين النسخ الاحتياطية على</w:t>
-      </w:r>
-      <w:r>
-        <w:rPr>
-          <w:sz w:val="24"/>
-          <w:szCs w:val="24"/>
-        </w:rPr>
-        <w:t xml:space="preserve">: </w:t>
-      </w:r>
-    </w:p>
-    <w:p>
-      <w:pPr>
-        <w:bidi/>
-        <w:rPr>
-          <w:sz w:val="24"/>
-          <w:szCs w:val="24"/>
-        </w:rPr>
-      </w:pPr>
-      <w:r>
-        <w:rPr>
-          <w:rFonts w:hint="cs"/>
-          <w:sz w:val="24"/>
-          <w:szCs w:val="24"/>
-          <w:rtl/>
-        </w:rPr>
-        <w:t>2.</w:t>
-      </w:r>
-      <w:r>
-        <w:rPr>
-          <w:sz w:val="24"/>
-          <w:szCs w:val="24"/>
-          <w:rtl/>
-        </w:rPr>
-        <w:t>خادم سحابي منفصل</w:t>
-      </w:r>
-      <w:r>
-        <w:rPr>
-          <w:sz w:val="24"/>
-          <w:szCs w:val="24"/>
-        </w:rPr>
-        <w:t xml:space="preserve">. </w:t>
-      </w:r>
-    </w:p>
-    <w:p>
-      <w:pPr>
-        <w:bidi/>
-        <w:rPr>
-          <w:sz w:val="24"/>
-          <w:szCs w:val="24"/>
-        </w:rPr>
-      </w:pPr>
-      <w:r>
-        <w:rPr>
-          <w:rFonts w:hint="cs"/>
-          <w:sz w:val="24"/>
-          <w:szCs w:val="24"/>
-          <w:rtl/>
-        </w:rPr>
-        <w:t>3.</w:t>
-      </w:r>
-      <w:r>
-        <w:rPr>
-          <w:sz w:val="24"/>
-          <w:szCs w:val="24"/>
-          <w:rtl/>
-        </w:rPr>
-        <w:t>خدمة تخزين آمنة</w:t>
-      </w:r>
-      <w:r>
-        <w:rPr>
-          <w:rFonts w:hint="cs"/>
-          <w:sz w:val="24"/>
-          <w:szCs w:val="24"/>
-          <w:rtl/>
-        </w:rPr>
-        <w:t xml:space="preserve"> </w:t>
-      </w:r>
-      <w:r>
-        <w:rPr>
-          <w:sz w:val="24"/>
-          <w:szCs w:val="24"/>
-          <w:rtl/>
-        </w:rPr>
-        <w:t>مثل</w:t>
-      </w:r>
-      <w:r>
-        <w:rPr>
-          <w:sz w:val="24"/>
-          <w:szCs w:val="24"/>
-        </w:rPr>
-        <w:t xml:space="preserve"> </w:t>
-      </w:r>
-      <w:r>
-        <w:rPr>
-          <w:sz w:val="24"/>
-          <w:szCs w:val="24"/>
-        </w:rPr>
-        <w:t xml:space="preserve">Firebase </w:t>
-      </w:r>
-      <w:proofErr w:type="spellStart"/>
-      <w:r>
-        <w:rPr>
-          <w:sz w:val="24"/>
-          <w:szCs w:val="24"/>
-        </w:rPr>
-        <w:t>Firestore</w:t>
-      </w:r>
-      <w:proofErr w:type="spellEnd"/>
-    </w:p>
-    <w:p>
-      <w:pPr>
-        <w:bidi/>
-        <w:rPr>
-          <w:sz w:val="24"/>
-          <w:szCs w:val="24"/>
-          <w:rtl/>
-        </w:rPr>
-      </w:pPr>
-    </w:p>
-    <w:p>
-      <w:pPr>
-        <w:bidi/>
-        <w:rPr>
-          <w:sz w:val="24"/>
-          <w:szCs w:val="24"/>
-        </w:rPr>
-      </w:pPr>
-      <w:r>
-        <w:rPr>
-          <w:rFonts w:hint="cs"/>
-          <w:sz w:val="24"/>
-          <w:szCs w:val="24"/>
-          <w:rtl/>
-        </w:rPr>
-        <w:t>3.</w:t>
-      </w:r>
-      <w:r>
-        <w:rPr>
-          <w:rStyle w:val="Strong"/>
-          <w:b w:val="0"/>
-          <w:bCs w:val="0"/>
-          <w:sz w:val="24"/>
-          <w:szCs w:val="24"/>
-          <w:rtl/>
-        </w:rPr>
-        <w:t xml:space="preserve"> الاحتفاظ بالنسخ</w:t>
-      </w:r>
-    </w:p>
-    <w:p>
-      <w:pPr>
-        <w:bidi/>
-        <w:rPr>
-          <w:sz w:val="24"/>
-          <w:szCs w:val="24"/>
-        </w:rPr>
-      </w:pPr>
-      <w:r>
-        <w:rPr>
-          <w:rFonts w:hint="cs"/>
-          <w:sz w:val="24"/>
-          <w:szCs w:val="24"/>
-          <w:rtl/>
-        </w:rPr>
-        <w:t>1.</w:t>
-      </w:r>
-      <w:r>
-        <w:rPr>
-          <w:sz w:val="24"/>
-          <w:szCs w:val="24"/>
-          <w:rtl/>
-        </w:rPr>
-        <w:t>الاحتفاظ بالنسخ اليومية لمدة 7 أيام</w:t>
-      </w:r>
-      <w:r>
-        <w:rPr>
-          <w:sz w:val="24"/>
-          <w:szCs w:val="24"/>
-        </w:rPr>
-        <w:t xml:space="preserve">. </w:t>
-      </w:r>
-    </w:p>
-    <w:p>
-      <w:pPr>
-        <w:bidi/>
-        <w:rPr>
-          <w:sz w:val="24"/>
-          <w:szCs w:val="24"/>
-        </w:rPr>
-      </w:pPr>
-      <w:r>
-        <w:rPr>
-          <w:rFonts w:hint="cs"/>
-          <w:sz w:val="24"/>
-          <w:szCs w:val="24"/>
-          <w:rtl/>
-        </w:rPr>
-        <w:t>2.</w:t>
-      </w:r>
-      <w:r>
-        <w:rPr>
-          <w:sz w:val="24"/>
-          <w:szCs w:val="24"/>
-          <w:rtl/>
-        </w:rPr>
-        <w:t>الاحتفاظ بالنسخ الأسبوعية لمدة 1 شهر</w:t>
-      </w:r>
-      <w:r>
-        <w:rPr>
-          <w:sz w:val="24"/>
-          <w:szCs w:val="24"/>
-        </w:rPr>
-        <w:t xml:space="preserve">. </w:t>
-      </w:r>
-    </w:p>
-    <w:p>
-      <w:pPr>
-        <w:bidi/>
-        <w:rPr>
-          <w:sz w:val="24"/>
-          <w:szCs w:val="24"/>
-          <w:rtl/>
-        </w:rPr>
-      </w:pPr>
-      <w:r>
-        <w:rPr>
-          <w:rFonts w:hint="cs"/>
-          <w:sz w:val="24"/>
-          <w:szCs w:val="24"/>
-          <w:rtl/>
-        </w:rPr>
-        <w:t>3.</w:t>
-      </w:r>
-      <w:r>
-        <w:rPr>
-          <w:sz w:val="24"/>
-          <w:szCs w:val="24"/>
-          <w:rtl/>
-        </w:rPr>
-        <w:t>الاحتفاظ بنسخ شهرية لمدة 3–6 أشهر</w:t>
-      </w:r>
-      <w:r>
-        <w:rPr>
-          <w:sz w:val="24"/>
-          <w:szCs w:val="24"/>
-        </w:rPr>
-        <w:t>.</w:t>
-      </w:r>
-    </w:p>
-    <w:p>
-      <w:pPr>
-        <w:bidi/>
-        <w:rPr>
-          <w:sz w:val="24"/>
-          <w:szCs w:val="24"/>
-          <w:rtl/>
-        </w:rPr>
-      </w:pPr>
-    </w:p>
-    <w:p>
-      <w:pPr>
-        <w:bidi/>
-        <w:rPr>
-          <w:sz w:val="24"/>
-          <w:szCs w:val="24"/>
-        </w:rPr>
-      </w:pPr>
-      <w:r>
-        <w:rPr>
-          <w:rFonts w:hint="cs"/>
-          <w:sz w:val="24"/>
-          <w:szCs w:val="24"/>
-          <w:rtl/>
-        </w:rPr>
-        <w:t>4.</w:t>
-      </w:r>
-      <w:r>
-        <w:rPr>
-          <w:sz w:val="24"/>
-          <w:szCs w:val="24"/>
-          <w:rtl/>
-        </w:rPr>
-        <w:t>اختبار النسخ الاحتياطي</w:t>
-      </w:r>
-    </w:p>
-    <w:p>
-      <w:pPr>
-        <w:bidi/>
-        <w:rPr>
-          <w:sz w:val="24"/>
-          <w:szCs w:val="24"/>
-        </w:rPr>
-      </w:pPr>
-      <w:r>
-        <w:rPr>
-          <w:sz w:val="24"/>
-          <w:szCs w:val="24"/>
-          <w:rtl/>
-        </w:rPr>
-        <w:t>إجراء اختبار استرجاع البيانات</w:t>
-      </w:r>
-      <w:r>
-        <w:rPr>
-          <w:sz w:val="24"/>
-          <w:szCs w:val="24"/>
-        </w:rPr>
-        <w:t xml:space="preserve"> (Restore Test) </w:t>
-      </w:r>
-      <w:r>
-        <w:rPr>
-          <w:sz w:val="24"/>
-          <w:szCs w:val="24"/>
-          <w:rtl/>
-        </w:rPr>
-        <w:t>بشكل دوري (مرة شهريًا)</w:t>
-      </w:r>
-      <w:r>
-        <w:rPr>
-          <w:sz w:val="24"/>
-          <w:szCs w:val="24"/>
-        </w:rPr>
-        <w:t xml:space="preserve">. </w:t>
-      </w:r>
-    </w:p>
-    <w:p>
-      <w:pPr>
-        <w:bidi/>
-        <w:rPr>
-          <w:sz w:val="24"/>
-          <w:szCs w:val="24"/>
-          <w:rtl/>
-        </w:rPr>
-      </w:pPr>
-      <w:r>
-        <w:rPr>
-          <w:sz w:val="24"/>
-          <w:szCs w:val="24"/>
-          <w:rtl/>
-        </w:rPr>
-        <w:t>التأكد من سلامة النسخ وعدم تلفها</w:t>
-      </w:r>
-      <w:r>
-        <w:rPr>
-          <w:sz w:val="24"/>
-          <w:szCs w:val="24"/>
-        </w:rPr>
-        <w:t>.</w:t>
-      </w:r>
-    </w:p>
-    <w:p>
-      <w:pPr>
-        <w:bidi/>
-        <w:rPr>
-          <w:sz w:val="24"/>
-          <w:szCs w:val="24"/>
-          <w:rtl/>
-        </w:rPr>
-      </w:pPr>
-    </w:p>
-    <w:p>
-      <w:pPr>
-        <w:bidi/>
-        <w:rPr>
-          <w:sz w:val="24"/>
-          <w:szCs w:val="24"/>
-          <w:rtl/>
-        </w:rPr>
-      </w:pPr>
-      <w:r>
-        <w:rPr>
-          <w:rFonts w:hint="cs"/>
-          <w:sz w:val="24"/>
-          <w:szCs w:val="24"/>
-          <w:rtl/>
-        </w:rPr>
-        <w:t>4.</w:t>
-      </w:r>
-      <w:r>
-        <w:rPr>
-          <w:sz w:val="24"/>
-          <w:szCs w:val="24"/>
-          <w:rtl/>
-        </w:rPr>
-        <w:t xml:space="preserve"> استرجاع البيانات</w:t>
-      </w:r>
-    </w:p>
-    <w:p>
-      <w:pPr>
-        <w:bidi/>
-        <w:rPr>
-          <w:sz w:val="24"/>
-          <w:szCs w:val="24"/>
-        </w:rPr>
-      </w:pPr>
-      <w:r>
-        <w:rPr>
-          <w:rStyle w:val="Strong"/>
+        <w:t>ظام او فقدان البيانات يتم ابلاغ أعضاء الفريق والمشرف المباشر فورا وتضيح الوقت المتوقع للإصلاح بناء على حجم المشكلة</w:t>
+      </w:r>
+    </w:p>
+    <w:p>
+      <w:pPr>
+        <w:bidi/>
+        <w:rPr>
+          <w:sz w:val="24"/>
+          <w:szCs w:val="24"/>
+          <w:rtl/>
+        </w:rPr>
+      </w:pPr>
+    </w:p>
+    <w:p>
+      <w:pPr>
+        <w:bidi/>
+        <w:rPr>
+          <w:sz w:val="24"/>
+          <w:szCs w:val="24"/>
+        </w:rPr>
+      </w:pPr>
+      <w:r>
+        <w:rPr>
+          <w:rStyle w:val="a4"/>
           <w:rFonts w:hint="cs"/>
           <w:b w:val="0"/>
           <w:bCs w:val="0"/>
@@ -3695,90 +3784,84 @@
           <w:szCs w:val="24"/>
           <w:rtl/>
         </w:rPr>
-        <w:t>1.</w:t>
-      </w:r>
-      <w:r>
-        <w:rPr>
-          <w:rStyle w:val="Strong"/>
+        <w:lastRenderedPageBreak/>
+        <w:t>2.</w:t>
+      </w:r>
+      <w:r>
+        <w:rPr>
+          <w:rStyle w:val="a4"/>
           <w:b w:val="0"/>
           <w:bCs w:val="0"/>
           <w:sz w:val="24"/>
           <w:szCs w:val="24"/>
           <w:rtl/>
         </w:rPr>
-        <w:t xml:space="preserve">في حال فقدان </w:t>
-      </w:r>
-      <w:r>
-        <w:rPr>
-          <w:sz w:val="24"/>
-          <w:szCs w:val="24"/>
-          <w:rtl/>
-        </w:rPr>
-        <w:t>البيانات</w:t>
-      </w:r>
-    </w:p>
-    <w:p>
-      <w:pPr>
-        <w:bidi/>
-        <w:rPr>
-          <w:sz w:val="24"/>
-          <w:szCs w:val="24"/>
-        </w:rPr>
-      </w:pPr>
-      <w:r>
-        <w:rPr>
-          <w:sz w:val="24"/>
-          <w:szCs w:val="24"/>
-          <w:rtl/>
-        </w:rPr>
-        <w:t>تحديد سبب المشكلة (خطأ بشري / خلل تقني / هجوم)</w:t>
-      </w:r>
-      <w:r>
-        <w:rPr>
-          <w:sz w:val="24"/>
-          <w:szCs w:val="24"/>
-        </w:rPr>
-        <w:t>.</w:t>
-      </w:r>
-    </w:p>
-    <w:p>
-      <w:pPr>
-        <w:bidi/>
-        <w:rPr>
-          <w:sz w:val="24"/>
-          <w:szCs w:val="24"/>
-        </w:rPr>
-      </w:pPr>
-      <w:r>
-        <w:rPr>
-          <w:sz w:val="24"/>
-          <w:szCs w:val="24"/>
-          <w:rtl/>
-        </w:rPr>
-        <w:t>استعادة أحدث نسخة احتياطية سليمة</w:t>
-      </w:r>
-    </w:p>
-    <w:p>
-      <w:pPr>
-        <w:bidi/>
-        <w:rPr>
-          <w:sz w:val="24"/>
-          <w:szCs w:val="24"/>
-          <w:rtl/>
-        </w:rPr>
-      </w:pPr>
-    </w:p>
-    <w:p>
-      <w:pPr>
-        <w:bidi/>
-        <w:rPr>
-          <w:sz w:val="24"/>
-          <w:szCs w:val="24"/>
-        </w:rPr>
-      </w:pPr>
-      <w:r>
-        <w:rPr>
-          <w:rStyle w:val="Strong"/>
+        <w:t xml:space="preserve">زمن </w:t>
+      </w:r>
+      <w:r>
+        <w:rPr>
+          <w:sz w:val="24"/>
+          <w:szCs w:val="24"/>
+          <w:rtl/>
+        </w:rPr>
+        <w:t>الاستعادة</w:t>
+      </w:r>
+      <w:r>
+        <w:rPr>
+          <w:sz w:val="24"/>
+          <w:szCs w:val="24"/>
+        </w:rPr>
+        <w:t xml:space="preserve"> </w:t>
+      </w:r>
+    </w:p>
+    <w:p>
+      <w:pPr>
+        <w:bidi/>
+        <w:rPr>
+          <w:sz w:val="24"/>
+          <w:szCs w:val="24"/>
+          <w:rtl/>
+        </w:rPr>
+      </w:pPr>
+      <w:r>
+        <w:rPr>
+          <w:sz w:val="24"/>
+          <w:szCs w:val="24"/>
+          <w:rtl/>
+        </w:rPr>
+        <w:t>الهدف: استعادة النظام خلال أقل من 2–4 ساعات</w:t>
+      </w:r>
+      <w:r>
+        <w:rPr>
+          <w:rFonts w:hint="cs"/>
+          <w:sz w:val="24"/>
+          <w:szCs w:val="24"/>
+          <w:rtl/>
+        </w:rPr>
+        <w:t xml:space="preserve"> او حسب بيئة العمل </w:t>
+      </w:r>
+    </w:p>
+    <w:p>
+      <w:pPr>
+        <w:bidi/>
+        <w:rPr>
+          <w:sz w:val="24"/>
+          <w:szCs w:val="24"/>
+          <w:rtl/>
+        </w:rPr>
+      </w:pPr>
+    </w:p>
+    <w:p>
+      <w:pPr>
+        <w:bidi/>
+        <w:rPr>
+          <w:sz w:val="24"/>
+          <w:szCs w:val="24"/>
+        </w:rPr>
+      </w:pPr>
+      <w:r>
+        <w:rPr>
+          <w:rStyle w:val="a4"/>
           <w:rFonts w:hint="cs"/>
           <w:b w:val="0"/>
           <w:bCs w:val="0"/>
@@ -3786,27 +3869,26 @@
           <w:szCs w:val="24"/>
           <w:rtl/>
         </w:rPr>
-        <w:lastRenderedPageBreak/>
-        <w:t>2.</w:t>
-      </w:r>
-      <w:r>
-        <w:rPr>
-          <w:rStyle w:val="Strong"/>
+        <w:t>3.</w:t>
+      </w:r>
+      <w:r>
+        <w:rPr>
+          <w:rStyle w:val="a4"/>
           <w:b w:val="0"/>
           <w:bCs w:val="0"/>
           <w:sz w:val="24"/>
           <w:szCs w:val="24"/>
           <w:rtl/>
         </w:rPr>
-        <w:t xml:space="preserve">زمن </w:t>
-      </w:r>
-      <w:r>
-        <w:rPr>
-          <w:sz w:val="24"/>
-          <w:szCs w:val="24"/>
-          <w:rtl/>
-        </w:rPr>
-        <w:t>الاستعادة</w:t>
+        <w:t xml:space="preserve">فقدان البيانات </w:t>
+      </w:r>
+      <w:r>
+        <w:rPr>
+          <w:sz w:val="24"/>
+          <w:szCs w:val="24"/>
+          <w:rtl/>
+        </w:rPr>
+        <w:t>المقبول</w:t>
       </w:r>
       <w:r>
         <w:rPr>
@@ -3831,8 +3913,28 @@
           <w:szCs w:val="24"/>
           <w:rtl/>
         </w:rPr>
-        <w:t>الهدف: استعادة النظام خلال أقل من 2–4 ساعات</w:t>
-      </w:r>
+        <w:t>الحد الأقصى لفقدان البيانات: 24 ساعة حسب النسخ اليومية</w:t>
+      </w:r>
+    </w:p>
+    <w:p>
+      <w:pPr>
+        <w:bidi/>
+        <w:rPr>
+          <w:sz w:val="24"/>
+          <w:szCs w:val="24"/>
+          <w:rtl/>
+        </w:rPr>
+      </w:pPr>
+    </w:p>
+    <w:p>
+      <w:pPr>
+        <w:bidi/>
+        <w:rPr>
+          <w:sz w:val="24"/>
+          <w:szCs w:val="24"/>
+          <w:rtl/>
+        </w:rPr>
+      </w:pPr>
       <w:r>
         <w:rPr>
           <w:rFonts w:hint="cs"/>
@@ -3840,30 +3942,274 @@
           <w:szCs w:val="24"/>
           <w:rtl/>
         </w:rPr>
-        <w:t xml:space="preserve"> او حسب بيئة العمل </w:t>
-      </w:r>
-    </w:p>
-    <w:p>
-      <w:pPr>
-        <w:bidi/>
-        <w:rPr>
-          <w:sz w:val="24"/>
-          <w:szCs w:val="24"/>
-          <w:rtl/>
-        </w:rPr>
-      </w:pPr>
-    </w:p>
-    <w:p>
-      <w:pPr>
-        <w:bidi/>
-        <w:rPr>
-          <w:sz w:val="24"/>
-          <w:szCs w:val="24"/>
-        </w:rPr>
-      </w:pPr>
-      <w:r>
-        <w:rPr>
-          <w:rStyle w:val="Strong"/>
+        <w:t>4.</w:t>
+      </w:r>
+      <w:r>
+        <w:rPr>
+          <w:sz w:val="24"/>
+          <w:szCs w:val="24"/>
+          <w:rtl/>
+        </w:rPr>
+        <w:t xml:space="preserve"> إجراءات الأمان</w:t>
+      </w:r>
+    </w:p>
+    <w:p>
+      <w:pPr>
+        <w:bidi/>
+        <w:rPr>
+          <w:sz w:val="24"/>
+          <w:szCs w:val="24"/>
+        </w:rPr>
+      </w:pPr>
+    </w:p>
+    <w:p>
+      <w:pPr>
+        <w:bidi/>
+        <w:rPr>
+          <w:sz w:val="24"/>
+          <w:szCs w:val="24"/>
+          <w:rtl/>
+        </w:rPr>
+      </w:pPr>
+      <w:r>
+        <w:rPr>
+          <w:rFonts w:hint="cs"/>
+          <w:sz w:val="24"/>
+          <w:szCs w:val="24"/>
+          <w:rtl/>
+        </w:rPr>
+        <w:t>1.</w:t>
+      </w:r>
+      <w:r>
+        <w:rPr>
+          <w:sz w:val="24"/>
+          <w:szCs w:val="24"/>
+          <w:rtl/>
+        </w:rPr>
+        <w:t>تشفير البيانات الحساسة</w:t>
+      </w:r>
+    </w:p>
+    <w:p>
+      <w:pPr>
+        <w:bidi/>
+        <w:rPr>
+          <w:sz w:val="24"/>
+          <w:szCs w:val="24"/>
+        </w:rPr>
+      </w:pPr>
+    </w:p>
+    <w:p>
+      <w:pPr>
+        <w:bidi/>
+        <w:rPr>
+          <w:sz w:val="24"/>
+          <w:szCs w:val="24"/>
+          <w:rtl/>
+        </w:rPr>
+      </w:pPr>
+      <w:r>
+        <w:rPr>
+          <w:rFonts w:hint="cs"/>
+          <w:sz w:val="24"/>
+          <w:szCs w:val="24"/>
+          <w:rtl/>
+        </w:rPr>
+        <w:t>2.</w:t>
+      </w:r>
+      <w:r>
+        <w:rPr>
+          <w:sz w:val="24"/>
+          <w:szCs w:val="24"/>
+          <w:rtl/>
+        </w:rPr>
+        <w:t>استخدام جدران حماية</w:t>
+      </w:r>
+      <w:r>
+        <w:rPr>
+          <w:sz w:val="24"/>
+          <w:szCs w:val="24"/>
+        </w:rPr>
+        <w:t xml:space="preserve"> (Firewall). </w:t>
+      </w:r>
+    </w:p>
+    <w:p>
+      <w:pPr>
+        <w:bidi/>
+        <w:rPr>
+          <w:sz w:val="24"/>
+          <w:szCs w:val="24"/>
+        </w:rPr>
+      </w:pPr>
+    </w:p>
+    <w:p>
+      <w:pPr>
+        <w:bidi/>
+        <w:rPr>
+          <w:sz w:val="24"/>
+          <w:szCs w:val="24"/>
+          <w:rtl/>
+        </w:rPr>
+      </w:pPr>
+      <w:r>
+        <w:rPr>
+          <w:rFonts w:hint="cs"/>
+          <w:sz w:val="24"/>
+          <w:szCs w:val="24"/>
+          <w:rtl/>
+        </w:rPr>
+        <w:t>3.</w:t>
+      </w:r>
+      <w:r>
+        <w:rPr>
+          <w:sz w:val="24"/>
+          <w:szCs w:val="24"/>
+          <w:rtl/>
+        </w:rPr>
+        <w:t>مراقبة محاولات تسجيل الدخول</w:t>
+      </w:r>
+    </w:p>
+    <w:p>
+      <w:pPr>
+        <w:bidi/>
+        <w:rPr>
+          <w:sz w:val="24"/>
+          <w:szCs w:val="24"/>
+        </w:rPr>
+      </w:pPr>
+    </w:p>
+    <w:p>
+      <w:pPr>
+        <w:bidi/>
+        <w:rPr>
+          <w:sz w:val="24"/>
+          <w:szCs w:val="24"/>
+          <w:rtl/>
+        </w:rPr>
+      </w:pPr>
+      <w:r>
+        <w:rPr>
+          <w:rFonts w:hint="cs"/>
+          <w:sz w:val="24"/>
+          <w:szCs w:val="24"/>
+          <w:rtl/>
+        </w:rPr>
+        <w:t>4.</w:t>
+      </w:r>
+      <w:r>
+        <w:rPr>
+          <w:sz w:val="24"/>
+          <w:szCs w:val="24"/>
+          <w:rtl/>
+        </w:rPr>
+        <w:t>تفعيل التحقق الثنائي</w:t>
+      </w:r>
+      <w:r>
+        <w:rPr>
+          <w:sz w:val="24"/>
+          <w:szCs w:val="24"/>
+        </w:rPr>
+        <w:t xml:space="preserve"> </w:t>
+      </w:r>
+      <w:r>
+        <w:rPr>
+          <w:sz w:val="24"/>
+          <w:szCs w:val="24"/>
+          <w:rtl/>
+        </w:rPr>
+        <w:t>اختياري</w:t>
+      </w:r>
+      <w:r>
+        <w:rPr>
+          <w:sz w:val="24"/>
+          <w:szCs w:val="24"/>
+        </w:rPr>
+        <w:t xml:space="preserve"> </w:t>
+      </w:r>
+    </w:p>
+    <w:p>
+      <w:pPr>
+        <w:bidi/>
+        <w:rPr>
+          <w:sz w:val="24"/>
+          <w:szCs w:val="24"/>
+        </w:rPr>
+      </w:pPr>
+    </w:p>
+    <w:p>
+      <w:pPr>
+        <w:bidi/>
+        <w:rPr>
+          <w:sz w:val="24"/>
+          <w:szCs w:val="24"/>
+          <w:rtl/>
+        </w:rPr>
+      </w:pPr>
+      <w:r>
+        <w:rPr>
+          <w:rFonts w:hint="cs"/>
+          <w:sz w:val="24"/>
+          <w:szCs w:val="24"/>
+          <w:rtl/>
+        </w:rPr>
+        <w:t>5.</w:t>
+      </w:r>
+      <w:r>
+        <w:rPr>
+          <w:sz w:val="24"/>
+          <w:szCs w:val="24"/>
+          <w:rtl/>
+        </w:rPr>
+        <w:t>تحديث دوري للمكتبات والأنظمة</w:t>
+      </w:r>
+    </w:p>
+    <w:p>
+      <w:pPr>
+        <w:bidi/>
+        <w:rPr>
+          <w:sz w:val="24"/>
+          <w:szCs w:val="24"/>
+          <w:rtl/>
+        </w:rPr>
+      </w:pPr>
+    </w:p>
+    <w:p>
+      <w:pPr>
+        <w:bidi/>
+        <w:rPr>
+          <w:sz w:val="24"/>
+          <w:szCs w:val="24"/>
+          <w:rtl/>
+        </w:rPr>
+      </w:pPr>
+      <w:r>
+        <w:rPr>
+          <w:rFonts w:hint="cs"/>
+          <w:sz w:val="24"/>
+          <w:szCs w:val="24"/>
+          <w:rtl/>
+        </w:rPr>
+        <w:t>5.</w:t>
+      </w:r>
+      <w:r>
+        <w:rPr>
+          <w:sz w:val="24"/>
+          <w:szCs w:val="24"/>
+          <w:rtl/>
+        </w:rPr>
+        <w:t xml:space="preserve"> الصيانة الدورية</w:t>
+      </w:r>
+    </w:p>
+    <w:p>
+      <w:pPr>
+        <w:bidi/>
+        <w:rPr>
+          <w:sz w:val="24"/>
+          <w:szCs w:val="24"/>
+        </w:rPr>
+      </w:pPr>
+      <w:r>
+        <w:rPr>
+          <w:rStyle w:val="a4"/>
           <w:rFonts w:hint="cs"/>
           <w:b w:val="0"/>
           <w:bCs w:val="0"/>
@@ -3871,70 +4217,111 @@
           <w:szCs w:val="24"/>
           <w:rtl/>
         </w:rPr>
-        <w:t>3.</w:t>
-      </w:r>
-      <w:r>
-        <w:rPr>
-          <w:rStyle w:val="Strong"/>
+        <w:t>1.</w:t>
+      </w:r>
+      <w:r>
+        <w:rPr>
+          <w:rStyle w:val="a4"/>
           <w:b w:val="0"/>
           <w:bCs w:val="0"/>
           <w:sz w:val="24"/>
           <w:szCs w:val="24"/>
           <w:rtl/>
         </w:rPr>
-        <w:t xml:space="preserve">فقدان البيانات </w:t>
-      </w:r>
-      <w:r>
-        <w:rPr>
-          <w:sz w:val="24"/>
-          <w:szCs w:val="24"/>
-          <w:rtl/>
-        </w:rPr>
-        <w:t>المقبول</w:t>
-      </w:r>
-      <w:r>
-        <w:rPr>
-          <w:sz w:val="24"/>
-          <w:szCs w:val="24"/>
-        </w:rPr>
-        <w:t xml:space="preserve"> </w:t>
-      </w:r>
-    </w:p>
-    <w:p>
-      <w:pPr>
-        <w:bidi/>
-        <w:rPr>
-          <w:sz w:val="24"/>
-          <w:szCs w:val="24"/>
-          <w:rtl/>
-        </w:rPr>
-      </w:pPr>
-      <w:r>
-        <w:rPr>
-          <w:sz w:val="24"/>
-          <w:szCs w:val="24"/>
-          <w:rtl/>
-        </w:rPr>
-        <w:t>الحد الأقصى لفقدان البيانات: 24 ساعة حسب النسخ اليومية</w:t>
-      </w:r>
-    </w:p>
-    <w:p>
-      <w:pPr>
-        <w:bidi/>
-        <w:rPr>
-          <w:sz w:val="24"/>
-          <w:szCs w:val="24"/>
-          <w:rtl/>
-        </w:rPr>
-      </w:pPr>
-    </w:p>
-    <w:p>
-      <w:pPr>
-        <w:bidi/>
-        <w:rPr>
-          <w:sz w:val="24"/>
-          <w:szCs w:val="24"/>
-          <w:rtl/>
+        <w:t>صيانة أسبوعية</w:t>
+      </w:r>
+    </w:p>
+    <w:p>
+      <w:pPr>
+        <w:bidi/>
+        <w:rPr>
+          <w:sz w:val="24"/>
+          <w:szCs w:val="24"/>
+        </w:rPr>
+      </w:pPr>
+      <w:r>
+        <w:rPr>
+          <w:sz w:val="24"/>
+          <w:szCs w:val="24"/>
+          <w:rtl/>
+        </w:rPr>
+        <w:t>مراجعة أداء النظام</w:t>
+      </w:r>
+      <w:r>
+        <w:rPr>
+          <w:sz w:val="24"/>
+          <w:szCs w:val="24"/>
+        </w:rPr>
+        <w:t>.</w:t>
+      </w:r>
+    </w:p>
+    <w:p>
+      <w:pPr>
+        <w:bidi/>
+        <w:rPr>
+          <w:sz w:val="24"/>
+          <w:szCs w:val="24"/>
+        </w:rPr>
+      </w:pPr>
+      <w:r>
+        <w:rPr>
+          <w:sz w:val="24"/>
+          <w:szCs w:val="24"/>
+          <w:rtl/>
+        </w:rPr>
+        <w:t>فحص الأخطاء</w:t>
+      </w:r>
+      <w:r>
+        <w:rPr>
+          <w:sz w:val="24"/>
+          <w:szCs w:val="24"/>
+        </w:rPr>
+        <w:t xml:space="preserve"> (Logs). </w:t>
+      </w:r>
+    </w:p>
+    <w:p>
+      <w:pPr>
+        <w:bidi/>
+        <w:rPr>
+          <w:sz w:val="24"/>
+          <w:szCs w:val="24"/>
+          <w:rtl/>
+        </w:rPr>
+      </w:pPr>
+      <w:r>
+        <w:rPr>
+          <w:sz w:val="24"/>
+          <w:szCs w:val="24"/>
+          <w:rtl/>
+        </w:rPr>
+        <w:t>التأكد من عمل النسخ الاحتياطية</w:t>
+      </w:r>
+    </w:p>
+    <w:p>
+      <w:pPr>
+        <w:bidi/>
+        <w:rPr>
+          <w:sz w:val="24"/>
+          <w:szCs w:val="24"/>
+        </w:rPr>
+      </w:pPr>
+    </w:p>
+    <w:p>
+      <w:pPr>
+        <w:bidi/>
+        <w:rPr>
+          <w:sz w:val="24"/>
+          <w:szCs w:val="24"/>
+          <w:rtl/>
+        </w:rPr>
+      </w:pPr>
+    </w:p>
+    <w:p>
+      <w:pPr>
+        <w:bidi/>
+        <w:rPr>
+          <w:sz w:val="24"/>
+          <w:szCs w:val="24"/>
         </w:rPr>
       </w:pPr>
       <w:r>
@@ -3944,69 +4331,93 @@
           <w:szCs w:val="24"/>
           <w:rtl/>
         </w:rPr>
-        <w:t>4.</w:t>
-      </w:r>
-      <w:r>
-        <w:rPr>
-          <w:sz w:val="24"/>
-          <w:szCs w:val="24"/>
-          <w:rtl/>
-        </w:rPr>
-        <w:t xml:space="preserve"> إجراءات الأمان</w:t>
-      </w:r>
-    </w:p>
-    <w:p>
-      <w:pPr>
-        <w:bidi/>
-        <w:rPr>
-          <w:sz w:val="24"/>
-          <w:szCs w:val="24"/>
-        </w:rPr>
-      </w:pPr>
-    </w:p>
-    <w:p>
-      <w:pPr>
-        <w:bidi/>
-        <w:rPr>
-          <w:sz w:val="24"/>
-          <w:szCs w:val="24"/>
-          <w:rtl/>
-        </w:rPr>
-      </w:pPr>
-      <w:r>
+        <w:t>2.</w:t>
+      </w:r>
+      <w:r>
+        <w:rPr>
+          <w:sz w:val="24"/>
+          <w:szCs w:val="24"/>
+          <w:rtl/>
+        </w:rPr>
+        <w:t>صيانة شهرية</w:t>
+      </w:r>
+    </w:p>
+    <w:p>
+      <w:pPr>
+        <w:bidi/>
+        <w:rPr>
+          <w:sz w:val="24"/>
+          <w:szCs w:val="24"/>
+        </w:rPr>
+      </w:pPr>
+      <w:r>
+        <w:rPr>
+          <w:sz w:val="24"/>
+          <w:szCs w:val="24"/>
+          <w:rtl/>
+        </w:rPr>
+        <w:t>تحديث النظام والمكتبات</w:t>
+      </w:r>
+      <w:r>
+        <w:rPr>
+          <w:sz w:val="24"/>
+          <w:szCs w:val="24"/>
+        </w:rPr>
+        <w:t xml:space="preserve"> (Dependencies). </w:t>
+      </w:r>
+    </w:p>
+    <w:p>
+      <w:pPr>
+        <w:bidi/>
+        <w:rPr>
+          <w:sz w:val="24"/>
+          <w:szCs w:val="24"/>
+        </w:rPr>
+      </w:pPr>
+      <w:r>
+        <w:rPr>
+          <w:sz w:val="24"/>
+          <w:szCs w:val="24"/>
+          <w:rtl/>
+        </w:rPr>
+        <w:lastRenderedPageBreak/>
+        <w:t>اختبار الأمان</w:t>
+      </w:r>
+      <w:r>
+        <w:rPr>
+          <w:sz w:val="24"/>
+          <w:szCs w:val="24"/>
+        </w:rPr>
+        <w:t xml:space="preserve"> (Security Check). </w:t>
+      </w:r>
+    </w:p>
+    <w:p>
+      <w:pPr>
+        <w:bidi/>
+        <w:rPr>
+          <w:sz w:val="24"/>
+          <w:szCs w:val="24"/>
+          <w:rtl/>
+        </w:rPr>
+      </w:pPr>
+      <w:r>
+        <w:rPr>
+          <w:sz w:val="24"/>
+          <w:szCs w:val="24"/>
+          <w:rtl/>
+        </w:rPr>
+        <w:t>تنظيف البيانات غير الضرورية</w:t>
+      </w:r>
+    </w:p>
+    <w:p>
+      <w:pPr>
+        <w:bidi/>
         <w:rPr>
           <w:rFonts w:hint="cs"/>
           <w:sz w:val="24"/>
           <w:szCs w:val="24"/>
           <w:rtl/>
-        </w:rPr>
-        <w:t>1.</w:t>
-      </w:r>
-      <w:r>
-        <w:rPr>
-          <w:sz w:val="24"/>
-          <w:szCs w:val="24"/>
-          <w:rtl/>
-        </w:rPr>
-        <w:t>تشفير البيانات الحساسة</w:t>
-      </w:r>
-    </w:p>
-    <w:p>
-      <w:pPr>
-        <w:bidi/>
-        <w:rPr>
-          <w:sz w:val="24"/>
-          <w:szCs w:val="24"/>
-        </w:rPr>
-      </w:pPr>
-    </w:p>
-    <w:p>
-      <w:pPr>
-        <w:bidi/>
-        <w:rPr>
-          <w:sz w:val="24"/>
-          <w:szCs w:val="24"/>
-          <w:rtl/>
+          <w:lang w:bidi="ar-JO"/>
         </w:rPr>
       </w:pPr>
       <w:r>
@@ -4016,42 +4427,15 @@
           <w:szCs w:val="24"/>
           <w:rtl/>
         </w:rPr>
-        <w:t>2.</w:t>
-      </w:r>
-      <w:r>
-        <w:rPr>
-          <w:sz w:val="24"/>
-          <w:szCs w:val="24"/>
-          <w:rtl/>
-        </w:rPr>
-        <w:t>استخدام جدران حماية</w:t>
-      </w:r>
-      <w:r>
-        <w:rPr>
-          <w:sz w:val="24"/>
-          <w:szCs w:val="24"/>
-        </w:rPr>
-        <w:t xml:space="preserve"> (Firewall). </w:t>
-      </w:r>
-    </w:p>
-    <w:p>
-      <w:pPr>
-        <w:bidi/>
-        <w:rPr>
-          <w:sz w:val="24"/>
-          <w:szCs w:val="24"/>
-        </w:rPr>
-      </w:pPr>
-    </w:p>
-    <w:p>
-      <w:pPr>
-        <w:bidi/>
-        <w:rPr>
-          <w:sz w:val="24"/>
-          <w:szCs w:val="24"/>
-          <w:rtl/>
-        </w:rPr>
-      </w:pPr>
+        <w:t>بيئة التجربة :(</w:t>
+      </w:r>
+      <w:r>
+        <w:rPr>
+          <w:sz w:val="24"/>
+          <w:szCs w:val="24"/>
+        </w:rPr>
+        <w:t>Staging</w:t>
+      </w:r>
       <w:r>
         <w:rPr>
           <w:rFonts w:hint="cs"/>
@@ -4059,148 +4443,36 @@
           <w:szCs w:val="24"/>
           <w:rtl/>
         </w:rPr>
-        <w:t>3.</w:t>
-      </w:r>
-      <w:r>
-        <w:rPr>
-          <w:sz w:val="24"/>
-          <w:szCs w:val="24"/>
-          <w:rtl/>
-        </w:rPr>
-        <w:t>مراقبة محاولات تسجيل الدخول</w:t>
-      </w:r>
-    </w:p>
-    <w:p>
-      <w:pPr>
-        <w:bidi/>
-        <w:rPr>
-          <w:sz w:val="24"/>
-          <w:szCs w:val="24"/>
-        </w:rPr>
-      </w:pPr>
-    </w:p>
-    <w:p>
-      <w:pPr>
-        <w:bidi/>
-        <w:rPr>
-          <w:sz w:val="24"/>
-          <w:szCs w:val="24"/>
-          <w:rtl/>
-        </w:rPr>
-      </w:pPr>
+        <w:t>)</w:t>
+      </w:r>
       <w:r>
         <w:rPr>
           <w:rFonts w:hint="cs"/>
           <w:sz w:val="24"/>
           <w:szCs w:val="24"/>
           <w:rtl/>
-        </w:rPr>
-        <w:t>4.</w:t>
-      </w:r>
-      <w:r>
-        <w:rPr>
-          <w:sz w:val="24"/>
-          <w:szCs w:val="24"/>
-          <w:rtl/>
-        </w:rPr>
-        <w:t>تفعيل التحقق الثنائي</w:t>
-      </w:r>
-      <w:r>
-        <w:rPr>
-          <w:sz w:val="24"/>
-          <w:szCs w:val="24"/>
-        </w:rPr>
-        <w:t xml:space="preserve"> </w:t>
-      </w:r>
-      <w:r>
-        <w:rPr>
-          <w:sz w:val="24"/>
-          <w:szCs w:val="24"/>
-          <w:rtl/>
-        </w:rPr>
-        <w:t>اختياري</w:t>
-      </w:r>
-      <w:r>
-        <w:rPr>
-          <w:sz w:val="24"/>
-          <w:szCs w:val="24"/>
-        </w:rPr>
-        <w:t xml:space="preserve"> </w:t>
-      </w:r>
-    </w:p>
-    <w:p>
-      <w:pPr>
-        <w:bidi/>
-        <w:rPr>
-          <w:sz w:val="24"/>
-          <w:szCs w:val="24"/>
-        </w:rPr>
-      </w:pPr>
-    </w:p>
-    <w:p>
-      <w:pPr>
-        <w:bidi/>
-        <w:rPr>
-          <w:sz w:val="24"/>
-          <w:szCs w:val="24"/>
-          <w:rtl/>
-        </w:rPr>
-      </w:pPr>
+          <w:lang w:bidi="ar-JO"/>
+        </w:rPr>
+        <w:t xml:space="preserve">سيتم انشاء مشروع </w:t>
+      </w:r>
+      <w:r>
+        <w:rPr>
+          <w:sz w:val="24"/>
+          <w:szCs w:val="24"/>
+          <w:lang w:bidi="ar-JO"/>
+        </w:rPr>
+        <w:t>Firebase</w:t>
+      </w:r>
       <w:r>
         <w:rPr>
           <w:rFonts w:hint="cs"/>
           <w:sz w:val="24"/>
           <w:szCs w:val="24"/>
           <w:rtl/>
-        </w:rPr>
-        <w:t>5.</w:t>
-      </w:r>
-      <w:r>
-        <w:rPr>
-          <w:sz w:val="24"/>
-          <w:szCs w:val="24"/>
-          <w:rtl/>
-        </w:rPr>
-        <w:t>تحديث دوري للمكتبات والأنظمة</w:t>
-      </w:r>
-    </w:p>
-    <w:p>
-      <w:pPr>
-        <w:bidi/>
-        <w:rPr>
-          <w:sz w:val="24"/>
-          <w:szCs w:val="24"/>
-          <w:rtl/>
-        </w:rPr>
-      </w:pPr>
-    </w:p>
-    <w:p>
-      <w:pPr>
-        <w:bidi/>
-        <w:rPr>
-          <w:sz w:val="24"/>
-          <w:szCs w:val="24"/>
-        </w:rPr>
-      </w:pPr>
-    </w:p>
-    <w:p>
-      <w:pPr>
-        <w:bidi/>
-        <w:rPr>
-          <w:sz w:val="24"/>
-          <w:szCs w:val="24"/>
-        </w:rPr>
-      </w:pPr>
-    </w:p>
-    <w:p>
-      <w:pPr>
-        <w:bidi/>
-        <w:rPr>
-          <w:sz w:val="24"/>
-          <w:szCs w:val="24"/>
-          <w:rtl/>
-        </w:rPr>
-      </w:pPr>
+          <w:lang w:bidi="ar-JO"/>
+        </w:rPr>
+        <w:t xml:space="preserve">مجاني منفصل كليا لبيئة التطوير </w:t>
+      </w:r>
       <w:r>
         <w:rPr>
           <w:rFonts w:hint="cs"/>
@@ -4208,28 +4480,58 @@
           <w:szCs w:val="24"/>
           <w:rtl/>
         </w:rPr>
-        <w:t>5.</w:t>
-      </w:r>
-      <w:r>
-        <w:rPr>
-          <w:sz w:val="24"/>
-          <w:szCs w:val="24"/>
-          <w:rtl/>
-        </w:rPr>
-        <w:t xml:space="preserve"> الصيانة الدورية</w:t>
-      </w:r>
-    </w:p>
-    <w:p>
-      <w:pPr>
-        <w:bidi/>
-        <w:rPr>
-          <w:sz w:val="24"/>
-          <w:szCs w:val="24"/>
-        </w:rPr>
-      </w:pPr>
-      <w:r>
-        <w:rPr>
-          <w:rStyle w:val="Strong"/>
+        <w:t>(</w:t>
+      </w:r>
+      <w:r>
+        <w:rPr>
+          <w:sz w:val="24"/>
+          <w:szCs w:val="24"/>
+        </w:rPr>
+        <w:t>Staging</w:t>
+      </w:r>
+      <w:r>
+        <w:rPr>
+          <w:rFonts w:hint="cs"/>
+          <w:sz w:val="24"/>
+          <w:szCs w:val="24"/>
+          <w:rtl/>
+        </w:rPr>
+        <w:t>)</w:t>
+      </w:r>
+      <w:r>
+        <w:rPr>
+          <w:rFonts w:hint="cs"/>
+          <w:sz w:val="24"/>
+          <w:szCs w:val="24"/>
+          <w:rtl/>
+        </w:rPr>
+        <w:t xml:space="preserve">لضمان عدم اختلاط بيانات الاختبار ببيانات النظام الفعلية </w:t>
+      </w:r>
+    </w:p>
+    <w:p>
+      <w:pPr>
+        <w:bidi/>
+        <w:rPr>
+          <w:rStyle w:val="a4"/>
+          <w:b w:val="0"/>
+          <w:bCs w:val="0"/>
+          <w:sz w:val="24"/>
+          <w:szCs w:val="24"/>
+          <w:rtl/>
+        </w:rPr>
+      </w:pPr>
+    </w:p>
+    <w:p>
+      <w:pPr>
+        <w:bidi/>
+        <w:rPr>
+          <w:sz w:val="24"/>
+          <w:szCs w:val="24"/>
+        </w:rPr>
+      </w:pPr>
+      <w:r>
+        <w:rPr>
+          <w:rStyle w:val="a4"/>
           <w:rFonts w:hint="cs"/>
           <w:b w:val="0"/>
           <w:bCs w:val="0"/>
@@ -4237,35 +4539,84 @@
           <w:szCs w:val="24"/>
           <w:rtl/>
         </w:rPr>
-        <w:t>1.</w:t>
-      </w:r>
-      <w:r>
-        <w:rPr>
-          <w:rStyle w:val="Strong"/>
+        <w:t>3.</w:t>
+      </w:r>
+      <w:r>
+        <w:rPr>
+          <w:rStyle w:val="a4"/>
           <w:b w:val="0"/>
           <w:bCs w:val="0"/>
           <w:sz w:val="24"/>
           <w:szCs w:val="24"/>
           <w:rtl/>
         </w:rPr>
-        <w:t>صيانة أسبوعية</w:t>
-      </w:r>
-    </w:p>
-    <w:p>
-      <w:pPr>
-        <w:bidi/>
-        <w:rPr>
-          <w:sz w:val="24"/>
-          <w:szCs w:val="24"/>
-        </w:rPr>
-      </w:pPr>
-      <w:r>
-        <w:rPr>
-          <w:sz w:val="24"/>
-          <w:szCs w:val="24"/>
-          <w:rtl/>
-        </w:rPr>
-        <w:t>مراجعة أداء النظام</w:t>
+        <w:t>صيانة عند التحديث</w:t>
+      </w:r>
+    </w:p>
+    <w:p>
+      <w:pPr>
+        <w:bidi/>
+        <w:rPr>
+          <w:sz w:val="24"/>
+          <w:szCs w:val="24"/>
+        </w:rPr>
+      </w:pPr>
+      <w:r>
+        <w:rPr>
+          <w:sz w:val="24"/>
+          <w:szCs w:val="24"/>
+          <w:rtl/>
+        </w:rPr>
+        <w:t>أخذ نسخة احتياطية قبل النشر</w:t>
+      </w:r>
+      <w:r>
+        <w:rPr>
+          <w:sz w:val="24"/>
+          <w:szCs w:val="24"/>
+        </w:rPr>
+        <w:t xml:space="preserve"> (Deployment). </w:t>
+      </w:r>
+    </w:p>
+    <w:p>
+      <w:pPr>
+        <w:bidi/>
+        <w:rPr>
+          <w:sz w:val="24"/>
+          <w:szCs w:val="24"/>
+        </w:rPr>
+      </w:pPr>
+      <w:r>
+        <w:rPr>
+          <w:sz w:val="24"/>
+          <w:szCs w:val="24"/>
+          <w:rtl/>
+        </w:rPr>
+        <w:t>اختبار التحديث في بيئة تجريبية</w:t>
+      </w:r>
+      <w:r>
+        <w:rPr>
+          <w:sz w:val="24"/>
+          <w:szCs w:val="24"/>
+        </w:rPr>
+        <w:t xml:space="preserve"> (Staging). </w:t>
+      </w:r>
+    </w:p>
+    <w:p>
+      <w:pPr>
+        <w:bidi/>
+        <w:rPr>
+          <w:sz w:val="24"/>
+          <w:szCs w:val="24"/>
+          <w:rtl/>
+        </w:rPr>
+      </w:pPr>
+      <w:r>
+        <w:rPr>
+          <w:sz w:val="24"/>
+          <w:szCs w:val="24"/>
+          <w:rtl/>
+        </w:rPr>
+        <w:t>مراقبة الأداء بعد التحديث</w:t>
       </w:r>
       <w:r>
         <w:rPr>
@@ -4279,170 +4630,7 @@
       <w:pPr>
         <w:bidi/>
         <w:rPr>
-          <w:sz w:val="24"/>
-          <w:szCs w:val="24"/>
-        </w:rPr>
-      </w:pPr>
-      <w:r>
-        <w:rPr>
-          <w:sz w:val="24"/>
-          <w:szCs w:val="24"/>
-          <w:rtl/>
-        </w:rPr>
-        <w:t>فحص الأخطاء</w:t>
-      </w:r>
-      <w:r>
-        <w:rPr>
-          <w:sz w:val="24"/>
-          <w:szCs w:val="24"/>
-        </w:rPr>
-        <w:t xml:space="preserve"> (Logs). </w:t>
-      </w:r>
-    </w:p>
-    <w:p>
-      <w:pPr>
-        <w:bidi/>
-        <w:rPr>
-          <w:sz w:val="24"/>
-          <w:szCs w:val="24"/>
-          <w:rtl/>
-        </w:rPr>
-      </w:pPr>
-      <w:r>
-        <w:rPr>
-          <w:sz w:val="24"/>
-          <w:szCs w:val="24"/>
-          <w:rtl/>
-        </w:rPr>
-        <w:t>التأكد من عمل النسخ الاحتياطية</w:t>
-      </w:r>
-    </w:p>
-    <w:p>
-      <w:pPr>
-        <w:bidi/>
-        <w:rPr>
-          <w:sz w:val="24"/>
-          <w:szCs w:val="24"/>
-        </w:rPr>
-      </w:pPr>
-    </w:p>
-    <w:p>
-      <w:pPr>
-        <w:bidi/>
-        <w:rPr>
-          <w:sz w:val="24"/>
-          <w:szCs w:val="24"/>
-          <w:rtl/>
-        </w:rPr>
-      </w:pPr>
-    </w:p>
-    <w:p>
-      <w:pPr>
-        <w:bidi/>
-        <w:rPr>
-          <w:sz w:val="24"/>
-          <w:szCs w:val="24"/>
-        </w:rPr>
-      </w:pPr>
-      <w:r>
-        <w:rPr>
-          <w:rFonts w:hint="cs"/>
-          <w:sz w:val="24"/>
-          <w:szCs w:val="24"/>
-          <w:rtl/>
-        </w:rPr>
-        <w:lastRenderedPageBreak/>
-        <w:t>2.</w:t>
-      </w:r>
-      <w:r>
-        <w:rPr>
-          <w:sz w:val="24"/>
-          <w:szCs w:val="24"/>
-          <w:rtl/>
-        </w:rPr>
-        <w:t>صيانة شهرية</w:t>
-      </w:r>
-    </w:p>
-    <w:p>
-      <w:pPr>
-        <w:bidi/>
-        <w:rPr>
-          <w:sz w:val="24"/>
-          <w:szCs w:val="24"/>
-        </w:rPr>
-      </w:pPr>
-      <w:r>
-        <w:rPr>
-          <w:sz w:val="24"/>
-          <w:szCs w:val="24"/>
-          <w:rtl/>
-        </w:rPr>
-        <w:t>تحديث النظام والمكتبات</w:t>
-      </w:r>
-      <w:r>
-        <w:rPr>
-          <w:sz w:val="24"/>
-          <w:szCs w:val="24"/>
-        </w:rPr>
-        <w:t xml:space="preserve"> (Dependencies). </w:t>
-      </w:r>
-    </w:p>
-    <w:p>
-      <w:pPr>
-        <w:bidi/>
-        <w:rPr>
-          <w:sz w:val="24"/>
-          <w:szCs w:val="24"/>
-        </w:rPr>
-      </w:pPr>
-      <w:r>
-        <w:rPr>
-          <w:sz w:val="24"/>
-          <w:szCs w:val="24"/>
-          <w:rtl/>
-        </w:rPr>
-        <w:t>اختبار الأمان</w:t>
-      </w:r>
-      <w:r>
-        <w:rPr>
-          <w:sz w:val="24"/>
-          <w:szCs w:val="24"/>
-        </w:rPr>
-        <w:t xml:space="preserve"> (Security Check). </w:t>
-      </w:r>
-    </w:p>
-    <w:p>
-      <w:pPr>
-        <w:bidi/>
-        <w:rPr>
-          <w:sz w:val="24"/>
-          <w:szCs w:val="24"/>
-          <w:rtl/>
-        </w:rPr>
-      </w:pPr>
-      <w:r>
-        <w:rPr>
-          <w:sz w:val="24"/>
-          <w:szCs w:val="24"/>
-          <w:rtl/>
-        </w:rPr>
-        <w:t>تنظيف البيانات غير الضرورية</w:t>
-      </w:r>
-    </w:p>
-    <w:p>
-      <w:pPr>
-        <w:bidi/>
-        <w:rPr>
-          <w:sz w:val="24"/>
-          <w:szCs w:val="24"/>
-        </w:rPr>
-      </w:pPr>
-    </w:p>
-    <w:p>
-      <w:pPr>
-        <w:bidi/>
-        <w:rPr>
-          <w:rStyle w:val="Strong"/>
+          <w:rStyle w:val="a4"/>
           <w:b w:val="0"/>
           <w:bCs w:val="0"/>
           <w:sz w:val="24"/>
@@ -4455,13 +4643,26 @@
       <w:pPr>
         <w:bidi/>
         <w:rPr>
-          <w:sz w:val="24"/>
-          <w:szCs w:val="24"/>
-        </w:rPr>
-      </w:pPr>
-      <w:r>
-        <w:rPr>
-          <w:rStyle w:val="Strong"/>
+          <w:rStyle w:val="a4"/>
+          <w:b w:val="0"/>
+          <w:bCs w:val="0"/>
+          <w:sz w:val="24"/>
+          <w:szCs w:val="24"/>
+          <w:rtl/>
+        </w:rPr>
+      </w:pPr>
+    </w:p>
+    <w:p>
+      <w:pPr>
+        <w:bidi/>
+        <w:rPr>
+          <w:sz w:val="24"/>
+          <w:szCs w:val="24"/>
+        </w:rPr>
+      </w:pPr>
+      <w:r>
+        <w:rPr>
+          <w:rStyle w:val="a4"/>
           <w:rFonts w:hint="cs"/>
           <w:b w:val="0"/>
           <w:bCs w:val="0"/>
@@ -4469,84 +4670,242 @@
           <w:szCs w:val="24"/>
           <w:rtl/>
         </w:rPr>
-        <w:t>3.</w:t>
-      </w:r>
-      <w:r>
-        <w:rPr>
-          <w:rStyle w:val="Strong"/>
+        <w:t>4.</w:t>
+      </w:r>
+      <w:r>
+        <w:rPr>
+          <w:rStyle w:val="a4"/>
           <w:b w:val="0"/>
           <w:bCs w:val="0"/>
           <w:sz w:val="24"/>
           <w:szCs w:val="24"/>
           <w:rtl/>
         </w:rPr>
-        <w:t>صيانة عند التحديث</w:t>
-      </w:r>
-    </w:p>
-    <w:p>
-      <w:pPr>
-        <w:bidi/>
-        <w:rPr>
-          <w:sz w:val="24"/>
-          <w:szCs w:val="24"/>
-        </w:rPr>
-      </w:pPr>
-      <w:r>
-        <w:rPr>
-          <w:sz w:val="24"/>
-          <w:szCs w:val="24"/>
-          <w:rtl/>
-        </w:rPr>
-        <w:t>أخذ نسخة احتياطية قبل النشر</w:t>
-      </w:r>
-      <w:r>
-        <w:rPr>
-          <w:sz w:val="24"/>
-          <w:szCs w:val="24"/>
-        </w:rPr>
-        <w:t xml:space="preserve"> (Deployment). </w:t>
-      </w:r>
-    </w:p>
-    <w:p>
-      <w:pPr>
-        <w:bidi/>
-        <w:rPr>
-          <w:sz w:val="24"/>
-          <w:szCs w:val="24"/>
-        </w:rPr>
-      </w:pPr>
-      <w:r>
-        <w:rPr>
-          <w:sz w:val="24"/>
-          <w:szCs w:val="24"/>
-          <w:rtl/>
-        </w:rPr>
-        <w:t>اختبار التحديث في بيئة تجريبية</w:t>
-      </w:r>
-      <w:r>
-        <w:rPr>
-          <w:sz w:val="24"/>
-          <w:szCs w:val="24"/>
-        </w:rPr>
-        <w:t xml:space="preserve"> (Staging). </w:t>
-      </w:r>
-    </w:p>
-    <w:p>
-      <w:pPr>
-        <w:bidi/>
-        <w:rPr>
-          <w:sz w:val="24"/>
-          <w:szCs w:val="24"/>
-          <w:rtl/>
-        </w:rPr>
-      </w:pPr>
-      <w:r>
-        <w:rPr>
-          <w:sz w:val="24"/>
-          <w:szCs w:val="24"/>
-          <w:rtl/>
-        </w:rPr>
-        <w:t>مراقبة الأداء بعد التحديث</w:t>
+        <w:t xml:space="preserve">مراقبة </w:t>
+      </w:r>
+      <w:r>
+        <w:rPr>
+          <w:sz w:val="24"/>
+          <w:szCs w:val="24"/>
+          <w:rtl/>
+        </w:rPr>
+        <w:t>النظام</w:t>
+      </w:r>
+      <w:r>
+        <w:rPr>
+          <w:sz w:val="24"/>
+          <w:szCs w:val="24"/>
+        </w:rPr>
+        <w:t xml:space="preserve"> (Monitoring)</w:t>
+      </w:r>
+    </w:p>
+    <w:p>
+      <w:pPr>
+        <w:bidi/>
+        <w:rPr>
+          <w:sz w:val="24"/>
+          <w:szCs w:val="24"/>
+        </w:rPr>
+      </w:pPr>
+      <w:r>
+        <w:rPr>
+          <w:sz w:val="24"/>
+          <w:szCs w:val="24"/>
+          <w:rtl/>
+        </w:rPr>
+        <w:t>استخدام أدوات مراقبة</w:t>
+      </w:r>
+      <w:r>
+        <w:rPr>
+          <w:sz w:val="24"/>
+          <w:szCs w:val="24"/>
+        </w:rPr>
+        <w:t xml:space="preserve"> </w:t>
+      </w:r>
+      <w:r>
+        <w:rPr>
+          <w:sz w:val="24"/>
+          <w:szCs w:val="24"/>
+          <w:rtl/>
+        </w:rPr>
+        <w:t>مثل</w:t>
+      </w:r>
+      <w:r>
+        <w:rPr>
+          <w:sz w:val="24"/>
+          <w:szCs w:val="24"/>
+        </w:rPr>
+        <w:t xml:space="preserve"> Firebase </w:t>
+      </w:r>
+      <w:r>
+        <w:rPr>
+          <w:sz w:val="24"/>
+          <w:szCs w:val="24"/>
+        </w:rPr>
+        <w:t xml:space="preserve">Performance </w:t>
+      </w:r>
+      <w:r>
+        <w:rPr>
+          <w:sz w:val="24"/>
+          <w:szCs w:val="24"/>
+        </w:rPr>
+        <w:t xml:space="preserve">Monitoring </w:t>
+      </w:r>
+      <w:r>
+        <w:rPr>
+          <w:rFonts w:hint="cs"/>
+          <w:sz w:val="24"/>
+          <w:szCs w:val="24"/>
+          <w:rtl/>
+        </w:rPr>
+        <w:t xml:space="preserve">لمراقبة الأداء </w:t>
+      </w:r>
+    </w:p>
+    <w:p>
+      <w:pPr>
+        <w:bidi/>
+        <w:rPr>
+          <w:rFonts w:hint="cs"/>
+          <w:sz w:val="24"/>
+          <w:szCs w:val="24"/>
+          <w:rtl/>
+          <w:lang w:bidi="ar-JO"/>
+        </w:rPr>
+      </w:pPr>
+      <w:r>
+        <w:rPr>
+          <w:rFonts w:hint="cs"/>
+          <w:sz w:val="24"/>
+          <w:szCs w:val="24"/>
+          <w:rtl/>
+        </w:rPr>
+        <w:t xml:space="preserve"> </w:t>
+      </w:r>
+      <w:r>
+        <w:rPr>
+          <w:sz w:val="24"/>
+          <w:szCs w:val="24"/>
+        </w:rPr>
+        <w:t xml:space="preserve">Firebase Crashlytics </w:t>
+      </w:r>
+      <w:r>
+        <w:rPr>
+          <w:rFonts w:hint="cs"/>
+          <w:sz w:val="24"/>
+          <w:szCs w:val="24"/>
+          <w:rtl/>
+        </w:rPr>
+        <w:t xml:space="preserve"> </w:t>
+      </w:r>
+      <w:r>
+        <w:rPr>
+          <w:rFonts w:hint="cs"/>
+          <w:sz w:val="24"/>
+          <w:szCs w:val="24"/>
+          <w:rtl/>
+          <w:lang w:bidi="ar-JO"/>
+        </w:rPr>
+        <w:t>لتتبع الاخطاء</w:t>
+      </w:r>
+    </w:p>
+    <w:p>
+      <w:pPr>
+        <w:bidi/>
+        <w:rPr>
+          <w:sz w:val="24"/>
+          <w:szCs w:val="24"/>
+          <w:rtl/>
+        </w:rPr>
+      </w:pPr>
+    </w:p>
+    <w:p>
+      <w:pPr>
+        <w:bidi/>
+        <w:rPr>
+          <w:sz w:val="24"/>
+          <w:szCs w:val="24"/>
+        </w:rPr>
+      </w:pPr>
+      <w:r>
+        <w:rPr>
+          <w:sz w:val="24"/>
+          <w:szCs w:val="24"/>
+          <w:rtl/>
+        </w:rPr>
+        <w:t>تنبيهات فورية عند</w:t>
+      </w:r>
+      <w:r>
+        <w:rPr>
+          <w:sz w:val="24"/>
+          <w:szCs w:val="24"/>
+        </w:rPr>
+        <w:t xml:space="preserve">: </w:t>
+      </w:r>
+    </w:p>
+    <w:p>
+      <w:pPr>
+        <w:bidi/>
+        <w:rPr>
+          <w:sz w:val="24"/>
+          <w:szCs w:val="24"/>
+        </w:rPr>
+      </w:pPr>
+      <w:r>
+        <w:rPr>
+          <w:sz w:val="24"/>
+          <w:szCs w:val="24"/>
+          <w:rtl/>
+        </w:rPr>
+        <w:t>توقف النظام</w:t>
+      </w:r>
+      <w:r>
+        <w:rPr>
+          <w:sz w:val="24"/>
+          <w:szCs w:val="24"/>
+        </w:rPr>
+        <w:t xml:space="preserve">. </w:t>
+      </w:r>
+    </w:p>
+    <w:p>
+      <w:pPr>
+        <w:bidi/>
+        <w:rPr>
+          <w:sz w:val="24"/>
+          <w:szCs w:val="24"/>
+        </w:rPr>
+      </w:pPr>
+      <w:r>
+        <w:rPr>
+          <w:sz w:val="24"/>
+          <w:szCs w:val="24"/>
+          <w:rtl/>
+        </w:rPr>
+        <w:t>ارتفاع الأخطاء</w:t>
+      </w:r>
+      <w:r>
+        <w:rPr>
+          <w:sz w:val="24"/>
+          <w:szCs w:val="24"/>
+        </w:rPr>
+        <w:t xml:space="preserve">. </w:t>
+      </w:r>
+    </w:p>
+    <w:p>
+      <w:pPr>
+        <w:bidi/>
+        <w:rPr>
+          <w:sz w:val="24"/>
+          <w:szCs w:val="24"/>
+          <w:rtl/>
+        </w:rPr>
+      </w:pPr>
+      <w:r>
+        <w:rPr>
+          <w:sz w:val="24"/>
+          <w:szCs w:val="24"/>
+          <w:rtl/>
+        </w:rPr>
+        <w:t>محاولات اختراق</w:t>
       </w:r>
       <w:r>
         <w:rPr>
@@ -4570,131 +4929,56 @@
       <w:pPr>
         <w:bidi/>
         <w:rPr>
-          <w:rStyle w:val="Strong"/>
+          <w:sz w:val="24"/>
+          <w:szCs w:val="24"/>
+          <w:rtl/>
+        </w:rPr>
+      </w:pPr>
+    </w:p>
+    <w:p>
+      <w:pPr>
+        <w:bidi/>
+        <w:rPr>
+          <w:sz w:val="24"/>
+          <w:szCs w:val="24"/>
+        </w:rPr>
+      </w:pPr>
+      <w:r>
+        <w:rPr>
+          <w:rFonts w:hint="cs"/>
+          <w:sz w:val="24"/>
+          <w:szCs w:val="24"/>
+          <w:rtl/>
+        </w:rPr>
+        <w:t>5.</w:t>
+      </w:r>
+      <w:r>
+        <w:rPr>
+          <w:rStyle w:val="a4"/>
           <w:b w:val="0"/>
           <w:bCs w:val="0"/>
           <w:sz w:val="24"/>
           <w:szCs w:val="24"/>
           <w:rtl/>
         </w:rPr>
-      </w:pPr>
-    </w:p>
-    <w:p>
-      <w:pPr>
-        <w:bidi/>
-        <w:rPr>
-          <w:sz w:val="24"/>
-          <w:szCs w:val="24"/>
-        </w:rPr>
-      </w:pPr>
-      <w:r>
-        <w:rPr>
-          <w:rStyle w:val="Strong"/>
-          <w:rFonts w:hint="cs"/>
-          <w:b w:val="0"/>
-          <w:bCs w:val="0"/>
-          <w:sz w:val="24"/>
-          <w:szCs w:val="24"/>
-          <w:rtl/>
-        </w:rPr>
-        <w:t>4.</w:t>
-      </w:r>
-      <w:r>
-        <w:rPr>
-          <w:rStyle w:val="Strong"/>
-          <w:b w:val="0"/>
-          <w:bCs w:val="0"/>
-          <w:sz w:val="24"/>
-          <w:szCs w:val="24"/>
-          <w:rtl/>
-        </w:rPr>
-        <w:t xml:space="preserve">مراقبة </w:t>
-      </w:r>
-      <w:r>
-        <w:rPr>
-          <w:sz w:val="24"/>
-          <w:szCs w:val="24"/>
-          <w:rtl/>
-        </w:rPr>
-        <w:t>النظام</w:t>
-      </w:r>
-      <w:r>
-        <w:rPr>
-          <w:sz w:val="24"/>
-          <w:szCs w:val="24"/>
-        </w:rPr>
-        <w:t xml:space="preserve"> (Monitoring)</w:t>
-      </w:r>
-    </w:p>
-    <w:p>
-      <w:pPr>
-        <w:bidi/>
-        <w:rPr>
-          <w:sz w:val="24"/>
-          <w:szCs w:val="24"/>
-        </w:rPr>
-      </w:pPr>
-      <w:r>
-        <w:rPr>
-          <w:sz w:val="24"/>
-          <w:szCs w:val="24"/>
-          <w:rtl/>
-        </w:rPr>
-        <w:t>استخدام أدوات مراقبة</w:t>
-      </w:r>
-      <w:r>
-        <w:rPr>
-          <w:sz w:val="24"/>
-          <w:szCs w:val="24"/>
-        </w:rPr>
-        <w:t xml:space="preserve"> </w:t>
-      </w:r>
-      <w:r>
-        <w:rPr>
-          <w:sz w:val="24"/>
-          <w:szCs w:val="24"/>
-          <w:rtl/>
-        </w:rPr>
-        <w:t>مثل</w:t>
-      </w:r>
-      <w:r>
-        <w:rPr>
-          <w:sz w:val="24"/>
-          <w:szCs w:val="24"/>
-        </w:rPr>
-        <w:t xml:space="preserve"> Firebase Monitoring </w:t>
-      </w:r>
-      <w:r>
-        <w:rPr>
-          <w:sz w:val="24"/>
-          <w:szCs w:val="24"/>
-          <w:rtl/>
-        </w:rPr>
-        <w:t>أو غيرها</w:t>
-      </w:r>
-      <w:r>
-        <w:rPr>
-          <w:sz w:val="24"/>
-          <w:szCs w:val="24"/>
-        </w:rPr>
-        <w:t xml:space="preserve"> </w:t>
-      </w:r>
-    </w:p>
-    <w:p>
-      <w:pPr>
-        <w:bidi/>
-        <w:rPr>
-          <w:sz w:val="24"/>
-          <w:szCs w:val="24"/>
-        </w:rPr>
-      </w:pPr>
-      <w:r>
-        <w:rPr>
-          <w:sz w:val="24"/>
-          <w:szCs w:val="24"/>
-          <w:rtl/>
-        </w:rPr>
-        <w:t>تنبيهات فورية عند</w:t>
+        <w:t xml:space="preserve"> المسؤوليات</w:t>
+      </w:r>
+    </w:p>
+    <w:p>
+      <w:pPr>
+        <w:bidi/>
+        <w:rPr>
+          <w:sz w:val="24"/>
+          <w:szCs w:val="24"/>
+        </w:rPr>
+      </w:pPr>
+      <w:r>
+        <w:rPr>
+          <w:sz w:val="24"/>
+          <w:szCs w:val="24"/>
+          <w:rtl/>
+        </w:rPr>
+        <w:t>فريق التطوير</w:t>
       </w:r>
       <w:r>
         <w:rPr>
@@ -4703,22 +4987,13 @@
         </w:rPr>
         <w:t xml:space="preserve">: </w:t>
       </w:r>
-    </w:p>
-    <w:p>
-      <w:pPr>
-        <w:bidi/>
-        <w:rPr>
-          <w:sz w:val="24"/>
-          <w:szCs w:val="24"/>
-        </w:rPr>
-      </w:pPr>
-      <w:r>
-        <w:rPr>
-          <w:sz w:val="24"/>
-          <w:szCs w:val="24"/>
-          <w:rtl/>
-        </w:rPr>
-        <w:t>توقف النظام</w:t>
+      <w:r>
+        <w:rPr>
+          <w:sz w:val="24"/>
+          <w:szCs w:val="24"/>
+          <w:rtl/>
+        </w:rPr>
+        <w:t>تنفيذ النسخ الاحتياطي والصيانة</w:t>
       </w:r>
       <w:r>
         <w:rPr>
@@ -4742,7 +5017,22 @@
           <w:szCs w:val="24"/>
           <w:rtl/>
         </w:rPr>
-        <w:t>ارتفاع الأخطاء</w:t>
+        <w:t>مدير النظام</w:t>
+      </w:r>
+      <w:r>
+        <w:rPr>
+          <w:sz w:val="24"/>
+          <w:szCs w:val="24"/>
+        </w:rPr>
+        <w:t xml:space="preserve">: </w:t>
+      </w:r>
+      <w:r>
+        <w:rPr>
+          <w:sz w:val="24"/>
+          <w:szCs w:val="24"/>
+          <w:rtl/>
+        </w:rPr>
+        <w:t>مراقبة الأداء وضمان الأمان</w:t>
       </w:r>
       <w:r>
         <w:rPr>
@@ -4758,16 +5048,30 @@
         <w:rPr>
           <w:sz w:val="24"/>
           <w:szCs w:val="24"/>
-          <w:rtl/>
-        </w:rPr>
-      </w:pPr>
-      <w:r>
-        <w:rPr>
-          <w:sz w:val="24"/>
-          <w:szCs w:val="24"/>
-          <w:rtl/>
-        </w:rPr>
-        <w:t>محاولات اختراق</w:t>
+        </w:rPr>
+      </w:pPr>
+      <w:r>
+        <w:rPr>
+          <w:sz w:val="24"/>
+          <w:szCs w:val="24"/>
+          <w:rtl/>
+        </w:rPr>
+        <w:t>الدعم الفني</w:t>
+      </w:r>
+      <w:r>
+        <w:rPr>
+          <w:sz w:val="24"/>
+          <w:szCs w:val="24"/>
+        </w:rPr>
+        <w:t xml:space="preserve">: </w:t>
+      </w:r>
+      <w:r>
+        <w:rPr>
+          <w:sz w:val="24"/>
+          <w:szCs w:val="24"/>
+          <w:rtl/>
+        </w:rPr>
+        <w:t>التعامل مع الأعطال واسترجاع البيانات</w:t>
       </w:r>
       <w:r>
         <w:rPr>
@@ -4776,182 +5080,6 @@
         </w:rPr>
         <w:t>.</w:t>
       </w:r>
-    </w:p>
-    <w:p>
-      <w:pPr>
-        <w:bidi/>
-        <w:rPr>
-          <w:sz w:val="24"/>
-          <w:szCs w:val="24"/>
-          <w:rtl/>
-        </w:rPr>
-      </w:pPr>
-    </w:p>
-    <w:p>
-      <w:pPr>
-        <w:bidi/>
-        <w:rPr>
-          <w:sz w:val="24"/>
-          <w:szCs w:val="24"/>
-          <w:rtl/>
-        </w:rPr>
-      </w:pPr>
-    </w:p>
-    <w:p>
-      <w:pPr>
-        <w:bidi/>
-        <w:rPr>
-          <w:sz w:val="24"/>
-          <w:szCs w:val="24"/>
-        </w:rPr>
-      </w:pPr>
-      <w:r>
-        <w:rPr>
-          <w:rFonts w:hint="cs"/>
-          <w:sz w:val="24"/>
-          <w:szCs w:val="24"/>
-          <w:rtl/>
-        </w:rPr>
-        <w:t>5.</w:t>
-      </w:r>
-      <w:r>
-        <w:rPr>
-          <w:rStyle w:val="Strong"/>
-          <w:b w:val="0"/>
-          <w:bCs w:val="0"/>
-          <w:sz w:val="24"/>
-          <w:szCs w:val="24"/>
-          <w:rtl/>
-        </w:rPr>
-        <w:t xml:space="preserve"> المسؤوليات</w:t>
-      </w:r>
-    </w:p>
-    <w:p>
-      <w:pPr>
-        <w:bidi/>
-        <w:rPr>
-          <w:sz w:val="24"/>
-          <w:szCs w:val="24"/>
-        </w:rPr>
-      </w:pPr>
-      <w:r>
-        <w:rPr>
-          <w:sz w:val="24"/>
-          <w:szCs w:val="24"/>
-          <w:rtl/>
-        </w:rPr>
-        <w:t>فريق التطوير</w:t>
-      </w:r>
-      <w:r>
-        <w:rPr>
-          <w:sz w:val="24"/>
-          <w:szCs w:val="24"/>
-        </w:rPr>
-        <w:t xml:space="preserve">: </w:t>
-      </w:r>
-      <w:r>
-        <w:rPr>
-          <w:sz w:val="24"/>
-          <w:szCs w:val="24"/>
-          <w:rtl/>
-        </w:rPr>
-        <w:t>تنفيذ النسخ الاحتياطي والصيانة</w:t>
-      </w:r>
-      <w:r>
-        <w:rPr>
-          <w:sz w:val="24"/>
-          <w:szCs w:val="24"/>
-        </w:rPr>
-        <w:t xml:space="preserve">. </w:t>
-      </w:r>
-    </w:p>
-    <w:p>
-      <w:pPr>
-        <w:bidi/>
-        <w:rPr>
-          <w:sz w:val="24"/>
-          <w:szCs w:val="24"/>
-        </w:rPr>
-      </w:pPr>
-      <w:r>
-        <w:rPr>
-          <w:sz w:val="24"/>
-          <w:szCs w:val="24"/>
-          <w:rtl/>
-        </w:rPr>
-        <w:t>مدير النظام</w:t>
-      </w:r>
-      <w:r>
-        <w:rPr>
-          <w:sz w:val="24"/>
-          <w:szCs w:val="24"/>
-        </w:rPr>
-        <w:t xml:space="preserve">: </w:t>
-      </w:r>
-      <w:r>
-        <w:rPr>
-          <w:sz w:val="24"/>
-          <w:szCs w:val="24"/>
-          <w:rtl/>
-        </w:rPr>
-        <w:t>مراقبة الأداء وضمان الأمان</w:t>
-      </w:r>
-      <w:r>
-        <w:rPr>
-          <w:sz w:val="24"/>
-          <w:szCs w:val="24"/>
-        </w:rPr>
-        <w:t xml:space="preserve">. </w:t>
-      </w:r>
-    </w:p>
-    <w:p>
-      <w:pPr>
-        <w:bidi/>
-        <w:rPr>
-          <w:sz w:val="24"/>
-          <w:szCs w:val="24"/>
-        </w:rPr>
-      </w:pPr>
-      <w:r>
-        <w:rPr>
-          <w:sz w:val="24"/>
-          <w:szCs w:val="24"/>
-          <w:rtl/>
-        </w:rPr>
-        <w:t>الدعم الفني</w:t>
-      </w:r>
-      <w:r>
-        <w:rPr>
-          <w:sz w:val="24"/>
-          <w:szCs w:val="24"/>
-        </w:rPr>
-        <w:t xml:space="preserve">: </w:t>
-      </w:r>
-      <w:r>
-        <w:rPr>
-          <w:sz w:val="24"/>
-          <w:szCs w:val="24"/>
-          <w:rtl/>
-        </w:rPr>
-        <w:t>التعامل مع الأعطال واسترجاع البيانات</w:t>
-      </w:r>
-      <w:r>
-        <w:rPr>
-          <w:sz w:val="24"/>
-          <w:szCs w:val="24"/>
-        </w:rPr>
-        <w:t>.</w:t>
-      </w:r>
-    </w:p>
-    <w:p>
-      <w:pPr>
-        <w:bidi/>
-        <w:rPr>
-          <w:sz w:val="24"/>
-          <w:szCs w:val="24"/>
-          <w:rtl/>
-        </w:rPr>
-      </w:pPr>
     </w:p>
     <w:p>
       <w:pPr>
@@ -6615,6 +6743,155 @@
     </w:lvl>
   </w:abstractNum>
   <w:abstractNum w:abstractNumId="11" w15:restartNumberingAfterBreak="0">
+    <w:nsid w:val="37143B2C"/>
+    <w:multiLevelType w:val="multilevel"/>
+    <w:tmpl w:val="94C4AA00"/>
+    <w:lvl w:ilvl="0">
+      <w:start w:val="1"/>
+      <w:numFmt w:val="bullet"/>
+      <w:lvlText w:val=""/>
+      <w:lvlJc w:val="left"/>
+      <w:pPr>
+        <w:tabs>
+          <w:tab w:val="num" w:pos="720"/>
+        </w:tabs>
+        <w:ind w:left="720" w:hanging="360"/>
+      </w:pPr>
+      <w:rPr>
+        <w:rFonts w:ascii="Symbol" w:hAnsi="Symbol" w:hint="default"/>
+        <w:sz w:val="20"/>
+      </w:rPr>
+    </w:lvl>
+    <w:lvl w:ilvl="1" w:tentative="1">
+      <w:start w:val="1"/>
+      <w:numFmt w:val="bullet"/>
+      <w:lvlText w:val="o"/>
+      <w:lvlJc w:val="left"/>
+      <w:pPr>
+        <w:tabs>
+          <w:tab w:val="num" w:pos="1440"/>
+        </w:tabs>
+        <w:ind w:left="1440" w:hanging="360"/>
+      </w:pPr>
+      <w:rPr>
+        <w:rFonts w:ascii="Courier New" w:hAnsi="Courier New" w:hint="default"/>
+        <w:sz w:val="20"/>
+      </w:rPr>
+    </w:lvl>
+    <w:lvl w:ilvl="2" w:tentative="1">
+      <w:start w:val="1"/>
+      <w:numFmt w:val="bullet"/>
+      <w:lvlText w:val=""/>
+      <w:lvlJc w:val="left"/>
+      <w:pPr>
+        <w:tabs>
+          <w:tab w:val="num" w:pos="2160"/>
+        </w:tabs>
+        <w:ind w:left="2160" w:hanging="360"/>
+      </w:pPr>
+      <w:rPr>
+        <w:rFonts w:ascii="Wingdings" w:hAnsi="Wingdings" w:hint="default"/>
+        <w:sz w:val="20"/>
+      </w:rPr>
+    </w:lvl>
+    <w:lvl w:ilvl="3" w:tentative="1">
+      <w:start w:val="1"/>
+      <w:numFmt w:val="bullet"/>
+      <w:lvlText w:val=""/>
+      <w:lvlJc w:val="left"/>
+      <w:pPr>
+        <w:tabs>
+          <w:tab w:val="num" w:pos="2880"/>
+        </w:tabs>
+        <w:ind w:left="2880" w:hanging="360"/>
+      </w:pPr>
+      <w:rPr>
+        <w:rFonts w:ascii="Wingdings" w:hAnsi="Wingdings" w:hint="default"/>
+        <w:sz w:val="20"/>
+      </w:rPr>
+    </w:lvl>
+    <w:lvl w:ilvl="4" w:tentative="1">
+      <w:start w:val="1"/>
+      <w:numFmt w:val="bullet"/>
+      <w:lvlText w:val=""/>
+      <w:lvlJc w:val="left"/>
+      <w:pPr>
+        <w:tabs>
+          <w:tab w:val="num" w:pos="3600"/>
+        </w:tabs>
+        <w:ind w:left="3600" w:hanging="360"/>
+      </w:pPr>
+      <w:rPr>
+        <w:rFonts w:ascii="Wingdings" w:hAnsi="Wingdings" w:hint="default"/>
+        <w:sz w:val="20"/>
+      </w:rPr>
+    </w:lvl>
+    <w:lvl w:ilvl="5" w:tentative="1">
+      <w:start w:val="1"/>
+      <w:numFmt w:val="bullet"/>
+      <w:lvlText w:val=""/>
+      <w:lvlJc w:val="left"/>
+      <w:pPr>
+        <w:tabs>
+          <w:tab w:val="num" w:pos="4320"/>
+        </w:tabs>
+        <w:ind w:left="4320" w:hanging="360"/>
+      </w:pPr>
+      <w:rPr>
+        <w:rFonts w:ascii="Wingdings" w:hAnsi="Wingdings" w:hint="default"/>
+        <w:sz w:val="20"/>
+      </w:rPr>
+    </w:lvl>
+    <w:lvl w:ilvl="6" w:tentative="1">
+      <w:start w:val="1"/>
+      <w:numFmt w:val="bullet"/>
+      <w:lvlText w:val=""/>
+      <w:lvlJc w:val="left"/>
+      <w:pPr>
+        <w:tabs>
+          <w:tab w:val="num" w:pos="5040"/>
+        </w:tabs>
+        <w:ind w:left="5040" w:hanging="360"/>
+      </w:pPr>
+      <w:rPr>
+        <w:rFonts w:ascii="Wingdings" w:hAnsi="Wingdings" w:hint="default"/>
+        <w:sz w:val="20"/>
+      </w:rPr>
+    </w:lvl>
+    <w:lvl w:ilvl="7" w:tentative="1">
+      <w:start w:val="1"/>
+      <w:numFmt w:val="bullet"/>
+      <w:lvlText w:val=""/>
+      <w:lvlJc w:val="left"/>
+      <w:pPr>
+        <w:tabs>
+          <w:tab w:val="num" w:pos="5760"/>
+        </w:tabs>
+        <w:ind w:left="5760" w:hanging="360"/>
+      </w:pPr>
+      <w:rPr>
+        <w:rFonts w:ascii="Wingdings" w:hAnsi="Wingdings" w:hint="default"/>
+        <w:sz w:val="20"/>
+      </w:rPr>
+    </w:lvl>
+    <w:lvl w:ilvl="8" w:tentative="1">
+      <w:start w:val="1"/>
+      <w:numFmt w:val="bullet"/>
+      <w:lvlText w:val=""/>
+      <w:lvlJc w:val="left"/>
+      <w:pPr>
+        <w:tabs>
+          <w:tab w:val="num" w:pos="6480"/>
+        </w:tabs>
+        <w:ind w:left="6480" w:hanging="360"/>
+      </w:pPr>
+      <w:rPr>
+        <w:rFonts w:ascii="Wingdings" w:hAnsi="Wingdings" w:hint="default"/>
+        <w:sz w:val="20"/>
+      </w:rPr>
+    </w:lvl>
+  </w:abstractNum>
+  <w:abstractNum w:abstractNumId="12" w15:restartNumberingAfterBreak="0">
     <w:nsid w:val="38165A42"/>
     <w:multiLevelType w:val="multilevel"/>
     <w:tmpl w:val="A6E08332"/>
@@ -6763,7 +7040,7 @@
       </w:rPr>
     </w:lvl>
   </w:abstractNum>
-  <w:abstractNum w:abstractNumId="12" w15:restartNumberingAfterBreak="0">
+  <w:abstractNum w:abstractNumId="13" w15:restartNumberingAfterBreak="0">
     <w:nsid w:val="3E910AB2"/>
     <w:multiLevelType w:val="multilevel"/>
     <w:tmpl w:val="1CE27744"/>
@@ -6912,7 +7189,7 @@
       </w:rPr>
     </w:lvl>
   </w:abstractNum>
-  <w:abstractNum w:abstractNumId="13" w15:restartNumberingAfterBreak="0">
+  <w:abstractNum w:abstractNumId="14" w15:restartNumberingAfterBreak="0">
     <w:nsid w:val="41ED58BE"/>
     <w:multiLevelType w:val="multilevel"/>
     <w:tmpl w:val="87428AEC"/>
@@ -7061,7 +7338,7 @@
       </w:rPr>
     </w:lvl>
   </w:abstractNum>
-  <w:abstractNum w:abstractNumId="14" w15:restartNumberingAfterBreak="0">
+  <w:abstractNum w:abstractNumId="15" w15:restartNumberingAfterBreak="0">
     <w:nsid w:val="469809E7"/>
     <w:multiLevelType w:val="multilevel"/>
     <w:tmpl w:val="1CE25634"/>
@@ -7210,7 +7487,7 @@
       </w:rPr>
     </w:lvl>
   </w:abstractNum>
-  <w:abstractNum w:abstractNumId="15" w15:restartNumberingAfterBreak="0">
+  <w:abstractNum w:abstractNumId="16" w15:restartNumberingAfterBreak="0">
     <w:nsid w:val="4C3679F5"/>
     <w:multiLevelType w:val="multilevel"/>
     <w:tmpl w:val="E7D44ECA"/>
@@ -7359,7 +7636,7 @@
       </w:rPr>
     </w:lvl>
   </w:abstractNum>
-  <w:abstractNum w:abstractNumId="16" w15:restartNumberingAfterBreak="0">
+  <w:abstractNum w:abstractNumId="17" w15:restartNumberingAfterBreak="0">
     <w:nsid w:val="56D56677"/>
     <w:multiLevelType w:val="multilevel"/>
     <w:tmpl w:val="49B6636C"/>
@@ -7508,7 +7785,7 @@
       </w:rPr>
     </w:lvl>
   </w:abstractNum>
-  <w:abstractNum w:abstractNumId="17" w15:restartNumberingAfterBreak="0">
+  <w:abstractNum w:abstractNumId="18" w15:restartNumberingAfterBreak="0">
     <w:nsid w:val="593E7914"/>
     <w:multiLevelType w:val="multilevel"/>
     <w:tmpl w:val="ADBC77CE"/>
@@ -7657,7 +7934,7 @@
       </w:rPr>
     </w:lvl>
   </w:abstractNum>
-  <w:abstractNum w:abstractNumId="18" w15:restartNumberingAfterBreak="0">
+  <w:abstractNum w:abstractNumId="19" w15:restartNumberingAfterBreak="0">
     <w:nsid w:val="62C85269"/>
     <w:multiLevelType w:val="multilevel"/>
     <w:tmpl w:val="901ABB26"/>
@@ -7806,7 +8083,7 @@
       </w:rPr>
     </w:lvl>
   </w:abstractNum>
-  <w:abstractNum w:abstractNumId="19" w15:restartNumberingAfterBreak="0">
+  <w:abstractNum w:abstractNumId="20" w15:restartNumberingAfterBreak="0">
     <w:nsid w:val="70356CCD"/>
     <w:multiLevelType w:val="multilevel"/>
     <w:tmpl w:val="831E85F4"/>
@@ -7955,7 +8232,7 @@
       </w:rPr>
     </w:lvl>
   </w:abstractNum>
-  <w:abstractNum w:abstractNumId="20" w15:restartNumberingAfterBreak="0">
+  <w:abstractNum w:abstractNumId="21" w15:restartNumberingAfterBreak="0">
     <w:nsid w:val="7801091C"/>
     <w:multiLevelType w:val="multilevel"/>
     <w:tmpl w:val="36C6BD3E"/>
@@ -8104,7 +8381,7 @@
       </w:rPr>
     </w:lvl>
   </w:abstractNum>
-  <w:abstractNum w:abstractNumId="21" w15:restartNumberingAfterBreak="0">
+  <w:abstractNum w:abstractNumId="22" w15:restartNumberingAfterBreak="0">
     <w:nsid w:val="78FB79BB"/>
     <w:multiLevelType w:val="hybridMultilevel"/>
     <w:tmpl w:val="F38625A2"/>
@@ -8193,7 +8470,7 @@
       </w:pPr>
     </w:lvl>
   </w:abstractNum>
-  <w:abstractNum w:abstractNumId="22" w15:restartNumberingAfterBreak="0">
+  <w:abstractNum w:abstractNumId="23" w15:restartNumberingAfterBreak="0">
     <w:nsid w:val="7D2661AB"/>
     <w:multiLevelType w:val="multilevel"/>
     <w:tmpl w:val="67744044"/>
@@ -8342,7 +8619,7 @@
       </w:rPr>
     </w:lvl>
   </w:abstractNum>
-  <w:abstractNum w:abstractNumId="23" w15:restartNumberingAfterBreak="0">
+  <w:abstractNum w:abstractNumId="24" w15:restartNumberingAfterBreak="0">
     <w:nsid w:val="7E8A3FD4"/>
     <w:multiLevelType w:val="multilevel"/>
     <w:tmpl w:val="DD2EB710"/>
@@ -8492,40 +8769,40 @@
     </w:lvl>
   </w:abstractNum>
   <w:num w:numId="1">
-    <w:abstractNumId w:val="15"/>
+    <w:abstractNumId w:val="16"/>
   </w:num>
   <w:num w:numId="2">
-    <w:abstractNumId w:val="21"/>
+    <w:abstractNumId w:val="22"/>
   </w:num>
   <w:num w:numId="3">
-    <w:abstractNumId w:val="13"/>
+    <w:abstractNumId w:val="14"/>
   </w:num>
   <w:num w:numId="4">
-    <w:abstractNumId w:val="22"/>
+    <w:abstractNumId w:val="23"/>
   </w:num>
   <w:num w:numId="5">
     <w:abstractNumId w:val="0"/>
   </w:num>
   <w:num w:numId="6">
-    <w:abstractNumId w:val="12"/>
+    <w:abstractNumId w:val="13"/>
   </w:num>
   <w:num w:numId="7">
-    <w:abstractNumId w:val="19"/>
+    <w:abstractNumId w:val="20"/>
   </w:num>
   <w:num w:numId="8">
     <w:abstractNumId w:val="7"/>
   </w:num>
   <w:num w:numId="9">
-    <w:abstractNumId w:val="20"/>
+    <w:abstractNumId w:val="21"/>
   </w:num>
   <w:num w:numId="10">
     <w:abstractNumId w:val="8"/>
   </w:num>
   <w:num w:numId="11">
-    <w:abstractNumId w:val="17"/>
+    <w:abstractNumId w:val="18"/>
   </w:num>
   <w:num w:numId="12">
-    <w:abstractNumId w:val="23"/>
+    <w:abstractNumId w:val="24"/>
   </w:num>
   <w:num w:numId="13">
     <w:abstractNumId w:val="2"/>
@@ -8537,19 +8814,19 @@
     <w:abstractNumId w:val="9"/>
   </w:num>
   <w:num w:numId="16">
-    <w:abstractNumId w:val="11"/>
+    <w:abstractNumId w:val="12"/>
   </w:num>
   <w:num w:numId="17">
     <w:abstractNumId w:val="3"/>
   </w:num>
   <w:num w:numId="18">
-    <w:abstractNumId w:val="18"/>
+    <w:abstractNumId w:val="19"/>
   </w:num>
   <w:num w:numId="19">
-    <w:abstractNumId w:val="16"/>
+    <w:abstractNumId w:val="17"/>
   </w:num>
   <w:num w:numId="20">
-    <w:abstractNumId w:val="14"/>
+    <w:abstractNumId w:val="15"/>
   </w:num>
   <w:num w:numId="21">
     <w:abstractNumId w:val="5"/>
@@ -8562,6 +8839,9 @@
   </w:num>
   <w:num w:numId="24">
     <w:abstractNumId w:val="4"/>
+  </w:num>
+  <w:num w:numId="25">
+    <w:abstractNumId w:val="11"/>
   </w:num>
 </w:numbering>
 </file>
@@ -8961,14 +9241,14 @@
     <w:lsdException w:name="Unresolved Mention" w:semiHidden="1" w:unhideWhenUsed="1"/>
     <w:lsdException w:name="Smart Link" w:semiHidden="1" w:unhideWhenUsed="1"/>
   </w:latentStyles>
-  <w:style w:type="paragraph" w:default="1" w:styleId="Normal">
+  <w:style w:type="paragraph" w:default="1" w:styleId="a">
     <w:name w:val="Normal"/>
     <w:qFormat/>
   </w:style>
-  <w:style w:type="paragraph" w:styleId="Heading2">
+  <w:style w:type="paragraph" w:styleId="2">
     <w:name w:val="heading 2"/>
-    <w:basedOn w:val="Normal"/>
-    <w:link w:val="Heading2Char"/>
+    <w:basedOn w:val="a"/>
+    <w:link w:val="2Char"/>
     <w:uiPriority w:val="9"/>
     <w:qFormat/>
     <w:rsid w:val="003A6E5C"/>
@@ -8984,11 +9264,11 @@
       <w:szCs w:val="36"/>
     </w:rPr>
   </w:style>
-  <w:style w:type="paragraph" w:styleId="Heading3">
+  <w:style w:type="paragraph" w:styleId="3">
     <w:name w:val="heading 3"/>
-    <w:basedOn w:val="Normal"/>
-    <w:next w:val="Normal"/>
-    <w:link w:val="Heading3Char"/>
+    <w:basedOn w:val="a"/>
+    <w:next w:val="a"/>
+    <w:link w:val="3Char"/>
     <w:uiPriority w:val="9"/>
     <w:semiHidden/>
     <w:unhideWhenUsed/>
@@ -9007,13 +9287,13 @@
       <w:szCs w:val="24"/>
     </w:rPr>
   </w:style>
-  <w:style w:type="character" w:default="1" w:styleId="DefaultParagraphFont">
+  <w:style w:type="character" w:default="1" w:styleId="a0">
     <w:name w:val="Default Paragraph Font"/>
     <w:uiPriority w:val="1"/>
     <w:semiHidden/>
     <w:unhideWhenUsed/>
   </w:style>
-  <w:style w:type="table" w:default="1" w:styleId="TableNormal">
+  <w:style w:type="table" w:default="1" w:styleId="a1">
     <w:name w:val="Normal Table"/>
     <w:uiPriority w:val="99"/>
     <w:semiHidden/>
@@ -9028,7 +9308,7 @@
       </w:tblCellMar>
     </w:tblPr>
   </w:style>
-  <w:style w:type="numbering" w:default="1" w:styleId="NoList">
+  <w:style w:type="numbering" w:default="1" w:styleId="a2">
     <w:name w:val="No List"/>
     <w:uiPriority w:val="99"/>
     <w:semiHidden/>
@@ -9036,12 +9316,12 @@
   </w:style>
   <w:style w:type="character" w:customStyle="1" w:styleId="whitespace-normal">
     <w:name w:val="whitespace-normal"/>
-    <w:basedOn w:val="DefaultParagraphFont"/>
+    <w:basedOn w:val="a0"/>
     <w:rsid w:val="00164A65"/>
   </w:style>
-  <w:style w:type="paragraph" w:styleId="NormalWeb">
+  <w:style w:type="paragraph" w:styleId="a3">
     <w:name w:val="Normal (Web)"/>
-    <w:basedOn w:val="Normal"/>
+    <w:basedOn w:val="a"/>
     <w:uiPriority w:val="99"/>
     <w:semiHidden/>
     <w:unhideWhenUsed/>
@@ -9055,9 +9335,9 @@
       <w:szCs w:val="24"/>
     </w:rPr>
   </w:style>
-  <w:style w:type="character" w:styleId="Strong">
+  <w:style w:type="character" w:styleId="a4">
     <w:name w:val="Strong"/>
-    <w:basedOn w:val="DefaultParagraphFont"/>
+    <w:basedOn w:val="a0"/>
     <w:uiPriority w:val="22"/>
     <w:qFormat/>
     <w:rsid w:val="00164A65"/>
@@ -9066,9 +9346,9 @@
       <w:bCs/>
     </w:rPr>
   </w:style>
-  <w:style w:type="paragraph" w:styleId="ListParagraph">
+  <w:style w:type="paragraph" w:styleId="a5">
     <w:name w:val="List Paragraph"/>
-    <w:basedOn w:val="Normal"/>
+    <w:basedOn w:val="a"/>
     <w:uiPriority w:val="34"/>
     <w:qFormat/>
     <w:rsid w:val="00E42BCA"/>
@@ -9077,9 +9357,9 @@
       <w:contextualSpacing/>
     </w:pPr>
   </w:style>
-  <w:style w:type="character" w:styleId="BookTitle">
+  <w:style w:type="character" w:styleId="a6">
     <w:name w:val="Book Title"/>
-    <w:basedOn w:val="DefaultParagraphFont"/>
+    <w:basedOn w:val="a0"/>
     <w:uiPriority w:val="33"/>
     <w:qFormat/>
     <w:rsid w:val="004B3059"/>
@@ -9091,10 +9371,10 @@
       <w:spacing w:val="5"/>
     </w:rPr>
   </w:style>
-  <w:style w:type="character" w:customStyle="1" w:styleId="Heading2Char">
-    <w:name w:val="Heading 2 Char"/>
-    <w:basedOn w:val="DefaultParagraphFont"/>
-    <w:link w:val="Heading2"/>
+  <w:style w:type="character" w:customStyle="1" w:styleId="2Char">
+    <w:name w:val="عنوان 2 Char"/>
+    <w:basedOn w:val="a0"/>
+    <w:link w:val="2"/>
     <w:uiPriority w:val="9"/>
     <w:rsid w:val="003A6E5C"/>
     <w:rPr>
@@ -9105,10 +9385,10 @@
       <w:szCs w:val="36"/>
     </w:rPr>
   </w:style>
-  <w:style w:type="character" w:customStyle="1" w:styleId="Heading3Char">
-    <w:name w:val="Heading 3 Char"/>
-    <w:basedOn w:val="DefaultParagraphFont"/>
-    <w:link w:val="Heading3"/>
+  <w:style w:type="character" w:customStyle="1" w:styleId="3Char">
+    <w:name w:val="عنوان 3 Char"/>
+    <w:basedOn w:val="a0"/>
+    <w:link w:val="3"/>
     <w:uiPriority w:val="9"/>
     <w:semiHidden/>
     <w:rsid w:val="003A6E5C"/>
@@ -9117,6 +9397,17 @@
       <w:color w:val="1F3763" w:themeColor="accent1" w:themeShade="7F"/>
       <w:sz w:val="24"/>
       <w:szCs w:val="24"/>
+    </w:rPr>
+  </w:style>
+  <w:style w:type="character" w:styleId="a7">
+    <w:name w:val="Emphasis"/>
+    <w:basedOn w:val="a0"/>
+    <w:uiPriority w:val="20"/>
+    <w:qFormat/>
+    <w:rsid w:val="00B67D8D"/>
+    <w:rPr>
+      <w:i/>
+      <w:iCs/>
     </w:rPr>
   </w:style>
 </w:styles>

--- a/تحديد بيئة التشغيل والمنصات وخطة النشر والاستضافة إدارة البيانات والنسخ الاحطياطي.docx
+++ b/تحديد بيئة التشغيل والمنصات وخطة النشر والاستضافة إدارة البيانات والنسخ الاحطياطي.docx
@@ -1435,7 +1435,6 @@
         <w:bidi/>
         <w:spacing w:before="100" w:beforeAutospacing="1" w:after="100" w:afterAutospacing="1" w:line="240" w:lineRule="auto"/>
         <w:rPr>
-          <w:rFonts w:hint="cs"/>
           <w:sz w:val="24"/>
           <w:szCs w:val="24"/>
           <w:rtl/>
@@ -2744,58 +2743,16 @@
           <w:szCs w:val="24"/>
           <w:rtl/>
         </w:rPr>
-        <w:t>2.</w:t>
-      </w:r>
-      <w:r>
-        <w:rPr>
-          <w:sz w:val="24"/>
-          <w:szCs w:val="24"/>
-          <w:rtl/>
-        </w:rPr>
-        <w:t>يتم تشفير كلمات المرور باستخدام خوارزمي</w:t>
-      </w:r>
-      <w:r>
-        <w:rPr>
-          <w:rFonts w:hint="cs"/>
-          <w:sz w:val="24"/>
-          <w:szCs w:val="24"/>
-          <w:rtl/>
-        </w:rPr>
-        <w:t>ات التشفير القوية (</w:t>
-      </w:r>
-      <w:r>
-        <w:rPr>
-          <w:sz w:val="24"/>
-          <w:szCs w:val="24"/>
-        </w:rPr>
-        <w:t>SHA-256</w:t>
-      </w:r>
-      <w:r>
-        <w:rPr>
-          <w:rFonts w:hint="cs"/>
-          <w:sz w:val="24"/>
-          <w:szCs w:val="24"/>
-          <w:rtl/>
-          <w:lang w:bidi="ar-JO"/>
-        </w:rPr>
-        <w:t>او</w:t>
-      </w:r>
-      <w:r>
-        <w:rPr>
-          <w:sz w:val="24"/>
-          <w:szCs w:val="24"/>
-          <w:lang w:bidi="ar-JO"/>
-        </w:rPr>
-        <w:t>bcrypt</w:t>
-      </w:r>
-      <w:r>
-        <w:rPr>
-          <w:rFonts w:hint="cs"/>
-          <w:sz w:val="24"/>
-          <w:szCs w:val="24"/>
-          <w:rtl/>
-        </w:rPr>
-        <w:t>)</w:t>
+        <w:t>2</w:t>
+      </w:r>
+      <w:r>
+        <w:rPr>
+          <w:rFonts w:cs="Arial"/>
+          <w:sz w:val="24"/>
+          <w:szCs w:val="24"/>
+          <w:rtl/>
+        </w:rPr>
+        <w:t>. مكان التخزين (آلية مجانية)</w:t>
       </w:r>
     </w:p>
     <w:p>
@@ -2810,6 +2767,198 @@
       </w:pPr>
       <w:r>
         <w:rPr>
+          <w:rFonts w:cs="Arial"/>
+          <w:sz w:val="24"/>
+          <w:szCs w:val="24"/>
+          <w:rtl/>
+        </w:rPr>
+        <w:t>سيتم الاعتماد على التصدير اليدوي (</w:t>
+      </w:r>
+      <w:r>
+        <w:rPr>
+          <w:sz w:val="24"/>
+          <w:szCs w:val="24"/>
+        </w:rPr>
+        <w:t>Manual Export</w:t>
+      </w:r>
+      <w:r>
+        <w:rPr>
+          <w:rFonts w:cs="Arial"/>
+          <w:sz w:val="24"/>
+          <w:szCs w:val="24"/>
+          <w:rtl/>
+        </w:rPr>
+        <w:t xml:space="preserve">) لبيانات </w:t>
+      </w:r>
+      <w:r>
+        <w:rPr>
+          <w:sz w:val="24"/>
+          <w:szCs w:val="24"/>
+        </w:rPr>
+        <w:t>Firestore</w:t>
+      </w:r>
+      <w:r>
+        <w:rPr>
+          <w:rFonts w:cs="Arial"/>
+          <w:sz w:val="24"/>
+          <w:szCs w:val="24"/>
+          <w:rtl/>
+        </w:rPr>
+        <w:t xml:space="preserve"> بصيغة </w:t>
+      </w:r>
+      <w:r>
+        <w:rPr>
+          <w:sz w:val="24"/>
+          <w:szCs w:val="24"/>
+        </w:rPr>
+        <w:t>JSON</w:t>
+      </w:r>
+      <w:r>
+        <w:rPr>
+          <w:rFonts w:cs="Arial"/>
+          <w:sz w:val="24"/>
+          <w:szCs w:val="24"/>
+          <w:rtl/>
+        </w:rPr>
+        <w:t xml:space="preserve"> بشكل دوري.</w:t>
+      </w:r>
+    </w:p>
+    <w:p>
+      <w:pPr>
+        <w:bidi/>
+        <w:spacing w:before="100" w:beforeAutospacing="1" w:after="100" w:afterAutospacing="1" w:line="240" w:lineRule="auto"/>
+        <w:ind w:left="360"/>
+        <w:rPr>
+          <w:sz w:val="24"/>
+          <w:szCs w:val="24"/>
+        </w:rPr>
+      </w:pPr>
+      <w:r>
+        <w:rPr>
+          <w:rFonts w:cs="Arial"/>
+          <w:sz w:val="24"/>
+          <w:szCs w:val="24"/>
+          <w:rtl/>
+        </w:rPr>
+        <w:t xml:space="preserve">تُحفظ هذه النسخ في مجلد </w:t>
+      </w:r>
+      <w:r>
+        <w:rPr>
+          <w:sz w:val="24"/>
+          <w:szCs w:val="24"/>
+        </w:rPr>
+        <w:t>Google Drive</w:t>
+      </w:r>
+      <w:r>
+        <w:rPr>
+          <w:rFonts w:cs="Arial"/>
+          <w:sz w:val="24"/>
+          <w:szCs w:val="24"/>
+          <w:rtl/>
+        </w:rPr>
+        <w:t xml:space="preserve"> خاص بحساب المشروع (استغلال المساحة المجانية 15</w:t>
+      </w:r>
+      <w:r>
+        <w:rPr>
+          <w:sz w:val="24"/>
+          <w:szCs w:val="24"/>
+        </w:rPr>
+        <w:t>GB</w:t>
+      </w:r>
+      <w:r>
+        <w:rPr>
+          <w:rFonts w:cs="Arial"/>
+          <w:sz w:val="24"/>
+          <w:szCs w:val="24"/>
+          <w:rtl/>
+        </w:rPr>
+        <w:t>).</w:t>
+      </w:r>
+    </w:p>
+    <w:p>
+      <w:pPr>
+        <w:bidi/>
+        <w:spacing w:before="100" w:beforeAutospacing="1" w:after="100" w:afterAutospacing="1" w:line="240" w:lineRule="auto"/>
+        <w:ind w:left="360"/>
+        <w:rPr>
+          <w:sz w:val="24"/>
+          <w:szCs w:val="24"/>
+        </w:rPr>
+      </w:pPr>
+      <w:r>
+        <w:rPr>
+          <w:rFonts w:cs="Arial"/>
+          <w:sz w:val="24"/>
+          <w:szCs w:val="24"/>
+          <w:rtl/>
+        </w:rPr>
+        <w:t>تُضغط الملفات وتُؤمن بكلمة مرور قبل رفعها للسحابة.</w:t>
+      </w:r>
+    </w:p>
+    <w:p>
+      <w:pPr>
+        <w:bidi/>
+        <w:spacing w:before="100" w:beforeAutospacing="1" w:after="100" w:afterAutospacing="1" w:line="240" w:lineRule="auto"/>
+        <w:ind w:left="360"/>
+        <w:rPr>
+          <w:sz w:val="24"/>
+          <w:szCs w:val="24"/>
+        </w:rPr>
+      </w:pPr>
+    </w:p>
+    <w:p>
+      <w:pPr>
+        <w:bidi/>
+        <w:spacing w:before="100" w:beforeAutospacing="1" w:after="100" w:afterAutospacing="1" w:line="240" w:lineRule="auto"/>
+        <w:ind w:left="360"/>
+        <w:rPr>
+          <w:sz w:val="24"/>
+          <w:szCs w:val="24"/>
+        </w:rPr>
+      </w:pPr>
+      <w:r>
+        <w:rPr>
+          <w:rFonts w:cs="Arial"/>
+          <w:sz w:val="24"/>
+          <w:szCs w:val="24"/>
+          <w:rtl/>
+        </w:rPr>
+        <w:t xml:space="preserve">تُرفع نسخة من البيانات الهيكلية (بدون بيانات المستخدمين الحساسة) إلى مستودع </w:t>
+      </w:r>
+      <w:r>
+        <w:rPr>
+          <w:sz w:val="24"/>
+          <w:szCs w:val="24"/>
+        </w:rPr>
+        <w:t>GitHub</w:t>
+      </w:r>
+      <w:r>
+        <w:rPr>
+          <w:rFonts w:cs="Arial"/>
+          <w:sz w:val="24"/>
+          <w:szCs w:val="24"/>
+          <w:rtl/>
+        </w:rPr>
+        <w:t xml:space="preserve"> خاص (</w:t>
+      </w:r>
+      <w:r>
+        <w:rPr>
+          <w:sz w:val="24"/>
+          <w:szCs w:val="24"/>
+        </w:rPr>
+        <w:t>Private Repository</w:t>
+      </w:r>
+      <w:r>
+        <w:rPr>
+          <w:rFonts w:cs="Arial"/>
+          <w:sz w:val="24"/>
+          <w:szCs w:val="24"/>
+          <w:rtl/>
+        </w:rPr>
+        <w:t>) لضمان حفظها.</w:t>
+      </w:r>
+      <w:r>
+        <w:rPr>
           <w:rFonts w:hint="cs"/>
           <w:sz w:val="24"/>
           <w:szCs w:val="24"/>
@@ -2945,6 +3094,7 @@
           <w:szCs w:val="24"/>
           <w:rtl/>
         </w:rPr>
+        <w:lastRenderedPageBreak/>
         <w:t>أنظمة المصادقة</w:t>
       </w:r>
       <w:r>
@@ -3050,7 +3200,6 @@
           <w:szCs w:val="24"/>
           <w:rtl/>
         </w:rPr>
-        <w:lastRenderedPageBreak/>
         <w:t xml:space="preserve">3.النسخ الاحتياطي </w:t>
       </w:r>
     </w:p>
@@ -3664,6 +3813,7 @@
           <w:szCs w:val="24"/>
           <w:rtl/>
         </w:rPr>
+        <w:lastRenderedPageBreak/>
         <w:t>1.</w:t>
       </w:r>
       <w:r>
@@ -3784,7 +3934,6 @@
           <w:szCs w:val="24"/>
           <w:rtl/>
         </w:rPr>
-        <w:lastRenderedPageBreak/>
         <w:t>2.</w:t>
       </w:r>
       <w:r>
@@ -4294,6 +4443,7 @@
           <w:szCs w:val="24"/>
           <w:rtl/>
         </w:rPr>
+        <w:lastRenderedPageBreak/>
         <w:t>التأكد من عمل النسخ الاحتياطية</w:t>
       </w:r>
     </w:p>
@@ -4380,7 +4530,6 @@
           <w:szCs w:val="24"/>
           <w:rtl/>
         </w:rPr>
-        <w:lastRenderedPageBreak/>
         <w:t>اختبار الأمان</w:t>
       </w:r>
       <w:r>
@@ -4413,21 +4562,73 @@
       <w:pPr>
         <w:bidi/>
         <w:rPr>
+          <w:sz w:val="24"/>
+          <w:szCs w:val="24"/>
+          <w:rtl/>
+          <w:lang w:bidi="ar-JO"/>
+        </w:rPr>
+      </w:pPr>
+      <w:r>
+        <w:rPr>
           <w:rFonts w:hint="cs"/>
           <w:sz w:val="24"/>
           <w:szCs w:val="24"/>
           <w:rtl/>
+        </w:rPr>
+        <w:t>بيئة التجربة :(</w:t>
+      </w:r>
+      <w:r>
+        <w:rPr>
+          <w:sz w:val="24"/>
+          <w:szCs w:val="24"/>
+        </w:rPr>
+        <w:t>Staging</w:t>
+      </w:r>
+      <w:r>
+        <w:rPr>
+          <w:rFonts w:hint="cs"/>
+          <w:sz w:val="24"/>
+          <w:szCs w:val="24"/>
+          <w:rtl/>
+        </w:rPr>
+        <w:t>)</w:t>
+      </w:r>
+      <w:r>
+        <w:rPr>
+          <w:rFonts w:hint="cs"/>
+          <w:sz w:val="24"/>
+          <w:szCs w:val="24"/>
+          <w:rtl/>
           <w:lang w:bidi="ar-JO"/>
         </w:rPr>
-      </w:pPr>
+        <w:t xml:space="preserve">سيتم انشاء مشروع </w:t>
+      </w:r>
+      <w:r>
+        <w:rPr>
+          <w:sz w:val="24"/>
+          <w:szCs w:val="24"/>
+          <w:lang w:bidi="ar-JO"/>
+        </w:rPr>
+        <w:t>Firebase</w:t>
+      </w:r>
       <w:r>
         <w:rPr>
           <w:rFonts w:hint="cs"/>
           <w:sz w:val="24"/>
           <w:szCs w:val="24"/>
           <w:rtl/>
-        </w:rPr>
-        <w:t>بيئة التجربة :(</w:t>
+          <w:lang w:bidi="ar-JO"/>
+        </w:rPr>
+        <w:t xml:space="preserve">مجاني منفصل كليا لبيئة التطوير </w:t>
+      </w:r>
+      <w:r>
+        <w:rPr>
+          <w:rFonts w:hint="cs"/>
+          <w:sz w:val="24"/>
+          <w:szCs w:val="24"/>
+          <w:rtl/>
+        </w:rPr>
+        <w:t>(</w:t>
       </w:r>
       <w:r>
         <w:rPr>
@@ -4443,69 +4644,7 @@
           <w:szCs w:val="24"/>
           <w:rtl/>
         </w:rPr>
-        <w:t>)</w:t>
-      </w:r>
-      <w:r>
-        <w:rPr>
-          <w:rFonts w:hint="cs"/>
-          <w:sz w:val="24"/>
-          <w:szCs w:val="24"/>
-          <w:rtl/>
-          <w:lang w:bidi="ar-JO"/>
-        </w:rPr>
-        <w:t xml:space="preserve">سيتم انشاء مشروع </w:t>
-      </w:r>
-      <w:r>
-        <w:rPr>
-          <w:sz w:val="24"/>
-          <w:szCs w:val="24"/>
-          <w:lang w:bidi="ar-JO"/>
-        </w:rPr>
-        <w:t>Firebase</w:t>
-      </w:r>
-      <w:r>
-        <w:rPr>
-          <w:rFonts w:hint="cs"/>
-          <w:sz w:val="24"/>
-          <w:szCs w:val="24"/>
-          <w:rtl/>
-          <w:lang w:bidi="ar-JO"/>
-        </w:rPr>
-        <w:t xml:space="preserve">مجاني منفصل كليا لبيئة التطوير </w:t>
-      </w:r>
-      <w:r>
-        <w:rPr>
-          <w:rFonts w:hint="cs"/>
-          <w:sz w:val="24"/>
-          <w:szCs w:val="24"/>
-          <w:rtl/>
-        </w:rPr>
-        <w:t>(</w:t>
-      </w:r>
-      <w:r>
-        <w:rPr>
-          <w:sz w:val="24"/>
-          <w:szCs w:val="24"/>
-        </w:rPr>
-        <w:t>Staging</w:t>
-      </w:r>
-      <w:r>
-        <w:rPr>
-          <w:rFonts w:hint="cs"/>
-          <w:sz w:val="24"/>
-          <w:szCs w:val="24"/>
-          <w:rtl/>
-        </w:rPr>
-        <w:t>)</w:t>
-      </w:r>
-      <w:r>
-        <w:rPr>
-          <w:rFonts w:hint="cs"/>
-          <w:sz w:val="24"/>
-          <w:szCs w:val="24"/>
-          <w:rtl/>
-        </w:rPr>
-        <w:t xml:space="preserve">لضمان عدم اختلاط بيانات الاختبار ببيانات النظام الفعلية </w:t>
+        <w:t xml:space="preserve">)لضمان عدم اختلاط بيانات الاختبار ببيانات النظام الفعلية </w:t>
       </w:r>
     </w:p>
     <w:p>
@@ -4765,7 +4904,6 @@
       <w:pPr>
         <w:bidi/>
         <w:rPr>
-          <w:rFonts w:hint="cs"/>
           <w:sz w:val="24"/>
           <w:szCs w:val="24"/>
           <w:rtl/>
@@ -5017,6 +5155,7 @@
           <w:szCs w:val="24"/>
           <w:rtl/>
         </w:rPr>
+        <w:lastRenderedPageBreak/>
         <w:t>مدير النظام</w:t>
       </w:r>
       <w:r>

--- a/تحديد بيئة التشغيل والمنصات وخطة النشر والاستضافة إدارة البيانات والنسخ الاحطياطي.docx
+++ b/تحديد بيئة التشغيل والمنصات وخطة النشر والاستضافة إدارة البيانات والنسخ الاحطياطي.docx
@@ -214,12 +214,545 @@
       <w:pPr>
         <w:bidi/>
         <w:rPr>
+          <w:sz w:val="24"/>
+          <w:szCs w:val="24"/>
+          <w:rtl/>
+          <w:lang w:bidi="ar-JO"/>
+        </w:rPr>
+      </w:pPr>
+      <w:r>
+        <w:rPr>
+          <w:rFonts w:hint="cs"/>
+          <w:sz w:val="24"/>
+          <w:szCs w:val="24"/>
+          <w:rtl/>
+          <w:lang w:bidi="ar-JO"/>
+        </w:rPr>
+        <w:t>2</w:t>
+      </w:r>
+      <w:r>
+        <w:rPr>
           <w:rFonts w:asciiTheme="minorBidi" w:hAnsiTheme="minorBidi"/>
           <w:sz w:val="24"/>
           <w:szCs w:val="24"/>
           <w:rtl/>
           <w:lang w:bidi="ar-JO"/>
         </w:rPr>
+        <w:t>.الانظمه المدعومة</w:t>
+      </w:r>
+    </w:p>
+    <w:p>
+      <w:pPr>
+        <w:bidi/>
+        <w:rPr>
+          <w:sz w:val="24"/>
+          <w:szCs w:val="24"/>
+          <w:rtl/>
+        </w:rPr>
+      </w:pPr>
+      <w:r>
+        <w:rPr>
+          <w:sz w:val="24"/>
+          <w:szCs w:val="24"/>
+          <w:rtl/>
+        </w:rPr>
+        <w:t>يجب أن يعمل النظام على مختلف أنظمة التشغيل لضمان الوصول الواسع</w:t>
+      </w:r>
+      <w:r>
+        <w:rPr>
+          <w:sz w:val="24"/>
+          <w:szCs w:val="24"/>
+        </w:rPr>
+        <w:t>:</w:t>
+      </w:r>
+    </w:p>
+    <w:p>
+      <w:pPr>
+        <w:bidi/>
+        <w:spacing w:after="0" w:line="240" w:lineRule="auto"/>
+        <w:rPr>
+          <w:rFonts w:ascii="Times New Roman" w:eastAsia="Times New Roman" w:hAnsi="Times New Roman" w:cs="Times New Roman"/>
+          <w:sz w:val="24"/>
+          <w:szCs w:val="24"/>
+          <w:rtl/>
+        </w:rPr>
+      </w:pPr>
+      <w:r>
+        <w:rPr>
+          <w:rFonts w:ascii="Times New Roman" w:eastAsia="Times New Roman" w:hAnsi="Times New Roman" w:cs="Times New Roman" w:hint="cs"/>
+          <w:sz w:val="24"/>
+          <w:szCs w:val="24"/>
+          <w:rtl/>
+        </w:rPr>
+        <w:t>1.</w:t>
+      </w:r>
+      <w:r>
+        <w:rPr>
+          <w:rFonts w:ascii="Times New Roman" w:eastAsia="Times New Roman" w:hAnsi="Times New Roman" w:cs="Times New Roman"/>
+          <w:sz w:val="24"/>
+          <w:szCs w:val="24"/>
+        </w:rPr>
+        <w:t xml:space="preserve"> </w:t>
+      </w:r>
+      <w:r>
+        <w:rPr>
+          <w:rFonts w:ascii="Times New Roman" w:eastAsia="Times New Roman" w:hAnsi="Times New Roman" w:cs="Times New Roman" w:hint="cs"/>
+          <w:sz w:val="24"/>
+          <w:szCs w:val="24"/>
+          <w:rtl/>
+        </w:rPr>
+        <w:t xml:space="preserve">أجهزة الكمبيوتر </w:t>
+      </w:r>
+    </w:p>
+    <w:p>
+      <w:pPr>
+        <w:bidi/>
+        <w:spacing w:after="0" w:line="240" w:lineRule="auto"/>
+        <w:rPr>
+          <w:rFonts w:ascii="Times New Roman" w:eastAsia="Times New Roman" w:hAnsi="Times New Roman" w:cs="Times New Roman"/>
+          <w:sz w:val="24"/>
+          <w:szCs w:val="24"/>
+          <w:rtl/>
+        </w:rPr>
+      </w:pPr>
+      <w:r>
+        <w:rPr>
+          <w:rFonts w:ascii="Times New Roman" w:eastAsia="Times New Roman" w:hAnsi="Times New Roman" w:cs="Times New Roman"/>
+          <w:sz w:val="24"/>
+          <w:szCs w:val="24"/>
+        </w:rPr>
+        <w:t xml:space="preserve"> </w:t>
+      </w:r>
+    </w:p>
+    <w:p>
+      <w:pPr>
+        <w:bidi/>
+        <w:spacing w:after="0" w:line="240" w:lineRule="auto"/>
+        <w:rPr>
+          <w:rFonts w:ascii="Times New Roman" w:eastAsia="Times New Roman" w:hAnsi="Times New Roman" w:cs="Times New Roman"/>
+          <w:sz w:val="24"/>
+          <w:szCs w:val="24"/>
+        </w:rPr>
+      </w:pPr>
+      <w:r>
+        <w:rPr>
+          <w:rFonts w:ascii="Times New Roman" w:eastAsia="Times New Roman" w:hAnsi="Times New Roman" w:cs="Times New Roman" w:hint="cs"/>
+          <w:sz w:val="24"/>
+          <w:szCs w:val="24"/>
+          <w:rtl/>
+        </w:rPr>
+        <w:t>1.</w:t>
+      </w:r>
+      <w:r>
+        <w:rPr>
+          <w:rFonts w:ascii="Times New Roman" w:eastAsia="Times New Roman" w:hAnsi="Times New Roman" w:cs="Times New Roman"/>
+          <w:sz w:val="24"/>
+          <w:szCs w:val="24"/>
+        </w:rPr>
+        <w:t xml:space="preserve">Windows (10 / 11) </w:t>
+      </w:r>
+    </w:p>
+    <w:p>
+      <w:pPr>
+        <w:bidi/>
+        <w:spacing w:after="0" w:line="240" w:lineRule="auto"/>
+        <w:rPr>
+          <w:rFonts w:ascii="Times New Roman" w:eastAsia="Times New Roman" w:hAnsi="Times New Roman" w:cs="Times New Roman"/>
+          <w:sz w:val="24"/>
+          <w:szCs w:val="24"/>
+          <w:rtl/>
+        </w:rPr>
+      </w:pPr>
+    </w:p>
+    <w:p>
+      <w:pPr>
+        <w:bidi/>
+        <w:spacing w:after="0" w:line="240" w:lineRule="auto"/>
+        <w:rPr>
+          <w:rFonts w:ascii="Times New Roman" w:eastAsia="Times New Roman" w:hAnsi="Times New Roman" w:cs="Times New Roman"/>
+          <w:sz w:val="24"/>
+          <w:szCs w:val="24"/>
+        </w:rPr>
+      </w:pPr>
+      <w:r>
+        <w:rPr>
+          <w:rFonts w:ascii="Times New Roman" w:eastAsia="Times New Roman" w:hAnsi="Times New Roman" w:cs="Times New Roman" w:hint="cs"/>
+          <w:sz w:val="24"/>
+          <w:szCs w:val="24"/>
+          <w:rtl/>
+        </w:rPr>
+        <w:t>2.</w:t>
+      </w:r>
+      <w:r>
+        <w:rPr>
+          <w:rFonts w:ascii="Times New Roman" w:eastAsia="Times New Roman" w:hAnsi="Times New Roman" w:cs="Times New Roman"/>
+          <w:sz w:val="24"/>
+          <w:szCs w:val="24"/>
+        </w:rPr>
+        <w:t xml:space="preserve">Linux </w:t>
+      </w:r>
+    </w:p>
+    <w:p>
+      <w:pPr>
+        <w:bidi/>
+        <w:spacing w:after="0" w:line="240" w:lineRule="auto"/>
+        <w:rPr>
+          <w:rFonts w:ascii="Times New Roman" w:eastAsia="Times New Roman" w:hAnsi="Times New Roman" w:cs="Times New Roman"/>
+          <w:sz w:val="24"/>
+          <w:szCs w:val="24"/>
+          <w:rtl/>
+        </w:rPr>
+      </w:pPr>
+      <w:r>
+        <w:rPr>
+          <w:rFonts w:ascii="Times New Roman" w:eastAsia="Times New Roman" w:hAnsi="Times New Roman" w:cs="Times New Roman"/>
+          <w:sz w:val="24"/>
+          <w:szCs w:val="24"/>
+        </w:rPr>
+        <w:t xml:space="preserve"> </w:t>
+      </w:r>
+    </w:p>
+    <w:p>
+      <w:pPr>
+        <w:bidi/>
+        <w:spacing w:after="0" w:line="240" w:lineRule="auto"/>
+        <w:rPr>
+          <w:rFonts w:ascii="Times New Roman" w:eastAsia="Times New Roman" w:hAnsi="Times New Roman" w:cs="Times New Roman"/>
+          <w:sz w:val="24"/>
+          <w:szCs w:val="24"/>
+          <w:rtl/>
+        </w:rPr>
+      </w:pPr>
+      <w:r>
+        <w:rPr>
+          <w:rFonts w:ascii="Times New Roman" w:eastAsia="Times New Roman" w:hAnsi="Times New Roman" w:cs="Times New Roman"/>
+          <w:sz w:val="24"/>
+          <w:szCs w:val="24"/>
+        </w:rPr>
+        <w:t xml:space="preserve"> </w:t>
+      </w:r>
+      <w:r>
+        <w:rPr>
+          <w:rFonts w:ascii="Times New Roman" w:eastAsia="Times New Roman" w:hAnsi="Times New Roman" w:cs="Times New Roman" w:hint="cs"/>
+          <w:sz w:val="24"/>
+          <w:szCs w:val="24"/>
+          <w:rtl/>
+        </w:rPr>
+        <w:t>3.</w:t>
+      </w:r>
+      <w:r>
+        <w:t xml:space="preserve"> </w:t>
+      </w:r>
+      <w:r>
+        <w:rPr>
+          <w:rFonts w:ascii="Times New Roman" w:eastAsia="Times New Roman" w:hAnsi="Times New Roman" w:cs="Times New Roman"/>
+          <w:sz w:val="24"/>
+          <w:szCs w:val="24"/>
+        </w:rPr>
+        <w:t>macOS</w:t>
+      </w:r>
+    </w:p>
+    <w:p>
+      <w:pPr>
+        <w:bidi/>
+        <w:spacing w:after="0" w:line="240" w:lineRule="auto"/>
+        <w:rPr>
+          <w:rFonts w:ascii="Times New Roman" w:eastAsia="Times New Roman" w:hAnsi="Times New Roman" w:cs="Times New Roman"/>
+          <w:sz w:val="24"/>
+          <w:szCs w:val="24"/>
+          <w:rtl/>
+        </w:rPr>
+      </w:pPr>
+    </w:p>
+    <w:p>
+      <w:pPr>
+        <w:bidi/>
+        <w:spacing w:after="0" w:line="240" w:lineRule="auto"/>
+        <w:rPr>
+          <w:rFonts w:ascii="Times New Roman" w:eastAsia="Times New Roman" w:hAnsi="Times New Roman" w:cs="Times New Roman"/>
+          <w:sz w:val="24"/>
+          <w:szCs w:val="24"/>
+          <w:rtl/>
+        </w:rPr>
+      </w:pPr>
+      <w:r>
+        <w:rPr>
+          <w:rFonts w:ascii="Times New Roman" w:eastAsia="Times New Roman" w:hAnsi="Times New Roman" w:cs="Times New Roman" w:hint="cs"/>
+          <w:sz w:val="24"/>
+          <w:szCs w:val="24"/>
+          <w:rtl/>
+        </w:rPr>
+        <w:t xml:space="preserve">أجهزة الهاتف </w:t>
+      </w:r>
+    </w:p>
+    <w:p>
+      <w:pPr>
+        <w:bidi/>
+        <w:spacing w:after="0" w:line="240" w:lineRule="auto"/>
+        <w:rPr>
+          <w:rFonts w:ascii="Times New Roman" w:eastAsia="Times New Roman" w:hAnsi="Times New Roman" w:cs="Times New Roman"/>
+          <w:sz w:val="24"/>
+          <w:szCs w:val="24"/>
+          <w:rtl/>
+        </w:rPr>
+      </w:pPr>
+    </w:p>
+    <w:p>
+      <w:pPr>
+        <w:bidi/>
+        <w:spacing w:after="0" w:line="240" w:lineRule="auto"/>
+        <w:rPr>
+          <w:rFonts w:ascii="Times New Roman" w:eastAsia="Times New Roman" w:hAnsi="Times New Roman" w:cs="Times New Roman"/>
+          <w:sz w:val="24"/>
+          <w:szCs w:val="24"/>
+          <w:rtl/>
+        </w:rPr>
+      </w:pPr>
+      <w:r>
+        <w:rPr>
+          <w:rFonts w:ascii="Times New Roman" w:eastAsia="Times New Roman" w:hAnsi="Times New Roman" w:cs="Times New Roman" w:hint="cs"/>
+          <w:sz w:val="24"/>
+          <w:szCs w:val="24"/>
+          <w:rtl/>
+        </w:rPr>
+        <w:t>1.</w:t>
+      </w:r>
+      <w:r>
+        <w:rPr>
+          <w:rFonts w:ascii="Times New Roman" w:eastAsia="Times New Roman" w:hAnsi="Times New Roman" w:cs="Times New Roman"/>
+          <w:sz w:val="24"/>
+          <w:szCs w:val="24"/>
+        </w:rPr>
+        <w:t xml:space="preserve">Android </w:t>
+      </w:r>
+      <w:r>
+        <w:rPr>
+          <w:rFonts w:ascii="Times New Roman" w:eastAsia="Times New Roman" w:hAnsi="Times New Roman" w:cs="Times New Roman"/>
+          <w:sz w:val="24"/>
+          <w:szCs w:val="24"/>
+          <w:rtl/>
+        </w:rPr>
+        <w:t>الإصدار 10 فما فوق</w:t>
+      </w:r>
+      <w:r>
+        <w:rPr>
+          <w:rFonts w:ascii="Times New Roman" w:eastAsia="Times New Roman" w:hAnsi="Times New Roman" w:cs="Times New Roman"/>
+          <w:sz w:val="24"/>
+          <w:szCs w:val="24"/>
+        </w:rPr>
+        <w:t xml:space="preserve"> </w:t>
+      </w:r>
+    </w:p>
+    <w:p>
+      <w:pPr>
+        <w:bidi/>
+        <w:spacing w:after="0" w:line="240" w:lineRule="auto"/>
+        <w:rPr>
+          <w:rFonts w:ascii="Times New Roman" w:eastAsia="Times New Roman" w:hAnsi="Times New Roman" w:cs="Times New Roman"/>
+          <w:sz w:val="24"/>
+          <w:szCs w:val="24"/>
+        </w:rPr>
+      </w:pPr>
+    </w:p>
+    <w:p>
+      <w:pPr>
+        <w:bidi/>
+        <w:rPr>
+          <w:rFonts w:ascii="Times New Roman" w:eastAsia="Times New Roman" w:hAnsi="Times New Roman" w:cs="Times New Roman"/>
+          <w:sz w:val="24"/>
+          <w:szCs w:val="24"/>
+          <w:rtl/>
+        </w:rPr>
+      </w:pPr>
+      <w:r>
+        <w:rPr>
+          <w:rFonts w:ascii="Times New Roman" w:eastAsia="Times New Roman" w:hAnsi="Times New Roman" w:cs="Times New Roman" w:hint="cs"/>
+          <w:sz w:val="24"/>
+          <w:szCs w:val="24"/>
+          <w:rtl/>
+        </w:rPr>
+        <w:t>2.</w:t>
+      </w:r>
+      <w:r>
+        <w:rPr>
+          <w:rFonts w:ascii="Times New Roman" w:eastAsia="Times New Roman" w:hAnsi="Times New Roman" w:cs="Times New Roman"/>
+          <w:sz w:val="24"/>
+          <w:szCs w:val="24"/>
+        </w:rPr>
+        <w:t xml:space="preserve">iOS </w:t>
+      </w:r>
+      <w:r>
+        <w:rPr>
+          <w:rFonts w:ascii="Times New Roman" w:eastAsia="Times New Roman" w:hAnsi="Times New Roman" w:cs="Times New Roman"/>
+          <w:sz w:val="24"/>
+          <w:szCs w:val="24"/>
+          <w:rtl/>
+        </w:rPr>
+        <w:t>الإصدار 14 فما فوق</w:t>
+      </w:r>
+    </w:p>
+    <w:p>
+      <w:pPr>
+        <w:bidi/>
+        <w:rPr>
+          <w:rFonts w:ascii="Times New Roman" w:eastAsia="Times New Roman" w:hAnsi="Times New Roman" w:cs="Times New Roman"/>
+          <w:sz w:val="24"/>
+          <w:szCs w:val="24"/>
+          <w:rtl/>
+        </w:rPr>
+      </w:pPr>
+    </w:p>
+    <w:p>
+      <w:pPr>
+        <w:bidi/>
+        <w:rPr>
+          <w:rFonts w:ascii="Times New Roman" w:eastAsia="Times New Roman" w:hAnsi="Times New Roman" w:cs="Times New Roman"/>
+          <w:sz w:val="24"/>
+          <w:szCs w:val="24"/>
+          <w:rtl/>
+        </w:rPr>
+      </w:pPr>
+      <w:r>
+        <w:rPr>
+          <w:rFonts w:ascii="Times New Roman" w:eastAsia="Times New Roman" w:hAnsi="Times New Roman" w:cs="Times New Roman" w:hint="cs"/>
+          <w:sz w:val="24"/>
+          <w:szCs w:val="24"/>
+          <w:rtl/>
+        </w:rPr>
+        <w:t>*بعض الملاح</w:t>
+      </w:r>
+      <w:r>
+        <w:rPr>
+          <w:rFonts w:ascii="Times New Roman" w:eastAsia="Times New Roman" w:hAnsi="Times New Roman" w:cs="Times New Roman" w:hint="cs"/>
+          <w:sz w:val="24"/>
+          <w:szCs w:val="24"/>
+          <w:rtl/>
+        </w:rPr>
+        <w:t>ظ</w:t>
+      </w:r>
+      <w:r>
+        <w:rPr>
+          <w:rFonts w:ascii="Times New Roman" w:eastAsia="Times New Roman" w:hAnsi="Times New Roman" w:cs="Times New Roman" w:hint="cs"/>
+          <w:sz w:val="24"/>
+          <w:szCs w:val="24"/>
+          <w:rtl/>
+        </w:rPr>
+        <w:t xml:space="preserve">ات </w:t>
+      </w:r>
+    </w:p>
+    <w:p>
+      <w:pPr>
+        <w:bidi/>
+        <w:rPr>
+          <w:sz w:val="24"/>
+          <w:szCs w:val="24"/>
+          <w:rtl/>
+        </w:rPr>
+      </w:pPr>
+      <w:r>
+        <w:rPr>
+          <w:sz w:val="24"/>
+          <w:szCs w:val="24"/>
+          <w:rtl/>
+        </w:rPr>
+        <w:t>التصميم يجب أن يكون</w:t>
+      </w:r>
+      <w:r>
+        <w:rPr>
+          <w:sz w:val="24"/>
+          <w:szCs w:val="24"/>
+        </w:rPr>
+        <w:t xml:space="preserve"> Responsive </w:t>
+      </w:r>
+      <w:r>
+        <w:rPr>
+          <w:sz w:val="24"/>
+          <w:szCs w:val="24"/>
+          <w:rtl/>
+        </w:rPr>
+        <w:t>ليتوافق مع الشاشات المختلفة</w:t>
+      </w:r>
+    </w:p>
+    <w:p>
+      <w:pPr>
+        <w:bidi/>
+        <w:rPr>
+          <w:sz w:val="24"/>
+          <w:szCs w:val="24"/>
+          <w:rtl/>
+        </w:rPr>
+      </w:pPr>
+      <w:r>
+        <w:rPr>
+          <w:sz w:val="24"/>
+          <w:szCs w:val="24"/>
+          <w:rtl/>
+        </w:rPr>
+        <w:t xml:space="preserve">اختبار التطبيق على أجهزة حقيقية </w:t>
+      </w:r>
+      <w:proofErr w:type="spellStart"/>
+      <w:r>
+        <w:rPr>
+          <w:sz w:val="24"/>
+          <w:szCs w:val="24"/>
+          <w:rtl/>
+        </w:rPr>
+        <w:t>ومحاكيات</w:t>
+      </w:r>
+      <w:proofErr w:type="spellEnd"/>
+      <w:r>
+        <w:rPr>
+          <w:sz w:val="24"/>
+          <w:szCs w:val="24"/>
+        </w:rPr>
+        <w:t xml:space="preserve"> (Emulators).</w:t>
+      </w:r>
+    </w:p>
+    <w:p>
+      <w:pPr>
+        <w:bidi/>
+        <w:rPr>
+          <w:sz w:val="24"/>
+          <w:szCs w:val="24"/>
+          <w:rtl/>
+        </w:rPr>
+      </w:pPr>
+    </w:p>
+    <w:p>
+      <w:pPr>
+        <w:bidi/>
+        <w:rPr>
+          <w:sz w:val="24"/>
+          <w:szCs w:val="24"/>
+        </w:rPr>
+      </w:pPr>
+    </w:p>
+    <w:p>
+      <w:pPr>
+        <w:bidi/>
+        <w:rPr>
+          <w:sz w:val="24"/>
+          <w:szCs w:val="24"/>
+        </w:rPr>
+      </w:pPr>
+    </w:p>
+    <w:p>
+      <w:pPr>
+        <w:bidi/>
+        <w:rPr>
+          <w:sz w:val="24"/>
+          <w:szCs w:val="24"/>
+        </w:rPr>
+      </w:pPr>
+    </w:p>
+    <w:p>
+      <w:pPr>
+        <w:bidi/>
+        <w:rPr>
+          <w:sz w:val="24"/>
+          <w:szCs w:val="24"/>
+          <w:rtl/>
+        </w:rPr>
       </w:pPr>
       <w:r>
         <w:rPr>
@@ -227,504 +760,8 @@
           <w:sz w:val="24"/>
           <w:szCs w:val="24"/>
           <w:rtl/>
-          <w:lang w:bidi="ar-JO"/>
-        </w:rPr>
-        <w:t>2</w:t>
-      </w:r>
-      <w:r>
-        <w:rPr>
-          <w:rFonts w:asciiTheme="minorBidi" w:hAnsiTheme="minorBidi"/>
-          <w:sz w:val="24"/>
-          <w:szCs w:val="24"/>
-          <w:rtl/>
-          <w:lang w:bidi="ar-JO"/>
-        </w:rPr>
-        <w:t>.الانظمه المدعومة</w:t>
-      </w:r>
-    </w:p>
-    <w:p>
-      <w:pPr>
-        <w:bidi/>
-        <w:rPr>
-          <w:sz w:val="24"/>
-          <w:szCs w:val="24"/>
-          <w:rtl/>
-        </w:rPr>
-      </w:pPr>
-      <w:r>
-        <w:rPr>
-          <w:sz w:val="24"/>
-          <w:szCs w:val="24"/>
-          <w:rtl/>
-        </w:rPr>
-        <w:t>يجب أن يعمل النظام على مختلف أنظمة التشغيل لضمان الوصول الواسع</w:t>
-      </w:r>
-      <w:r>
-        <w:rPr>
-          <w:sz w:val="24"/>
-          <w:szCs w:val="24"/>
-        </w:rPr>
-        <w:t>:</w:t>
-      </w:r>
-    </w:p>
-    <w:p>
-      <w:pPr>
-        <w:bidi/>
-        <w:spacing w:after="0" w:line="240" w:lineRule="auto"/>
-        <w:rPr>
-          <w:rFonts w:ascii="Times New Roman" w:eastAsia="Times New Roman" w:hAnsi="Times New Roman" w:cs="Times New Roman"/>
-          <w:sz w:val="24"/>
-          <w:szCs w:val="24"/>
-          <w:rtl/>
-        </w:rPr>
-      </w:pPr>
-      <w:r>
-        <w:rPr>
-          <w:rFonts w:ascii="Times New Roman" w:eastAsia="Times New Roman" w:hAnsi="Times New Roman" w:cs="Times New Roman" w:hint="cs"/>
-          <w:sz w:val="24"/>
-          <w:szCs w:val="24"/>
-          <w:rtl/>
-        </w:rPr>
-        <w:t>1.</w:t>
-      </w:r>
-      <w:r>
-        <w:rPr>
-          <w:rFonts w:ascii="Times New Roman" w:eastAsia="Times New Roman" w:hAnsi="Times New Roman" w:cs="Times New Roman"/>
-          <w:sz w:val="24"/>
-          <w:szCs w:val="24"/>
-        </w:rPr>
-        <w:t xml:space="preserve"> </w:t>
-      </w:r>
-      <w:r>
-        <w:rPr>
-          <w:rFonts w:ascii="Times New Roman" w:eastAsia="Times New Roman" w:hAnsi="Times New Roman" w:cs="Times New Roman" w:hint="cs"/>
-          <w:sz w:val="24"/>
-          <w:szCs w:val="24"/>
-          <w:rtl/>
-        </w:rPr>
-        <w:t xml:space="preserve">أجهزة الكمبيوتر </w:t>
-      </w:r>
-    </w:p>
-    <w:p>
-      <w:pPr>
-        <w:bidi/>
-        <w:spacing w:after="0" w:line="240" w:lineRule="auto"/>
-        <w:rPr>
-          <w:rFonts w:ascii="Times New Roman" w:eastAsia="Times New Roman" w:hAnsi="Times New Roman" w:cs="Times New Roman"/>
-          <w:sz w:val="24"/>
-          <w:szCs w:val="24"/>
-          <w:rtl/>
-        </w:rPr>
-      </w:pPr>
-      <w:r>
-        <w:rPr>
-          <w:rFonts w:ascii="Times New Roman" w:eastAsia="Times New Roman" w:hAnsi="Times New Roman" w:cs="Times New Roman"/>
-          <w:sz w:val="24"/>
-          <w:szCs w:val="24"/>
-        </w:rPr>
-        <w:t xml:space="preserve"> </w:t>
-      </w:r>
-    </w:p>
-    <w:p>
-      <w:pPr>
-        <w:bidi/>
-        <w:spacing w:after="0" w:line="240" w:lineRule="auto"/>
-        <w:rPr>
-          <w:rFonts w:ascii="Times New Roman" w:eastAsia="Times New Roman" w:hAnsi="Times New Roman" w:cs="Times New Roman"/>
-          <w:sz w:val="24"/>
-          <w:szCs w:val="24"/>
-        </w:rPr>
-      </w:pPr>
-      <w:r>
-        <w:rPr>
-          <w:rFonts w:ascii="Times New Roman" w:eastAsia="Times New Roman" w:hAnsi="Times New Roman" w:cs="Times New Roman" w:hint="cs"/>
-          <w:sz w:val="24"/>
-          <w:szCs w:val="24"/>
-          <w:rtl/>
-        </w:rPr>
-        <w:t>1.</w:t>
-      </w:r>
-      <w:r>
-        <w:rPr>
-          <w:rFonts w:ascii="Times New Roman" w:eastAsia="Times New Roman" w:hAnsi="Times New Roman" w:cs="Times New Roman"/>
-          <w:sz w:val="24"/>
-          <w:szCs w:val="24"/>
-        </w:rPr>
-        <w:t xml:space="preserve">Windows (10 / 11) </w:t>
-      </w:r>
-    </w:p>
-    <w:p>
-      <w:pPr>
-        <w:bidi/>
-        <w:spacing w:after="0" w:line="240" w:lineRule="auto"/>
-        <w:rPr>
-          <w:rFonts w:ascii="Times New Roman" w:eastAsia="Times New Roman" w:hAnsi="Times New Roman" w:cs="Times New Roman"/>
-          <w:sz w:val="24"/>
-          <w:szCs w:val="24"/>
-          <w:rtl/>
-        </w:rPr>
-      </w:pPr>
-    </w:p>
-    <w:p>
-      <w:pPr>
-        <w:bidi/>
-        <w:spacing w:after="0" w:line="240" w:lineRule="auto"/>
-        <w:rPr>
-          <w:rFonts w:ascii="Times New Roman" w:eastAsia="Times New Roman" w:hAnsi="Times New Roman" w:cs="Times New Roman"/>
-          <w:sz w:val="24"/>
-          <w:szCs w:val="24"/>
-        </w:rPr>
-      </w:pPr>
-      <w:r>
-        <w:rPr>
-          <w:rFonts w:ascii="Times New Roman" w:eastAsia="Times New Roman" w:hAnsi="Times New Roman" w:cs="Times New Roman" w:hint="cs"/>
-          <w:sz w:val="24"/>
-          <w:szCs w:val="24"/>
-          <w:rtl/>
-        </w:rPr>
-        <w:t>2.</w:t>
-      </w:r>
-      <w:r>
-        <w:rPr>
-          <w:rFonts w:ascii="Times New Roman" w:eastAsia="Times New Roman" w:hAnsi="Times New Roman" w:cs="Times New Roman"/>
-          <w:sz w:val="24"/>
-          <w:szCs w:val="24"/>
-        </w:rPr>
-        <w:t xml:space="preserve">Linux </w:t>
-      </w:r>
-    </w:p>
-    <w:p>
-      <w:pPr>
-        <w:bidi/>
-        <w:spacing w:after="0" w:line="240" w:lineRule="auto"/>
-        <w:rPr>
-          <w:rFonts w:ascii="Times New Roman" w:eastAsia="Times New Roman" w:hAnsi="Times New Roman" w:cs="Times New Roman"/>
-          <w:sz w:val="24"/>
-          <w:szCs w:val="24"/>
-          <w:rtl/>
-        </w:rPr>
-      </w:pPr>
-      <w:r>
-        <w:rPr>
-          <w:rFonts w:ascii="Times New Roman" w:eastAsia="Times New Roman" w:hAnsi="Times New Roman" w:cs="Times New Roman"/>
-          <w:sz w:val="24"/>
-          <w:szCs w:val="24"/>
-        </w:rPr>
-        <w:t xml:space="preserve"> </w:t>
-      </w:r>
-    </w:p>
-    <w:p>
-      <w:pPr>
-        <w:bidi/>
-        <w:spacing w:after="0" w:line="240" w:lineRule="auto"/>
-        <w:rPr>
-          <w:rFonts w:ascii="Times New Roman" w:eastAsia="Times New Roman" w:hAnsi="Times New Roman" w:cs="Times New Roman"/>
-          <w:sz w:val="24"/>
-          <w:szCs w:val="24"/>
-          <w:rtl/>
-        </w:rPr>
-      </w:pPr>
-      <w:r>
-        <w:rPr>
-          <w:rFonts w:ascii="Times New Roman" w:eastAsia="Times New Roman" w:hAnsi="Times New Roman" w:cs="Times New Roman"/>
-          <w:sz w:val="24"/>
-          <w:szCs w:val="24"/>
-        </w:rPr>
-        <w:t xml:space="preserve"> </w:t>
-      </w:r>
-      <w:r>
-        <w:rPr>
-          <w:rFonts w:ascii="Times New Roman" w:eastAsia="Times New Roman" w:hAnsi="Times New Roman" w:cs="Times New Roman" w:hint="cs"/>
-          <w:sz w:val="24"/>
-          <w:szCs w:val="24"/>
-          <w:rtl/>
-        </w:rPr>
-        <w:t>3.</w:t>
-      </w:r>
-      <w:r>
-        <w:t xml:space="preserve"> </w:t>
-      </w:r>
-      <w:r>
-        <w:rPr>
-          <w:rFonts w:ascii="Times New Roman" w:eastAsia="Times New Roman" w:hAnsi="Times New Roman" w:cs="Times New Roman"/>
-          <w:sz w:val="24"/>
-          <w:szCs w:val="24"/>
-        </w:rPr>
-        <w:t>macOS</w:t>
-      </w:r>
-    </w:p>
-    <w:p>
-      <w:pPr>
-        <w:bidi/>
-        <w:spacing w:after="0" w:line="240" w:lineRule="auto"/>
-        <w:rPr>
-          <w:rFonts w:ascii="Times New Roman" w:eastAsia="Times New Roman" w:hAnsi="Times New Roman" w:cs="Times New Roman"/>
-          <w:sz w:val="24"/>
-          <w:szCs w:val="24"/>
-          <w:rtl/>
-        </w:rPr>
-      </w:pPr>
-    </w:p>
-    <w:p>
-      <w:pPr>
-        <w:bidi/>
-        <w:spacing w:after="0" w:line="240" w:lineRule="auto"/>
-        <w:rPr>
-          <w:rFonts w:ascii="Times New Roman" w:eastAsia="Times New Roman" w:hAnsi="Times New Roman" w:cs="Times New Roman"/>
-          <w:sz w:val="24"/>
-          <w:szCs w:val="24"/>
-          <w:rtl/>
-        </w:rPr>
-      </w:pPr>
-      <w:r>
-        <w:rPr>
-          <w:rFonts w:ascii="Times New Roman" w:eastAsia="Times New Roman" w:hAnsi="Times New Roman" w:cs="Times New Roman" w:hint="cs"/>
-          <w:sz w:val="24"/>
-          <w:szCs w:val="24"/>
-          <w:rtl/>
-        </w:rPr>
-        <w:t xml:space="preserve">أجهزة الهاتف </w:t>
-      </w:r>
-    </w:p>
-    <w:p>
-      <w:pPr>
-        <w:bidi/>
-        <w:spacing w:after="0" w:line="240" w:lineRule="auto"/>
-        <w:rPr>
-          <w:rFonts w:ascii="Times New Roman" w:eastAsia="Times New Roman" w:hAnsi="Times New Roman" w:cs="Times New Roman"/>
-          <w:sz w:val="24"/>
-          <w:szCs w:val="24"/>
-          <w:rtl/>
-        </w:rPr>
-      </w:pPr>
-    </w:p>
-    <w:p>
-      <w:pPr>
-        <w:bidi/>
-        <w:spacing w:after="0" w:line="240" w:lineRule="auto"/>
-        <w:rPr>
-          <w:rFonts w:ascii="Times New Roman" w:eastAsia="Times New Roman" w:hAnsi="Times New Roman" w:cs="Times New Roman"/>
-          <w:sz w:val="24"/>
-          <w:szCs w:val="24"/>
-          <w:rtl/>
-        </w:rPr>
-      </w:pPr>
-      <w:r>
-        <w:rPr>
-          <w:rFonts w:ascii="Times New Roman" w:eastAsia="Times New Roman" w:hAnsi="Times New Roman" w:cs="Times New Roman" w:hint="cs"/>
-          <w:sz w:val="24"/>
-          <w:szCs w:val="24"/>
-          <w:rtl/>
-        </w:rPr>
-        <w:t>1.</w:t>
-      </w:r>
-      <w:r>
-        <w:rPr>
-          <w:rFonts w:ascii="Times New Roman" w:eastAsia="Times New Roman" w:hAnsi="Times New Roman" w:cs="Times New Roman"/>
-          <w:sz w:val="24"/>
-          <w:szCs w:val="24"/>
-        </w:rPr>
-        <w:t xml:space="preserve">Android </w:t>
-      </w:r>
-      <w:r>
-        <w:rPr>
-          <w:rFonts w:ascii="Times New Roman" w:eastAsia="Times New Roman" w:hAnsi="Times New Roman" w:cs="Times New Roman"/>
-          <w:sz w:val="24"/>
-          <w:szCs w:val="24"/>
-          <w:rtl/>
-        </w:rPr>
-        <w:t>الإصدار 10 فما فوق</w:t>
-      </w:r>
-      <w:r>
-        <w:rPr>
-          <w:rFonts w:ascii="Times New Roman" w:eastAsia="Times New Roman" w:hAnsi="Times New Roman" w:cs="Times New Roman"/>
-          <w:sz w:val="24"/>
-          <w:szCs w:val="24"/>
-        </w:rPr>
-        <w:t xml:space="preserve"> </w:t>
-      </w:r>
-    </w:p>
-    <w:p>
-      <w:pPr>
-        <w:bidi/>
-        <w:spacing w:after="0" w:line="240" w:lineRule="auto"/>
-        <w:rPr>
-          <w:rFonts w:ascii="Times New Roman" w:eastAsia="Times New Roman" w:hAnsi="Times New Roman" w:cs="Times New Roman"/>
-          <w:sz w:val="24"/>
-          <w:szCs w:val="24"/>
-        </w:rPr>
-      </w:pPr>
-    </w:p>
-    <w:p>
-      <w:pPr>
-        <w:bidi/>
-        <w:rPr>
-          <w:rFonts w:ascii="Times New Roman" w:eastAsia="Times New Roman" w:hAnsi="Times New Roman" w:cs="Times New Roman"/>
-          <w:sz w:val="24"/>
-          <w:szCs w:val="24"/>
-          <w:rtl/>
-        </w:rPr>
-      </w:pPr>
-      <w:r>
-        <w:rPr>
-          <w:rFonts w:ascii="Times New Roman" w:eastAsia="Times New Roman" w:hAnsi="Times New Roman" w:cs="Times New Roman" w:hint="cs"/>
-          <w:sz w:val="24"/>
-          <w:szCs w:val="24"/>
-          <w:rtl/>
-        </w:rPr>
-        <w:t>2.</w:t>
-      </w:r>
-      <w:r>
-        <w:rPr>
-          <w:rFonts w:ascii="Times New Roman" w:eastAsia="Times New Roman" w:hAnsi="Times New Roman" w:cs="Times New Roman"/>
-          <w:sz w:val="24"/>
-          <w:szCs w:val="24"/>
-        </w:rPr>
-        <w:t xml:space="preserve">iOS </w:t>
-      </w:r>
-      <w:r>
-        <w:rPr>
-          <w:rFonts w:ascii="Times New Roman" w:eastAsia="Times New Roman" w:hAnsi="Times New Roman" w:cs="Times New Roman"/>
-          <w:sz w:val="24"/>
-          <w:szCs w:val="24"/>
-          <w:rtl/>
-        </w:rPr>
-        <w:t>الإصدار 14 فما فوق</w:t>
-      </w:r>
-    </w:p>
-    <w:p>
-      <w:pPr>
-        <w:bidi/>
-        <w:rPr>
-          <w:rFonts w:ascii="Times New Roman" w:eastAsia="Times New Roman" w:hAnsi="Times New Roman" w:cs="Times New Roman"/>
-          <w:sz w:val="24"/>
-          <w:szCs w:val="24"/>
-          <w:rtl/>
-        </w:rPr>
-      </w:pPr>
-    </w:p>
-    <w:p>
-      <w:pPr>
-        <w:bidi/>
-        <w:rPr>
-          <w:rFonts w:ascii="Times New Roman" w:eastAsia="Times New Roman" w:hAnsi="Times New Roman" w:cs="Times New Roman"/>
-          <w:sz w:val="24"/>
-          <w:szCs w:val="24"/>
-          <w:rtl/>
-        </w:rPr>
-      </w:pPr>
-      <w:r>
-        <w:rPr>
-          <w:rFonts w:ascii="Times New Roman" w:eastAsia="Times New Roman" w:hAnsi="Times New Roman" w:cs="Times New Roman" w:hint="cs"/>
-          <w:sz w:val="24"/>
-          <w:szCs w:val="24"/>
-          <w:rtl/>
-        </w:rPr>
-        <w:t>*بعض الملاح</w:t>
-      </w:r>
-      <w:r>
-        <w:rPr>
-          <w:rFonts w:ascii="Times New Roman" w:eastAsia="Times New Roman" w:hAnsi="Times New Roman" w:cs="Times New Roman" w:hint="cs"/>
-          <w:sz w:val="24"/>
-          <w:szCs w:val="24"/>
-          <w:rtl/>
-        </w:rPr>
-        <w:t>ظ</w:t>
-      </w:r>
-      <w:r>
-        <w:rPr>
-          <w:rFonts w:ascii="Times New Roman" w:eastAsia="Times New Roman" w:hAnsi="Times New Roman" w:cs="Times New Roman" w:hint="cs"/>
-          <w:sz w:val="24"/>
-          <w:szCs w:val="24"/>
-          <w:rtl/>
-        </w:rPr>
-        <w:t xml:space="preserve">ات </w:t>
-      </w:r>
-    </w:p>
-    <w:p>
-      <w:pPr>
-        <w:bidi/>
-        <w:rPr>
-          <w:sz w:val="24"/>
-          <w:szCs w:val="24"/>
-          <w:rtl/>
-        </w:rPr>
-      </w:pPr>
-      <w:r>
-        <w:rPr>
-          <w:sz w:val="24"/>
-          <w:szCs w:val="24"/>
-          <w:rtl/>
-        </w:rPr>
-        <w:t>التصميم يجب أن يكون</w:t>
-      </w:r>
-      <w:r>
-        <w:rPr>
-          <w:sz w:val="24"/>
-          <w:szCs w:val="24"/>
-        </w:rPr>
-        <w:t xml:space="preserve"> Responsive </w:t>
-      </w:r>
-      <w:r>
-        <w:rPr>
-          <w:sz w:val="24"/>
-          <w:szCs w:val="24"/>
-          <w:rtl/>
-        </w:rPr>
-        <w:t>ليتوافق مع الشاشات المختلفة</w:t>
-      </w:r>
-    </w:p>
-    <w:p>
-      <w:pPr>
-        <w:bidi/>
-        <w:rPr>
-          <w:sz w:val="24"/>
-          <w:szCs w:val="24"/>
-          <w:rtl/>
-        </w:rPr>
-      </w:pPr>
-      <w:r>
-        <w:rPr>
-          <w:sz w:val="24"/>
-          <w:szCs w:val="24"/>
-          <w:rtl/>
-        </w:rPr>
-        <w:t>اختبار التطبيق على أجهزة حقيقية ومحاكيات</w:t>
-      </w:r>
-      <w:r>
-        <w:rPr>
-          <w:sz w:val="24"/>
-          <w:szCs w:val="24"/>
-        </w:rPr>
-        <w:t xml:space="preserve"> (Emulators).</w:t>
-      </w:r>
-    </w:p>
-    <w:p>
-      <w:pPr>
-        <w:bidi/>
-        <w:rPr>
-          <w:sz w:val="24"/>
-          <w:szCs w:val="24"/>
-          <w:rtl/>
-        </w:rPr>
-      </w:pPr>
-    </w:p>
-    <w:p>
-      <w:pPr>
-        <w:bidi/>
-        <w:rPr>
-          <w:sz w:val="24"/>
-          <w:szCs w:val="24"/>
-          <w:rtl/>
-        </w:rPr>
-      </w:pPr>
-      <w:r>
-        <w:rPr>
-          <w:rFonts w:hint="cs"/>
-          <w:sz w:val="24"/>
-          <w:szCs w:val="24"/>
-          <w:rtl/>
-        </w:rPr>
+        </w:rPr>
+        <w:lastRenderedPageBreak/>
         <w:t>3.</w:t>
       </w:r>
       <w:r>
@@ -834,7 +871,6 @@
           <w:szCs w:val="24"/>
           <w:rtl/>
         </w:rPr>
-        <w:lastRenderedPageBreak/>
         <w:t>2)</w:t>
       </w:r>
       <w:r>
@@ -1384,6 +1420,42 @@
         <w:rPr>
           <w:sz w:val="24"/>
           <w:szCs w:val="24"/>
+        </w:rPr>
+      </w:pPr>
+    </w:p>
+    <w:p>
+      <w:pPr>
+        <w:bidi/>
+        <w:rPr>
+          <w:sz w:val="24"/>
+          <w:szCs w:val="24"/>
+        </w:rPr>
+      </w:pPr>
+    </w:p>
+    <w:p>
+      <w:pPr>
+        <w:bidi/>
+        <w:rPr>
+          <w:sz w:val="24"/>
+          <w:szCs w:val="24"/>
+        </w:rPr>
+      </w:pPr>
+    </w:p>
+    <w:p>
+      <w:pPr>
+        <w:bidi/>
+        <w:rPr>
+          <w:sz w:val="24"/>
+          <w:szCs w:val="24"/>
+        </w:rPr>
+      </w:pPr>
+    </w:p>
+    <w:p>
+      <w:pPr>
+        <w:bidi/>
+        <w:rPr>
+          <w:sz w:val="24"/>
+          <w:szCs w:val="24"/>
           <w:rtl/>
         </w:rPr>
       </w:pPr>
@@ -1394,8 +1466,10 @@
           <w:szCs w:val="24"/>
           <w:rtl/>
         </w:rPr>
+        <w:lastRenderedPageBreak/>
         <w:t>1-</w:t>
       </w:r>
+      <w:proofErr w:type="spellStart"/>
       <w:r>
         <w:rPr>
           <w:sz w:val="24"/>
@@ -1403,6 +1477,7 @@
         </w:rPr>
         <w:t>Vercel</w:t>
       </w:r>
+      <w:proofErr w:type="spellEnd"/>
     </w:p>
     <w:p>
       <w:pPr>
@@ -1451,13 +1526,23 @@
         </w:rPr>
         <w:t>المنصة ممتازة للواجهات الامامية وتدعم واجهات برمجة التطبيقات (</w:t>
       </w:r>
+      <w:proofErr w:type="spellStart"/>
       <w:r>
         <w:rPr>
           <w:sz w:val="24"/>
           <w:szCs w:val="24"/>
           <w:lang w:bidi="ar-JO"/>
         </w:rPr>
-        <w:t>APl Routes</w:t>
+        <w:t>APl</w:t>
+      </w:r>
+      <w:proofErr w:type="spellEnd"/>
+      <w:r>
+        <w:rPr>
+          <w:sz w:val="24"/>
+          <w:szCs w:val="24"/>
+          <w:lang w:bidi="ar-JO"/>
+        </w:rPr>
+        <w:t xml:space="preserve"> Routes</w:t>
       </w:r>
       <w:r>
         <w:rPr>
@@ -1487,26 +1572,6 @@
         </w:rPr>
         <w:t>)</w:t>
       </w:r>
-    </w:p>
-    <w:p>
-      <w:pPr>
-        <w:bidi/>
-        <w:spacing w:before="100" w:beforeAutospacing="1" w:after="100" w:afterAutospacing="1" w:line="240" w:lineRule="auto"/>
-        <w:rPr>
-          <w:sz w:val="24"/>
-          <w:szCs w:val="24"/>
-        </w:rPr>
-      </w:pPr>
-    </w:p>
-    <w:p>
-      <w:pPr>
-        <w:bidi/>
-        <w:spacing w:before="100" w:beforeAutospacing="1" w:after="100" w:afterAutospacing="1" w:line="240" w:lineRule="auto"/>
-        <w:rPr>
-          <w:sz w:val="24"/>
-          <w:szCs w:val="24"/>
-        </w:rPr>
-      </w:pPr>
     </w:p>
     <w:p>
       <w:pPr>
@@ -1537,7 +1602,6 @@
           <w:szCs w:val="24"/>
           <w:rtl/>
         </w:rPr>
-        <w:lastRenderedPageBreak/>
         <w:t>المميزات</w:t>
       </w:r>
       <w:r>
@@ -1712,17 +1776,19 @@
           <w:szCs w:val="24"/>
         </w:rPr>
       </w:pPr>
-      <w:r>
+    </w:p>
+    <w:p>
+      <w:pPr>
+        <w:bidi/>
+        <w:spacing w:before="100" w:beforeAutospacing="1" w:after="100" w:afterAutospacing="1" w:line="240" w:lineRule="auto"/>
         <w:rPr>
           <w:rFonts w:ascii="Times New Roman" w:eastAsia="Times New Roman" w:hAnsi="Times New Roman" w:cs="Times New Roman"/>
           <w:b/>
           <w:bCs/>
           <w:sz w:val="24"/>
           <w:szCs w:val="24"/>
-          <w:rtl/>
-        </w:rPr>
-        <w:t>القيود</w:t>
-      </w:r>
+        </w:rPr>
+      </w:pPr>
       <w:r>
         <w:rPr>
           <w:rFonts w:ascii="Times New Roman" w:eastAsia="Times New Roman" w:hAnsi="Times New Roman" w:cs="Times New Roman"/>
@@ -1730,136 +1796,10 @@
           <w:bCs/>
           <w:sz w:val="24"/>
           <w:szCs w:val="24"/>
-        </w:rPr>
-        <w:t>:</w:t>
-      </w:r>
-    </w:p>
-    <w:p>
-      <w:pPr>
-        <w:bidi/>
-        <w:spacing w:before="100" w:beforeAutospacing="1" w:after="100" w:afterAutospacing="1" w:line="240" w:lineRule="auto"/>
-        <w:ind w:left="360"/>
-        <w:rPr>
-          <w:rtl/>
-        </w:rPr>
-      </w:pPr>
-      <w:r>
-        <w:rPr>
-          <w:rFonts w:hint="cs"/>
-          <w:rtl/>
-        </w:rPr>
-        <w:t>1.</w:t>
-      </w:r>
-      <w:r>
-        <w:rPr>
-          <w:rtl/>
-        </w:rPr>
-        <w:t>ما عندك سيرفر دائم</w:t>
-      </w:r>
-      <w:r>
-        <w:t xml:space="preserve"> (Persistent Server)</w:t>
-      </w:r>
-    </w:p>
-    <w:p>
-      <w:pPr>
-        <w:bidi/>
-        <w:spacing w:before="100" w:beforeAutospacing="1" w:after="100" w:afterAutospacing="1" w:line="240" w:lineRule="auto"/>
-        <w:ind w:left="360"/>
-        <w:rPr>
-          <w:rFonts w:ascii="Times New Roman" w:eastAsia="Times New Roman" w:hAnsi="Times New Roman" w:cs="Times New Roman"/>
-          <w:sz w:val="24"/>
-          <w:szCs w:val="24"/>
-          <w:rtl/>
-        </w:rPr>
-      </w:pPr>
-      <w:r>
-        <w:rPr>
-          <w:rFonts w:ascii="Times New Roman" w:eastAsia="Times New Roman" w:hAnsi="Times New Roman" w:cs="Times New Roman" w:hint="cs"/>
-          <w:sz w:val="24"/>
-          <w:szCs w:val="24"/>
-          <w:rtl/>
-        </w:rPr>
-        <w:t>2.</w:t>
-      </w:r>
-      <w:r>
-        <w:rPr>
-          <w:rtl/>
-        </w:rPr>
-        <w:t xml:space="preserve"> </w:t>
-      </w:r>
-      <w:r>
-        <w:rPr>
-          <w:rtl/>
-        </w:rPr>
-        <w:t>في حدود لوقت التنفيذ</w:t>
-      </w:r>
-      <w:r>
-        <w:t xml:space="preserve"> (Timeout)</w:t>
-      </w:r>
-    </w:p>
-    <w:p>
-      <w:pPr>
-        <w:bidi/>
-        <w:spacing w:before="100" w:beforeAutospacing="1" w:after="100" w:afterAutospacing="1" w:line="240" w:lineRule="auto"/>
-        <w:rPr>
-          <w:rFonts w:ascii="Times New Roman" w:eastAsia="Times New Roman" w:hAnsi="Times New Roman" w:cs="Times New Roman"/>
-          <w:sz w:val="24"/>
-          <w:szCs w:val="24"/>
-          <w:rtl/>
-        </w:rPr>
-      </w:pPr>
-    </w:p>
-    <w:p>
-      <w:pPr>
-        <w:bidi/>
-        <w:spacing w:before="100" w:beforeAutospacing="1" w:after="100" w:afterAutospacing="1" w:line="240" w:lineRule="auto"/>
-        <w:ind w:left="360"/>
-        <w:rPr>
-          <w:rFonts w:ascii="Times New Roman" w:eastAsia="Times New Roman" w:hAnsi="Times New Roman" w:cs="Times New Roman"/>
-          <w:sz w:val="24"/>
-          <w:szCs w:val="24"/>
-          <w:rtl/>
-        </w:rPr>
-      </w:pPr>
-      <w:r>
-        <w:rPr>
-          <w:rFonts w:ascii="Times New Roman" w:eastAsia="Times New Roman" w:hAnsi="Times New Roman" w:cs="Times New Roman" w:hint="cs"/>
-          <w:sz w:val="24"/>
-          <w:szCs w:val="24"/>
-          <w:rtl/>
-        </w:rPr>
-        <w:t>2.اختيار قاعدة بيانات مناسبة</w:t>
-      </w:r>
-    </w:p>
-    <w:p>
-      <w:pPr>
-        <w:bidi/>
-        <w:spacing w:before="100" w:beforeAutospacing="1" w:after="100" w:afterAutospacing="1" w:line="240" w:lineRule="auto"/>
-        <w:ind w:left="360"/>
-        <w:rPr>
-          <w:sz w:val="24"/>
-          <w:szCs w:val="24"/>
-          <w:rtl/>
-        </w:rPr>
-      </w:pPr>
-      <w:r>
-        <w:rPr>
-          <w:sz w:val="24"/>
-          <w:szCs w:val="24"/>
-        </w:rPr>
-        <w:t>Firebase Firestore</w:t>
-      </w:r>
-    </w:p>
-    <w:p>
-      <w:pPr>
-        <w:bidi/>
-        <w:spacing w:before="100" w:beforeAutospacing="1" w:after="100" w:afterAutospacing="1" w:line="240" w:lineRule="auto"/>
-        <w:rPr>
-          <w:rFonts w:ascii="Times New Roman" w:eastAsia="Times New Roman" w:hAnsi="Times New Roman" w:cs="Times New Roman"/>
-          <w:sz w:val="24"/>
-          <w:szCs w:val="24"/>
-        </w:rPr>
-      </w:pPr>
+          <w:rtl/>
+        </w:rPr>
+        <w:t>القيود</w:t>
+      </w:r>
       <w:r>
         <w:rPr>
           <w:rFonts w:ascii="Times New Roman" w:eastAsia="Times New Roman" w:hAnsi="Times New Roman" w:cs="Times New Roman"/>
@@ -1867,10 +1807,144 @@
           <w:bCs/>
           <w:sz w:val="24"/>
           <w:szCs w:val="24"/>
-          <w:rtl/>
-        </w:rPr>
-        <w:t>مناسب إذا</w:t>
-      </w:r>
+        </w:rPr>
+        <w:t>:</w:t>
+      </w:r>
+    </w:p>
+    <w:p>
+      <w:pPr>
+        <w:bidi/>
+        <w:spacing w:before="100" w:beforeAutospacing="1" w:after="100" w:afterAutospacing="1" w:line="240" w:lineRule="auto"/>
+        <w:ind w:left="360"/>
+        <w:rPr>
+          <w:rtl/>
+        </w:rPr>
+      </w:pPr>
+      <w:r>
+        <w:rPr>
+          <w:rFonts w:hint="cs"/>
+          <w:rtl/>
+        </w:rPr>
+        <w:t>1.</w:t>
+      </w:r>
+      <w:r>
+        <w:rPr>
+          <w:rtl/>
+        </w:rPr>
+        <w:t>ما عندك سيرفر دائم</w:t>
+      </w:r>
+      <w:r>
+        <w:t xml:space="preserve"> (Persistent Server)</w:t>
+      </w:r>
+    </w:p>
+    <w:p>
+      <w:pPr>
+        <w:bidi/>
+        <w:spacing w:before="100" w:beforeAutospacing="1" w:after="100" w:afterAutospacing="1" w:line="240" w:lineRule="auto"/>
+        <w:ind w:left="360"/>
+        <w:rPr>
+          <w:rFonts w:ascii="Times New Roman" w:eastAsia="Times New Roman" w:hAnsi="Times New Roman" w:cs="Times New Roman"/>
+          <w:sz w:val="24"/>
+          <w:szCs w:val="24"/>
+        </w:rPr>
+      </w:pPr>
+      <w:r>
+        <w:rPr>
+          <w:rFonts w:ascii="Times New Roman" w:eastAsia="Times New Roman" w:hAnsi="Times New Roman" w:cs="Times New Roman" w:hint="cs"/>
+          <w:sz w:val="24"/>
+          <w:szCs w:val="24"/>
+          <w:rtl/>
+        </w:rPr>
+        <w:t>2.</w:t>
+      </w:r>
+      <w:r>
+        <w:rPr>
+          <w:rtl/>
+        </w:rPr>
+        <w:t xml:space="preserve"> </w:t>
+      </w:r>
+      <w:r>
+        <w:rPr>
+          <w:rtl/>
+        </w:rPr>
+        <w:t>في حدود لوقت التنفيذ</w:t>
+      </w:r>
+      <w:r>
+        <w:t xml:space="preserve"> (Timeout)</w:t>
+      </w:r>
+    </w:p>
+    <w:p>
+      <w:pPr>
+        <w:bidi/>
+        <w:spacing w:before="100" w:beforeAutospacing="1" w:after="100" w:afterAutospacing="1" w:line="240" w:lineRule="auto"/>
+        <w:ind w:left="360"/>
+        <w:rPr>
+          <w:rFonts w:ascii="Times New Roman" w:eastAsia="Times New Roman" w:hAnsi="Times New Roman" w:cs="Times New Roman"/>
+          <w:sz w:val="24"/>
+          <w:szCs w:val="24"/>
+          <w:rtl/>
+        </w:rPr>
+      </w:pPr>
+    </w:p>
+    <w:p>
+      <w:pPr>
+        <w:bidi/>
+        <w:spacing w:before="100" w:beforeAutospacing="1" w:after="100" w:afterAutospacing="1" w:line="240" w:lineRule="auto"/>
+        <w:ind w:left="360"/>
+        <w:rPr>
+          <w:rFonts w:ascii="Times New Roman" w:eastAsia="Times New Roman" w:hAnsi="Times New Roman" w:cs="Times New Roman"/>
+          <w:sz w:val="24"/>
+          <w:szCs w:val="24"/>
+          <w:rtl/>
+        </w:rPr>
+      </w:pPr>
+      <w:r>
+        <w:rPr>
+          <w:rFonts w:ascii="Times New Roman" w:eastAsia="Times New Roman" w:hAnsi="Times New Roman" w:cs="Times New Roman" w:hint="cs"/>
+          <w:sz w:val="24"/>
+          <w:szCs w:val="24"/>
+          <w:rtl/>
+        </w:rPr>
+        <w:t>2.اختيار قاعدة بيانات مناسبة</w:t>
+      </w:r>
+    </w:p>
+    <w:p>
+      <w:pPr>
+        <w:bidi/>
+        <w:spacing w:before="100" w:beforeAutospacing="1" w:after="100" w:afterAutospacing="1" w:line="240" w:lineRule="auto"/>
+        <w:ind w:left="360"/>
+        <w:rPr>
+          <w:sz w:val="24"/>
+          <w:szCs w:val="24"/>
+        </w:rPr>
+      </w:pPr>
+      <w:r>
+        <w:rPr>
+          <w:sz w:val="24"/>
+          <w:szCs w:val="24"/>
+        </w:rPr>
+        <w:t xml:space="preserve">Firebase </w:t>
+      </w:r>
+      <w:proofErr w:type="spellStart"/>
+      <w:r>
+        <w:rPr>
+          <w:sz w:val="24"/>
+          <w:szCs w:val="24"/>
+        </w:rPr>
+        <w:t>Firestore</w:t>
+      </w:r>
+      <w:proofErr w:type="spellEnd"/>
+    </w:p>
+    <w:p>
+      <w:pPr>
+        <w:bidi/>
+        <w:spacing w:before="100" w:beforeAutospacing="1" w:after="100" w:afterAutospacing="1" w:line="240" w:lineRule="auto"/>
+        <w:rPr>
+          <w:rFonts w:ascii="Times New Roman" w:eastAsia="Times New Roman" w:hAnsi="Times New Roman" w:cs="Times New Roman"/>
+          <w:sz w:val="24"/>
+          <w:szCs w:val="24"/>
+        </w:rPr>
+      </w:pPr>
       <w:r>
         <w:rPr>
           <w:rFonts w:ascii="Times New Roman" w:eastAsia="Times New Roman" w:hAnsi="Times New Roman" w:cs="Times New Roman"/>
@@ -1878,87 +1952,10 @@
           <w:bCs/>
           <w:sz w:val="24"/>
           <w:szCs w:val="24"/>
-        </w:rPr>
-        <w:t>:</w:t>
-      </w:r>
-    </w:p>
-    <w:p>
-      <w:pPr>
-        <w:bidi/>
-        <w:spacing w:before="100" w:beforeAutospacing="1" w:after="100" w:afterAutospacing="1" w:line="240" w:lineRule="auto"/>
-        <w:ind w:left="360"/>
-        <w:rPr>
-          <w:rFonts w:ascii="Times New Roman" w:eastAsia="Times New Roman" w:hAnsi="Times New Roman" w:cs="Times New Roman"/>
-          <w:sz w:val="24"/>
-          <w:szCs w:val="24"/>
-        </w:rPr>
-      </w:pPr>
-      <w:r>
-        <w:rPr>
-          <w:rFonts w:ascii="Times New Roman" w:eastAsia="Times New Roman" w:hAnsi="Times New Roman" w:cs="Times New Roman"/>
-          <w:sz w:val="24"/>
-          <w:szCs w:val="24"/>
-          <w:rtl/>
-        </w:rPr>
-        <w:t xml:space="preserve">بدك قاعدة بيانات جاهزة بدون إدارة سيرفر </w:t>
-      </w:r>
-    </w:p>
-    <w:p>
-      <w:pPr>
-        <w:bidi/>
-        <w:spacing w:before="100" w:beforeAutospacing="1" w:after="100" w:afterAutospacing="1" w:line="240" w:lineRule="auto"/>
-        <w:ind w:left="360"/>
-        <w:rPr>
-          <w:rFonts w:ascii="Times New Roman" w:eastAsia="Times New Roman" w:hAnsi="Times New Roman" w:cs="Times New Roman"/>
-          <w:sz w:val="24"/>
-          <w:szCs w:val="24"/>
-        </w:rPr>
-      </w:pPr>
-      <w:r>
-        <w:rPr>
-          <w:rFonts w:ascii="Times New Roman" w:eastAsia="Times New Roman" w:hAnsi="Times New Roman" w:cs="Times New Roman"/>
-          <w:sz w:val="24"/>
-          <w:szCs w:val="24"/>
-          <w:rtl/>
-        </w:rPr>
-        <w:t>تطبيقك</w:t>
-      </w:r>
-      <w:r>
-        <w:rPr>
-          <w:rFonts w:ascii="Times New Roman" w:eastAsia="Times New Roman" w:hAnsi="Times New Roman" w:cs="Times New Roman"/>
-          <w:sz w:val="24"/>
-          <w:szCs w:val="24"/>
-        </w:rPr>
-        <w:t xml:space="preserve"> real-time</w:t>
-      </w:r>
-      <w:r>
-        <w:rPr>
-          <w:rFonts w:ascii="Times New Roman" w:eastAsia="Times New Roman" w:hAnsi="Times New Roman" w:cs="Times New Roman"/>
-          <w:sz w:val="24"/>
-          <w:szCs w:val="24"/>
-          <w:rtl/>
-        </w:rPr>
-        <w:t>مثل الشات أو التحديث الفوري</w:t>
-      </w:r>
-      <w:r>
-        <w:rPr>
-          <w:rFonts w:ascii="Times New Roman" w:eastAsia="Times New Roman" w:hAnsi="Times New Roman" w:cs="Times New Roman"/>
-          <w:sz w:val="24"/>
-          <w:szCs w:val="24"/>
-        </w:rPr>
-        <w:t xml:space="preserve"> </w:t>
-      </w:r>
-    </w:p>
-    <w:p>
-      <w:pPr>
-        <w:bidi/>
-        <w:spacing w:before="100" w:beforeAutospacing="1" w:after="100" w:afterAutospacing="1" w:line="240" w:lineRule="auto"/>
-        <w:rPr>
-          <w:rFonts w:ascii="Times New Roman" w:eastAsia="Times New Roman" w:hAnsi="Times New Roman" w:cs="Times New Roman"/>
-          <w:sz w:val="24"/>
-          <w:szCs w:val="24"/>
-        </w:rPr>
-      </w:pPr>
+          <w:rtl/>
+        </w:rPr>
+        <w:t>مناسب إذا</w:t>
+      </w:r>
       <w:r>
         <w:rPr>
           <w:rFonts w:ascii="Times New Roman" w:eastAsia="Times New Roman" w:hAnsi="Times New Roman" w:cs="Times New Roman"/>
@@ -1966,11 +1963,81 @@
           <w:bCs/>
           <w:sz w:val="24"/>
           <w:szCs w:val="24"/>
-          <w:rtl/>
-        </w:rPr>
-        <w:t>المميزات</w:t>
-      </w:r>
-      <w:r>
+        </w:rPr>
+        <w:t>:</w:t>
+      </w:r>
+    </w:p>
+    <w:p>
+      <w:pPr>
+        <w:bidi/>
+        <w:spacing w:before="100" w:beforeAutospacing="1" w:after="100" w:afterAutospacing="1" w:line="240" w:lineRule="auto"/>
+        <w:ind w:left="360"/>
+        <w:rPr>
+          <w:rFonts w:ascii="Times New Roman" w:eastAsia="Times New Roman" w:hAnsi="Times New Roman" w:cs="Times New Roman"/>
+          <w:sz w:val="24"/>
+          <w:szCs w:val="24"/>
+        </w:rPr>
+      </w:pPr>
+      <w:r>
+        <w:rPr>
+          <w:rFonts w:ascii="Times New Roman" w:eastAsia="Times New Roman" w:hAnsi="Times New Roman" w:cs="Times New Roman"/>
+          <w:sz w:val="24"/>
+          <w:szCs w:val="24"/>
+          <w:rtl/>
+        </w:rPr>
+        <w:t xml:space="preserve">بدك قاعدة بيانات جاهزة بدون إدارة سيرفر </w:t>
+      </w:r>
+    </w:p>
+    <w:p>
+      <w:pPr>
+        <w:bidi/>
+        <w:spacing w:before="100" w:beforeAutospacing="1" w:after="100" w:afterAutospacing="1" w:line="240" w:lineRule="auto"/>
+        <w:ind w:left="360"/>
+        <w:rPr>
+          <w:rFonts w:ascii="Times New Roman" w:eastAsia="Times New Roman" w:hAnsi="Times New Roman" w:cs="Times New Roman"/>
+          <w:sz w:val="24"/>
+          <w:szCs w:val="24"/>
+        </w:rPr>
+      </w:pPr>
+      <w:r>
+        <w:rPr>
+          <w:rFonts w:ascii="Times New Roman" w:eastAsia="Times New Roman" w:hAnsi="Times New Roman" w:cs="Times New Roman"/>
+          <w:sz w:val="24"/>
+          <w:szCs w:val="24"/>
+          <w:rtl/>
+        </w:rPr>
+        <w:t>تطبيقك</w:t>
+      </w:r>
+      <w:r>
+        <w:rPr>
+          <w:rFonts w:ascii="Times New Roman" w:eastAsia="Times New Roman" w:hAnsi="Times New Roman" w:cs="Times New Roman"/>
+          <w:sz w:val="24"/>
+          <w:szCs w:val="24"/>
+        </w:rPr>
+        <w:t xml:space="preserve"> real-time</w:t>
+      </w:r>
+      <w:r>
+        <w:rPr>
+          <w:rFonts w:ascii="Times New Roman" w:eastAsia="Times New Roman" w:hAnsi="Times New Roman" w:cs="Times New Roman"/>
+          <w:sz w:val="24"/>
+          <w:szCs w:val="24"/>
+          <w:rtl/>
+        </w:rPr>
+        <w:t>مثل الشات أو التحديث الفوري</w:t>
+      </w:r>
+      <w:r>
+        <w:rPr>
+          <w:rFonts w:ascii="Times New Roman" w:eastAsia="Times New Roman" w:hAnsi="Times New Roman" w:cs="Times New Roman"/>
+          <w:sz w:val="24"/>
+          <w:szCs w:val="24"/>
+        </w:rPr>
+        <w:t xml:space="preserve"> </w:t>
+      </w:r>
+    </w:p>
+    <w:p>
+      <w:pPr>
+        <w:bidi/>
+        <w:spacing w:before="100" w:beforeAutospacing="1" w:after="100" w:afterAutospacing="1" w:line="240" w:lineRule="auto"/>
         <w:rPr>
           <w:rFonts w:ascii="Times New Roman" w:eastAsia="Times New Roman" w:hAnsi="Times New Roman" w:cs="Times New Roman"/>
           <w:b/>
@@ -1978,95 +2045,7 @@
           <w:sz w:val="24"/>
           <w:szCs w:val="24"/>
         </w:rPr>
-        <w:t>:</w:t>
-      </w:r>
-    </w:p>
-    <w:p>
-      <w:pPr>
-        <w:bidi/>
-        <w:spacing w:before="100" w:beforeAutospacing="1" w:after="100" w:afterAutospacing="1" w:line="240" w:lineRule="auto"/>
-        <w:ind w:left="360"/>
-        <w:rPr>
-          <w:rFonts w:ascii="Times New Roman" w:eastAsia="Times New Roman" w:hAnsi="Times New Roman" w:cs="Times New Roman"/>
-          <w:sz w:val="24"/>
-          <w:szCs w:val="24"/>
-        </w:rPr>
-      </w:pPr>
-      <w:r>
-        <w:rPr>
-          <w:rFonts w:ascii="Times New Roman" w:eastAsia="Times New Roman" w:hAnsi="Times New Roman" w:cs="Times New Roman"/>
-          <w:sz w:val="24"/>
-          <w:szCs w:val="24"/>
-        </w:rPr>
-        <w:t>NoSQL</w:t>
-      </w:r>
-      <w:r>
-        <w:rPr>
-          <w:rFonts w:ascii="Times New Roman" w:eastAsia="Times New Roman" w:hAnsi="Times New Roman" w:cs="Times New Roman"/>
-          <w:sz w:val="24"/>
-          <w:szCs w:val="24"/>
-          <w:rtl/>
-        </w:rPr>
-        <w:t>مرن وسريع</w:t>
-      </w:r>
-    </w:p>
-    <w:p>
-      <w:pPr>
-        <w:bidi/>
-        <w:spacing w:before="100" w:beforeAutospacing="1" w:after="100" w:afterAutospacing="1" w:line="240" w:lineRule="auto"/>
-        <w:ind w:left="360"/>
-        <w:rPr>
-          <w:rFonts w:ascii="Times New Roman" w:eastAsia="Times New Roman" w:hAnsi="Times New Roman" w:cs="Times New Roman"/>
-          <w:sz w:val="24"/>
-          <w:szCs w:val="24"/>
-        </w:rPr>
-      </w:pPr>
-      <w:r>
-        <w:rPr>
-          <w:rFonts w:ascii="Times New Roman" w:eastAsia="Times New Roman" w:hAnsi="Times New Roman" w:cs="Times New Roman"/>
-          <w:sz w:val="24"/>
-          <w:szCs w:val="24"/>
-          <w:rtl/>
-        </w:rPr>
-        <w:t>يدعم التحديث الفوري</w:t>
-      </w:r>
-      <w:r>
-        <w:rPr>
-          <w:rFonts w:ascii="Times New Roman" w:eastAsia="Times New Roman" w:hAnsi="Times New Roman" w:cs="Times New Roman"/>
-          <w:sz w:val="24"/>
-          <w:szCs w:val="24"/>
-        </w:rPr>
-        <w:t xml:space="preserve"> (Realtime) </w:t>
-      </w:r>
-    </w:p>
-    <w:p>
-      <w:pPr>
-        <w:bidi/>
-        <w:spacing w:before="100" w:beforeAutospacing="1" w:after="100" w:afterAutospacing="1" w:line="240" w:lineRule="auto"/>
-        <w:ind w:left="360"/>
-        <w:rPr>
-          <w:rFonts w:ascii="Times New Roman" w:eastAsia="Times New Roman" w:hAnsi="Times New Roman" w:cs="Times New Roman"/>
-          <w:sz w:val="24"/>
-          <w:szCs w:val="24"/>
-        </w:rPr>
-      </w:pPr>
-      <w:r>
-        <w:rPr>
-          <w:rFonts w:ascii="Times New Roman" w:eastAsia="Times New Roman" w:hAnsi="Times New Roman" w:cs="Times New Roman"/>
-          <w:sz w:val="24"/>
-          <w:szCs w:val="24"/>
-          <w:rtl/>
-        </w:rPr>
-        <w:t>سهل الربط مع</w:t>
-      </w:r>
-      <w:r>
-        <w:rPr>
-          <w:rFonts w:ascii="Times New Roman" w:eastAsia="Times New Roman" w:hAnsi="Times New Roman" w:cs="Times New Roman"/>
-          <w:sz w:val="24"/>
-          <w:szCs w:val="24"/>
-        </w:rPr>
-        <w:t xml:space="preserve"> Frontend </w:t>
-      </w:r>
+      </w:pPr>
     </w:p>
     <w:p>
       <w:pPr>
@@ -2087,7 +2066,7 @@
           <w:szCs w:val="24"/>
           <w:rtl/>
         </w:rPr>
-        <w:t>القيود</w:t>
+        <w:t>المميزات</w:t>
       </w:r>
       <w:r>
         <w:rPr>
@@ -2116,9 +2095,17 @@
           <w:rFonts w:ascii="Times New Roman" w:eastAsia="Times New Roman" w:hAnsi="Times New Roman" w:cs="Times New Roman"/>
           <w:sz w:val="24"/>
           <w:szCs w:val="24"/>
-          <w:rtl/>
-        </w:rPr>
-        <w:t xml:space="preserve">مكلف إذا الاستخدام زاد </w:t>
+        </w:rPr>
+        <w:t>NoSQL</w:t>
+      </w:r>
+      <w:r>
+        <w:rPr>
+          <w:rFonts w:ascii="Times New Roman" w:eastAsia="Times New Roman" w:hAnsi="Times New Roman" w:cs="Times New Roman"/>
+          <w:sz w:val="24"/>
+          <w:szCs w:val="24"/>
+          <w:rtl/>
+        </w:rPr>
+        <w:t>مرن وسريع</w:t>
       </w:r>
     </w:p>
     <w:p>
@@ -2139,7 +2126,7 @@
           <w:szCs w:val="24"/>
           <w:rtl/>
         </w:rPr>
-        <w:t>يحتاج تنظيم جيد للـ</w:t>
+        <w:t>يدعم التحديث الفوري</w:t>
       </w:r>
       <w:r>
         <w:rPr>
@@ -2147,7 +2134,7 @@
           <w:sz w:val="24"/>
           <w:szCs w:val="24"/>
         </w:rPr>
-        <w:t xml:space="preserve"> collections</w:t>
+        <w:t xml:space="preserve"> (Realtime) </w:t>
       </w:r>
     </w:p>
     <w:p>
@@ -2156,6 +2143,150 @@
         <w:spacing w:before="100" w:beforeAutospacing="1" w:after="100" w:afterAutospacing="1" w:line="240" w:lineRule="auto"/>
         <w:ind w:left="360"/>
         <w:rPr>
+          <w:rFonts w:ascii="Times New Roman" w:eastAsia="Times New Roman" w:hAnsi="Times New Roman" w:cs="Times New Roman"/>
+          <w:sz w:val="24"/>
+          <w:szCs w:val="24"/>
+        </w:rPr>
+      </w:pPr>
+      <w:r>
+        <w:rPr>
+          <w:rFonts w:ascii="Times New Roman" w:eastAsia="Times New Roman" w:hAnsi="Times New Roman" w:cs="Times New Roman"/>
+          <w:sz w:val="24"/>
+          <w:szCs w:val="24"/>
+          <w:rtl/>
+        </w:rPr>
+        <w:t>سهل الربط مع</w:t>
+      </w:r>
+      <w:r>
+        <w:rPr>
+          <w:rFonts w:ascii="Times New Roman" w:eastAsia="Times New Roman" w:hAnsi="Times New Roman" w:cs="Times New Roman"/>
+          <w:sz w:val="24"/>
+          <w:szCs w:val="24"/>
+        </w:rPr>
+        <w:t xml:space="preserve"> Frontend </w:t>
+      </w:r>
+    </w:p>
+    <w:p>
+      <w:pPr>
+        <w:bidi/>
+        <w:spacing w:before="100" w:beforeAutospacing="1" w:after="100" w:afterAutospacing="1" w:line="240" w:lineRule="auto"/>
+        <w:rPr>
+          <w:rFonts w:ascii="Times New Roman" w:eastAsia="Times New Roman" w:hAnsi="Times New Roman" w:cs="Times New Roman"/>
+          <w:b/>
+          <w:bCs/>
+          <w:sz w:val="24"/>
+          <w:szCs w:val="24"/>
+        </w:rPr>
+      </w:pPr>
+    </w:p>
+    <w:p>
+      <w:pPr>
+        <w:bidi/>
+        <w:spacing w:before="100" w:beforeAutospacing="1" w:after="100" w:afterAutospacing="1" w:line="240" w:lineRule="auto"/>
+        <w:rPr>
+          <w:rFonts w:ascii="Times New Roman" w:eastAsia="Times New Roman" w:hAnsi="Times New Roman" w:cs="Times New Roman"/>
+          <w:sz w:val="24"/>
+          <w:szCs w:val="24"/>
+        </w:rPr>
+      </w:pPr>
+      <w:r>
+        <w:rPr>
+          <w:rFonts w:ascii="Times New Roman" w:eastAsia="Times New Roman" w:hAnsi="Times New Roman" w:cs="Times New Roman"/>
+          <w:b/>
+          <w:bCs/>
+          <w:sz w:val="24"/>
+          <w:szCs w:val="24"/>
+          <w:rtl/>
+        </w:rPr>
+        <w:t>القيود</w:t>
+      </w:r>
+      <w:r>
+        <w:rPr>
+          <w:rFonts w:ascii="Times New Roman" w:eastAsia="Times New Roman" w:hAnsi="Times New Roman" w:cs="Times New Roman"/>
+          <w:b/>
+          <w:bCs/>
+          <w:sz w:val="24"/>
+          <w:szCs w:val="24"/>
+        </w:rPr>
+        <w:t>:</w:t>
+      </w:r>
+    </w:p>
+    <w:p>
+      <w:pPr>
+        <w:bidi/>
+        <w:spacing w:before="100" w:beforeAutospacing="1" w:after="100" w:afterAutospacing="1" w:line="240" w:lineRule="auto"/>
+        <w:ind w:left="360"/>
+        <w:rPr>
+          <w:rFonts w:ascii="Times New Roman" w:eastAsia="Times New Roman" w:hAnsi="Times New Roman" w:cs="Times New Roman"/>
+          <w:sz w:val="24"/>
+          <w:szCs w:val="24"/>
+        </w:rPr>
+      </w:pPr>
+      <w:r>
+        <w:rPr>
+          <w:rFonts w:ascii="Times New Roman" w:eastAsia="Times New Roman" w:hAnsi="Times New Roman" w:cs="Times New Roman"/>
+          <w:sz w:val="24"/>
+          <w:szCs w:val="24"/>
+          <w:rtl/>
+        </w:rPr>
+        <w:t xml:space="preserve">مكلف إذا الاستخدام زاد </w:t>
+      </w:r>
+    </w:p>
+    <w:p>
+      <w:pPr>
+        <w:bidi/>
+        <w:spacing w:before="100" w:beforeAutospacing="1" w:after="100" w:afterAutospacing="1" w:line="240" w:lineRule="auto"/>
+        <w:ind w:left="360"/>
+        <w:rPr>
+          <w:rFonts w:ascii="Times New Roman" w:eastAsia="Times New Roman" w:hAnsi="Times New Roman" w:cs="Times New Roman"/>
+          <w:sz w:val="24"/>
+          <w:szCs w:val="24"/>
+        </w:rPr>
+      </w:pPr>
+      <w:r>
+        <w:rPr>
+          <w:rFonts w:ascii="Times New Roman" w:eastAsia="Times New Roman" w:hAnsi="Times New Roman" w:cs="Times New Roman"/>
+          <w:sz w:val="24"/>
+          <w:szCs w:val="24"/>
+          <w:rtl/>
+        </w:rPr>
+        <w:t xml:space="preserve">يحتاج تنظيم جيد </w:t>
+      </w:r>
+      <w:proofErr w:type="spellStart"/>
+      <w:r>
+        <w:rPr>
+          <w:rFonts w:ascii="Times New Roman" w:eastAsia="Times New Roman" w:hAnsi="Times New Roman" w:cs="Times New Roman"/>
+          <w:sz w:val="24"/>
+          <w:szCs w:val="24"/>
+          <w:rtl/>
+        </w:rPr>
+        <w:t>لل</w:t>
+      </w:r>
+      <w:proofErr w:type="spellEnd"/>
+      <w:r>
+        <w:rPr>
+          <w:rFonts w:ascii="Times New Roman" w:eastAsia="Times New Roman" w:hAnsi="Times New Roman" w:cs="Times New Roman"/>
+          <w:sz w:val="24"/>
+          <w:szCs w:val="24"/>
+          <w:rtl/>
+        </w:rPr>
+        <w:t>ـ</w:t>
+      </w:r>
+      <w:r>
+        <w:rPr>
+          <w:rFonts w:ascii="Times New Roman" w:eastAsia="Times New Roman" w:hAnsi="Times New Roman" w:cs="Times New Roman"/>
+          <w:sz w:val="24"/>
+          <w:szCs w:val="24"/>
+        </w:rPr>
+        <w:t xml:space="preserve"> collections</w:t>
+      </w:r>
+    </w:p>
+    <w:p>
+      <w:pPr>
+        <w:bidi/>
+        <w:spacing w:before="100" w:beforeAutospacing="1" w:after="100" w:afterAutospacing="1" w:line="240" w:lineRule="auto"/>
+        <w:ind w:left="360"/>
+        <w:rPr>
           <w:sz w:val="24"/>
           <w:szCs w:val="24"/>
         </w:rPr>
@@ -2168,12 +2299,21 @@
         </w:rPr>
         <w:t xml:space="preserve">Firebase </w:t>
       </w:r>
-      <w:r>
-        <w:rPr>
-          <w:sz w:val="24"/>
-          <w:szCs w:val="24"/>
-        </w:rPr>
-        <w:t xml:space="preserve">Firestore </w:t>
+      <w:proofErr w:type="spellStart"/>
+      <w:r>
+        <w:rPr>
+          <w:sz w:val="24"/>
+          <w:szCs w:val="24"/>
+        </w:rPr>
+        <w:t>Firestore</w:t>
+      </w:r>
+      <w:proofErr w:type="spellEnd"/>
+      <w:r>
+        <w:rPr>
+          <w:sz w:val="24"/>
+          <w:szCs w:val="24"/>
+        </w:rPr>
+        <w:t xml:space="preserve"> </w:t>
       </w:r>
       <w:r>
         <w:rPr>
@@ -2250,20 +2390,6 @@
         </w:rPr>
         <w:t>.</w:t>
       </w:r>
-    </w:p>
-    <w:p>
-      <w:pPr>
-        <w:bidi/>
-        <w:rPr>
-          <w:rStyle w:val="a6"/>
-          <w:b w:val="0"/>
-          <w:bCs w:val="0"/>
-          <w:i w:val="0"/>
-          <w:iCs w:val="0"/>
-          <w:sz w:val="24"/>
-          <w:szCs w:val="24"/>
-        </w:rPr>
-      </w:pPr>
     </w:p>
     <w:p>
       <w:pPr>
@@ -2322,6 +2448,7 @@
         </w:rPr>
         <w:t>ت</w:t>
       </w:r>
+      <w:proofErr w:type="spellStart"/>
       <w:r>
         <w:rPr>
           <w:rStyle w:val="a6"/>
@@ -2348,7 +2475,22 @@
           <w:szCs w:val="24"/>
           <w:rtl/>
         </w:rPr>
-        <w:t xml:space="preserve">طي </w:t>
+        <w:t>طي</w:t>
+      </w:r>
+      <w:proofErr w:type="spellEnd"/>
+      <w:r>
+        <w:rPr>
+          <w:rStyle w:val="a6"/>
+          <w:rFonts w:hint="cs"/>
+          <w:b w:val="0"/>
+          <w:bCs w:val="0"/>
+          <w:i w:val="0"/>
+          <w:iCs w:val="0"/>
+          <w:sz w:val="24"/>
+          <w:szCs w:val="24"/>
+          <w:rtl/>
+        </w:rPr>
+        <w:t xml:space="preserve"> </w:t>
       </w:r>
     </w:p>
     <w:p>
@@ -2447,9 +2589,25 @@
         <w:pStyle w:val="2"/>
         <w:bidi/>
         <w:rPr>
+          <w:rStyle w:val="a6"/>
+          <w:b/>
+          <w:bCs/>
+          <w:i w:val="0"/>
+          <w:iCs w:val="0"/>
+          <w:sz w:val="24"/>
+          <w:szCs w:val="24"/>
+        </w:rPr>
+      </w:pPr>
+    </w:p>
+    <w:p>
+      <w:pPr>
+        <w:pStyle w:val="2"/>
+        <w:bidi/>
+        <w:rPr>
           <w:rStyle w:val="a4"/>
           <w:b/>
           <w:bCs/>
+          <w:spacing w:val="5"/>
           <w:sz w:val="24"/>
           <w:szCs w:val="24"/>
           <w:rtl/>
@@ -2628,6 +2786,60 @@
           <w:szCs w:val="24"/>
         </w:rPr>
       </w:pPr>
+    </w:p>
+    <w:p>
+      <w:pPr>
+        <w:bidi/>
+        <w:rPr>
+          <w:sz w:val="24"/>
+          <w:szCs w:val="24"/>
+        </w:rPr>
+      </w:pPr>
+    </w:p>
+    <w:p>
+      <w:pPr>
+        <w:bidi/>
+        <w:rPr>
+          <w:sz w:val="24"/>
+          <w:szCs w:val="24"/>
+        </w:rPr>
+      </w:pPr>
+    </w:p>
+    <w:p>
+      <w:pPr>
+        <w:bidi/>
+        <w:rPr>
+          <w:sz w:val="24"/>
+          <w:szCs w:val="24"/>
+        </w:rPr>
+      </w:pPr>
+    </w:p>
+    <w:p>
+      <w:pPr>
+        <w:bidi/>
+        <w:rPr>
+          <w:sz w:val="24"/>
+          <w:szCs w:val="24"/>
+        </w:rPr>
+      </w:pPr>
+    </w:p>
+    <w:p>
+      <w:pPr>
+        <w:bidi/>
+        <w:rPr>
+          <w:sz w:val="24"/>
+          <w:szCs w:val="24"/>
+        </w:rPr>
+      </w:pPr>
+    </w:p>
+    <w:p>
+      <w:pPr>
+        <w:bidi/>
+        <w:rPr>
+          <w:sz w:val="24"/>
+          <w:szCs w:val="24"/>
+        </w:rPr>
+      </w:pPr>
       <w:r>
         <w:rPr>
           <w:rFonts w:hint="cs"/>
@@ -2635,6 +2847,7 @@
           <w:szCs w:val="24"/>
           <w:rtl/>
         </w:rPr>
+        <w:lastRenderedPageBreak/>
         <w:t>2.</w:t>
       </w:r>
       <w:r>
@@ -2693,7 +2906,23 @@
           <w:sz w:val="24"/>
           <w:szCs w:val="24"/>
         </w:rPr>
-        <w:t xml:space="preserve"> Firebase Firestore </w:t>
+        <w:t xml:space="preserve"> Firebase </w:t>
+      </w:r>
+      <w:proofErr w:type="spellStart"/>
+      <w:r>
+        <w:rPr>
+          <w:sz w:val="24"/>
+          <w:szCs w:val="24"/>
+        </w:rPr>
+        <w:t>Firestore</w:t>
+      </w:r>
+      <w:proofErr w:type="spellEnd"/>
+      <w:r>
+        <w:rPr>
+          <w:sz w:val="24"/>
+          <w:szCs w:val="24"/>
+        </w:rPr>
+        <w:t xml:space="preserve"> </w:t>
       </w:r>
       <w:r>
         <w:rPr>
@@ -2790,6 +3019,7 @@
         </w:rPr>
         <w:t xml:space="preserve">) لبيانات </w:t>
       </w:r>
+      <w:proofErr w:type="spellStart"/>
       <w:r>
         <w:rPr>
           <w:sz w:val="24"/>
@@ -2797,6 +3027,7 @@
         </w:rPr>
         <w:t>Firestore</w:t>
       </w:r>
+      <w:proofErr w:type="spellEnd"/>
       <w:r>
         <w:rPr>
           <w:rFonts w:cs="Arial"/>
@@ -3094,7 +3325,6 @@
           <w:szCs w:val="24"/>
           <w:rtl/>
         </w:rPr>
-        <w:lastRenderedPageBreak/>
         <w:t>أنظمة المصادقة</w:t>
       </w:r>
       <w:r>
@@ -3128,21 +3358,6 @@
         </w:rPr>
         <w:t xml:space="preserve"> (Authorization).</w:t>
       </w:r>
-    </w:p>
-    <w:p>
-      <w:pPr>
-        <w:bidi/>
-        <w:rPr>
-          <w:rStyle w:val="a6"/>
-          <w:b w:val="0"/>
-          <w:bCs w:val="0"/>
-          <w:i w:val="0"/>
-          <w:iCs w:val="0"/>
-          <w:sz w:val="24"/>
-          <w:szCs w:val="24"/>
-          <w:rtl/>
-        </w:rPr>
-      </w:pPr>
     </w:p>
     <w:p>
       <w:pPr>
@@ -3245,6 +3460,15 @@
           <w:szCs w:val="24"/>
         </w:rPr>
       </w:pPr>
+    </w:p>
+    <w:p>
+      <w:pPr>
+        <w:bidi/>
+        <w:rPr>
+          <w:sz w:val="24"/>
+          <w:szCs w:val="24"/>
+        </w:rPr>
+      </w:pPr>
       <w:r>
         <w:rPr>
           <w:rFonts w:hint="cs"/>
@@ -3404,6 +3628,15 @@
           <w:szCs w:val="24"/>
         </w:rPr>
       </w:pPr>
+    </w:p>
+    <w:p>
+      <w:pPr>
+        <w:bidi/>
+        <w:rPr>
+          <w:sz w:val="24"/>
+          <w:szCs w:val="24"/>
+        </w:rPr>
+      </w:pPr>
       <w:r>
         <w:rPr>
           <w:rFonts w:hint="cs"/>
@@ -3516,8 +3749,17 @@
           <w:sz w:val="24"/>
           <w:szCs w:val="24"/>
         </w:rPr>
-        <w:t>Firebase Firestore</w:t>
-      </w:r>
+        <w:t xml:space="preserve">Firebase </w:t>
+      </w:r>
+      <w:proofErr w:type="spellStart"/>
+      <w:r>
+        <w:rPr>
+          <w:sz w:val="24"/>
+          <w:szCs w:val="24"/>
+        </w:rPr>
+        <w:t>Firestore</w:t>
+      </w:r>
+      <w:proofErr w:type="spellEnd"/>
     </w:p>
     <w:p>
       <w:pPr>
@@ -3566,6 +3808,15 @@
           <w:szCs w:val="24"/>
         </w:rPr>
       </w:pPr>
+    </w:p>
+    <w:p>
+      <w:pPr>
+        <w:bidi/>
+        <w:rPr>
+          <w:sz w:val="24"/>
+          <w:szCs w:val="24"/>
+        </w:rPr>
+      </w:pPr>
       <w:r>
         <w:rPr>
           <w:rFonts w:hint="cs"/>
@@ -3794,6 +4045,18 @@
         </w:rPr>
         <w:t xml:space="preserve"> استرجاع البيانات</w:t>
       </w:r>
+    </w:p>
+    <w:p>
+      <w:pPr>
+        <w:bidi/>
+        <w:rPr>
+          <w:rStyle w:val="a4"/>
+          <w:b w:val="0"/>
+          <w:bCs w:val="0"/>
+          <w:sz w:val="24"/>
+          <w:szCs w:val="24"/>
+        </w:rPr>
+      </w:pPr>
     </w:p>
     <w:p>
       <w:pPr>
@@ -3813,7 +4076,6 @@
           <w:szCs w:val="24"/>
           <w:rtl/>
         </w:rPr>
-        <w:lastRenderedPageBreak/>
         <w:t>1.</w:t>
       </w:r>
       <w:r>
@@ -3903,16 +4165,72 @@
           <w:szCs w:val="24"/>
           <w:rtl/>
         </w:rPr>
-        <w:t>ظام او فقدان البيانات يتم ابلاغ أعضاء الفريق والمشرف المباشر فورا وتضيح الوقت المتوقع للإصلاح بناء على حجم المشكلة</w:t>
-      </w:r>
-    </w:p>
-    <w:p>
-      <w:pPr>
-        <w:bidi/>
-        <w:rPr>
-          <w:sz w:val="24"/>
-          <w:szCs w:val="24"/>
-          <w:rtl/>
+        <w:t xml:space="preserve">ظام او فقدان البيانات يتم ابلاغ أعضاء الفريق والمشرف المباشر فورا </w:t>
+      </w:r>
+      <w:proofErr w:type="spellStart"/>
+      <w:r>
+        <w:rPr>
+          <w:rFonts w:hint="cs"/>
+          <w:sz w:val="24"/>
+          <w:szCs w:val="24"/>
+          <w:rtl/>
+        </w:rPr>
+        <w:t>وتضيح</w:t>
+      </w:r>
+      <w:proofErr w:type="spellEnd"/>
+      <w:r>
+        <w:rPr>
+          <w:rFonts w:hint="cs"/>
+          <w:sz w:val="24"/>
+          <w:szCs w:val="24"/>
+          <w:rtl/>
+        </w:rPr>
+        <w:t xml:space="preserve"> الوقت المتوقع للإصلاح بناء على حجم المشكلة</w:t>
+      </w:r>
+    </w:p>
+    <w:p>
+      <w:pPr>
+        <w:bidi/>
+        <w:rPr>
+          <w:sz w:val="24"/>
+          <w:szCs w:val="24"/>
+          <w:rtl/>
+        </w:rPr>
+      </w:pPr>
+    </w:p>
+    <w:p>
+      <w:pPr>
+        <w:bidi/>
+        <w:rPr>
+          <w:rStyle w:val="a4"/>
+          <w:b w:val="0"/>
+          <w:bCs w:val="0"/>
+          <w:sz w:val="24"/>
+          <w:szCs w:val="24"/>
+        </w:rPr>
+      </w:pPr>
+    </w:p>
+    <w:p>
+      <w:pPr>
+        <w:bidi/>
+        <w:rPr>
+          <w:rStyle w:val="a4"/>
+          <w:b w:val="0"/>
+          <w:bCs w:val="0"/>
+          <w:sz w:val="24"/>
+          <w:szCs w:val="24"/>
+        </w:rPr>
+      </w:pPr>
+    </w:p>
+    <w:p>
+      <w:pPr>
+        <w:bidi/>
+        <w:rPr>
+          <w:rStyle w:val="a4"/>
+          <w:b w:val="0"/>
+          <w:bCs w:val="0"/>
+          <w:sz w:val="24"/>
+          <w:szCs w:val="24"/>
         </w:rPr>
       </w:pPr>
     </w:p>
@@ -4443,93 +4761,111 @@
           <w:szCs w:val="24"/>
           <w:rtl/>
         </w:rPr>
+        <w:t>التأكد من عمل النسخ الاحتياطية</w:t>
+      </w:r>
+    </w:p>
+    <w:p>
+      <w:pPr>
+        <w:bidi/>
+        <w:rPr>
+          <w:sz w:val="24"/>
+          <w:szCs w:val="24"/>
+        </w:rPr>
+      </w:pPr>
+    </w:p>
+    <w:p>
+      <w:pPr>
+        <w:bidi/>
+        <w:rPr>
+          <w:sz w:val="24"/>
+          <w:szCs w:val="24"/>
+          <w:rtl/>
+        </w:rPr>
+      </w:pPr>
+    </w:p>
+    <w:p>
+      <w:pPr>
+        <w:bidi/>
+        <w:rPr>
+          <w:sz w:val="24"/>
+          <w:szCs w:val="24"/>
+        </w:rPr>
+      </w:pPr>
+    </w:p>
+    <w:p>
+      <w:pPr>
+        <w:bidi/>
+        <w:rPr>
+          <w:sz w:val="24"/>
+          <w:szCs w:val="24"/>
+        </w:rPr>
+      </w:pPr>
+    </w:p>
+    <w:p>
+      <w:pPr>
+        <w:bidi/>
+        <w:rPr>
+          <w:sz w:val="24"/>
+          <w:szCs w:val="24"/>
+        </w:rPr>
+      </w:pPr>
+      <w:r>
+        <w:rPr>
+          <w:rFonts w:hint="cs"/>
+          <w:sz w:val="24"/>
+          <w:szCs w:val="24"/>
+          <w:rtl/>
+        </w:rPr>
+        <w:t>2.</w:t>
+      </w:r>
+      <w:r>
+        <w:rPr>
+          <w:sz w:val="24"/>
+          <w:szCs w:val="24"/>
+          <w:rtl/>
+        </w:rPr>
+        <w:t>صيانة شهرية</w:t>
+      </w:r>
+    </w:p>
+    <w:p>
+      <w:pPr>
+        <w:bidi/>
+        <w:rPr>
+          <w:sz w:val="24"/>
+          <w:szCs w:val="24"/>
+        </w:rPr>
+      </w:pPr>
+      <w:r>
+        <w:rPr>
+          <w:sz w:val="24"/>
+          <w:szCs w:val="24"/>
+          <w:rtl/>
+        </w:rPr>
+        <w:t>تحديث النظام والمكتبات</w:t>
+      </w:r>
+      <w:r>
+        <w:rPr>
+          <w:sz w:val="24"/>
+          <w:szCs w:val="24"/>
+        </w:rPr>
+        <w:t xml:space="preserve"> (Dependencies). </w:t>
+      </w:r>
+    </w:p>
+    <w:p>
+      <w:pPr>
+        <w:bidi/>
+        <w:rPr>
+          <w:sz w:val="24"/>
+          <w:szCs w:val="24"/>
+        </w:rPr>
+      </w:pPr>
+      <w:r>
+        <w:rPr>
+          <w:sz w:val="24"/>
+          <w:szCs w:val="24"/>
+          <w:rtl/>
+        </w:rPr>
         <w:lastRenderedPageBreak/>
-        <w:t>التأكد من عمل النسخ الاحتياطية</w:t>
-      </w:r>
-    </w:p>
-    <w:p>
-      <w:pPr>
-        <w:bidi/>
-        <w:rPr>
-          <w:sz w:val="24"/>
-          <w:szCs w:val="24"/>
-        </w:rPr>
-      </w:pPr>
-    </w:p>
-    <w:p>
-      <w:pPr>
-        <w:bidi/>
-        <w:rPr>
-          <w:sz w:val="24"/>
-          <w:szCs w:val="24"/>
-          <w:rtl/>
-        </w:rPr>
-      </w:pPr>
-    </w:p>
-    <w:p>
-      <w:pPr>
-        <w:bidi/>
-        <w:rPr>
-          <w:sz w:val="24"/>
-          <w:szCs w:val="24"/>
-        </w:rPr>
-      </w:pPr>
-      <w:r>
-        <w:rPr>
-          <w:rFonts w:hint="cs"/>
-          <w:sz w:val="24"/>
-          <w:szCs w:val="24"/>
-          <w:rtl/>
-        </w:rPr>
-        <w:t>2.</w:t>
-      </w:r>
-      <w:r>
-        <w:rPr>
-          <w:sz w:val="24"/>
-          <w:szCs w:val="24"/>
-          <w:rtl/>
-        </w:rPr>
-        <w:t>صيانة شهرية</w:t>
-      </w:r>
-    </w:p>
-    <w:p>
-      <w:pPr>
-        <w:bidi/>
-        <w:rPr>
-          <w:sz w:val="24"/>
-          <w:szCs w:val="24"/>
-        </w:rPr>
-      </w:pPr>
-      <w:r>
-        <w:rPr>
-          <w:sz w:val="24"/>
-          <w:szCs w:val="24"/>
-          <w:rtl/>
-        </w:rPr>
-        <w:t>تحديث النظام والمكتبات</w:t>
-      </w:r>
-      <w:r>
-        <w:rPr>
-          <w:sz w:val="24"/>
-          <w:szCs w:val="24"/>
-        </w:rPr>
-        <w:t xml:space="preserve"> (Dependencies). </w:t>
-      </w:r>
-    </w:p>
-    <w:p>
-      <w:pPr>
-        <w:bidi/>
-        <w:rPr>
-          <w:sz w:val="24"/>
-          <w:szCs w:val="24"/>
-        </w:rPr>
-      </w:pPr>
-      <w:r>
-        <w:rPr>
-          <w:sz w:val="24"/>
-          <w:szCs w:val="24"/>
-          <w:rtl/>
-        </w:rPr>
         <w:t>اختبار الأمان</w:t>
       </w:r>
       <w:r>
@@ -4782,19 +5118,6 @@
       <w:pPr>
         <w:bidi/>
         <w:rPr>
-          <w:rStyle w:val="a4"/>
-          <w:b w:val="0"/>
-          <w:bCs w:val="0"/>
-          <w:sz w:val="24"/>
-          <w:szCs w:val="24"/>
-          <w:rtl/>
-        </w:rPr>
-      </w:pPr>
-    </w:p>
-    <w:p>
-      <w:pPr>
-        <w:bidi/>
-        <w:rPr>
           <w:sz w:val="24"/>
           <w:szCs w:val="24"/>
         </w:rPr>
@@ -4924,7 +5247,23 @@
           <w:sz w:val="24"/>
           <w:szCs w:val="24"/>
         </w:rPr>
-        <w:t xml:space="preserve">Firebase Crashlytics </w:t>
+        <w:t xml:space="preserve">Firebase </w:t>
+      </w:r>
+      <w:proofErr w:type="spellStart"/>
+      <w:r>
+        <w:rPr>
+          <w:sz w:val="24"/>
+          <w:szCs w:val="24"/>
+        </w:rPr>
+        <w:t>Crashlytics</w:t>
+      </w:r>
+      <w:proofErr w:type="spellEnd"/>
+      <w:r>
+        <w:rPr>
+          <w:sz w:val="24"/>
+          <w:szCs w:val="24"/>
+        </w:rPr>
+        <w:t xml:space="preserve"> </w:t>
       </w:r>
       <w:r>
         <w:rPr>
@@ -5155,7 +5494,6 @@
           <w:szCs w:val="24"/>
           <w:rtl/>
         </w:rPr>
-        <w:lastRenderedPageBreak/>
         <w:t>مدير النظام</w:t>
       </w:r>
       <w:r>

--- a/تحديد بيئة التشغيل والمنصات وخطة النشر والاستضافة إدارة البيانات والنسخ الاحطياطي.docx
+++ b/تحديد بيئة التشغيل والمنصات وخطة النشر والاستضافة إدارة البيانات والنسخ الاحطياطي.docx
@@ -1095,7 +1095,14 @@
           <w:sz w:val="24"/>
           <w:szCs w:val="24"/>
         </w:rPr>
-        <w:t>-4</w:t>
+        <w:t>-</w:t>
+      </w:r>
+      <w:r>
+        <w:rPr>
+          <w:sz w:val="24"/>
+          <w:szCs w:val="24"/>
+        </w:rPr>
+        <w:t>3</w:t>
       </w:r>
       <w:r>
         <w:rPr>
@@ -1249,7 +1256,15 @@
           <w:sz w:val="24"/>
           <w:szCs w:val="24"/>
         </w:rPr>
-        <w:t>.5</w:t>
+        <w:t>.</w:t>
+      </w:r>
+      <w:r>
+        <w:rPr>
+          <w:rStyle w:val="whitespace-normal"/>
+          <w:sz w:val="24"/>
+          <w:szCs w:val="24"/>
+        </w:rPr>
+        <w:t>4</w:t>
       </w:r>
       <w:r>
         <w:rPr>
@@ -1542,7 +1557,16 @@
           <w:szCs w:val="24"/>
           <w:lang w:bidi="ar-JO"/>
         </w:rPr>
-        <w:t xml:space="preserve"> Routes</w:t>
+        <w:t xml:space="preserve"> </w:t>
+      </w:r>
+      <w:proofErr w:type="gramStart"/>
+      <w:r>
+        <w:rPr>
+          <w:sz w:val="24"/>
+          <w:szCs w:val="24"/>
+          <w:lang w:bidi="ar-JO"/>
+        </w:rPr>
+        <w:t>Routes</w:t>
       </w:r>
       <w:r>
         <w:rPr>
@@ -1552,7 +1576,18 @@
           <w:rtl/>
           <w:lang w:bidi="ar-JO"/>
         </w:rPr>
-        <w:t>)لكنها لا توفر خادما مخصصا يعمل بشكل دائم (</w:t>
+        <w:t>)لكنها</w:t>
+      </w:r>
+      <w:proofErr w:type="gramEnd"/>
+      <w:r>
+        <w:rPr>
+          <w:rFonts w:hint="cs"/>
+          <w:sz w:val="24"/>
+          <w:szCs w:val="24"/>
+          <w:rtl/>
+          <w:lang w:bidi="ar-JO"/>
+        </w:rPr>
+        <w:t xml:space="preserve"> لا توفر خادما مخصصا يعمل بشكل دائم (</w:t>
       </w:r>
       <w:r>
         <w:rPr>
@@ -3188,6 +3223,7 @@
         </w:rPr>
         <w:t>) لضمان حفظها.</w:t>
       </w:r>
+      <w:proofErr w:type="gramStart"/>
       <w:r>
         <w:rPr>
           <w:rFonts w:hint="cs"/>
@@ -3203,7 +3239,16 @@
           <w:szCs w:val="24"/>
           <w:rtl/>
         </w:rPr>
-        <w:t>يتم استخدام</w:t>
+        <w:t>يتم</w:t>
+      </w:r>
+      <w:proofErr w:type="gramEnd"/>
+      <w:r>
+        <w:rPr>
+          <w:sz w:val="24"/>
+          <w:szCs w:val="24"/>
+          <w:rtl/>
+        </w:rPr>
+        <w:t xml:space="preserve"> استخدام</w:t>
       </w:r>
       <w:r>
         <w:rPr>
@@ -3590,6 +3635,15 @@
         <w:rPr>
           <w:sz w:val="24"/>
           <w:szCs w:val="24"/>
+        </w:rPr>
+      </w:pPr>
+    </w:p>
+    <w:p>
+      <w:pPr>
+        <w:bidi/>
+        <w:rPr>
+          <w:sz w:val="24"/>
+          <w:szCs w:val="24"/>
           <w:rtl/>
         </w:rPr>
       </w:pPr>
@@ -3609,6 +3663,7 @@
           <w:szCs w:val="24"/>
           <w:rtl/>
         </w:rPr>
+        <w:lastRenderedPageBreak/>
         <w:t>2.</w:t>
       </w:r>
       <w:r>
@@ -4238,6 +4293,18 @@
       <w:pPr>
         <w:bidi/>
         <w:rPr>
+          <w:rStyle w:val="a4"/>
+          <w:b w:val="0"/>
+          <w:bCs w:val="0"/>
+          <w:sz w:val="24"/>
+          <w:szCs w:val="24"/>
+        </w:rPr>
+      </w:pPr>
+    </w:p>
+    <w:p>
+      <w:pPr>
+        <w:bidi/>
+        <w:rPr>
           <w:sz w:val="24"/>
           <w:szCs w:val="24"/>
         </w:rPr>
@@ -4252,6 +4319,7 @@
           <w:szCs w:val="24"/>
           <w:rtl/>
         </w:rPr>
+        <w:lastRenderedPageBreak/>
         <w:t>2.</w:t>
       </w:r>
       <w:r>
@@ -4816,6 +4884,7 @@
           <w:szCs w:val="24"/>
           <w:rtl/>
         </w:rPr>
+        <w:lastRenderedPageBreak/>
         <w:t>2.</w:t>
       </w:r>
       <w:r>
@@ -4865,7 +4934,6 @@
           <w:szCs w:val="24"/>
           <w:rtl/>
         </w:rPr>
-        <w:lastRenderedPageBreak/>
         <w:t>اختبار الأمان</w:t>
       </w:r>
       <w:r>
@@ -4913,6 +4981,7 @@
         </w:rPr>
         <w:t>بيئة التجربة :(</w:t>
       </w:r>
+      <w:proofErr w:type="gramStart"/>
       <w:r>
         <w:rPr>
           <w:sz w:val="24"/>
@@ -4937,7 +5006,18 @@
           <w:rtl/>
           <w:lang w:bidi="ar-JO"/>
         </w:rPr>
-        <w:t xml:space="preserve">سيتم انشاء مشروع </w:t>
+        <w:t>سيتم</w:t>
+      </w:r>
+      <w:proofErr w:type="gramEnd"/>
+      <w:r>
+        <w:rPr>
+          <w:rFonts w:hint="cs"/>
+          <w:sz w:val="24"/>
+          <w:szCs w:val="24"/>
+          <w:rtl/>
+          <w:lang w:bidi="ar-JO"/>
+        </w:rPr>
+        <w:t xml:space="preserve"> انشاء مشروع </w:t>
       </w:r>
       <w:r>
         <w:rPr>
@@ -5250,6 +5330,7 @@
         <w:t xml:space="preserve">Firebase </w:t>
       </w:r>
       <w:proofErr w:type="spellStart"/>
+      <w:proofErr w:type="gramStart"/>
       <w:r>
         <w:rPr>
           <w:sz w:val="24"/>
@@ -5282,7 +5363,18 @@
           <w:rtl/>
           <w:lang w:bidi="ar-JO"/>
         </w:rPr>
-        <w:t>لتتبع الاخطاء</w:t>
+        <w:t>لتتبع</w:t>
+      </w:r>
+      <w:proofErr w:type="gramEnd"/>
+      <w:r>
+        <w:rPr>
+          <w:rFonts w:hint="cs"/>
+          <w:sz w:val="24"/>
+          <w:szCs w:val="24"/>
+          <w:rtl/>
+          <w:lang w:bidi="ar-JO"/>
+        </w:rPr>
+        <w:t xml:space="preserve"> الاخطاء</w:t>
       </w:r>
     </w:p>
     <w:p>

--- a/تحديد بيئة التشغيل والمنصات وخطة النشر والاستضافة إدارة البيانات والنسخ الاحطياطي.docx
+++ b/تحديد بيئة التشغيل والمنصات وخطة النشر والاستضافة إدارة البيانات والنسخ الاحطياطي.docx
@@ -688,18 +688,8 @@
           <w:szCs w:val="24"/>
           <w:rtl/>
         </w:rPr>
-        <w:t xml:space="preserve">اختبار التطبيق على أجهزة حقيقية </w:t>
-      </w:r>
-      <w:proofErr w:type="spellStart"/>
-      <w:r>
-        <w:rPr>
-          <w:sz w:val="24"/>
-          <w:szCs w:val="24"/>
-          <w:rtl/>
-        </w:rPr>
-        <w:t>ومحاكيات</w:t>
-      </w:r>
-      <w:proofErr w:type="spellEnd"/>
+        <w:t>اختبار التطبيق على أجهزة حقيقية ومحاكيات</w:t>
+      </w:r>
       <w:r>
         <w:rPr>
           <w:sz w:val="24"/>
@@ -1484,7 +1474,6 @@
         <w:lastRenderedPageBreak/>
         <w:t>1-</w:t>
       </w:r>
-      <w:proofErr w:type="spellStart"/>
       <w:r>
         <w:rPr>
           <w:sz w:val="24"/>
@@ -1492,7 +1481,6 @@
         </w:rPr>
         <w:t>Vercel</w:t>
       </w:r>
-      <w:proofErr w:type="spellEnd"/>
     </w:p>
     <w:p>
       <w:pPr>
@@ -1541,53 +1529,23 @@
         </w:rPr>
         <w:t>المنصة ممتازة للواجهات الامامية وتدعم واجهات برمجة التطبيقات (</w:t>
       </w:r>
-      <w:proofErr w:type="spellStart"/>
       <w:r>
         <w:rPr>
           <w:sz w:val="24"/>
           <w:szCs w:val="24"/>
           <w:lang w:bidi="ar-JO"/>
         </w:rPr>
-        <w:t>APl</w:t>
-      </w:r>
-      <w:proofErr w:type="spellEnd"/>
-      <w:r>
-        <w:rPr>
-          <w:sz w:val="24"/>
-          <w:szCs w:val="24"/>
+        <w:t>APl Routes</w:t>
+      </w:r>
+      <w:r>
+        <w:rPr>
+          <w:rFonts w:hint="cs"/>
+          <w:sz w:val="24"/>
+          <w:szCs w:val="24"/>
+          <w:rtl/>
           <w:lang w:bidi="ar-JO"/>
         </w:rPr>
-        <w:t xml:space="preserve"> </w:t>
-      </w:r>
-      <w:proofErr w:type="gramStart"/>
-      <w:r>
-        <w:rPr>
-          <w:sz w:val="24"/>
-          <w:szCs w:val="24"/>
-          <w:lang w:bidi="ar-JO"/>
-        </w:rPr>
-        <w:t>Routes</w:t>
-      </w:r>
-      <w:r>
-        <w:rPr>
-          <w:rFonts w:hint="cs"/>
-          <w:sz w:val="24"/>
-          <w:szCs w:val="24"/>
-          <w:rtl/>
-          <w:lang w:bidi="ar-JO"/>
-        </w:rPr>
-        <w:t>)لكنها</w:t>
-      </w:r>
-      <w:proofErr w:type="gramEnd"/>
-      <w:r>
-        <w:rPr>
-          <w:rFonts w:hint="cs"/>
-          <w:sz w:val="24"/>
-          <w:szCs w:val="24"/>
-          <w:rtl/>
-          <w:lang w:bidi="ar-JO"/>
-        </w:rPr>
-        <w:t xml:space="preserve"> لا توفر خادما مخصصا يعمل بشكل دائم (</w:t>
+        <w:t>)لكنها لا توفر خادما مخصصا يعمل بشكل دائم (</w:t>
       </w:r>
       <w:r>
         <w:rPr>
@@ -1958,17 +1916,8 @@
           <w:sz w:val="24"/>
           <w:szCs w:val="24"/>
         </w:rPr>
-        <w:t xml:space="preserve">Firebase </w:t>
-      </w:r>
-      <w:proofErr w:type="spellStart"/>
-      <w:r>
-        <w:rPr>
-          <w:sz w:val="24"/>
-          <w:szCs w:val="24"/>
-        </w:rPr>
-        <w:t>Firestore</w:t>
-      </w:r>
-      <w:proofErr w:type="spellEnd"/>
+        <w:t>Firebase Firestore</w:t>
+      </w:r>
     </w:p>
     <w:p>
       <w:pPr>
@@ -2285,27 +2234,7 @@
           <w:szCs w:val="24"/>
           <w:rtl/>
         </w:rPr>
-        <w:t xml:space="preserve">يحتاج تنظيم جيد </w:t>
-      </w:r>
-      <w:proofErr w:type="spellStart"/>
-      <w:r>
-        <w:rPr>
-          <w:rFonts w:ascii="Times New Roman" w:eastAsia="Times New Roman" w:hAnsi="Times New Roman" w:cs="Times New Roman"/>
-          <w:sz w:val="24"/>
-          <w:szCs w:val="24"/>
-          <w:rtl/>
-        </w:rPr>
-        <w:t>لل</w:t>
-      </w:r>
-      <w:proofErr w:type="spellEnd"/>
-      <w:r>
-        <w:rPr>
-          <w:rFonts w:ascii="Times New Roman" w:eastAsia="Times New Roman" w:hAnsi="Times New Roman" w:cs="Times New Roman"/>
-          <w:sz w:val="24"/>
-          <w:szCs w:val="24"/>
-          <w:rtl/>
-        </w:rPr>
-        <w:t>ـ</w:t>
+        <w:t>يحتاج تنظيم جيد للـ</w:t>
       </w:r>
       <w:r>
         <w:rPr>
@@ -2334,21 +2263,12 @@
         </w:rPr>
         <w:t xml:space="preserve">Firebase </w:t>
       </w:r>
-      <w:proofErr w:type="spellStart"/>
-      <w:r>
-        <w:rPr>
-          <w:sz w:val="24"/>
-          <w:szCs w:val="24"/>
-        </w:rPr>
-        <w:t>Firestore</w:t>
-      </w:r>
-      <w:proofErr w:type="spellEnd"/>
-      <w:r>
-        <w:rPr>
-          <w:sz w:val="24"/>
-          <w:szCs w:val="24"/>
-        </w:rPr>
-        <w:t xml:space="preserve"> </w:t>
+      <w:r>
+        <w:rPr>
+          <w:sz w:val="24"/>
+          <w:szCs w:val="24"/>
+        </w:rPr>
+        <w:t xml:space="preserve">Firestore </w:t>
       </w:r>
       <w:r>
         <w:rPr>
@@ -2483,7 +2403,6 @@
         </w:rPr>
         <w:t>ت</w:t>
       </w:r>
-      <w:proofErr w:type="spellStart"/>
       <w:r>
         <w:rPr>
           <w:rStyle w:val="a6"/>
@@ -2510,22 +2429,7 @@
           <w:szCs w:val="24"/>
           <w:rtl/>
         </w:rPr>
-        <w:t>طي</w:t>
-      </w:r>
-      <w:proofErr w:type="spellEnd"/>
-      <w:r>
-        <w:rPr>
-          <w:rStyle w:val="a6"/>
-          <w:rFonts w:hint="cs"/>
-          <w:b w:val="0"/>
-          <w:bCs w:val="0"/>
-          <w:i w:val="0"/>
-          <w:iCs w:val="0"/>
-          <w:sz w:val="24"/>
-          <w:szCs w:val="24"/>
-          <w:rtl/>
-        </w:rPr>
-        <w:t xml:space="preserve"> </w:t>
+        <w:t xml:space="preserve">طي </w:t>
       </w:r>
     </w:p>
     <w:p>
@@ -2864,6 +2768,811 @@
         <w:rPr>
           <w:sz w:val="24"/>
           <w:szCs w:val="24"/>
+          <w:rtl/>
+        </w:rPr>
+      </w:pPr>
+    </w:p>
+    <w:p>
+      <w:pPr>
+        <w:bidi/>
+        <w:rPr>
+          <w:sz w:val="24"/>
+          <w:szCs w:val="24"/>
+          <w:rtl/>
+        </w:rPr>
+      </w:pPr>
+    </w:p>
+    <w:p>
+      <w:pPr>
+        <w:bidi/>
+        <w:rPr>
+          <w:sz w:val="24"/>
+          <w:szCs w:val="24"/>
+          <w:rtl/>
+        </w:rPr>
+      </w:pPr>
+    </w:p>
+    <w:p>
+      <w:pPr>
+        <w:bidi/>
+        <w:rPr>
+          <w:sz w:val="24"/>
+          <w:szCs w:val="24"/>
+          <w:rtl/>
+        </w:rPr>
+      </w:pPr>
+      <w:r>
+        <w:rPr>
+          <w:rFonts w:cs="Arial"/>
+          <w:sz w:val="24"/>
+          <w:szCs w:val="24"/>
+          <w:rtl/>
+        </w:rPr>
+        <w:t>2</w:t>
+      </w:r>
+      <w:r>
+        <w:rPr>
+          <w:sz w:val="24"/>
+          <w:szCs w:val="24"/>
+        </w:rPr>
+        <w:t xml:space="preserve">. </w:t>
+      </w:r>
+      <w:r>
+        <w:rPr>
+          <w:rFonts w:cs="Arial"/>
+          <w:sz w:val="24"/>
+          <w:szCs w:val="24"/>
+          <w:rtl/>
+        </w:rPr>
+        <w:t>آلية التخزين</w:t>
+      </w:r>
+    </w:p>
+    <w:p>
+      <w:pPr>
+        <w:bidi/>
+        <w:rPr>
+          <w:sz w:val="24"/>
+          <w:szCs w:val="24"/>
+          <w:rtl/>
+        </w:rPr>
+      </w:pPr>
+    </w:p>
+    <w:p>
+      <w:pPr>
+        <w:bidi/>
+        <w:rPr>
+          <w:sz w:val="24"/>
+          <w:szCs w:val="24"/>
+          <w:rtl/>
+        </w:rPr>
+      </w:pPr>
+      <w:r>
+        <w:rPr>
+          <w:rFonts w:cs="Arial"/>
+          <w:sz w:val="24"/>
+          <w:szCs w:val="24"/>
+          <w:rtl/>
+        </w:rPr>
+        <w:t>يتم تخزين البيانات في قاعدة بيانات آمنة مثل</w:t>
+      </w:r>
+      <w:r>
+        <w:rPr>
+          <w:sz w:val="24"/>
+          <w:szCs w:val="24"/>
+        </w:rPr>
+        <w:t xml:space="preserve"> Firebase Firestore </w:t>
+      </w:r>
+      <w:r>
+        <w:rPr>
+          <w:rFonts w:cs="Arial"/>
+          <w:sz w:val="24"/>
+          <w:szCs w:val="24"/>
+          <w:rtl/>
+        </w:rPr>
+        <w:t>أو أي</w:t>
+      </w:r>
+      <w:r>
+        <w:rPr>
+          <w:sz w:val="24"/>
+          <w:szCs w:val="24"/>
+        </w:rPr>
+        <w:t xml:space="preserve"> DBMS </w:t>
+      </w:r>
+      <w:r>
+        <w:rPr>
+          <w:rFonts w:cs="Arial"/>
+          <w:sz w:val="24"/>
+          <w:szCs w:val="24"/>
+          <w:rtl/>
+        </w:rPr>
+        <w:t>آخر</w:t>
+      </w:r>
+      <w:r>
+        <w:rPr>
+          <w:sz w:val="24"/>
+          <w:szCs w:val="24"/>
+        </w:rPr>
+        <w:t>.</w:t>
+      </w:r>
+    </w:p>
+    <w:p>
+      <w:pPr>
+        <w:bidi/>
+        <w:rPr>
+          <w:sz w:val="24"/>
+          <w:szCs w:val="24"/>
+          <w:rtl/>
+        </w:rPr>
+      </w:pPr>
+      <w:r>
+        <w:rPr>
+          <w:rFonts w:cs="Arial"/>
+          <w:sz w:val="24"/>
+          <w:szCs w:val="24"/>
+          <w:rtl/>
+        </w:rPr>
+        <w:t>يتم تشفير كلمات المرور باستخدام خوارزميات التشفير القوية</w:t>
+      </w:r>
+      <w:r>
+        <w:rPr>
+          <w:sz w:val="24"/>
+          <w:szCs w:val="24"/>
+        </w:rPr>
+        <w:t xml:space="preserve"> (</w:t>
+      </w:r>
+      <w:r>
+        <w:rPr>
+          <w:rFonts w:cs="Arial"/>
+          <w:sz w:val="24"/>
+          <w:szCs w:val="24"/>
+          <w:rtl/>
+        </w:rPr>
+        <w:t>مثل</w:t>
+      </w:r>
+      <w:r>
+        <w:rPr>
+          <w:sz w:val="24"/>
+          <w:szCs w:val="24"/>
+        </w:rPr>
+        <w:t xml:space="preserve"> SHA-256 </w:t>
+      </w:r>
+      <w:r>
+        <w:rPr>
+          <w:rFonts w:cs="Arial"/>
+          <w:sz w:val="24"/>
+          <w:szCs w:val="24"/>
+          <w:rtl/>
+        </w:rPr>
+        <w:t>أو</w:t>
+      </w:r>
+      <w:r>
+        <w:rPr>
+          <w:sz w:val="24"/>
+          <w:szCs w:val="24"/>
+        </w:rPr>
+        <w:t xml:space="preserve"> bcrypt).</w:t>
+      </w:r>
+    </w:p>
+    <w:p>
+      <w:pPr>
+        <w:bidi/>
+        <w:rPr>
+          <w:sz w:val="24"/>
+          <w:szCs w:val="24"/>
+          <w:rtl/>
+        </w:rPr>
+      </w:pPr>
+      <w:r>
+        <w:rPr>
+          <w:rFonts w:cs="Arial"/>
+          <w:sz w:val="24"/>
+          <w:szCs w:val="24"/>
+          <w:rtl/>
+        </w:rPr>
+        <w:t>يتم استخدام</w:t>
+      </w:r>
+      <w:r>
+        <w:rPr>
+          <w:sz w:val="24"/>
+          <w:szCs w:val="24"/>
+        </w:rPr>
+        <w:t xml:space="preserve"> HTTPS </w:t>
+      </w:r>
+      <w:r>
+        <w:rPr>
+          <w:rFonts w:cs="Arial"/>
+          <w:sz w:val="24"/>
+          <w:szCs w:val="24"/>
+          <w:rtl/>
+        </w:rPr>
+        <w:t>لتأمين نقل البيانات</w:t>
+      </w:r>
+      <w:r>
+        <w:rPr>
+          <w:sz w:val="24"/>
+          <w:szCs w:val="24"/>
+        </w:rPr>
+        <w:t>.</w:t>
+      </w:r>
+    </w:p>
+    <w:p>
+      <w:pPr>
+        <w:bidi/>
+        <w:rPr>
+          <w:sz w:val="24"/>
+          <w:szCs w:val="24"/>
+          <w:rtl/>
+        </w:rPr>
+      </w:pPr>
+      <w:r>
+        <w:rPr>
+          <w:rFonts w:cs="Arial"/>
+          <w:sz w:val="24"/>
+          <w:szCs w:val="24"/>
+          <w:rtl/>
+        </w:rPr>
+        <w:t>3</w:t>
+      </w:r>
+      <w:r>
+        <w:rPr>
+          <w:sz w:val="24"/>
+          <w:szCs w:val="24"/>
+        </w:rPr>
+        <w:t xml:space="preserve">. </w:t>
+      </w:r>
+      <w:r>
+        <w:rPr>
+          <w:rFonts w:cs="Arial"/>
+          <w:sz w:val="24"/>
+          <w:szCs w:val="24"/>
+          <w:rtl/>
+        </w:rPr>
+        <w:t>صلاحيات الوصول</w:t>
+      </w:r>
+    </w:p>
+    <w:p>
+      <w:pPr>
+        <w:bidi/>
+        <w:rPr>
+          <w:sz w:val="24"/>
+          <w:szCs w:val="24"/>
+          <w:rtl/>
+        </w:rPr>
+      </w:pPr>
+    </w:p>
+    <w:p>
+      <w:pPr>
+        <w:bidi/>
+        <w:rPr>
+          <w:sz w:val="24"/>
+          <w:szCs w:val="24"/>
+          <w:rtl/>
+        </w:rPr>
+      </w:pPr>
+      <w:r>
+        <w:rPr>
+          <w:rFonts w:cs="Arial"/>
+          <w:sz w:val="24"/>
+          <w:szCs w:val="24"/>
+          <w:rtl/>
+        </w:rPr>
+        <w:t>تحديد صلاحيات واضحة</w:t>
+      </w:r>
+      <w:r>
+        <w:rPr>
+          <w:sz w:val="24"/>
+          <w:szCs w:val="24"/>
+        </w:rPr>
+        <w:t xml:space="preserve"> (Admin / User).</w:t>
+      </w:r>
+    </w:p>
+    <w:p>
+      <w:pPr>
+        <w:bidi/>
+        <w:rPr>
+          <w:sz w:val="24"/>
+          <w:szCs w:val="24"/>
+          <w:rtl/>
+        </w:rPr>
+      </w:pPr>
+      <w:r>
+        <w:rPr>
+          <w:rFonts w:cs="Arial"/>
+          <w:sz w:val="24"/>
+          <w:szCs w:val="24"/>
+          <w:rtl/>
+        </w:rPr>
+        <w:t>منع الوصول غير المصرح به عبر</w:t>
+      </w:r>
+      <w:r>
+        <w:rPr>
+          <w:sz w:val="24"/>
+          <w:szCs w:val="24"/>
+        </w:rPr>
+        <w:t>:</w:t>
+      </w:r>
+    </w:p>
+    <w:p>
+      <w:pPr>
+        <w:bidi/>
+        <w:rPr>
+          <w:sz w:val="24"/>
+          <w:szCs w:val="24"/>
+          <w:rtl/>
+        </w:rPr>
+      </w:pPr>
+      <w:r>
+        <w:rPr>
+          <w:rFonts w:cs="Arial"/>
+          <w:sz w:val="24"/>
+          <w:szCs w:val="24"/>
+          <w:rtl/>
+        </w:rPr>
+        <w:t>أنظمة المصادقة</w:t>
+      </w:r>
+      <w:r>
+        <w:rPr>
+          <w:sz w:val="24"/>
+          <w:szCs w:val="24"/>
+        </w:rPr>
+        <w:t xml:space="preserve"> (Authentication).</w:t>
+      </w:r>
+    </w:p>
+    <w:p>
+      <w:pPr>
+        <w:bidi/>
+        <w:rPr>
+          <w:sz w:val="24"/>
+          <w:szCs w:val="24"/>
+          <w:rtl/>
+        </w:rPr>
+      </w:pPr>
+      <w:r>
+        <w:rPr>
+          <w:rFonts w:cs="Arial"/>
+          <w:sz w:val="24"/>
+          <w:szCs w:val="24"/>
+          <w:rtl/>
+        </w:rPr>
+        <w:t>أنظمة التفويض</w:t>
+      </w:r>
+      <w:r>
+        <w:rPr>
+          <w:sz w:val="24"/>
+          <w:szCs w:val="24"/>
+        </w:rPr>
+        <w:t xml:space="preserve"> (Authorization).</w:t>
+      </w:r>
+    </w:p>
+    <w:p>
+      <w:pPr>
+        <w:bidi/>
+        <w:rPr>
+          <w:sz w:val="24"/>
+          <w:szCs w:val="24"/>
+          <w:rtl/>
+        </w:rPr>
+      </w:pPr>
+      <w:r>
+        <w:rPr>
+          <w:rFonts w:cs="Arial"/>
+          <w:sz w:val="24"/>
+          <w:szCs w:val="24"/>
+          <w:rtl/>
+        </w:rPr>
+        <w:t>3</w:t>
+      </w:r>
+      <w:r>
+        <w:rPr>
+          <w:sz w:val="24"/>
+          <w:szCs w:val="24"/>
+        </w:rPr>
+        <w:t xml:space="preserve">. </w:t>
+      </w:r>
+      <w:r>
+        <w:rPr>
+          <w:rFonts w:cs="Arial"/>
+          <w:sz w:val="24"/>
+          <w:szCs w:val="24"/>
+          <w:rtl/>
+        </w:rPr>
+        <w:t>النسخ الاحتياطي</w:t>
+      </w:r>
+    </w:p>
+    <w:p>
+      <w:pPr>
+        <w:bidi/>
+        <w:rPr>
+          <w:sz w:val="24"/>
+          <w:szCs w:val="24"/>
+          <w:rtl/>
+        </w:rPr>
+      </w:pPr>
+      <w:r>
+        <w:rPr>
+          <w:rFonts w:cs="Arial"/>
+          <w:sz w:val="24"/>
+          <w:szCs w:val="24"/>
+          <w:rtl/>
+        </w:rPr>
+        <w:t>1</w:t>
+      </w:r>
+      <w:r>
+        <w:rPr>
+          <w:sz w:val="24"/>
+          <w:szCs w:val="24"/>
+        </w:rPr>
+        <w:t xml:space="preserve">. </w:t>
+      </w:r>
+      <w:r>
+        <w:rPr>
+          <w:rFonts w:cs="Arial"/>
+          <w:sz w:val="24"/>
+          <w:szCs w:val="24"/>
+          <w:rtl/>
+        </w:rPr>
+        <w:t>أنواع النسخ الاحتياطي</w:t>
+      </w:r>
+    </w:p>
+    <w:p>
+      <w:pPr>
+        <w:bidi/>
+        <w:rPr>
+          <w:sz w:val="24"/>
+          <w:szCs w:val="24"/>
+          <w:rtl/>
+        </w:rPr>
+      </w:pPr>
+    </w:p>
+    <w:p>
+      <w:pPr>
+        <w:bidi/>
+        <w:rPr>
+          <w:sz w:val="24"/>
+          <w:szCs w:val="24"/>
+          <w:rtl/>
+        </w:rPr>
+      </w:pPr>
+      <w:r>
+        <w:rPr>
+          <w:rFonts w:cs="Arial"/>
+          <w:sz w:val="24"/>
+          <w:szCs w:val="24"/>
+          <w:rtl/>
+        </w:rPr>
+        <w:t>نسخ يومي تلقائي للبيانات</w:t>
+      </w:r>
+      <w:r>
+        <w:rPr>
+          <w:sz w:val="24"/>
+          <w:szCs w:val="24"/>
+        </w:rPr>
+        <w:t>.</w:t>
+      </w:r>
+    </w:p>
+    <w:p>
+      <w:pPr>
+        <w:bidi/>
+        <w:rPr>
+          <w:sz w:val="24"/>
+          <w:szCs w:val="24"/>
+          <w:rtl/>
+        </w:rPr>
+      </w:pPr>
+      <w:r>
+        <w:rPr>
+          <w:rFonts w:cs="Arial"/>
+          <w:sz w:val="24"/>
+          <w:szCs w:val="24"/>
+          <w:rtl/>
+        </w:rPr>
+        <w:t>نسخ أسبوعي كامل</w:t>
+      </w:r>
+      <w:r>
+        <w:rPr>
+          <w:sz w:val="24"/>
+          <w:szCs w:val="24"/>
+        </w:rPr>
+        <w:t xml:space="preserve"> (Full Backup).</w:t>
+      </w:r>
+    </w:p>
+    <w:p>
+      <w:pPr>
+        <w:bidi/>
+        <w:rPr>
+          <w:sz w:val="24"/>
+          <w:szCs w:val="24"/>
+          <w:rtl/>
+        </w:rPr>
+      </w:pPr>
+      <w:r>
+        <w:rPr>
+          <w:rFonts w:cs="Arial"/>
+          <w:sz w:val="24"/>
+          <w:szCs w:val="24"/>
+          <w:rtl/>
+        </w:rPr>
+        <w:t>نسخ فوري قبل أي تحديث كبير</w:t>
+      </w:r>
+      <w:r>
+        <w:rPr>
+          <w:sz w:val="24"/>
+          <w:szCs w:val="24"/>
+        </w:rPr>
+        <w:t>.</w:t>
+      </w:r>
+    </w:p>
+    <w:p>
+      <w:pPr>
+        <w:bidi/>
+        <w:rPr>
+          <w:sz w:val="24"/>
+          <w:szCs w:val="24"/>
+          <w:rtl/>
+        </w:rPr>
+      </w:pPr>
+      <w:r>
+        <w:rPr>
+          <w:rFonts w:cs="Arial"/>
+          <w:sz w:val="24"/>
+          <w:szCs w:val="24"/>
+          <w:rtl/>
+        </w:rPr>
+        <w:t>2</w:t>
+      </w:r>
+      <w:r>
+        <w:rPr>
+          <w:sz w:val="24"/>
+          <w:szCs w:val="24"/>
+        </w:rPr>
+        <w:t xml:space="preserve">. </w:t>
+      </w:r>
+      <w:r>
+        <w:rPr>
+          <w:rFonts w:cs="Arial"/>
+          <w:sz w:val="24"/>
+          <w:szCs w:val="24"/>
+          <w:rtl/>
+        </w:rPr>
+        <w:t>مكان التخزين (آلية مجانية)</w:t>
+      </w:r>
+    </w:p>
+    <w:p>
+      <w:pPr>
+        <w:bidi/>
+        <w:rPr>
+          <w:sz w:val="24"/>
+          <w:szCs w:val="24"/>
+          <w:rtl/>
+        </w:rPr>
+      </w:pPr>
+    </w:p>
+    <w:p>
+      <w:pPr>
+        <w:bidi/>
+        <w:rPr>
+          <w:sz w:val="24"/>
+          <w:szCs w:val="24"/>
+          <w:rtl/>
+        </w:rPr>
+      </w:pPr>
+      <w:r>
+        <w:rPr>
+          <w:rFonts w:cs="Arial"/>
+          <w:sz w:val="24"/>
+          <w:szCs w:val="24"/>
+          <w:rtl/>
+        </w:rPr>
+        <w:t>سيتم الاعتماد على التصدير اليدوي</w:t>
+      </w:r>
+      <w:r>
+        <w:rPr>
+          <w:sz w:val="24"/>
+          <w:szCs w:val="24"/>
+        </w:rPr>
+        <w:t xml:space="preserve"> (Manual Export) </w:t>
+      </w:r>
+      <w:r>
+        <w:rPr>
+          <w:rFonts w:cs="Arial"/>
+          <w:sz w:val="24"/>
+          <w:szCs w:val="24"/>
+          <w:rtl/>
+        </w:rPr>
+        <w:t>لبيانات</w:t>
+      </w:r>
+      <w:r>
+        <w:rPr>
+          <w:sz w:val="24"/>
+          <w:szCs w:val="24"/>
+        </w:rPr>
+        <w:t xml:space="preserve"> Firestore </w:t>
+      </w:r>
+      <w:r>
+        <w:rPr>
+          <w:rFonts w:cs="Arial"/>
+          <w:sz w:val="24"/>
+          <w:szCs w:val="24"/>
+          <w:rtl/>
+        </w:rPr>
+        <w:t>بصيغة</w:t>
+      </w:r>
+      <w:r>
+        <w:rPr>
+          <w:sz w:val="24"/>
+          <w:szCs w:val="24"/>
+        </w:rPr>
+        <w:t xml:space="preserve"> JSON </w:t>
+      </w:r>
+      <w:r>
+        <w:rPr>
+          <w:rFonts w:cs="Arial"/>
+          <w:sz w:val="24"/>
+          <w:szCs w:val="24"/>
+          <w:rtl/>
+        </w:rPr>
+        <w:t>بشكل دوري</w:t>
+      </w:r>
+      <w:r>
+        <w:rPr>
+          <w:sz w:val="24"/>
+          <w:szCs w:val="24"/>
+        </w:rPr>
+        <w:t>.</w:t>
+      </w:r>
+    </w:p>
+    <w:p>
+      <w:pPr>
+        <w:bidi/>
+        <w:rPr>
+          <w:sz w:val="24"/>
+          <w:szCs w:val="24"/>
+          <w:rtl/>
+        </w:rPr>
+      </w:pPr>
+      <w:r>
+        <w:rPr>
+          <w:rFonts w:cs="Arial"/>
+          <w:sz w:val="24"/>
+          <w:szCs w:val="24"/>
+          <w:rtl/>
+        </w:rPr>
+        <w:t>تُحفظ هذه النسخ في مجلد</w:t>
+      </w:r>
+      <w:r>
+        <w:rPr>
+          <w:sz w:val="24"/>
+          <w:szCs w:val="24"/>
+        </w:rPr>
+        <w:t xml:space="preserve"> Google Drive </w:t>
+      </w:r>
+      <w:r>
+        <w:rPr>
+          <w:rFonts w:cs="Arial"/>
+          <w:sz w:val="24"/>
+          <w:szCs w:val="24"/>
+          <w:rtl/>
+        </w:rPr>
+        <w:t>خاص بحساب المشروع</w:t>
+      </w:r>
+      <w:r>
+        <w:rPr>
+          <w:sz w:val="24"/>
+          <w:szCs w:val="24"/>
+        </w:rPr>
+        <w:t xml:space="preserve"> (</w:t>
+      </w:r>
+      <w:r>
+        <w:rPr>
+          <w:rFonts w:cs="Arial"/>
+          <w:sz w:val="24"/>
+          <w:szCs w:val="24"/>
+          <w:rtl/>
+        </w:rPr>
+        <w:t>استغلال المساحة المجانية 15</w:t>
+      </w:r>
+      <w:r>
+        <w:rPr>
+          <w:sz w:val="24"/>
+          <w:szCs w:val="24"/>
+        </w:rPr>
+        <w:t>GB).</w:t>
+      </w:r>
+    </w:p>
+    <w:p>
+      <w:pPr>
+        <w:bidi/>
+        <w:rPr>
+          <w:sz w:val="24"/>
+          <w:szCs w:val="24"/>
+          <w:rtl/>
+        </w:rPr>
+      </w:pPr>
+      <w:r>
+        <w:rPr>
+          <w:rFonts w:cs="Arial"/>
+          <w:sz w:val="24"/>
+          <w:szCs w:val="24"/>
+          <w:rtl/>
+        </w:rPr>
+        <w:t>تُضغط الملفات وتُؤمن بكلمة مرور قبل رفعها للسحابة</w:t>
+      </w:r>
+      <w:r>
+        <w:rPr>
+          <w:sz w:val="24"/>
+          <w:szCs w:val="24"/>
+        </w:rPr>
+        <w:t>.</w:t>
+      </w:r>
+    </w:p>
+    <w:p>
+      <w:pPr>
+        <w:bidi/>
+        <w:rPr>
+          <w:sz w:val="24"/>
+          <w:szCs w:val="24"/>
+          <w:rtl/>
+        </w:rPr>
+      </w:pPr>
+      <w:r>
+        <w:rPr>
+          <w:rFonts w:cs="Arial"/>
+          <w:sz w:val="24"/>
+          <w:szCs w:val="24"/>
+          <w:rtl/>
+        </w:rPr>
+        <w:t xml:space="preserve">تُرفع نسخة من البيانات الهيكلية (بدون بيانات المستخدمين الحساسة) إلى مستودع </w:t>
+      </w:r>
+      <w:r>
+        <w:rPr>
+          <w:sz w:val="24"/>
+          <w:szCs w:val="24"/>
+        </w:rPr>
+        <w:t>GitHub</w:t>
+      </w:r>
+      <w:r>
+        <w:rPr>
+          <w:rFonts w:cs="Arial"/>
+          <w:sz w:val="24"/>
+          <w:szCs w:val="24"/>
+          <w:rtl/>
+        </w:rPr>
+        <w:t xml:space="preserve"> خاص (</w:t>
+      </w:r>
+      <w:r>
+        <w:rPr>
+          <w:sz w:val="24"/>
+          <w:szCs w:val="24"/>
+        </w:rPr>
+        <w:t>Private Repository</w:t>
+      </w:r>
+      <w:r>
+        <w:rPr>
+          <w:rFonts w:cs="Arial"/>
+          <w:sz w:val="24"/>
+          <w:szCs w:val="24"/>
+          <w:rtl/>
+        </w:rPr>
+        <w:t>) لضمان حفظها.</w:t>
+      </w:r>
+    </w:p>
+    <w:p>
+      <w:pPr>
+        <w:bidi/>
+        <w:rPr>
+          <w:sz w:val="24"/>
+          <w:szCs w:val="24"/>
+          <w:rtl/>
+        </w:rPr>
+      </w:pPr>
+    </w:p>
+    <w:p>
+      <w:pPr>
+        <w:bidi/>
+        <w:rPr>
+          <w:sz w:val="24"/>
+          <w:szCs w:val="24"/>
+          <w:rtl/>
         </w:rPr>
       </w:pPr>
     </w:p>
@@ -2883,964 +3592,6 @@
           <w:rtl/>
         </w:rPr>
         <w:lastRenderedPageBreak/>
-        <w:t>2.</w:t>
-      </w:r>
-      <w:r>
-        <w:rPr>
-          <w:sz w:val="24"/>
-          <w:szCs w:val="24"/>
-          <w:rtl/>
-        </w:rPr>
-        <w:t>آلية التخزين</w:t>
-      </w:r>
-    </w:p>
-    <w:p>
-      <w:pPr>
-        <w:bidi/>
-        <w:spacing w:before="100" w:beforeAutospacing="1" w:after="100" w:afterAutospacing="1" w:line="240" w:lineRule="auto"/>
-        <w:ind w:left="360"/>
-        <w:rPr>
-          <w:sz w:val="24"/>
-          <w:szCs w:val="24"/>
-        </w:rPr>
-      </w:pPr>
-      <w:r>
-        <w:rPr>
-          <w:rFonts w:hint="cs"/>
-          <w:sz w:val="24"/>
-          <w:szCs w:val="24"/>
-          <w:rtl/>
-        </w:rPr>
-        <w:t>1.</w:t>
-      </w:r>
-      <w:r>
-        <w:rPr>
-          <w:sz w:val="24"/>
-          <w:szCs w:val="24"/>
-          <w:rtl/>
-        </w:rPr>
-        <w:t>يتم تخزين البيانات في قاعدة بيانات آمنة</w:t>
-      </w:r>
-      <w:r>
-        <w:rPr>
-          <w:sz w:val="24"/>
-          <w:szCs w:val="24"/>
-        </w:rPr>
-        <w:t xml:space="preserve"> </w:t>
-      </w:r>
-      <w:r>
-        <w:rPr>
-          <w:sz w:val="24"/>
-          <w:szCs w:val="24"/>
-          <w:rtl/>
-        </w:rPr>
-        <w:t>مثل</w:t>
-      </w:r>
-      <w:r>
-        <w:rPr>
-          <w:sz w:val="24"/>
-          <w:szCs w:val="24"/>
-        </w:rPr>
-        <w:t xml:space="preserve"> Firebase </w:t>
-      </w:r>
-      <w:proofErr w:type="spellStart"/>
-      <w:r>
-        <w:rPr>
-          <w:sz w:val="24"/>
-          <w:szCs w:val="24"/>
-        </w:rPr>
-        <w:t>Firestore</w:t>
-      </w:r>
-      <w:proofErr w:type="spellEnd"/>
-      <w:r>
-        <w:rPr>
-          <w:sz w:val="24"/>
-          <w:szCs w:val="24"/>
-        </w:rPr>
-        <w:t xml:space="preserve"> </w:t>
-      </w:r>
-      <w:r>
-        <w:rPr>
-          <w:sz w:val="24"/>
-          <w:szCs w:val="24"/>
-          <w:rtl/>
-        </w:rPr>
-        <w:t>أو أي</w:t>
-      </w:r>
-      <w:r>
-        <w:rPr>
-          <w:sz w:val="24"/>
-          <w:szCs w:val="24"/>
-        </w:rPr>
-        <w:t xml:space="preserve"> DBMS </w:t>
-      </w:r>
-      <w:r>
-        <w:rPr>
-          <w:sz w:val="24"/>
-          <w:szCs w:val="24"/>
-          <w:rtl/>
-        </w:rPr>
-        <w:t>آخر</w:t>
-      </w:r>
-      <w:r>
-        <w:rPr>
-          <w:sz w:val="24"/>
-          <w:szCs w:val="24"/>
-        </w:rPr>
-        <w:t xml:space="preserve"> </w:t>
-      </w:r>
-    </w:p>
-    <w:p>
-      <w:pPr>
-        <w:bidi/>
-        <w:spacing w:before="100" w:beforeAutospacing="1" w:after="100" w:afterAutospacing="1" w:line="240" w:lineRule="auto"/>
-        <w:ind w:left="360"/>
-        <w:rPr>
-          <w:sz w:val="24"/>
-          <w:szCs w:val="24"/>
-        </w:rPr>
-      </w:pPr>
-      <w:r>
-        <w:rPr>
-          <w:rFonts w:hint="cs"/>
-          <w:sz w:val="24"/>
-          <w:szCs w:val="24"/>
-          <w:rtl/>
-        </w:rPr>
-        <w:t>2</w:t>
-      </w:r>
-      <w:r>
-        <w:rPr>
-          <w:rFonts w:cs="Arial"/>
-          <w:sz w:val="24"/>
-          <w:szCs w:val="24"/>
-          <w:rtl/>
-        </w:rPr>
-        <w:t>. مكان التخزين (آلية مجانية)</w:t>
-      </w:r>
-    </w:p>
-    <w:p>
-      <w:pPr>
-        <w:bidi/>
-        <w:spacing w:before="100" w:beforeAutospacing="1" w:after="100" w:afterAutospacing="1" w:line="240" w:lineRule="auto"/>
-        <w:ind w:left="360"/>
-        <w:rPr>
-          <w:sz w:val="24"/>
-          <w:szCs w:val="24"/>
-        </w:rPr>
-      </w:pPr>
-      <w:r>
-        <w:rPr>
-          <w:rFonts w:cs="Arial"/>
-          <w:sz w:val="24"/>
-          <w:szCs w:val="24"/>
-          <w:rtl/>
-        </w:rPr>
-        <w:t>سيتم الاعتماد على التصدير اليدوي (</w:t>
-      </w:r>
-      <w:r>
-        <w:rPr>
-          <w:sz w:val="24"/>
-          <w:szCs w:val="24"/>
-        </w:rPr>
-        <w:t>Manual Export</w:t>
-      </w:r>
-      <w:r>
-        <w:rPr>
-          <w:rFonts w:cs="Arial"/>
-          <w:sz w:val="24"/>
-          <w:szCs w:val="24"/>
-          <w:rtl/>
-        </w:rPr>
-        <w:t xml:space="preserve">) لبيانات </w:t>
-      </w:r>
-      <w:proofErr w:type="spellStart"/>
-      <w:r>
-        <w:rPr>
-          <w:sz w:val="24"/>
-          <w:szCs w:val="24"/>
-        </w:rPr>
-        <w:t>Firestore</w:t>
-      </w:r>
-      <w:proofErr w:type="spellEnd"/>
-      <w:r>
-        <w:rPr>
-          <w:rFonts w:cs="Arial"/>
-          <w:sz w:val="24"/>
-          <w:szCs w:val="24"/>
-          <w:rtl/>
-        </w:rPr>
-        <w:t xml:space="preserve"> بصيغة </w:t>
-      </w:r>
-      <w:r>
-        <w:rPr>
-          <w:sz w:val="24"/>
-          <w:szCs w:val="24"/>
-        </w:rPr>
-        <w:t>JSON</w:t>
-      </w:r>
-      <w:r>
-        <w:rPr>
-          <w:rFonts w:cs="Arial"/>
-          <w:sz w:val="24"/>
-          <w:szCs w:val="24"/>
-          <w:rtl/>
-        </w:rPr>
-        <w:t xml:space="preserve"> بشكل دوري.</w:t>
-      </w:r>
-    </w:p>
-    <w:p>
-      <w:pPr>
-        <w:bidi/>
-        <w:spacing w:before="100" w:beforeAutospacing="1" w:after="100" w:afterAutospacing="1" w:line="240" w:lineRule="auto"/>
-        <w:ind w:left="360"/>
-        <w:rPr>
-          <w:sz w:val="24"/>
-          <w:szCs w:val="24"/>
-        </w:rPr>
-      </w:pPr>
-      <w:r>
-        <w:rPr>
-          <w:rFonts w:cs="Arial"/>
-          <w:sz w:val="24"/>
-          <w:szCs w:val="24"/>
-          <w:rtl/>
-        </w:rPr>
-        <w:t xml:space="preserve">تُحفظ هذه النسخ في مجلد </w:t>
-      </w:r>
-      <w:r>
-        <w:rPr>
-          <w:sz w:val="24"/>
-          <w:szCs w:val="24"/>
-        </w:rPr>
-        <w:t>Google Drive</w:t>
-      </w:r>
-      <w:r>
-        <w:rPr>
-          <w:rFonts w:cs="Arial"/>
-          <w:sz w:val="24"/>
-          <w:szCs w:val="24"/>
-          <w:rtl/>
-        </w:rPr>
-        <w:t xml:space="preserve"> خاص بحساب المشروع (استغلال المساحة المجانية 15</w:t>
-      </w:r>
-      <w:r>
-        <w:rPr>
-          <w:sz w:val="24"/>
-          <w:szCs w:val="24"/>
-        </w:rPr>
-        <w:t>GB</w:t>
-      </w:r>
-      <w:r>
-        <w:rPr>
-          <w:rFonts w:cs="Arial"/>
-          <w:sz w:val="24"/>
-          <w:szCs w:val="24"/>
-          <w:rtl/>
-        </w:rPr>
-        <w:t>).</w:t>
-      </w:r>
-    </w:p>
-    <w:p>
-      <w:pPr>
-        <w:bidi/>
-        <w:spacing w:before="100" w:beforeAutospacing="1" w:after="100" w:afterAutospacing="1" w:line="240" w:lineRule="auto"/>
-        <w:ind w:left="360"/>
-        <w:rPr>
-          <w:sz w:val="24"/>
-          <w:szCs w:val="24"/>
-        </w:rPr>
-      </w:pPr>
-      <w:r>
-        <w:rPr>
-          <w:rFonts w:cs="Arial"/>
-          <w:sz w:val="24"/>
-          <w:szCs w:val="24"/>
-          <w:rtl/>
-        </w:rPr>
-        <w:t>تُضغط الملفات وتُؤمن بكلمة مرور قبل رفعها للسحابة.</w:t>
-      </w:r>
-    </w:p>
-    <w:p>
-      <w:pPr>
-        <w:bidi/>
-        <w:spacing w:before="100" w:beforeAutospacing="1" w:after="100" w:afterAutospacing="1" w:line="240" w:lineRule="auto"/>
-        <w:ind w:left="360"/>
-        <w:rPr>
-          <w:sz w:val="24"/>
-          <w:szCs w:val="24"/>
-        </w:rPr>
-      </w:pPr>
-    </w:p>
-    <w:p>
-      <w:pPr>
-        <w:bidi/>
-        <w:spacing w:before="100" w:beforeAutospacing="1" w:after="100" w:afterAutospacing="1" w:line="240" w:lineRule="auto"/>
-        <w:ind w:left="360"/>
-        <w:rPr>
-          <w:sz w:val="24"/>
-          <w:szCs w:val="24"/>
-        </w:rPr>
-      </w:pPr>
-      <w:r>
-        <w:rPr>
-          <w:rFonts w:cs="Arial"/>
-          <w:sz w:val="24"/>
-          <w:szCs w:val="24"/>
-          <w:rtl/>
-        </w:rPr>
-        <w:t xml:space="preserve">تُرفع نسخة من البيانات الهيكلية (بدون بيانات المستخدمين الحساسة) إلى مستودع </w:t>
-      </w:r>
-      <w:r>
-        <w:rPr>
-          <w:sz w:val="24"/>
-          <w:szCs w:val="24"/>
-        </w:rPr>
-        <w:t>GitHub</w:t>
-      </w:r>
-      <w:r>
-        <w:rPr>
-          <w:rFonts w:cs="Arial"/>
-          <w:sz w:val="24"/>
-          <w:szCs w:val="24"/>
-          <w:rtl/>
-        </w:rPr>
-        <w:t xml:space="preserve"> خاص (</w:t>
-      </w:r>
-      <w:r>
-        <w:rPr>
-          <w:sz w:val="24"/>
-          <w:szCs w:val="24"/>
-        </w:rPr>
-        <w:t>Private Repository</w:t>
-      </w:r>
-      <w:r>
-        <w:rPr>
-          <w:rFonts w:cs="Arial"/>
-          <w:sz w:val="24"/>
-          <w:szCs w:val="24"/>
-          <w:rtl/>
-        </w:rPr>
-        <w:t>) لضمان حفظها.</w:t>
-      </w:r>
-      <w:proofErr w:type="gramStart"/>
-      <w:r>
-        <w:rPr>
-          <w:rFonts w:hint="cs"/>
-          <w:sz w:val="24"/>
-          <w:szCs w:val="24"/>
-          <w:rtl/>
-        </w:rPr>
-        <w:t>3.</w:t>
-      </w:r>
-      <w:r>
-        <w:rPr>
-          <w:sz w:val="24"/>
-          <w:szCs w:val="24"/>
-          <w:rtl/>
-        </w:rPr>
-        <w:t>يتم</w:t>
-      </w:r>
-      <w:proofErr w:type="gramEnd"/>
-      <w:r>
-        <w:rPr>
-          <w:sz w:val="24"/>
-          <w:szCs w:val="24"/>
-          <w:rtl/>
-        </w:rPr>
-        <w:t xml:space="preserve"> استخدام</w:t>
-      </w:r>
-      <w:r>
-        <w:rPr>
-          <w:sz w:val="24"/>
-          <w:szCs w:val="24"/>
-        </w:rPr>
-        <w:t xml:space="preserve"> HTTPS </w:t>
-      </w:r>
-      <w:r>
-        <w:rPr>
-          <w:sz w:val="24"/>
-          <w:szCs w:val="24"/>
-          <w:rtl/>
-        </w:rPr>
-        <w:t>لتأمين نقل البيانات</w:t>
-      </w:r>
-      <w:r>
-        <w:rPr>
-          <w:sz w:val="24"/>
-          <w:szCs w:val="24"/>
-        </w:rPr>
-        <w:t>.</w:t>
-      </w:r>
-    </w:p>
-    <w:p>
-      <w:pPr>
-        <w:bidi/>
-        <w:rPr>
-          <w:sz w:val="24"/>
-          <w:szCs w:val="24"/>
-        </w:rPr>
-      </w:pPr>
-    </w:p>
-    <w:p>
-      <w:pPr>
-        <w:bidi/>
-        <w:rPr>
-          <w:sz w:val="24"/>
-          <w:szCs w:val="24"/>
-        </w:rPr>
-      </w:pPr>
-      <w:r>
-        <w:rPr>
-          <w:rFonts w:hint="cs"/>
-          <w:sz w:val="24"/>
-          <w:szCs w:val="24"/>
-          <w:rtl/>
-        </w:rPr>
-        <w:t>3.</w:t>
-      </w:r>
-      <w:r>
-        <w:rPr>
-          <w:sz w:val="24"/>
-          <w:szCs w:val="24"/>
-          <w:rtl/>
-        </w:rPr>
-        <w:t>صلاحيات الوصول</w:t>
-      </w:r>
-    </w:p>
-    <w:p>
-      <w:pPr>
-        <w:bidi/>
-        <w:rPr>
-          <w:sz w:val="24"/>
-          <w:szCs w:val="24"/>
-        </w:rPr>
-      </w:pPr>
-      <w:r>
-        <w:rPr>
-          <w:sz w:val="24"/>
-          <w:szCs w:val="24"/>
-          <w:rtl/>
-        </w:rPr>
-        <w:t>تحديد صلاحيات واضحة</w:t>
-      </w:r>
-      <w:r>
-        <w:rPr>
-          <w:sz w:val="24"/>
-          <w:szCs w:val="24"/>
-        </w:rPr>
-        <w:t xml:space="preserve"> (Admin / User). </w:t>
-      </w:r>
-    </w:p>
-    <w:p>
-      <w:pPr>
-        <w:bidi/>
-        <w:rPr>
-          <w:sz w:val="24"/>
-          <w:szCs w:val="24"/>
-        </w:rPr>
-      </w:pPr>
-      <w:r>
-        <w:rPr>
-          <w:sz w:val="24"/>
-          <w:szCs w:val="24"/>
-          <w:rtl/>
-        </w:rPr>
-        <w:t>منع الوصول غير المصرح به عبر</w:t>
-      </w:r>
-      <w:r>
-        <w:rPr>
-          <w:sz w:val="24"/>
-          <w:szCs w:val="24"/>
-        </w:rPr>
-        <w:t xml:space="preserve">: </w:t>
-      </w:r>
-    </w:p>
-    <w:p>
-      <w:pPr>
-        <w:bidi/>
-        <w:rPr>
-          <w:sz w:val="24"/>
-          <w:szCs w:val="24"/>
-        </w:rPr>
-      </w:pPr>
-      <w:r>
-        <w:rPr>
-          <w:sz w:val="24"/>
-          <w:szCs w:val="24"/>
-          <w:rtl/>
-        </w:rPr>
-        <w:t>أنظمة المصادقة</w:t>
-      </w:r>
-      <w:r>
-        <w:rPr>
-          <w:sz w:val="24"/>
-          <w:szCs w:val="24"/>
-        </w:rPr>
-        <w:t xml:space="preserve"> (Authentication). </w:t>
-      </w:r>
-    </w:p>
-    <w:p>
-      <w:pPr>
-        <w:bidi/>
-        <w:rPr>
-          <w:sz w:val="24"/>
-          <w:szCs w:val="24"/>
-        </w:rPr>
-      </w:pPr>
-      <w:r>
-        <w:rPr>
-          <w:sz w:val="24"/>
-          <w:szCs w:val="24"/>
-          <w:rtl/>
-        </w:rPr>
-        <w:t>أنظمة التفويض</w:t>
-      </w:r>
-      <w:r>
-        <w:rPr>
-          <w:sz w:val="24"/>
-          <w:szCs w:val="24"/>
-        </w:rPr>
-        <w:t xml:space="preserve"> (Authorization).</w:t>
-      </w:r>
-    </w:p>
-    <w:p>
-      <w:pPr>
-        <w:bidi/>
-        <w:rPr>
-          <w:rStyle w:val="a6"/>
-          <w:b w:val="0"/>
-          <w:bCs w:val="0"/>
-          <w:i w:val="0"/>
-          <w:iCs w:val="0"/>
-          <w:sz w:val="24"/>
-          <w:szCs w:val="24"/>
-          <w:rtl/>
-        </w:rPr>
-      </w:pPr>
-    </w:p>
-    <w:p>
-      <w:pPr>
-        <w:bidi/>
-        <w:rPr>
-          <w:rStyle w:val="a6"/>
-          <w:b w:val="0"/>
-          <w:bCs w:val="0"/>
-          <w:i w:val="0"/>
-          <w:iCs w:val="0"/>
-          <w:sz w:val="24"/>
-          <w:szCs w:val="24"/>
-          <w:rtl/>
-        </w:rPr>
-      </w:pPr>
-    </w:p>
-    <w:p>
-      <w:pPr>
-        <w:bidi/>
-        <w:rPr>
-          <w:rStyle w:val="a6"/>
-          <w:b w:val="0"/>
-          <w:bCs w:val="0"/>
-          <w:i w:val="0"/>
-          <w:iCs w:val="0"/>
-          <w:sz w:val="24"/>
-          <w:szCs w:val="24"/>
-          <w:rtl/>
-        </w:rPr>
-      </w:pPr>
-      <w:r>
-        <w:rPr>
-          <w:rStyle w:val="a6"/>
-          <w:rFonts w:hint="cs"/>
-          <w:b w:val="0"/>
-          <w:bCs w:val="0"/>
-          <w:i w:val="0"/>
-          <w:iCs w:val="0"/>
-          <w:sz w:val="24"/>
-          <w:szCs w:val="24"/>
-          <w:rtl/>
-        </w:rPr>
-        <w:t xml:space="preserve">3.النسخ الاحتياطي </w:t>
-      </w:r>
-    </w:p>
-    <w:p>
-      <w:pPr>
-        <w:bidi/>
-        <w:rPr>
-          <w:sz w:val="24"/>
-          <w:szCs w:val="24"/>
-        </w:rPr>
-      </w:pPr>
-      <w:r>
-        <w:rPr>
-          <w:rStyle w:val="a6"/>
-          <w:rFonts w:hint="cs"/>
-          <w:b w:val="0"/>
-          <w:bCs w:val="0"/>
-          <w:i w:val="0"/>
-          <w:iCs w:val="0"/>
-          <w:sz w:val="24"/>
-          <w:szCs w:val="24"/>
-          <w:rtl/>
-        </w:rPr>
-        <w:t>1.</w:t>
-      </w:r>
-      <w:r>
-        <w:rPr>
-          <w:rStyle w:val="a4"/>
-          <w:b w:val="0"/>
-          <w:bCs w:val="0"/>
-          <w:sz w:val="24"/>
-          <w:szCs w:val="24"/>
-          <w:rtl/>
-        </w:rPr>
-        <w:t xml:space="preserve"> أنواع النسخ الاحتياطي</w:t>
-      </w:r>
-    </w:p>
-    <w:p>
-      <w:pPr>
-        <w:bidi/>
-        <w:rPr>
-          <w:sz w:val="24"/>
-          <w:szCs w:val="24"/>
-        </w:rPr>
-      </w:pPr>
-    </w:p>
-    <w:p>
-      <w:pPr>
-        <w:bidi/>
-        <w:rPr>
-          <w:sz w:val="24"/>
-          <w:szCs w:val="24"/>
-        </w:rPr>
-      </w:pPr>
-      <w:r>
-        <w:rPr>
-          <w:rFonts w:hint="cs"/>
-          <w:sz w:val="24"/>
-          <w:szCs w:val="24"/>
-          <w:rtl/>
-        </w:rPr>
-        <w:t>1.</w:t>
-      </w:r>
-      <w:r>
-        <w:rPr>
-          <w:sz w:val="24"/>
-          <w:szCs w:val="24"/>
-          <w:rtl/>
-        </w:rPr>
-        <w:t>نسخ يومي تلقائي للبيانات</w:t>
-      </w:r>
-      <w:r>
-        <w:rPr>
-          <w:sz w:val="24"/>
-          <w:szCs w:val="24"/>
-        </w:rPr>
-        <w:t xml:space="preserve">. </w:t>
-      </w:r>
-    </w:p>
-    <w:p>
-      <w:pPr>
-        <w:bidi/>
-        <w:rPr>
-          <w:sz w:val="24"/>
-          <w:szCs w:val="24"/>
-        </w:rPr>
-      </w:pPr>
-      <w:r>
-        <w:rPr>
-          <w:rFonts w:hint="cs"/>
-          <w:sz w:val="24"/>
-          <w:szCs w:val="24"/>
-          <w:rtl/>
-        </w:rPr>
-        <w:t>2.</w:t>
-      </w:r>
-      <w:r>
-        <w:rPr>
-          <w:sz w:val="24"/>
-          <w:szCs w:val="24"/>
-          <w:rtl/>
-        </w:rPr>
-        <w:t xml:space="preserve">نسخ أسبوعي كامل </w:t>
-      </w:r>
-      <w:r>
-        <w:rPr>
-          <w:sz w:val="24"/>
-          <w:szCs w:val="24"/>
-        </w:rPr>
-        <w:t xml:space="preserve">(Full Backup). </w:t>
-      </w:r>
-    </w:p>
-    <w:p>
-      <w:pPr>
-        <w:bidi/>
-        <w:rPr>
-          <w:sz w:val="24"/>
-          <w:szCs w:val="24"/>
-        </w:rPr>
-      </w:pPr>
-      <w:r>
-        <w:rPr>
-          <w:rFonts w:hint="cs"/>
-          <w:sz w:val="24"/>
-          <w:szCs w:val="24"/>
-          <w:rtl/>
-        </w:rPr>
-        <w:t>3.</w:t>
-      </w:r>
-      <w:r>
-        <w:rPr>
-          <w:sz w:val="24"/>
-          <w:szCs w:val="24"/>
-          <w:rtl/>
-        </w:rPr>
-        <w:t>نسخ فوري قبل</w:t>
-      </w:r>
-      <w:r>
-        <w:rPr>
-          <w:rStyle w:val="a4"/>
-          <w:sz w:val="24"/>
-          <w:szCs w:val="24"/>
-          <w:rtl/>
-        </w:rPr>
-        <w:t xml:space="preserve"> أي تحديث كبير</w:t>
-      </w:r>
-      <w:r>
-        <w:rPr>
-          <w:sz w:val="24"/>
-          <w:szCs w:val="24"/>
-        </w:rPr>
-        <w:t>.</w:t>
-      </w:r>
-    </w:p>
-    <w:p>
-      <w:pPr>
-        <w:bidi/>
-        <w:rPr>
-          <w:rStyle w:val="a6"/>
-          <w:b w:val="0"/>
-          <w:bCs w:val="0"/>
-          <w:i w:val="0"/>
-          <w:iCs w:val="0"/>
-          <w:sz w:val="24"/>
-          <w:szCs w:val="24"/>
-          <w:rtl/>
-        </w:rPr>
-      </w:pPr>
-    </w:p>
-    <w:p>
-      <w:pPr>
-        <w:bidi/>
-        <w:rPr>
-          <w:sz w:val="24"/>
-          <w:szCs w:val="24"/>
-        </w:rPr>
-      </w:pPr>
-    </w:p>
-    <w:p>
-      <w:pPr>
-        <w:bidi/>
-        <w:rPr>
-          <w:sz w:val="24"/>
-          <w:szCs w:val="24"/>
-          <w:rtl/>
-        </w:rPr>
-      </w:pPr>
-    </w:p>
-    <w:p>
-      <w:pPr>
-        <w:bidi/>
-        <w:rPr>
-          <w:sz w:val="24"/>
-          <w:szCs w:val="24"/>
-        </w:rPr>
-      </w:pPr>
-      <w:r>
-        <w:rPr>
-          <w:rFonts w:hint="cs"/>
-          <w:sz w:val="24"/>
-          <w:szCs w:val="24"/>
-          <w:rtl/>
-        </w:rPr>
-        <w:lastRenderedPageBreak/>
-        <w:t>2.</w:t>
-      </w:r>
-      <w:r>
-        <w:rPr>
-          <w:sz w:val="24"/>
-          <w:szCs w:val="24"/>
-          <w:rtl/>
-        </w:rPr>
-        <w:t xml:space="preserve"> مكان التخزين</w:t>
-      </w:r>
-    </w:p>
-    <w:p>
-      <w:pPr>
-        <w:bidi/>
-        <w:rPr>
-          <w:sz w:val="24"/>
-          <w:szCs w:val="24"/>
-        </w:rPr>
-      </w:pPr>
-    </w:p>
-    <w:p>
-      <w:pPr>
-        <w:bidi/>
-        <w:rPr>
-          <w:sz w:val="24"/>
-          <w:szCs w:val="24"/>
-        </w:rPr>
-      </w:pPr>
-      <w:r>
-        <w:rPr>
-          <w:rFonts w:hint="cs"/>
-          <w:sz w:val="24"/>
-          <w:szCs w:val="24"/>
-          <w:rtl/>
-        </w:rPr>
-        <w:t>1.</w:t>
-      </w:r>
-      <w:r>
-        <w:rPr>
-          <w:sz w:val="24"/>
-          <w:szCs w:val="24"/>
-          <w:rtl/>
-        </w:rPr>
-        <w:t>تخزين النسخ الاحتياطية على</w:t>
-      </w:r>
-      <w:r>
-        <w:rPr>
-          <w:sz w:val="24"/>
-          <w:szCs w:val="24"/>
-        </w:rPr>
-        <w:t xml:space="preserve">: </w:t>
-      </w:r>
-    </w:p>
-    <w:p>
-      <w:pPr>
-        <w:bidi/>
-        <w:rPr>
-          <w:sz w:val="24"/>
-          <w:szCs w:val="24"/>
-        </w:rPr>
-      </w:pPr>
-      <w:r>
-        <w:rPr>
-          <w:rFonts w:hint="cs"/>
-          <w:sz w:val="24"/>
-          <w:szCs w:val="24"/>
-          <w:rtl/>
-        </w:rPr>
-        <w:t>2.</w:t>
-      </w:r>
-      <w:r>
-        <w:rPr>
-          <w:sz w:val="24"/>
-          <w:szCs w:val="24"/>
-          <w:rtl/>
-        </w:rPr>
-        <w:t>خادم سحابي منفصل</w:t>
-      </w:r>
-      <w:r>
-        <w:rPr>
-          <w:sz w:val="24"/>
-          <w:szCs w:val="24"/>
-        </w:rPr>
-        <w:t xml:space="preserve">. </w:t>
-      </w:r>
-    </w:p>
-    <w:p>
-      <w:pPr>
-        <w:bidi/>
-        <w:rPr>
-          <w:sz w:val="24"/>
-          <w:szCs w:val="24"/>
-        </w:rPr>
-      </w:pPr>
-      <w:r>
-        <w:rPr>
-          <w:rFonts w:hint="cs"/>
-          <w:sz w:val="24"/>
-          <w:szCs w:val="24"/>
-          <w:rtl/>
-        </w:rPr>
-        <w:t>3.</w:t>
-      </w:r>
-      <w:r>
-        <w:rPr>
-          <w:sz w:val="24"/>
-          <w:szCs w:val="24"/>
-          <w:rtl/>
-        </w:rPr>
-        <w:t>خدمة تخزين آمنة</w:t>
-      </w:r>
-      <w:r>
-        <w:rPr>
-          <w:rFonts w:hint="cs"/>
-          <w:sz w:val="24"/>
-          <w:szCs w:val="24"/>
-          <w:rtl/>
-        </w:rPr>
-        <w:t xml:space="preserve"> </w:t>
-      </w:r>
-      <w:r>
-        <w:rPr>
-          <w:sz w:val="24"/>
-          <w:szCs w:val="24"/>
-          <w:rtl/>
-        </w:rPr>
-        <w:t>مثل</w:t>
-      </w:r>
-      <w:r>
-        <w:rPr>
-          <w:sz w:val="24"/>
-          <w:szCs w:val="24"/>
-        </w:rPr>
-        <w:t xml:space="preserve"> </w:t>
-      </w:r>
-      <w:r>
-        <w:rPr>
-          <w:sz w:val="24"/>
-          <w:szCs w:val="24"/>
-        </w:rPr>
-        <w:t xml:space="preserve">Firebase </w:t>
-      </w:r>
-      <w:proofErr w:type="spellStart"/>
-      <w:r>
-        <w:rPr>
-          <w:sz w:val="24"/>
-          <w:szCs w:val="24"/>
-        </w:rPr>
-        <w:t>Firestore</w:t>
-      </w:r>
-      <w:proofErr w:type="spellEnd"/>
-    </w:p>
-    <w:p>
-      <w:pPr>
-        <w:bidi/>
-        <w:rPr>
-          <w:sz w:val="24"/>
-          <w:szCs w:val="24"/>
-          <w:rtl/>
-        </w:rPr>
-      </w:pPr>
-    </w:p>
-    <w:p>
-      <w:pPr>
-        <w:bidi/>
-        <w:rPr>
-          <w:sz w:val="24"/>
-          <w:szCs w:val="24"/>
-        </w:rPr>
-      </w:pPr>
-      <w:r>
-        <w:rPr>
-          <w:rFonts w:hint="cs"/>
-          <w:sz w:val="24"/>
-          <w:szCs w:val="24"/>
-          <w:rtl/>
-        </w:rPr>
         <w:t>3.</w:t>
       </w:r>
       <w:r>
@@ -4220,27 +3971,7 @@
           <w:szCs w:val="24"/>
           <w:rtl/>
         </w:rPr>
-        <w:t xml:space="preserve">ظام او فقدان البيانات يتم ابلاغ أعضاء الفريق والمشرف المباشر فورا </w:t>
-      </w:r>
-      <w:proofErr w:type="spellStart"/>
-      <w:r>
-        <w:rPr>
-          <w:rFonts w:hint="cs"/>
-          <w:sz w:val="24"/>
-          <w:szCs w:val="24"/>
-          <w:rtl/>
-        </w:rPr>
-        <w:t>وتضيح</w:t>
-      </w:r>
-      <w:proofErr w:type="spellEnd"/>
-      <w:r>
-        <w:rPr>
-          <w:rFonts w:hint="cs"/>
-          <w:sz w:val="24"/>
-          <w:szCs w:val="24"/>
-          <w:rtl/>
-        </w:rPr>
-        <w:t xml:space="preserve"> الوقت المتوقع للإصلاح بناء على حجم المشكلة</w:t>
+        <w:t>ظام او فقدان البيانات يتم ابلاغ أعضاء الفريق والمشرف المباشر فورا وتضيح الوقت المتوقع للإصلاح بناء على حجم المشكلة</w:t>
       </w:r>
     </w:p>
     <w:p>
@@ -4319,7 +4050,6 @@
           <w:szCs w:val="24"/>
           <w:rtl/>
         </w:rPr>
-        <w:lastRenderedPageBreak/>
         <w:t>2.</w:t>
       </w:r>
       <w:r>
@@ -4477,6 +4207,7 @@
           <w:szCs w:val="24"/>
           <w:rtl/>
         </w:rPr>
+        <w:lastRenderedPageBreak/>
         <w:t>4.</w:t>
       </w:r>
       <w:r>
@@ -4884,7 +4615,6 @@
           <w:szCs w:val="24"/>
           <w:rtl/>
         </w:rPr>
-        <w:lastRenderedPageBreak/>
         <w:t>2.</w:t>
       </w:r>
       <w:r>
@@ -4981,7 +4711,6 @@
         </w:rPr>
         <w:t>بيئة التجربة :(</w:t>
       </w:r>
-      <w:proofErr w:type="gramStart"/>
       <w:r>
         <w:rPr>
           <w:sz w:val="24"/>
@@ -5006,18 +4735,7 @@
           <w:rtl/>
           <w:lang w:bidi="ar-JO"/>
         </w:rPr>
-        <w:t>سيتم</w:t>
-      </w:r>
-      <w:proofErr w:type="gramEnd"/>
-      <w:r>
-        <w:rPr>
-          <w:rFonts w:hint="cs"/>
-          <w:sz w:val="24"/>
-          <w:szCs w:val="24"/>
-          <w:rtl/>
-          <w:lang w:bidi="ar-JO"/>
-        </w:rPr>
-        <w:t xml:space="preserve"> انشاء مشروع </w:t>
+        <w:t xml:space="preserve">سيتم انشاء مشروع </w:t>
       </w:r>
       <w:r>
         <w:rPr>
@@ -5094,6 +4812,7 @@
           <w:szCs w:val="24"/>
           <w:rtl/>
         </w:rPr>
+        <w:lastRenderedPageBreak/>
         <w:t>3.</w:t>
       </w:r>
       <w:r>
@@ -5327,22 +5046,14 @@
           <w:sz w:val="24"/>
           <w:szCs w:val="24"/>
         </w:rPr>
-        <w:t xml:space="preserve">Firebase </w:t>
-      </w:r>
-      <w:proofErr w:type="spellStart"/>
-      <w:proofErr w:type="gramStart"/>
-      <w:r>
-        <w:rPr>
-          <w:sz w:val="24"/>
-          <w:szCs w:val="24"/>
-        </w:rPr>
-        <w:t>Crashlytics</w:t>
-      </w:r>
-      <w:proofErr w:type="spellEnd"/>
-      <w:r>
-        <w:rPr>
-          <w:sz w:val="24"/>
-          <w:szCs w:val="24"/>
+        <w:t xml:space="preserve">Firebase Crashlytics </w:t>
+      </w:r>
+      <w:r>
+        <w:rPr>
+          <w:rFonts w:hint="cs"/>
+          <w:sz w:val="24"/>
+          <w:szCs w:val="24"/>
+          <w:rtl/>
         </w:rPr>
         <w:t xml:space="preserve"> </w:t>
       </w:r>
@@ -5352,29 +5063,9 @@
           <w:sz w:val="24"/>
           <w:szCs w:val="24"/>
           <w:rtl/>
-        </w:rPr>
-        <w:t xml:space="preserve"> </w:t>
-      </w:r>
-      <w:r>
-        <w:rPr>
-          <w:rFonts w:hint="cs"/>
-          <w:sz w:val="24"/>
-          <w:szCs w:val="24"/>
-          <w:rtl/>
           <w:lang w:bidi="ar-JO"/>
         </w:rPr>
-        <w:t>لتتبع</w:t>
-      </w:r>
-      <w:proofErr w:type="gramEnd"/>
-      <w:r>
-        <w:rPr>
-          <w:rFonts w:hint="cs"/>
-          <w:sz w:val="24"/>
-          <w:szCs w:val="24"/>
-          <w:rtl/>
-          <w:lang w:bidi="ar-JO"/>
-        </w:rPr>
-        <w:t xml:space="preserve"> الاخطاء</w:t>
+        <w:t>لتتبع الاخطاء</w:t>
       </w:r>
     </w:p>
     <w:p>
